--- a/SDLC.docx
+++ b/SDLC.docx
@@ -25,12 +25,13 @@
     <w:p/>
     <w:p>
       <w:r>
-        <w:t>This document describes the steps that will be followed throughout each project process and the documentation required.</w:t>
-      </w:r>
-    </w:p>
-    <w:p>
-      <w:r>
-        <w:t>it will be the primary reference for team leaders, project managers, and product managers.</w:t>
+        <w:t>This document provides a comprehensive overview of the steps and documentation required for each project process.</w:t>
+      </w:r>
+      <w:r>
+        <w:t xml:space="preserve"> </w:t>
+      </w:r>
+      <w:r>
+        <w:t>It will serve as the primary reference for team leaders, project managers, and product managers to ensure that all project-related activities are carried out efficiently and effectively. The document will be used to guide the project team throughout the project life cycle and ensure that all necessary tasks and deliverables are completed on time and to the highest standard.</w:t>
       </w:r>
     </w:p>
     <w:p/>
@@ -55,12 +56,7 @@
     </w:p>
     <w:p>
       <w:r>
-        <w:t>Analyze the project specification and business needs, then provide a technical proposal for the client</w:t>
-      </w:r>
-    </w:p>
-    <w:p>
-      <w:r>
-        <w:t>If the project is internal then we skip the proposal and move to the planning.</w:t>
+        <w:t>We will begin by analyzing the project specification and business needs in order to provide a technical proposal for the client. If the project is internal, we will skip the proposal stage and proceed directly to planning.</w:t>
       </w:r>
     </w:p>
     <w:p>
@@ -104,7 +100,7 @@
     </w:p>
     <w:p>
       <w:r>
-        <w:t>use JIRA software for the planning phase, there you can define the project roadmap and assign tasks with every phase</w:t>
+        <w:t>During the planning phase, we will utilize JIRA software to define the project roadmap and assign tasks for each phase. JIRA will be our primary tool for managing and organizing the project as it progresses.</w:t>
       </w:r>
     </w:p>
     <w:p>
@@ -170,7 +166,10 @@
         <w:t>Note</w:t>
       </w:r>
       <w:r>
-        <w:t>: It is strongly recommended to connect the client to the JIRA project space, for better communication and keep updated with the project’s progress.</w:t>
+        <w:t xml:space="preserve">: </w:t>
+      </w:r>
+      <w:r>
+        <w:t>For optimal communication and progress tracking, it is highly recommended that the client be added to the JIRA project space. This will allow the client to stay up to date on the progress of the project and facilitate efficient communication between team members and stakeholders.</w:t>
       </w:r>
     </w:p>
     <w:p/>
@@ -186,75 +185,20 @@
       </w:r>
     </w:p>
     <w:p>
-      <w:pPr>
-        <w:pStyle w:val="ListParagraph"/>
-        <w:numPr>
-          <w:ilvl w:val="0"/>
-          <w:numId w:val="1"/>
-        </w:numPr>
-      </w:pPr>
-      <w:r>
-        <w:t>Define the system users.</w:t>
-      </w:r>
-    </w:p>
-    <w:p>
-      <w:pPr>
-        <w:pStyle w:val="ListParagraph"/>
-        <w:numPr>
-          <w:ilvl w:val="0"/>
-          <w:numId w:val="1"/>
-        </w:numPr>
-      </w:pPr>
-      <w:r>
-        <w:t>Define the system's functional &amp; non-functional requirements using the requirements document.</w:t>
-      </w:r>
-    </w:p>
-    <w:p>
-      <w:pPr>
-        <w:pStyle w:val="ListParagraph"/>
-        <w:numPr>
-          <w:ilvl w:val="0"/>
-          <w:numId w:val="1"/>
-        </w:numPr>
-      </w:pPr>
-      <w:r>
-        <w:t>Define where/when the system will be used.</w:t>
-      </w:r>
-    </w:p>
-    <w:p>
-      <w:pPr>
-        <w:pStyle w:val="ListParagraph"/>
-        <w:numPr>
-          <w:ilvl w:val="0"/>
-          <w:numId w:val="1"/>
-        </w:numPr>
-      </w:pPr>
-      <w:r>
-        <w:t>Make a use-case diagram.</w:t>
-      </w:r>
-    </w:p>
-    <w:p>
-      <w:pPr>
-        <w:pStyle w:val="ListParagraph"/>
-        <w:numPr>
-          <w:ilvl w:val="0"/>
-          <w:numId w:val="1"/>
-        </w:numPr>
-      </w:pPr>
-      <w:r>
-        <w:t>Make a use-case scenario.</w:t>
-      </w:r>
-    </w:p>
-    <w:p>
-      <w:pPr>
-        <w:pStyle w:val="ListParagraph"/>
-        <w:numPr>
-          <w:ilvl w:val="0"/>
-          <w:numId w:val="1"/>
-        </w:numPr>
-      </w:pPr>
-      <w:r>
-        <w:t>Define the project Scope.</w:t>
+      <w:r>
+        <w:t>During the planning phase, we will take the following steps to ensure that the project is well-defined and well-organized:</w:t>
+      </w:r>
+    </w:p>
+    <w:p>
+      <w:pPr>
+        <w:pStyle w:val="ListParagraph"/>
+        <w:numPr>
+          <w:ilvl w:val="0"/>
+          <w:numId w:val="1"/>
+        </w:numPr>
+      </w:pPr>
+      <w:r>
+        <w:t>Define the system users</w:t>
       </w:r>
     </w:p>
     <w:p>
@@ -267,91 +211,127 @@
       </w:pPr>
       <w:r>
         <w:lastRenderedPageBreak/>
-        <w:t>Define the project risks using the risk assessment document.</w:t>
-      </w:r>
-    </w:p>
-    <w:p>
-      <w:pPr>
-        <w:pStyle w:val="ListParagraph"/>
-        <w:numPr>
-          <w:ilvl w:val="0"/>
-          <w:numId w:val="1"/>
-        </w:numPr>
-      </w:pPr>
-      <w:r>
-        <w:t>Design the Database using the Database design document.</w:t>
-      </w:r>
-    </w:p>
-    <w:p>
-      <w:pPr>
-        <w:pStyle w:val="ListParagraph"/>
-        <w:numPr>
-          <w:ilvl w:val="0"/>
-          <w:numId w:val="1"/>
-        </w:numPr>
-      </w:pPr>
-      <w:r>
-        <w:t>Design the infrastructure using the project infrastructure document.</w:t>
-      </w:r>
-    </w:p>
-    <w:p>
-      <w:pPr>
-        <w:pStyle w:val="ListParagraph"/>
-        <w:numPr>
-          <w:ilvl w:val="0"/>
-          <w:numId w:val="1"/>
-        </w:numPr>
-      </w:pPr>
-      <w:r>
-        <w:t>Define the system architecture.</w:t>
-      </w:r>
-    </w:p>
-    <w:p>
-      <w:pPr>
-        <w:pStyle w:val="ListParagraph"/>
-        <w:numPr>
-          <w:ilvl w:val="0"/>
-          <w:numId w:val="1"/>
-        </w:numPr>
-      </w:pPr>
-      <w:r>
-        <w:t>Design the system architecture using the Design and Architecture document.</w:t>
-      </w:r>
-    </w:p>
-    <w:p>
-      <w:pPr>
-        <w:pStyle w:val="ListParagraph"/>
-        <w:numPr>
-          <w:ilvl w:val="0"/>
-          <w:numId w:val="1"/>
-        </w:numPr>
-      </w:pPr>
-      <w:r>
-        <w:t>Define the GitHub project type (repository/organization).</w:t>
-      </w:r>
-    </w:p>
-    <w:p>
-      <w:pPr>
-        <w:pStyle w:val="ListParagraph"/>
-        <w:numPr>
-          <w:ilvl w:val="0"/>
-          <w:numId w:val="1"/>
-        </w:numPr>
-      </w:pPr>
-      <w:r>
-        <w:t>Define the development methodology.</w:t>
-      </w:r>
-    </w:p>
-    <w:p>
-      <w:pPr>
-        <w:pStyle w:val="ListParagraph"/>
-        <w:numPr>
-          <w:ilvl w:val="0"/>
-          <w:numId w:val="1"/>
-        </w:numPr>
-      </w:pPr>
-      <w:r>
-        <w:t>Set up the development environment (folder structure, base code, etc..).</w:t>
+        <w:t>Define the functional and non-functional requirements of the system using the requirements document</w:t>
+      </w:r>
+    </w:p>
+    <w:p>
+      <w:pPr>
+        <w:pStyle w:val="ListParagraph"/>
+        <w:numPr>
+          <w:ilvl w:val="0"/>
+          <w:numId w:val="1"/>
+        </w:numPr>
+      </w:pPr>
+      <w:r>
+        <w:t>Specify where and when the system will be used</w:t>
+      </w:r>
+    </w:p>
+    <w:p>
+      <w:pPr>
+        <w:pStyle w:val="ListParagraph"/>
+        <w:numPr>
+          <w:ilvl w:val="0"/>
+          <w:numId w:val="1"/>
+        </w:numPr>
+      </w:pPr>
+      <w:r>
+        <w:t>Create a use-case diagram and a use-case scenario</w:t>
+      </w:r>
+    </w:p>
+    <w:p>
+      <w:pPr>
+        <w:pStyle w:val="ListParagraph"/>
+        <w:numPr>
+          <w:ilvl w:val="0"/>
+          <w:numId w:val="1"/>
+        </w:numPr>
+      </w:pPr>
+      <w:r>
+        <w:t>Define the scope of the project</w:t>
+      </w:r>
+    </w:p>
+    <w:p>
+      <w:pPr>
+        <w:pStyle w:val="ListParagraph"/>
+        <w:numPr>
+          <w:ilvl w:val="0"/>
+          <w:numId w:val="1"/>
+        </w:numPr>
+      </w:pPr>
+      <w:r>
+        <w:t>Identify and assess risks using the risk assessment document</w:t>
+      </w:r>
+    </w:p>
+    <w:p>
+      <w:pPr>
+        <w:pStyle w:val="ListParagraph"/>
+        <w:numPr>
+          <w:ilvl w:val="0"/>
+          <w:numId w:val="1"/>
+        </w:numPr>
+      </w:pPr>
+      <w:r>
+        <w:t>Design the database using the database design document</w:t>
+      </w:r>
+    </w:p>
+    <w:p>
+      <w:pPr>
+        <w:pStyle w:val="ListParagraph"/>
+        <w:numPr>
+          <w:ilvl w:val="0"/>
+          <w:numId w:val="1"/>
+        </w:numPr>
+      </w:pPr>
+      <w:r>
+        <w:t>Design the infrastructure using the project infrastructure document</w:t>
+      </w:r>
+    </w:p>
+    <w:p>
+      <w:pPr>
+        <w:pStyle w:val="ListParagraph"/>
+        <w:numPr>
+          <w:ilvl w:val="0"/>
+          <w:numId w:val="1"/>
+        </w:numPr>
+      </w:pPr>
+      <w:r>
+        <w:t>Define the system architecture and design it using the design and architecture document</w:t>
+      </w:r>
+    </w:p>
+    <w:p>
+      <w:pPr>
+        <w:pStyle w:val="ListParagraph"/>
+        <w:numPr>
+          <w:ilvl w:val="0"/>
+          <w:numId w:val="1"/>
+        </w:numPr>
+      </w:pPr>
+      <w:r>
+        <w:t>Determine the type of GitHub project (repository/organization)</w:t>
+      </w:r>
+    </w:p>
+    <w:p>
+      <w:pPr>
+        <w:pStyle w:val="ListParagraph"/>
+        <w:numPr>
+          <w:ilvl w:val="0"/>
+          <w:numId w:val="1"/>
+        </w:numPr>
+      </w:pPr>
+      <w:r>
+        <w:t>Choose a development methodology</w:t>
+      </w:r>
+    </w:p>
+    <w:p>
+      <w:pPr>
+        <w:pStyle w:val="ListParagraph"/>
+        <w:numPr>
+          <w:ilvl w:val="0"/>
+          <w:numId w:val="1"/>
+        </w:numPr>
+      </w:pPr>
+      <w:r>
+        <w:t>Set up the development environment (including the folder structure and base code)</w:t>
       </w:r>
     </w:p>
     <w:p>
@@ -441,7 +421,10 @@
         </w:numPr>
       </w:pPr>
       <w:r>
-        <w:t>Microsoft Visio.</w:t>
+        <w:t>Draw.io</w:t>
+      </w:r>
+      <w:r>
+        <w:t>.</w:t>
       </w:r>
     </w:p>
     <w:p/>
@@ -477,19 +460,13 @@
         </w:numPr>
       </w:pPr>
       <w:r>
-        <w:t>Design the UI.</w:t>
-      </w:r>
-    </w:p>
-    <w:p>
-      <w:pPr>
-        <w:pStyle w:val="ListParagraph"/>
-        <w:numPr>
-          <w:ilvl w:val="0"/>
-          <w:numId w:val="1"/>
-        </w:numPr>
-      </w:pPr>
-      <w:r>
-        <w:t>Design the UX.</w:t>
+        <w:t>Design the UI</w:t>
+      </w:r>
+      <w:r>
+        <w:t>/UX</w:t>
+      </w:r>
+      <w:r>
+        <w:t>.</w:t>
       </w:r>
     </w:p>
     <w:p>
@@ -543,7 +520,7 @@
         </w:numPr>
       </w:pPr>
       <w:r>
-        <w:t>Microsoft Visio.</w:t>
+        <w:t>Figma</w:t>
       </w:r>
     </w:p>
     <w:p>
@@ -572,40 +549,7 @@
     </w:p>
     <w:p>
       <w:r>
-        <w:t>The development phase will be managed using Jira software, the project manager is responsible for assigning tasks to the team members and delivering the software before the deadline.</w:t>
-      </w:r>
-    </w:p>
-    <w:p>
-      <w:r>
-        <w:rPr>
-          <w:b/>
-          <w:bCs/>
-        </w:rPr>
-        <w:t>Documents</w:t>
-      </w:r>
-    </w:p>
-    <w:p>
-      <w:pPr>
-        <w:pStyle w:val="ListParagraph"/>
-        <w:numPr>
-          <w:ilvl w:val="0"/>
-          <w:numId w:val="1"/>
-        </w:numPr>
-      </w:pPr>
-      <w:r>
-        <w:t>API Documentation.</w:t>
-      </w:r>
-    </w:p>
-    <w:p>
-      <w:pPr>
-        <w:pStyle w:val="ListParagraph"/>
-        <w:numPr>
-          <w:ilvl w:val="0"/>
-          <w:numId w:val="1"/>
-        </w:numPr>
-      </w:pPr>
-      <w:r>
-        <w:t>Source Code Documentation.</w:t>
+        <w:t>The project manager will utilize Jira software to manage the development phase of the project. Tasks will be assigned to team members by the project manager, who will also be responsible for ensuring that the software is delivered on time.</w:t>
       </w:r>
     </w:p>
     <w:p>
@@ -615,6 +559,39 @@
           <w:bCs/>
         </w:rPr>
         <w:lastRenderedPageBreak/>
+        <w:t>Documents</w:t>
+      </w:r>
+    </w:p>
+    <w:p>
+      <w:pPr>
+        <w:pStyle w:val="ListParagraph"/>
+        <w:numPr>
+          <w:ilvl w:val="0"/>
+          <w:numId w:val="1"/>
+        </w:numPr>
+      </w:pPr>
+      <w:r>
+        <w:t>API Documentation.</w:t>
+      </w:r>
+    </w:p>
+    <w:p>
+      <w:pPr>
+        <w:pStyle w:val="ListParagraph"/>
+        <w:numPr>
+          <w:ilvl w:val="0"/>
+          <w:numId w:val="1"/>
+        </w:numPr>
+      </w:pPr>
+      <w:r>
+        <w:t>Source Code Documentation.</w:t>
+      </w:r>
+    </w:p>
+    <w:p>
+      <w:r>
+        <w:rPr>
+          <w:b/>
+          <w:bCs/>
+        </w:rPr>
         <w:t>Tools</w:t>
       </w:r>
     </w:p>
@@ -790,12 +767,7 @@
     </w:p>
     <w:p>
       <w:r>
-        <w:t>while hosting the project on the GitHub platform, we will use two main branches (production + staging), the staging branch will be used for testing purposes, while the production branch will be for final results.</w:t>
-      </w:r>
-    </w:p>
-    <w:p>
-      <w:r>
-        <w:t>the client can only access the production branch.</w:t>
+        <w:t>We will host the project on the GitHub platform and utilize two main branches: a staging branch for testing purposes and a production branch for the final results. The client will have access only to the production branch. The staging branch will be used internally for testing purposes.</w:t>
       </w:r>
     </w:p>
     <w:sectPr>
@@ -1039,7 +1011,7 @@
   <w:abstractNum w:abstractNumId="2" w15:restartNumberingAfterBreak="0">
     <w:nsid w:val="19ED3FB1"/>
     <w:multiLevelType w:val="hybridMultilevel"/>
-    <w:tmpl w:val="42E48E60"/>
+    <w:tmpl w:val="26222ED8"/>
     <w:lvl w:ilvl="0" w:tplc="04090001">
       <w:start w:val="1"/>
       <w:numFmt w:val="bullet"/>

--- a/SDLC.docx
+++ b/SDLC.docx
@@ -4,22 +4,27 @@
   <w:body>
     <w:p>
       <w:pPr>
-        <w:jc w:val="center"/>
-        <w:rPr>
+        <w:pStyle w:val="Title"/>
+        <w:rPr>
+          <w:rFonts w:asciiTheme="minorHAnsi" w:hAnsiTheme="minorHAnsi" w:cstheme="minorHAnsi"/>
           <w:b/>
           <w:bCs/>
-          <w:sz w:val="36"/>
-          <w:szCs w:val="36"/>
-        </w:rPr>
-      </w:pPr>
-      <w:r>
-        <w:rPr>
+          <w:w w:val="105"/>
+          <w:sz w:val="40"/>
+          <w:szCs w:val="40"/>
+        </w:rPr>
+      </w:pPr>
+      <w:bookmarkStart w:id="0" w:name="_Hlk209726889"/>
+      <w:r>
+        <w:rPr>
+          <w:rFonts w:asciiTheme="minorHAnsi" w:hAnsiTheme="minorHAnsi" w:cstheme="minorHAnsi"/>
           <w:b/>
           <w:bCs/>
-          <w:sz w:val="36"/>
-          <w:szCs w:val="36"/>
-        </w:rPr>
-        <w:t>Software Development Life Cycle</w:t>
+          <w:w w:val="105"/>
+          <w:sz w:val="40"/>
+          <w:szCs w:val="40"/>
+        </w:rPr>
+        <w:t>software developemnt life cycle</w:t>
       </w:r>
     </w:p>
     <w:p>
@@ -30,12 +35,328 @@
           <w:szCs w:val="18"/>
         </w:rPr>
       </w:pPr>
-      <w:r>
+    </w:p>
+    <w:p>
+      <w:pPr>
         <w:rPr>
           <w:rFonts w:cstheme="minorHAnsi"/>
           <w:sz w:val="18"/>
           <w:szCs w:val="18"/>
         </w:rPr>
+      </w:pPr>
+    </w:p>
+    <w:p>
+      <w:pPr>
+        <w:rPr>
+          <w:rFonts w:cstheme="minorHAnsi"/>
+          <w:sz w:val="18"/>
+          <w:szCs w:val="18"/>
+        </w:rPr>
+      </w:pPr>
+    </w:p>
+    <w:p>
+      <w:pPr>
+        <w:rPr>
+          <w:rFonts w:cstheme="minorHAnsi"/>
+          <w:sz w:val="18"/>
+          <w:szCs w:val="18"/>
+        </w:rPr>
+      </w:pPr>
+    </w:p>
+    <w:p>
+      <w:pPr>
+        <w:spacing w:line="360" w:lineRule="auto"/>
+        <w:ind w:left="1700" w:right="1678"/>
+        <w:jc w:val="center"/>
+        <w:rPr>
+          <w:rFonts w:cstheme="minorHAnsi"/>
+          <w:b/>
+          <w:color w:val="44546A" w:themeColor="text2"/>
+          <w:sz w:val="18"/>
+          <w:szCs w:val="18"/>
+        </w:rPr>
+      </w:pPr>
+      <w:r>
+        <w:rPr>
+          <w:rFonts w:cstheme="minorHAnsi"/>
+          <w:b/>
+          <w:color w:val="44546A" w:themeColor="text2"/>
+          <w:w w:val="115"/>
+          <w:sz w:val="18"/>
+          <w:szCs w:val="18"/>
+        </w:rPr>
+        <w:t>Author</w:t>
+      </w:r>
+    </w:p>
+    <w:p>
+      <w:pPr>
+        <w:spacing w:before="27" w:line="360" w:lineRule="auto"/>
+        <w:ind w:left="1700" w:right="1678"/>
+        <w:jc w:val="center"/>
+        <w:rPr>
+          <w:rFonts w:cstheme="minorHAnsi"/>
+          <w:sz w:val="18"/>
+          <w:szCs w:val="18"/>
+        </w:rPr>
+      </w:pPr>
+      <w:r>
+        <w:rPr>
+          <w:rFonts w:cstheme="minorHAnsi"/>
+          <w:color w:val="1A1A1A"/>
+          <w:w w:val="115"/>
+          <w:sz w:val="18"/>
+          <w:szCs w:val="18"/>
+        </w:rPr>
+        <w:t>Ahmad Almuhidat</w:t>
+      </w:r>
+    </w:p>
+    <w:p>
+      <w:pPr>
+        <w:pStyle w:val="BodyText"/>
+        <w:spacing w:line="360" w:lineRule="auto"/>
+        <w:rPr>
+          <w:rFonts w:cstheme="minorHAnsi"/>
+          <w:sz w:val="18"/>
+          <w:szCs w:val="18"/>
+        </w:rPr>
+      </w:pPr>
+    </w:p>
+    <w:p>
+      <w:pPr>
+        <w:pStyle w:val="BodyText"/>
+        <w:spacing w:before="3" w:line="360" w:lineRule="auto"/>
+        <w:rPr>
+          <w:rFonts w:cstheme="minorHAnsi"/>
+          <w:sz w:val="18"/>
+          <w:szCs w:val="18"/>
+        </w:rPr>
+      </w:pPr>
+    </w:p>
+    <w:p>
+      <w:pPr>
+        <w:pStyle w:val="BodyText"/>
+        <w:spacing w:before="3" w:line="360" w:lineRule="auto"/>
+        <w:rPr>
+          <w:rFonts w:cstheme="minorHAnsi"/>
+          <w:sz w:val="18"/>
+          <w:szCs w:val="18"/>
+        </w:rPr>
+      </w:pPr>
+    </w:p>
+    <w:p>
+      <w:pPr>
+        <w:pStyle w:val="BodyText"/>
+        <w:spacing w:before="3" w:line="360" w:lineRule="auto"/>
+        <w:rPr>
+          <w:rFonts w:cstheme="minorHAnsi"/>
+          <w:sz w:val="18"/>
+          <w:szCs w:val="18"/>
+        </w:rPr>
+      </w:pPr>
+    </w:p>
+    <w:p>
+      <w:pPr>
+        <w:spacing w:line="360" w:lineRule="auto"/>
+        <w:ind w:left="1700" w:right="1681"/>
+        <w:jc w:val="center"/>
+        <w:rPr>
+          <w:rFonts w:ascii="Calibri" w:hAnsi="Calibri" w:cstheme="minorHAnsi"/>
+          <w:sz w:val="18"/>
+          <w:szCs w:val="18"/>
+        </w:rPr>
+      </w:pPr>
+      <w:r>
+        <w:rPr>
+          <w:rFonts w:cstheme="minorHAnsi"/>
+          <w:color w:val="1A1A1A"/>
+          <w:w w:val="115"/>
+          <w:sz w:val="18"/>
+          <w:szCs w:val="18"/>
+        </w:rPr>
+        <w:t>Month Day,</w:t>
+      </w:r>
+      <w:r>
+        <w:rPr>
+          <w:rFonts w:cstheme="minorHAnsi"/>
+          <w:color w:val="1A1A1A"/>
+          <w:spacing w:val="-5"/>
+          <w:w w:val="115"/>
+          <w:sz w:val="18"/>
+          <w:szCs w:val="18"/>
+        </w:rPr>
+        <w:t xml:space="preserve"> </w:t>
+      </w:r>
+      <w:r>
+        <w:rPr>
+          <w:rFonts w:cstheme="minorHAnsi"/>
+          <w:color w:val="1A1A1A"/>
+          <w:w w:val="115"/>
+          <w:sz w:val="18"/>
+          <w:szCs w:val="18"/>
+        </w:rPr>
+        <w:t>Year</w:t>
+      </w:r>
+    </w:p>
+    <w:p>
+      <w:pPr>
+        <w:rPr>
+          <w:rFonts w:cstheme="minorHAnsi"/>
+          <w:sz w:val="18"/>
+          <w:szCs w:val="18"/>
+        </w:rPr>
+      </w:pPr>
+    </w:p>
+    <w:p>
+      <w:pPr>
+        <w:rPr>
+          <w:rFonts w:cstheme="minorHAnsi"/>
+          <w:sz w:val="18"/>
+          <w:szCs w:val="18"/>
+        </w:rPr>
+      </w:pPr>
+    </w:p>
+    <w:bookmarkEnd w:id="0"/>
+    <w:p>
+      <w:pPr>
+        <w:rPr>
+          <w:rFonts w:cstheme="minorHAnsi"/>
+          <w:sz w:val="18"/>
+          <w:szCs w:val="18"/>
+        </w:rPr>
+      </w:pPr>
+    </w:p>
+    <w:p>
+      <w:pPr>
+        <w:rPr>
+          <w:rFonts w:cstheme="minorHAnsi"/>
+          <w:sz w:val="18"/>
+          <w:szCs w:val="18"/>
+        </w:rPr>
+      </w:pPr>
+    </w:p>
+    <w:p>
+      <w:pPr>
+        <w:rPr>
+          <w:rFonts w:cstheme="minorHAnsi"/>
+          <w:sz w:val="18"/>
+          <w:szCs w:val="18"/>
+        </w:rPr>
+      </w:pPr>
+    </w:p>
+    <w:p>
+      <w:pPr>
+        <w:rPr>
+          <w:rFonts w:cstheme="minorHAnsi"/>
+          <w:sz w:val="18"/>
+          <w:szCs w:val="18"/>
+        </w:rPr>
+      </w:pPr>
+    </w:p>
+    <w:p>
+      <w:pPr>
+        <w:rPr>
+          <w:rFonts w:cstheme="minorHAnsi"/>
+          <w:sz w:val="18"/>
+          <w:szCs w:val="18"/>
+        </w:rPr>
+      </w:pPr>
+    </w:p>
+    <w:p>
+      <w:pPr>
+        <w:rPr>
+          <w:rFonts w:cstheme="minorHAnsi"/>
+          <w:sz w:val="18"/>
+          <w:szCs w:val="18"/>
+        </w:rPr>
+      </w:pPr>
+    </w:p>
+    <w:p>
+      <w:pPr>
+        <w:rPr>
+          <w:rFonts w:cstheme="minorHAnsi"/>
+          <w:sz w:val="18"/>
+          <w:szCs w:val="18"/>
+        </w:rPr>
+      </w:pPr>
+    </w:p>
+    <w:p>
+      <w:pPr>
+        <w:rPr>
+          <w:rFonts w:cstheme="minorHAnsi"/>
+          <w:sz w:val="18"/>
+          <w:szCs w:val="18"/>
+        </w:rPr>
+      </w:pPr>
+    </w:p>
+    <w:p>
+      <w:pPr>
+        <w:rPr>
+          <w:rFonts w:cstheme="minorHAnsi"/>
+          <w:sz w:val="18"/>
+          <w:szCs w:val="18"/>
+        </w:rPr>
+      </w:pPr>
+    </w:p>
+    <w:p>
+      <w:pPr>
+        <w:rPr>
+          <w:rFonts w:cstheme="minorHAnsi"/>
+          <w:sz w:val="18"/>
+          <w:szCs w:val="18"/>
+        </w:rPr>
+      </w:pPr>
+    </w:p>
+    <w:p>
+      <w:pPr>
+        <w:rPr>
+          <w:rFonts w:cstheme="minorHAnsi"/>
+          <w:sz w:val="18"/>
+          <w:szCs w:val="18"/>
+        </w:rPr>
+      </w:pPr>
+    </w:p>
+    <w:p>
+      <w:pPr>
+        <w:rPr>
+          <w:rFonts w:cstheme="minorHAnsi"/>
+          <w:sz w:val="18"/>
+          <w:szCs w:val="18"/>
+        </w:rPr>
+      </w:pPr>
+    </w:p>
+    <w:p>
+      <w:pPr>
+        <w:rPr>
+          <w:rFonts w:cstheme="minorHAnsi"/>
+          <w:sz w:val="18"/>
+          <w:szCs w:val="18"/>
+        </w:rPr>
+      </w:pPr>
+    </w:p>
+    <w:p>
+      <w:pPr>
+        <w:rPr>
+          <w:rFonts w:cstheme="minorHAnsi"/>
+          <w:sz w:val="18"/>
+          <w:szCs w:val="18"/>
+        </w:rPr>
+      </w:pPr>
+    </w:p>
+    <w:p>
+      <w:pPr>
+        <w:rPr>
+          <w:rFonts w:cstheme="minorHAnsi"/>
+          <w:sz w:val="18"/>
+          <w:szCs w:val="18"/>
+        </w:rPr>
+      </w:pPr>
+      <w:r>
+        <w:rPr>
+          <w:rFonts w:cstheme="minorHAnsi"/>
+          <w:sz w:val="18"/>
+          <w:szCs w:val="18"/>
+        </w:rPr>
+        <w:lastRenderedPageBreak/>
         <w:t>This document serves as a comprehensive overview of the steps and documentation necessary for each project process. It will act as the primary reference for team leaders, project managers, and product managers, ensuring that all project-related activities are conducted efficiently and effectively. Throughout the project life cycle, this document will guide the project team, ensuring timely completion of all required tasks and deliverables to the highest standard.</w:t>
       </w:r>
     </w:p>
@@ -45,6 +366,7 @@
           <w:rFonts w:cstheme="minorHAnsi"/>
           <w:b/>
           <w:bCs/>
+          <w:color w:val="44546A" w:themeColor="text2"/>
           <w:sz w:val="24"/>
           <w:szCs w:val="24"/>
         </w:rPr>
@@ -54,15 +376,15 @@
           <w:rFonts w:cstheme="minorHAnsi"/>
           <w:b/>
           <w:bCs/>
+          <w:color w:val="44546A" w:themeColor="text2"/>
           <w:sz w:val="24"/>
           <w:szCs w:val="24"/>
         </w:rPr>
-        <w:t>Technical proposal</w:t>
-      </w:r>
-    </w:p>
-    <w:p>
-      <w:pPr>
-        <w:spacing w:before="100" w:beforeAutospacing="1" w:after="100" w:afterAutospacing="1" w:line="240" w:lineRule="auto"/>
+        <w:t>Technical Proposal</w:t>
+      </w:r>
+    </w:p>
+    <w:p>
+      <w:pPr>
         <w:rPr>
           <w:rFonts w:eastAsia="Times New Roman" w:cstheme="minorHAnsi"/>
           <w:sz w:val="18"/>
@@ -75,34 +397,34 @@
           <w:sz w:val="18"/>
           <w:szCs w:val="18"/>
         </w:rPr>
-        <w:t>Our approach will commence with a thorough analysis of the project specifications and business requirements to develop a comprehensive technical proposal tailored to meet the client's needs. Should the project be internal, we will bypass the proposal stage and proceed directly to the planning phase.</w:t>
-      </w:r>
-    </w:p>
-    <w:p>
-      <w:pPr>
-        <w:spacing w:before="100" w:beforeAutospacing="1" w:after="100" w:afterAutospacing="1" w:line="240" w:lineRule="auto"/>
+        <w:t xml:space="preserve">The </w:t>
+      </w:r>
+      <w:r>
         <w:rPr>
           <w:rFonts w:eastAsia="Times New Roman" w:cstheme="minorHAnsi"/>
-          <w:sz w:val="18"/>
-          <w:szCs w:val="18"/>
-        </w:rPr>
-      </w:pPr>
+          <w:b/>
+          <w:bCs/>
+          <w:sz w:val="18"/>
+          <w:szCs w:val="18"/>
+        </w:rPr>
+        <w:t>Technical Proposal</w:t>
+      </w:r>
       <w:r>
         <w:rPr>
           <w:rFonts w:eastAsia="Times New Roman" w:cstheme="minorHAnsi"/>
           <w:sz w:val="18"/>
           <w:szCs w:val="18"/>
         </w:rPr>
-        <w:t>This proposal will encompass:</w:t>
-      </w:r>
-    </w:p>
-    <w:p>
-      <w:pPr>
+        <w:t xml:space="preserve"> phase translates project requirements into a detailed, actionable technical solution. It ensures that the project aligns with organizational goals, leverages appropriate technologies, and provides a clear roadmap for implementation.</w:t>
+      </w:r>
+    </w:p>
+    <w:p>
+      <w:pPr>
+        <w:pStyle w:val="ListParagraph"/>
         <w:numPr>
           <w:ilvl w:val="0"/>
-          <w:numId w:val="14"/>
-        </w:numPr>
-        <w:spacing w:before="100" w:beforeAutospacing="1" w:after="100" w:afterAutospacing="1" w:line="240" w:lineRule="auto"/>
+          <w:numId w:val="33"/>
+        </w:numPr>
         <w:rPr>
           <w:rFonts w:eastAsia="Times New Roman" w:cstheme="minorHAnsi"/>
           <w:sz w:val="18"/>
@@ -112,19 +434,29 @@
       <w:r>
         <w:rPr>
           <w:rFonts w:eastAsia="Times New Roman" w:cstheme="minorHAnsi"/>
-          <w:sz w:val="18"/>
-          <w:szCs w:val="18"/>
-        </w:rPr>
-        <w:t>Detailed examination of project specifications and business objectives.</w:t>
-      </w:r>
-    </w:p>
-    <w:p>
-      <w:pPr>
+          <w:b/>
+          <w:bCs/>
+          <w:sz w:val="18"/>
+          <w:szCs w:val="18"/>
+        </w:rPr>
+        <w:t>Technical Solution Design:</w:t>
+      </w:r>
+      <w:r>
+        <w:rPr>
+          <w:rFonts w:eastAsia="Times New Roman" w:cstheme="minorHAnsi"/>
+          <w:sz w:val="18"/>
+          <w:szCs w:val="18"/>
+        </w:rPr>
+        <w:t xml:space="preserve"> Define the system architecture, technologies, frameworks, and methodologies to be used.</w:t>
+      </w:r>
+    </w:p>
+    <w:p>
+      <w:pPr>
+        <w:pStyle w:val="ListParagraph"/>
         <w:numPr>
           <w:ilvl w:val="0"/>
-          <w:numId w:val="14"/>
-        </w:numPr>
-        <w:spacing w:before="100" w:beforeAutospacing="1" w:after="100" w:afterAutospacing="1" w:line="240" w:lineRule="auto"/>
+          <w:numId w:val="33"/>
+        </w:numPr>
         <w:rPr>
           <w:rFonts w:eastAsia="Times New Roman" w:cstheme="minorHAnsi"/>
           <w:sz w:val="18"/>
@@ -134,19 +466,29 @@
       <w:r>
         <w:rPr>
           <w:rFonts w:eastAsia="Times New Roman" w:cstheme="minorHAnsi"/>
-          <w:sz w:val="18"/>
-          <w:szCs w:val="18"/>
-        </w:rPr>
-        <w:t>Identification of technical solutions aligned with client requirements.</w:t>
-      </w:r>
-    </w:p>
-    <w:p>
-      <w:pPr>
+          <w:b/>
+          <w:bCs/>
+          <w:sz w:val="18"/>
+          <w:szCs w:val="18"/>
+        </w:rPr>
+        <w:t>Requirements Analysis:</w:t>
+      </w:r>
+      <w:r>
+        <w:rPr>
+          <w:rFonts w:eastAsia="Times New Roman" w:cstheme="minorHAnsi"/>
+          <w:sz w:val="18"/>
+          <w:szCs w:val="18"/>
+        </w:rPr>
+        <w:t xml:space="preserve"> Review functional and non-functional requirements to identify technical feasibility and constraints.</w:t>
+      </w:r>
+    </w:p>
+    <w:p>
+      <w:pPr>
+        <w:pStyle w:val="ListParagraph"/>
         <w:numPr>
           <w:ilvl w:val="0"/>
-          <w:numId w:val="14"/>
-        </w:numPr>
-        <w:spacing w:before="100" w:beforeAutospacing="1" w:after="100" w:afterAutospacing="1" w:line="240" w:lineRule="auto"/>
+          <w:numId w:val="33"/>
+        </w:numPr>
         <w:rPr>
           <w:rFonts w:eastAsia="Times New Roman" w:cstheme="minorHAnsi"/>
           <w:sz w:val="18"/>
@@ -156,19 +498,29 @@
       <w:r>
         <w:rPr>
           <w:rFonts w:eastAsia="Times New Roman" w:cstheme="minorHAnsi"/>
-          <w:sz w:val="18"/>
-          <w:szCs w:val="18"/>
-        </w:rPr>
-        <w:t>Clear delineation of project scope, timeline, and resource allocation.</w:t>
-      </w:r>
-    </w:p>
-    <w:p>
-      <w:pPr>
+          <w:b/>
+          <w:bCs/>
+          <w:sz w:val="18"/>
+          <w:szCs w:val="18"/>
+        </w:rPr>
+        <w:t>System Architecture &amp; Infrastructure Planning:</w:t>
+      </w:r>
+      <w:r>
+        <w:rPr>
+          <w:rFonts w:eastAsia="Times New Roman" w:cstheme="minorHAnsi"/>
+          <w:sz w:val="18"/>
+          <w:szCs w:val="18"/>
+        </w:rPr>
+        <w:t xml:space="preserve"> Outline servers, databases, cloud services, APIs, and network requirements.</w:t>
+      </w:r>
+    </w:p>
+    <w:p>
+      <w:pPr>
+        <w:pStyle w:val="ListParagraph"/>
         <w:numPr>
           <w:ilvl w:val="0"/>
-          <w:numId w:val="14"/>
-        </w:numPr>
-        <w:spacing w:before="100" w:beforeAutospacing="1" w:after="100" w:afterAutospacing="1" w:line="240" w:lineRule="auto"/>
+          <w:numId w:val="33"/>
+        </w:numPr>
         <w:rPr>
           <w:rFonts w:eastAsia="Times New Roman" w:cstheme="minorHAnsi"/>
           <w:sz w:val="18"/>
@@ -178,19 +530,29 @@
       <w:r>
         <w:rPr>
           <w:rFonts w:eastAsia="Times New Roman" w:cstheme="minorHAnsi"/>
-          <w:sz w:val="18"/>
-          <w:szCs w:val="18"/>
-        </w:rPr>
-        <w:t>Cost estimation and budget breakdown, if applicable.</w:t>
-      </w:r>
-    </w:p>
-    <w:p>
-      <w:pPr>
+          <w:b/>
+          <w:bCs/>
+          <w:sz w:val="18"/>
+          <w:szCs w:val="18"/>
+        </w:rPr>
+        <w:t>Integration Planning:</w:t>
+      </w:r>
+      <w:r>
+        <w:rPr>
+          <w:rFonts w:eastAsia="Times New Roman" w:cstheme="minorHAnsi"/>
+          <w:sz w:val="18"/>
+          <w:szCs w:val="18"/>
+        </w:rPr>
+        <w:t xml:space="preserve"> Specify how the system will interface with existing systems or third-party services.</w:t>
+      </w:r>
+    </w:p>
+    <w:p>
+      <w:pPr>
+        <w:pStyle w:val="ListParagraph"/>
         <w:numPr>
           <w:ilvl w:val="0"/>
-          <w:numId w:val="14"/>
-        </w:numPr>
-        <w:spacing w:before="100" w:beforeAutospacing="1" w:after="100" w:afterAutospacing="1" w:line="240" w:lineRule="auto"/>
+          <w:numId w:val="33"/>
+        </w:numPr>
         <w:rPr>
           <w:rFonts w:eastAsia="Times New Roman" w:cstheme="minorHAnsi"/>
           <w:sz w:val="18"/>
@@ -200,10 +562,116 @@
       <w:r>
         <w:rPr>
           <w:rFonts w:eastAsia="Times New Roman" w:cstheme="minorHAnsi"/>
-          <w:sz w:val="18"/>
-          <w:szCs w:val="18"/>
-        </w:rPr>
-        <w:t>Presentation of proposed methodologies and technologies to achieve project goals.</w:t>
+          <w:b/>
+          <w:bCs/>
+          <w:sz w:val="18"/>
+          <w:szCs w:val="18"/>
+        </w:rPr>
+        <w:t>Security &amp; Compliance Considerations:</w:t>
+      </w:r>
+      <w:r>
+        <w:rPr>
+          <w:rFonts w:eastAsia="Times New Roman" w:cstheme="minorHAnsi"/>
+          <w:sz w:val="18"/>
+          <w:szCs w:val="18"/>
+        </w:rPr>
+        <w:t xml:space="preserve"> Incorporate security best practices, regulatory requirements, and data protection measures into the design.</w:t>
+      </w:r>
+    </w:p>
+    <w:p>
+      <w:pPr>
+        <w:pStyle w:val="ListParagraph"/>
+        <w:numPr>
+          <w:ilvl w:val="0"/>
+          <w:numId w:val="33"/>
+        </w:numPr>
+        <w:rPr>
+          <w:rFonts w:eastAsia="Times New Roman" w:cstheme="minorHAnsi"/>
+          <w:sz w:val="18"/>
+          <w:szCs w:val="18"/>
+        </w:rPr>
+      </w:pPr>
+      <w:r>
+        <w:rPr>
+          <w:rFonts w:eastAsia="Times New Roman" w:cstheme="minorHAnsi"/>
+          <w:b/>
+          <w:bCs/>
+          <w:sz w:val="18"/>
+          <w:szCs w:val="18"/>
+        </w:rPr>
+        <w:t>Scope, Timeline &amp; Resource Planning:</w:t>
+      </w:r>
+      <w:r>
+        <w:rPr>
+          <w:rFonts w:eastAsia="Times New Roman" w:cstheme="minorHAnsi"/>
+          <w:sz w:val="18"/>
+          <w:szCs w:val="18"/>
+        </w:rPr>
+        <w:t xml:space="preserve"> Define project scope, milestones, deliverables, and the resources required for implementation.</w:t>
+      </w:r>
+    </w:p>
+    <w:p>
+      <w:pPr>
+        <w:pStyle w:val="ListParagraph"/>
+        <w:numPr>
+          <w:ilvl w:val="0"/>
+          <w:numId w:val="33"/>
+        </w:numPr>
+        <w:rPr>
+          <w:rFonts w:eastAsia="Times New Roman" w:cstheme="minorHAnsi"/>
+          <w:sz w:val="18"/>
+          <w:szCs w:val="18"/>
+        </w:rPr>
+      </w:pPr>
+      <w:r>
+        <w:rPr>
+          <w:rFonts w:eastAsia="Times New Roman" w:cstheme="minorHAnsi"/>
+          <w:b/>
+          <w:bCs/>
+          <w:sz w:val="18"/>
+          <w:szCs w:val="18"/>
+        </w:rPr>
+        <w:t>Cost Estimation &amp; Budgeting:</w:t>
+      </w:r>
+      <w:r>
+        <w:rPr>
+          <w:rFonts w:eastAsia="Times New Roman" w:cstheme="minorHAnsi"/>
+          <w:sz w:val="18"/>
+          <w:szCs w:val="18"/>
+        </w:rPr>
+        <w:t xml:space="preserve"> Provide a preliminary technical cost analysis, including licensing, infrastructure, and development effort.</w:t>
+      </w:r>
+    </w:p>
+    <w:p>
+      <w:pPr>
+        <w:pStyle w:val="ListParagraph"/>
+        <w:numPr>
+          <w:ilvl w:val="0"/>
+          <w:numId w:val="33"/>
+        </w:numPr>
+        <w:rPr>
+          <w:rFonts w:eastAsia="Times New Roman" w:cstheme="minorHAnsi"/>
+          <w:sz w:val="18"/>
+          <w:szCs w:val="18"/>
+        </w:rPr>
+      </w:pPr>
+      <w:r>
+        <w:rPr>
+          <w:rFonts w:eastAsia="Times New Roman" w:cstheme="minorHAnsi"/>
+          <w:b/>
+          <w:bCs/>
+          <w:sz w:val="18"/>
+          <w:szCs w:val="18"/>
+        </w:rPr>
+        <w:t>Risk Assessment:</w:t>
+      </w:r>
+      <w:r>
+        <w:rPr>
+          <w:rFonts w:eastAsia="Times New Roman" w:cstheme="minorHAnsi"/>
+          <w:sz w:val="18"/>
+          <w:szCs w:val="18"/>
+        </w:rPr>
+        <w:t xml:space="preserve"> Identify technical risks and propose mitigation strategies, such as redundancy, scalability, and fault tolerance.</w:t>
       </w:r>
     </w:p>
     <w:p>
@@ -253,6 +721,7 @@
       <w:pPr>
         <w:rPr>
           <w:rFonts w:cstheme="minorHAnsi"/>
+          <w:color w:val="44546A" w:themeColor="text2"/>
           <w:sz w:val="24"/>
           <w:szCs w:val="24"/>
         </w:rPr>
@@ -262,6 +731,7 @@
           <w:rFonts w:cstheme="minorHAnsi"/>
           <w:b/>
           <w:bCs/>
+          <w:color w:val="44546A" w:themeColor="text2"/>
           <w:sz w:val="24"/>
           <w:szCs w:val="24"/>
         </w:rPr>
@@ -531,6 +1001,7 @@
           <w:sz w:val="18"/>
           <w:szCs w:val="18"/>
         </w:rPr>
+        <w:lastRenderedPageBreak/>
         <w:t>Quality Assurance (QA):</w:t>
       </w:r>
       <w:r>
@@ -624,7 +1095,6 @@
           <w:sz w:val="18"/>
           <w:szCs w:val="18"/>
         </w:rPr>
-        <w:lastRenderedPageBreak/>
         <w:t>Inputs/Outputs Specification:</w:t>
       </w:r>
       <w:r>
@@ -781,57 +1251,55 @@
         <w:pStyle w:val="ListParagraph"/>
         <w:numPr>
           <w:ilvl w:val="0"/>
-          <w:numId w:val="2"/>
-        </w:numPr>
-        <w:rPr>
-          <w:sz w:val="18"/>
-          <w:szCs w:val="18"/>
-        </w:rPr>
-      </w:pPr>
-      <w:r>
-        <w:rPr>
-          <w:sz w:val="18"/>
-          <w:szCs w:val="18"/>
-        </w:rPr>
-        <w:t>Requirements</w:t>
-      </w:r>
-      <w:r>
-        <w:rPr>
-          <w:sz w:val="18"/>
-          <w:szCs w:val="18"/>
-        </w:rPr>
-        <w:t xml:space="preserve"> </w:t>
-      </w:r>
-      <w:r>
-        <w:rPr>
-          <w:sz w:val="18"/>
-          <w:szCs w:val="18"/>
-        </w:rPr>
-        <w:t>/ Software</w:t>
-      </w:r>
-      <w:r>
-        <w:rPr>
-          <w:sz w:val="18"/>
-          <w:szCs w:val="18"/>
-        </w:rPr>
-        <w:t xml:space="preserve"> Requirements Specifications (</w:t>
-      </w:r>
-      <w:r>
-        <w:rPr>
-          <w:sz w:val="18"/>
-          <w:szCs w:val="18"/>
-        </w:rPr>
-        <w:t>SRS</w:t>
-      </w:r>
-      <w:r>
-        <w:rPr>
-          <w:sz w:val="18"/>
-          <w:szCs w:val="18"/>
-        </w:rPr>
-        <w:t>)</w:t>
-      </w:r>
-      <w:r>
-        <w:rPr>
+          <w:numId w:val="3"/>
+        </w:numPr>
+        <w:rPr>
+          <w:rFonts w:cstheme="minorHAnsi"/>
+          <w:sz w:val="18"/>
+          <w:szCs w:val="18"/>
+        </w:rPr>
+      </w:pPr>
+      <w:r>
+        <w:rPr>
+          <w:rFonts w:cstheme="minorHAnsi"/>
+          <w:sz w:val="18"/>
+          <w:szCs w:val="18"/>
+        </w:rPr>
+        <w:t xml:space="preserve">Feasibility </w:t>
+      </w:r>
+      <w:r>
+        <w:rPr>
+          <w:rFonts w:cstheme="minorHAnsi"/>
+          <w:sz w:val="18"/>
+          <w:szCs w:val="18"/>
+        </w:rPr>
+        <w:t>Study Report.</w:t>
+      </w:r>
+    </w:p>
+    <w:p>
+      <w:pPr>
+        <w:pStyle w:val="ListParagraph"/>
+        <w:numPr>
+          <w:ilvl w:val="0"/>
+          <w:numId w:val="3"/>
+        </w:numPr>
+        <w:rPr>
+          <w:rFonts w:cstheme="minorHAnsi"/>
+          <w:sz w:val="18"/>
+          <w:szCs w:val="18"/>
+        </w:rPr>
+      </w:pPr>
+      <w:r>
+        <w:rPr>
+          <w:rFonts w:cstheme="minorHAnsi"/>
+          <w:sz w:val="18"/>
+          <w:szCs w:val="18"/>
+        </w:rPr>
+        <w:t>Software Requirements Specifications (SRS)</w:t>
+      </w:r>
+      <w:r>
+        <w:rPr>
+          <w:rFonts w:cstheme="minorHAnsi"/>
           <w:sz w:val="18"/>
           <w:szCs w:val="18"/>
         </w:rPr>
@@ -843,22 +1311,25 @@
         <w:pStyle w:val="ListParagraph"/>
         <w:numPr>
           <w:ilvl w:val="0"/>
-          <w:numId w:val="2"/>
-        </w:numPr>
-        <w:rPr>
-          <w:sz w:val="18"/>
-          <w:szCs w:val="18"/>
-        </w:rPr>
-      </w:pPr>
-      <w:r>
-        <w:rPr>
-          <w:sz w:val="18"/>
-          <w:szCs w:val="18"/>
-        </w:rPr>
-        <w:t>Use Case</w:t>
-      </w:r>
-      <w:r>
-        <w:rPr>
+          <w:numId w:val="3"/>
+        </w:numPr>
+        <w:rPr>
+          <w:rFonts w:cstheme="minorHAnsi"/>
+          <w:sz w:val="18"/>
+          <w:szCs w:val="18"/>
+        </w:rPr>
+      </w:pPr>
+      <w:r>
+        <w:rPr>
+          <w:rFonts w:cstheme="minorHAnsi"/>
+          <w:sz w:val="18"/>
+          <w:szCs w:val="18"/>
+        </w:rPr>
+        <w:t>Meeting Notes</w:t>
+      </w:r>
+      <w:r>
+        <w:rPr>
+          <w:rFonts w:cstheme="minorHAnsi"/>
           <w:sz w:val="18"/>
           <w:szCs w:val="18"/>
         </w:rPr>
@@ -870,130 +1341,25 @@
         <w:pStyle w:val="ListParagraph"/>
         <w:numPr>
           <w:ilvl w:val="0"/>
-          <w:numId w:val="2"/>
-        </w:numPr>
-        <w:rPr>
-          <w:sz w:val="18"/>
-          <w:szCs w:val="18"/>
-        </w:rPr>
-      </w:pPr>
-      <w:r>
-        <w:rPr>
-          <w:sz w:val="18"/>
-          <w:szCs w:val="18"/>
-        </w:rPr>
-        <w:t>Stakeholder Analysis</w:t>
-      </w:r>
-      <w:r>
-        <w:rPr>
-          <w:sz w:val="18"/>
-          <w:szCs w:val="18"/>
-        </w:rPr>
-        <w:t>.</w:t>
-      </w:r>
-    </w:p>
-    <w:p>
-      <w:pPr>
-        <w:pStyle w:val="ListParagraph"/>
-        <w:numPr>
-          <w:ilvl w:val="0"/>
-          <w:numId w:val="2"/>
-        </w:numPr>
-        <w:rPr>
-          <w:sz w:val="18"/>
-          <w:szCs w:val="18"/>
-        </w:rPr>
-      </w:pPr>
-      <w:r>
-        <w:rPr>
-          <w:sz w:val="18"/>
-          <w:szCs w:val="18"/>
-        </w:rPr>
-        <w:t>Project Charter</w:t>
-      </w:r>
-      <w:r>
-        <w:rPr>
-          <w:sz w:val="18"/>
-          <w:szCs w:val="18"/>
-        </w:rPr>
-        <w:t>.</w:t>
-      </w:r>
-    </w:p>
-    <w:p>
-      <w:pPr>
-        <w:pStyle w:val="ListParagraph"/>
-        <w:numPr>
-          <w:ilvl w:val="0"/>
-          <w:numId w:val="2"/>
-        </w:numPr>
-        <w:rPr>
-          <w:sz w:val="18"/>
-          <w:szCs w:val="18"/>
-        </w:rPr>
-      </w:pPr>
-      <w:r>
-        <w:rPr>
-          <w:sz w:val="18"/>
-          <w:szCs w:val="18"/>
-        </w:rPr>
-        <w:t>Meeting Notes Interview Transcript</w:t>
-      </w:r>
-      <w:r>
-        <w:rPr>
-          <w:sz w:val="18"/>
-          <w:szCs w:val="18"/>
-        </w:rPr>
-        <w:t>.</w:t>
-      </w:r>
-    </w:p>
-    <w:p>
-      <w:pPr>
-        <w:pStyle w:val="ListParagraph"/>
-        <w:numPr>
-          <w:ilvl w:val="0"/>
-          <w:numId w:val="2"/>
-        </w:numPr>
-        <w:rPr>
-          <w:sz w:val="18"/>
-          <w:szCs w:val="18"/>
-        </w:rPr>
-      </w:pPr>
-      <w:r>
-        <w:rPr>
-          <w:sz w:val="18"/>
-          <w:szCs w:val="18"/>
-        </w:rPr>
-        <w:t>Initial Budget Estimate</w:t>
-      </w:r>
-      <w:r>
-        <w:rPr>
-          <w:sz w:val="18"/>
-          <w:szCs w:val="18"/>
-        </w:rPr>
-        <w:t>.</w:t>
-      </w:r>
-    </w:p>
-    <w:p>
-      <w:pPr>
-        <w:pStyle w:val="ListParagraph"/>
-        <w:numPr>
-          <w:ilvl w:val="0"/>
-          <w:numId w:val="2"/>
-        </w:numPr>
-        <w:rPr>
-          <w:sz w:val="18"/>
-          <w:szCs w:val="18"/>
-        </w:rPr>
-      </w:pPr>
-      <w:r>
-        <w:rPr>
-          <w:sz w:val="18"/>
-          <w:szCs w:val="18"/>
-        </w:rPr>
-        <w:t>Feasibility Study Report</w:t>
-      </w:r>
-      <w:r>
-        <w:rPr>
+          <w:numId w:val="3"/>
+        </w:numPr>
+        <w:rPr>
+          <w:rFonts w:cstheme="minorHAnsi"/>
+          <w:sz w:val="18"/>
+          <w:szCs w:val="18"/>
+        </w:rPr>
+      </w:pPr>
+      <w:r>
+        <w:rPr>
+          <w:rFonts w:cstheme="minorHAnsi"/>
+          <w:sz w:val="18"/>
+          <w:szCs w:val="18"/>
+        </w:rPr>
+        <w:t>Business Requirements Document</w:t>
+      </w:r>
+      <w:r>
+        <w:rPr>
+          <w:rFonts w:cstheme="minorHAnsi"/>
           <w:sz w:val="18"/>
           <w:szCs w:val="18"/>
         </w:rPr>
@@ -1011,6 +1377,7 @@
         <w:rPr>
           <w:b/>
           <w:bCs/>
+          <w:color w:val="44546A" w:themeColor="text2"/>
           <w:sz w:val="24"/>
           <w:szCs w:val="24"/>
         </w:rPr>
@@ -1282,14 +1649,7 @@
           <w:sz w:val="18"/>
           <w:szCs w:val="18"/>
         </w:rPr>
-        <w:t>UIUX and Wireframes</w:t>
-      </w:r>
-      <w:r>
-        <w:rPr>
-          <w:sz w:val="18"/>
-          <w:szCs w:val="18"/>
-        </w:rPr>
-        <w:t>.</w:t>
+        <w:t>Design and Architecture.</w:t>
       </w:r>
     </w:p>
     <w:p>
@@ -1309,7 +1669,7 @@
           <w:sz w:val="18"/>
           <w:szCs w:val="18"/>
         </w:rPr>
-        <w:t>Design and Architecture.</w:t>
+        <w:t>Database Design.</w:t>
       </w:r>
     </w:p>
     <w:p>
@@ -1329,23 +1689,57 @@
           <w:sz w:val="18"/>
           <w:szCs w:val="18"/>
         </w:rPr>
-        <w:t>Database Design.</w:t>
-      </w:r>
-    </w:p>
-    <w:p>
-      <w:pPr>
-        <w:rPr>
+        <w:t>UX/UI Design</w:t>
+      </w:r>
+      <w:r>
+        <w:rPr>
+          <w:sz w:val="18"/>
+          <w:szCs w:val="18"/>
+        </w:rPr>
+        <w:t xml:space="preserve"> (Figma exported </w:t>
+      </w:r>
+      <w:r>
+        <w:rPr>
+          <w:sz w:val="18"/>
+          <w:szCs w:val="18"/>
+        </w:rPr>
+        <w:t>designs</w:t>
+      </w:r>
+      <w:r>
+        <w:rPr>
+          <w:sz w:val="18"/>
+          <w:szCs w:val="18"/>
+        </w:rPr>
+        <w:t>)</w:t>
+      </w:r>
+    </w:p>
+    <w:p>
+      <w:pPr>
+        <w:rPr>
+          <w:b/>
+          <w:bCs/>
+          <w:color w:val="44546A" w:themeColor="text2"/>
           <w:sz w:val="24"/>
           <w:szCs w:val="24"/>
         </w:rPr>
       </w:pPr>
+    </w:p>
+    <w:p>
+      <w:pPr>
+        <w:rPr>
+          <w:sz w:val="24"/>
+          <w:szCs w:val="24"/>
+        </w:rPr>
+      </w:pPr>
       <w:r>
         <w:rPr>
           <w:b/>
           <w:bCs/>
+          <w:color w:val="44546A" w:themeColor="text2"/>
           <w:sz w:val="24"/>
           <w:szCs w:val="24"/>
         </w:rPr>
+        <w:lastRenderedPageBreak/>
         <w:t>Development</w:t>
       </w:r>
     </w:p>
@@ -1446,7 +1840,6 @@
           <w:sz w:val="18"/>
           <w:szCs w:val="18"/>
         </w:rPr>
-        <w:lastRenderedPageBreak/>
         <w:t>Integration:</w:t>
       </w:r>
       <w:r>
@@ -1711,12 +2104,27 @@
           <w:sz w:val="18"/>
           <w:szCs w:val="18"/>
         </w:rPr>
-        <w:t>API Documentation.</w:t>
-      </w:r>
-    </w:p>
-    <w:p>
-      <w:pPr>
-        <w:rPr>
+        <w:t>API Documentation</w:t>
+      </w:r>
+      <w:r>
+        <w:rPr>
+          <w:sz w:val="18"/>
+          <w:szCs w:val="18"/>
+        </w:rPr>
+        <w:t xml:space="preserve"> (postman exported collections)</w:t>
+      </w:r>
+      <w:r>
+        <w:rPr>
+          <w:sz w:val="18"/>
+          <w:szCs w:val="18"/>
+        </w:rPr>
+        <w:t>.</w:t>
+      </w:r>
+    </w:p>
+    <w:p>
+      <w:pPr>
+        <w:rPr>
+          <w:color w:val="44546A" w:themeColor="text2"/>
           <w:sz w:val="24"/>
           <w:szCs w:val="24"/>
         </w:rPr>
@@ -1725,1098 +2133,7 @@
         <w:rPr>
           <w:b/>
           <w:bCs/>
-          <w:sz w:val="24"/>
-          <w:szCs w:val="24"/>
-        </w:rPr>
-        <w:t>De</w:t>
-      </w:r>
-      <w:r>
-        <w:rPr>
-          <w:b/>
-          <w:bCs/>
-          <w:sz w:val="24"/>
-          <w:szCs w:val="24"/>
-        </w:rPr>
-        <w:t>ployment</w:t>
-      </w:r>
-    </w:p>
-    <w:p>
-      <w:pPr>
-        <w:rPr>
-          <w:sz w:val="18"/>
-          <w:szCs w:val="18"/>
-        </w:rPr>
-      </w:pPr>
-      <w:r>
-        <w:rPr>
-          <w:sz w:val="18"/>
-          <w:szCs w:val="18"/>
-        </w:rPr>
-        <w:t xml:space="preserve">The </w:t>
-      </w:r>
-      <w:r>
-        <w:rPr>
-          <w:b/>
-          <w:bCs/>
-          <w:sz w:val="18"/>
-          <w:szCs w:val="18"/>
-        </w:rPr>
-        <w:t>Deployment Phase</w:t>
-      </w:r>
-      <w:r>
-        <w:rPr>
-          <w:sz w:val="18"/>
-          <w:szCs w:val="18"/>
-        </w:rPr>
-        <w:t xml:space="preserve"> is where the fully developed, tested, and approved software is </w:t>
-      </w:r>
-      <w:r>
-        <w:rPr>
-          <w:b/>
-          <w:bCs/>
-          <w:sz w:val="18"/>
-          <w:szCs w:val="18"/>
-        </w:rPr>
-        <w:t>delivered and released</w:t>
-      </w:r>
-      <w:r>
-        <w:rPr>
-          <w:sz w:val="18"/>
-          <w:szCs w:val="18"/>
-        </w:rPr>
-        <w:t xml:space="preserve"> to the production environment for actual use by end users. It is one of the final stages in the SDLC and requires precise coordination to ensure the software is stable, functional, and accessible in the target environment.</w:t>
-      </w:r>
-    </w:p>
-    <w:p>
-      <w:pPr>
-        <w:pStyle w:val="ListParagraph"/>
-        <w:numPr>
-          <w:ilvl w:val="0"/>
-          <w:numId w:val="21"/>
-        </w:numPr>
-        <w:rPr>
-          <w:sz w:val="18"/>
-          <w:szCs w:val="18"/>
-        </w:rPr>
-      </w:pPr>
-      <w:r>
-        <w:rPr>
-          <w:sz w:val="18"/>
-          <w:szCs w:val="18"/>
-        </w:rPr>
-        <w:t>Prepare for Deployment</w:t>
-      </w:r>
-    </w:p>
-    <w:p>
-      <w:pPr>
-        <w:pStyle w:val="ListParagraph"/>
-        <w:numPr>
-          <w:ilvl w:val="1"/>
-          <w:numId w:val="21"/>
-        </w:numPr>
-        <w:rPr>
-          <w:sz w:val="18"/>
-          <w:szCs w:val="18"/>
-        </w:rPr>
-      </w:pPr>
-      <w:r>
-        <w:rPr>
-          <w:sz w:val="18"/>
-          <w:szCs w:val="18"/>
-        </w:rPr>
-        <w:t>Review and finalize the Deployment Plan</w:t>
-      </w:r>
-    </w:p>
-    <w:p>
-      <w:pPr>
-        <w:pStyle w:val="ListParagraph"/>
-        <w:numPr>
-          <w:ilvl w:val="1"/>
-          <w:numId w:val="21"/>
-        </w:numPr>
-        <w:rPr>
-          <w:sz w:val="18"/>
-          <w:szCs w:val="18"/>
-        </w:rPr>
-      </w:pPr>
-      <w:r>
-        <w:rPr>
-          <w:sz w:val="18"/>
-          <w:szCs w:val="18"/>
-        </w:rPr>
-        <w:t>Confirm approval/sign-off from QA, PM, and stakeholders</w:t>
-      </w:r>
-    </w:p>
-    <w:p>
-      <w:pPr>
-        <w:pStyle w:val="ListParagraph"/>
-        <w:numPr>
-          <w:ilvl w:val="1"/>
-          <w:numId w:val="21"/>
-        </w:numPr>
-        <w:rPr>
-          <w:sz w:val="18"/>
-          <w:szCs w:val="18"/>
-        </w:rPr>
-      </w:pPr>
-      <w:r>
-        <w:rPr>
-          <w:sz w:val="18"/>
-          <w:szCs w:val="18"/>
-        </w:rPr>
-        <w:t>Schedule the deployment date/time (preferably during low-traffic hours)</w:t>
-      </w:r>
-    </w:p>
-    <w:p>
-      <w:pPr>
-        <w:pStyle w:val="ListParagraph"/>
-        <w:numPr>
-          <w:ilvl w:val="1"/>
-          <w:numId w:val="21"/>
-        </w:numPr>
-        <w:rPr>
-          <w:sz w:val="18"/>
-          <w:szCs w:val="18"/>
-        </w:rPr>
-      </w:pPr>
-      <w:r>
-        <w:rPr>
-          <w:sz w:val="18"/>
-          <w:szCs w:val="18"/>
-        </w:rPr>
-        <w:t>Notify all stakeholders and users in advance</w:t>
-      </w:r>
-    </w:p>
-    <w:p>
-      <w:pPr>
-        <w:pStyle w:val="ListParagraph"/>
-        <w:numPr>
-          <w:ilvl w:val="0"/>
-          <w:numId w:val="21"/>
-        </w:numPr>
-        <w:rPr>
-          <w:sz w:val="18"/>
-          <w:szCs w:val="18"/>
-        </w:rPr>
-      </w:pPr>
-      <w:r>
-        <w:rPr>
-          <w:sz w:val="18"/>
-          <w:szCs w:val="18"/>
-        </w:rPr>
-        <w:t>Set Up the Production Environment</w:t>
-      </w:r>
-    </w:p>
-    <w:p>
-      <w:pPr>
-        <w:pStyle w:val="ListParagraph"/>
-        <w:numPr>
-          <w:ilvl w:val="1"/>
-          <w:numId w:val="21"/>
-        </w:numPr>
-        <w:rPr>
-          <w:sz w:val="18"/>
-          <w:szCs w:val="18"/>
-        </w:rPr>
-      </w:pPr>
-      <w:r>
-        <w:rPr>
-          <w:sz w:val="18"/>
-          <w:szCs w:val="18"/>
-        </w:rPr>
-        <w:t>Configure production servers or cloud instances</w:t>
-      </w:r>
-    </w:p>
-    <w:p>
-      <w:pPr>
-        <w:pStyle w:val="ListParagraph"/>
-        <w:numPr>
-          <w:ilvl w:val="1"/>
-          <w:numId w:val="21"/>
-        </w:numPr>
-        <w:rPr>
-          <w:sz w:val="18"/>
-          <w:szCs w:val="18"/>
-        </w:rPr>
-      </w:pPr>
-      <w:r>
-        <w:rPr>
-          <w:sz w:val="18"/>
-          <w:szCs w:val="18"/>
-        </w:rPr>
-        <w:t>Set up databases and apply schema changes/migrations</w:t>
-      </w:r>
-    </w:p>
-    <w:p>
-      <w:pPr>
-        <w:pStyle w:val="ListParagraph"/>
-        <w:numPr>
-          <w:ilvl w:val="1"/>
-          <w:numId w:val="21"/>
-        </w:numPr>
-        <w:rPr>
-          <w:sz w:val="18"/>
-          <w:szCs w:val="18"/>
-        </w:rPr>
-      </w:pPr>
-      <w:r>
-        <w:rPr>
-          <w:sz w:val="18"/>
-          <w:szCs w:val="18"/>
-        </w:rPr>
-        <w:t>Configure environment variables, secrets, and API keys</w:t>
-      </w:r>
-    </w:p>
-    <w:p>
-      <w:pPr>
-        <w:pStyle w:val="ListParagraph"/>
-        <w:numPr>
-          <w:ilvl w:val="1"/>
-          <w:numId w:val="21"/>
-        </w:numPr>
-        <w:rPr>
-          <w:sz w:val="18"/>
-          <w:szCs w:val="18"/>
-        </w:rPr>
-      </w:pPr>
-      <w:r>
-        <w:rPr>
-          <w:sz w:val="18"/>
-          <w:szCs w:val="18"/>
-        </w:rPr>
-        <w:t>Ensure firewalls, SSL/TLS, and other security settings are in place</w:t>
-      </w:r>
-    </w:p>
-    <w:p>
-      <w:pPr>
-        <w:pStyle w:val="ListParagraph"/>
-        <w:numPr>
-          <w:ilvl w:val="1"/>
-          <w:numId w:val="21"/>
-        </w:numPr>
-        <w:rPr>
-          <w:sz w:val="18"/>
-          <w:szCs w:val="18"/>
-        </w:rPr>
-      </w:pPr>
-      <w:r>
-        <w:rPr>
-          <w:sz w:val="18"/>
-          <w:szCs w:val="18"/>
-        </w:rPr>
-        <w:t>Enable logging and monitoring systems</w:t>
-      </w:r>
-    </w:p>
-    <w:p>
-      <w:pPr>
-        <w:pStyle w:val="ListParagraph"/>
-        <w:numPr>
-          <w:ilvl w:val="0"/>
-          <w:numId w:val="21"/>
-        </w:numPr>
-        <w:rPr>
-          <w:sz w:val="18"/>
-          <w:szCs w:val="18"/>
-        </w:rPr>
-      </w:pPr>
-      <w:r>
-        <w:rPr>
-          <w:sz w:val="18"/>
-          <w:szCs w:val="18"/>
-        </w:rPr>
-        <w:t>Build and Package the Application</w:t>
-      </w:r>
-    </w:p>
-    <w:p>
-      <w:pPr>
-        <w:pStyle w:val="ListParagraph"/>
-        <w:numPr>
-          <w:ilvl w:val="1"/>
-          <w:numId w:val="21"/>
-        </w:numPr>
-        <w:rPr>
-          <w:sz w:val="18"/>
-          <w:szCs w:val="18"/>
-        </w:rPr>
-      </w:pPr>
-      <w:r>
-        <w:rPr>
-          <w:sz w:val="18"/>
-          <w:szCs w:val="18"/>
-        </w:rPr>
-        <w:t>Use CI/CD tools to generate a production build (Jenkins, GitHub Actions, etc.)</w:t>
-      </w:r>
-    </w:p>
-    <w:p>
-      <w:pPr>
-        <w:pStyle w:val="ListParagraph"/>
-        <w:numPr>
-          <w:ilvl w:val="1"/>
-          <w:numId w:val="21"/>
-        </w:numPr>
-        <w:rPr>
-          <w:sz w:val="18"/>
-          <w:szCs w:val="18"/>
-        </w:rPr>
-      </w:pPr>
-      <w:r>
-        <w:rPr>
-          <w:sz w:val="18"/>
-          <w:szCs w:val="18"/>
-        </w:rPr>
-        <w:t>Verify build artifacts (e.g., .jar, .zip, Docker image, etc.</w:t>
-      </w:r>
-    </w:p>
-    <w:p>
-      <w:pPr>
-        <w:pStyle w:val="ListParagraph"/>
-        <w:numPr>
-          <w:ilvl w:val="1"/>
-          <w:numId w:val="21"/>
-        </w:numPr>
-        <w:rPr>
-          <w:sz w:val="18"/>
-          <w:szCs w:val="18"/>
-        </w:rPr>
-      </w:pPr>
-      <w:r>
-        <w:rPr>
-          <w:sz w:val="18"/>
-          <w:szCs w:val="18"/>
-        </w:rPr>
-        <w:t>Tag and version the release</w:t>
-      </w:r>
-    </w:p>
-    <w:p>
-      <w:pPr>
-        <w:pStyle w:val="ListParagraph"/>
-        <w:numPr>
-          <w:ilvl w:val="0"/>
-          <w:numId w:val="21"/>
-        </w:numPr>
-        <w:rPr>
-          <w:sz w:val="18"/>
-          <w:szCs w:val="18"/>
-        </w:rPr>
-      </w:pPr>
-      <w:r>
-        <w:rPr>
-          <w:sz w:val="18"/>
-          <w:szCs w:val="18"/>
-        </w:rPr>
-        <w:t>Deploy to Production</w:t>
-      </w:r>
-    </w:p>
-    <w:p>
-      <w:pPr>
-        <w:pStyle w:val="ListParagraph"/>
-        <w:numPr>
-          <w:ilvl w:val="1"/>
-          <w:numId w:val="21"/>
-        </w:numPr>
-        <w:rPr>
-          <w:sz w:val="18"/>
-          <w:szCs w:val="18"/>
-        </w:rPr>
-      </w:pPr>
-      <w:r>
-        <w:rPr>
-          <w:sz w:val="18"/>
-          <w:szCs w:val="18"/>
-        </w:rPr>
-        <w:t>Transfer application code to production (via Git, Docker, etc.)</w:t>
-      </w:r>
-    </w:p>
-    <w:p>
-      <w:pPr>
-        <w:pStyle w:val="ListParagraph"/>
-        <w:numPr>
-          <w:ilvl w:val="1"/>
-          <w:numId w:val="21"/>
-        </w:numPr>
-        <w:rPr>
-          <w:sz w:val="18"/>
-          <w:szCs w:val="18"/>
-        </w:rPr>
-      </w:pPr>
-      <w:r>
-        <w:rPr>
-          <w:sz w:val="18"/>
-          <w:szCs w:val="18"/>
-        </w:rPr>
-        <w:t xml:space="preserve">Deploy infrastructure if using </w:t>
-      </w:r>
-      <w:proofErr w:type="spellStart"/>
-      <w:r>
-        <w:rPr>
-          <w:sz w:val="18"/>
-          <w:szCs w:val="18"/>
-        </w:rPr>
-        <w:t>IaC</w:t>
-      </w:r>
-      <w:proofErr w:type="spellEnd"/>
-      <w:r>
-        <w:rPr>
-          <w:sz w:val="18"/>
-          <w:szCs w:val="18"/>
-        </w:rPr>
-        <w:t xml:space="preserve"> (Terraform, Ansible, etc.)</w:t>
-      </w:r>
-    </w:p>
-    <w:p>
-      <w:pPr>
-        <w:pStyle w:val="ListParagraph"/>
-        <w:numPr>
-          <w:ilvl w:val="1"/>
-          <w:numId w:val="21"/>
-        </w:numPr>
-        <w:rPr>
-          <w:sz w:val="18"/>
-          <w:szCs w:val="18"/>
-        </w:rPr>
-      </w:pPr>
-      <w:r>
-        <w:rPr>
-          <w:sz w:val="18"/>
-          <w:szCs w:val="18"/>
-        </w:rPr>
-        <w:t>Run deployment scripts or pipelines</w:t>
-      </w:r>
-    </w:p>
-    <w:p>
-      <w:pPr>
-        <w:pStyle w:val="ListParagraph"/>
-        <w:numPr>
-          <w:ilvl w:val="1"/>
-          <w:numId w:val="21"/>
-        </w:numPr>
-        <w:rPr>
-          <w:sz w:val="18"/>
-          <w:szCs w:val="18"/>
-        </w:rPr>
-      </w:pPr>
-      <w:r>
-        <w:rPr>
-          <w:sz w:val="18"/>
-          <w:szCs w:val="18"/>
-        </w:rPr>
-        <w:t xml:space="preserve">Set up </w:t>
-      </w:r>
-      <w:proofErr w:type="spellStart"/>
-      <w:r>
-        <w:rPr>
-          <w:sz w:val="18"/>
-          <w:szCs w:val="18"/>
-        </w:rPr>
-        <w:t>cron</w:t>
-      </w:r>
-      <w:proofErr w:type="spellEnd"/>
-      <w:r>
-        <w:rPr>
-          <w:sz w:val="18"/>
-          <w:szCs w:val="18"/>
-        </w:rPr>
-        <w:t xml:space="preserve"> jobs, background services, and daemons (if applicable)</w:t>
-      </w:r>
-    </w:p>
-    <w:p>
-      <w:pPr>
-        <w:pStyle w:val="ListParagraph"/>
-        <w:numPr>
-          <w:ilvl w:val="0"/>
-          <w:numId w:val="21"/>
-        </w:numPr>
-        <w:rPr>
-          <w:sz w:val="18"/>
-          <w:szCs w:val="18"/>
-        </w:rPr>
-      </w:pPr>
-      <w:r>
-        <w:rPr>
-          <w:sz w:val="18"/>
-          <w:szCs w:val="18"/>
-        </w:rPr>
-        <w:t>Post-Deployment Validation</w:t>
-      </w:r>
-    </w:p>
-    <w:p>
-      <w:pPr>
-        <w:pStyle w:val="ListParagraph"/>
-        <w:numPr>
-          <w:ilvl w:val="1"/>
-          <w:numId w:val="21"/>
-        </w:numPr>
-        <w:rPr>
-          <w:sz w:val="18"/>
-          <w:szCs w:val="18"/>
-        </w:rPr>
-      </w:pPr>
-      <w:r>
-        <w:rPr>
-          <w:sz w:val="18"/>
-          <w:szCs w:val="18"/>
-        </w:rPr>
-        <w:t>Perform smoke testing to verify basic functionality</w:t>
-      </w:r>
-    </w:p>
-    <w:p>
-      <w:pPr>
-        <w:pStyle w:val="ListParagraph"/>
-        <w:numPr>
-          <w:ilvl w:val="1"/>
-          <w:numId w:val="21"/>
-        </w:numPr>
-        <w:rPr>
-          <w:sz w:val="18"/>
-          <w:szCs w:val="18"/>
-        </w:rPr>
-      </w:pPr>
-      <w:r>
-        <w:rPr>
-          <w:sz w:val="18"/>
-          <w:szCs w:val="18"/>
-        </w:rPr>
-        <w:t>Confirm service availability and response time</w:t>
-      </w:r>
-    </w:p>
-    <w:p>
-      <w:pPr>
-        <w:pStyle w:val="ListParagraph"/>
-        <w:numPr>
-          <w:ilvl w:val="1"/>
-          <w:numId w:val="21"/>
-        </w:numPr>
-        <w:rPr>
-          <w:sz w:val="18"/>
-          <w:szCs w:val="18"/>
-        </w:rPr>
-      </w:pPr>
-      <w:r>
-        <w:rPr>
-          <w:sz w:val="18"/>
-          <w:szCs w:val="18"/>
-        </w:rPr>
-        <w:t>Validate database connections and data integrity</w:t>
-      </w:r>
-    </w:p>
-    <w:p>
-      <w:pPr>
-        <w:pStyle w:val="ListParagraph"/>
-        <w:numPr>
-          <w:ilvl w:val="1"/>
-          <w:numId w:val="21"/>
-        </w:numPr>
-        <w:rPr>
-          <w:sz w:val="18"/>
-          <w:szCs w:val="18"/>
-        </w:rPr>
-      </w:pPr>
-      <w:r>
-        <w:rPr>
-          <w:sz w:val="18"/>
-          <w:szCs w:val="18"/>
-        </w:rPr>
-        <w:t>Test integrations with third-party services (if any)</w:t>
-      </w:r>
-    </w:p>
-    <w:p>
-      <w:pPr>
-        <w:pStyle w:val="ListParagraph"/>
-        <w:numPr>
-          <w:ilvl w:val="0"/>
-          <w:numId w:val="21"/>
-        </w:numPr>
-        <w:rPr>
-          <w:sz w:val="18"/>
-          <w:szCs w:val="18"/>
-        </w:rPr>
-      </w:pPr>
-      <w:r>
-        <w:rPr>
-          <w:sz w:val="18"/>
-          <w:szCs w:val="18"/>
-        </w:rPr>
-        <w:t>Enable Rollback Strategy</w:t>
-      </w:r>
-    </w:p>
-    <w:p>
-      <w:pPr>
-        <w:pStyle w:val="ListParagraph"/>
-        <w:numPr>
-          <w:ilvl w:val="1"/>
-          <w:numId w:val="21"/>
-        </w:numPr>
-        <w:rPr>
-          <w:sz w:val="18"/>
-          <w:szCs w:val="18"/>
-        </w:rPr>
-      </w:pPr>
-      <w:r>
-        <w:rPr>
-          <w:sz w:val="18"/>
-          <w:szCs w:val="18"/>
-        </w:rPr>
-        <w:t>Ensure backups are available and recent</w:t>
-      </w:r>
-    </w:p>
-    <w:p>
-      <w:pPr>
-        <w:pStyle w:val="ListParagraph"/>
-        <w:numPr>
-          <w:ilvl w:val="1"/>
-          <w:numId w:val="21"/>
-        </w:numPr>
-        <w:rPr>
-          <w:sz w:val="18"/>
-          <w:szCs w:val="18"/>
-        </w:rPr>
-      </w:pPr>
-      <w:r>
-        <w:rPr>
-          <w:sz w:val="18"/>
-          <w:szCs w:val="18"/>
-        </w:rPr>
-        <w:lastRenderedPageBreak/>
-        <w:t>Keep the previous version on standby</w:t>
-      </w:r>
-    </w:p>
-    <w:p>
-      <w:pPr>
-        <w:pStyle w:val="ListParagraph"/>
-        <w:numPr>
-          <w:ilvl w:val="1"/>
-          <w:numId w:val="21"/>
-        </w:numPr>
-        <w:rPr>
-          <w:sz w:val="18"/>
-          <w:szCs w:val="18"/>
-        </w:rPr>
-      </w:pPr>
-      <w:r>
-        <w:rPr>
-          <w:sz w:val="18"/>
-          <w:szCs w:val="18"/>
-        </w:rPr>
-        <w:t>Document and verify the rollback procedure</w:t>
-      </w:r>
-    </w:p>
-    <w:p>
-      <w:pPr>
-        <w:pStyle w:val="ListParagraph"/>
-        <w:numPr>
-          <w:ilvl w:val="1"/>
-          <w:numId w:val="21"/>
-        </w:numPr>
-        <w:rPr>
-          <w:sz w:val="18"/>
-          <w:szCs w:val="18"/>
-        </w:rPr>
-      </w:pPr>
-      <w:r>
-        <w:rPr>
-          <w:sz w:val="18"/>
-          <w:szCs w:val="18"/>
-        </w:rPr>
-        <w:t>Monitor the app for early signs of failure</w:t>
-      </w:r>
-    </w:p>
-    <w:p>
-      <w:pPr>
-        <w:pStyle w:val="ListParagraph"/>
-        <w:numPr>
-          <w:ilvl w:val="0"/>
-          <w:numId w:val="21"/>
-        </w:numPr>
-        <w:rPr>
-          <w:sz w:val="18"/>
-          <w:szCs w:val="18"/>
-        </w:rPr>
-      </w:pPr>
-      <w:r>
-        <w:rPr>
-          <w:sz w:val="18"/>
-          <w:szCs w:val="18"/>
-        </w:rPr>
-        <w:t>Release Communication</w:t>
-      </w:r>
-    </w:p>
-    <w:p>
-      <w:pPr>
-        <w:pStyle w:val="ListParagraph"/>
-        <w:numPr>
-          <w:ilvl w:val="1"/>
-          <w:numId w:val="21"/>
-        </w:numPr>
-        <w:rPr>
-          <w:sz w:val="18"/>
-          <w:szCs w:val="18"/>
-        </w:rPr>
-      </w:pPr>
-      <w:r>
-        <w:rPr>
-          <w:sz w:val="18"/>
-          <w:szCs w:val="18"/>
-        </w:rPr>
-        <w:t>Publish Release Notes for internal teams and end users</w:t>
-      </w:r>
-    </w:p>
-    <w:p>
-      <w:pPr>
-        <w:pStyle w:val="ListParagraph"/>
-        <w:numPr>
-          <w:ilvl w:val="1"/>
-          <w:numId w:val="21"/>
-        </w:numPr>
-        <w:rPr>
-          <w:sz w:val="18"/>
-          <w:szCs w:val="18"/>
-        </w:rPr>
-      </w:pPr>
-      <w:r>
-        <w:rPr>
-          <w:sz w:val="18"/>
-          <w:szCs w:val="18"/>
-        </w:rPr>
-        <w:t>Update product documentation or user manuals</w:t>
-      </w:r>
-      <w:r>
-        <w:rPr>
-          <w:sz w:val="18"/>
-          <w:szCs w:val="18"/>
-        </w:rPr>
-        <w:t>\</w:t>
-      </w:r>
-    </w:p>
-    <w:p>
-      <w:pPr>
-        <w:pStyle w:val="ListParagraph"/>
-        <w:numPr>
-          <w:ilvl w:val="1"/>
-          <w:numId w:val="21"/>
-        </w:numPr>
-        <w:rPr>
-          <w:sz w:val="18"/>
-          <w:szCs w:val="18"/>
-        </w:rPr>
-      </w:pPr>
-      <w:r>
-        <w:rPr>
-          <w:sz w:val="18"/>
-          <w:szCs w:val="18"/>
-        </w:rPr>
-        <w:t xml:space="preserve"> Send release announcement (email, Slack, intranet)</w:t>
-      </w:r>
-    </w:p>
-    <w:p>
-      <w:pPr>
-        <w:pStyle w:val="ListParagraph"/>
-        <w:numPr>
-          <w:ilvl w:val="0"/>
-          <w:numId w:val="21"/>
-        </w:numPr>
-        <w:rPr>
-          <w:sz w:val="18"/>
-          <w:szCs w:val="18"/>
-        </w:rPr>
-      </w:pPr>
-      <w:r>
-        <w:rPr>
-          <w:sz w:val="18"/>
-          <w:szCs w:val="18"/>
-        </w:rPr>
-        <w:t>User Training and Support (if needed)</w:t>
-      </w:r>
-    </w:p>
-    <w:p>
-      <w:pPr>
-        <w:pStyle w:val="ListParagraph"/>
-        <w:numPr>
-          <w:ilvl w:val="1"/>
-          <w:numId w:val="21"/>
-        </w:numPr>
-        <w:rPr>
-          <w:sz w:val="18"/>
-          <w:szCs w:val="18"/>
-        </w:rPr>
-      </w:pPr>
-      <w:r>
-        <w:rPr>
-          <w:sz w:val="18"/>
-          <w:szCs w:val="18"/>
-        </w:rPr>
-        <w:t>Provide helpdesk or support contacts</w:t>
-      </w:r>
-    </w:p>
-    <w:p>
-      <w:pPr>
-        <w:pStyle w:val="ListParagraph"/>
-        <w:numPr>
-          <w:ilvl w:val="1"/>
-          <w:numId w:val="21"/>
-        </w:numPr>
-        <w:rPr>
-          <w:sz w:val="18"/>
-          <w:szCs w:val="18"/>
-        </w:rPr>
-      </w:pPr>
-      <w:r>
-        <w:rPr>
-          <w:sz w:val="18"/>
-          <w:szCs w:val="18"/>
-        </w:rPr>
-        <w:t>Offer user training or walkthrough sessions</w:t>
-      </w:r>
-    </w:p>
-    <w:p>
-      <w:pPr>
-        <w:pStyle w:val="ListParagraph"/>
-        <w:numPr>
-          <w:ilvl w:val="1"/>
-          <w:numId w:val="21"/>
-        </w:numPr>
-        <w:rPr>
-          <w:sz w:val="18"/>
-          <w:szCs w:val="18"/>
-        </w:rPr>
-      </w:pPr>
-      <w:r>
-        <w:rPr>
-          <w:sz w:val="18"/>
-          <w:szCs w:val="18"/>
-        </w:rPr>
-        <w:t>Collect feedback from users</w:t>
-      </w:r>
-    </w:p>
-    <w:p>
-      <w:pPr>
-        <w:pStyle w:val="ListParagraph"/>
-        <w:numPr>
-          <w:ilvl w:val="0"/>
-          <w:numId w:val="21"/>
-        </w:numPr>
-        <w:rPr>
-          <w:sz w:val="18"/>
-          <w:szCs w:val="18"/>
-        </w:rPr>
-      </w:pPr>
-      <w:r>
-        <w:rPr>
-          <w:sz w:val="18"/>
-          <w:szCs w:val="18"/>
-        </w:rPr>
-        <w:t>Monitoring &amp; Maintenance</w:t>
-      </w:r>
-    </w:p>
-    <w:p>
-      <w:pPr>
-        <w:pStyle w:val="ListParagraph"/>
-        <w:numPr>
-          <w:ilvl w:val="1"/>
-          <w:numId w:val="21"/>
-        </w:numPr>
-        <w:rPr>
-          <w:sz w:val="18"/>
-          <w:szCs w:val="18"/>
-        </w:rPr>
-      </w:pPr>
-      <w:r>
-        <w:rPr>
-          <w:sz w:val="18"/>
-          <w:szCs w:val="18"/>
-        </w:rPr>
-        <w:t>Enable application monitoring (CPU, memory, response times)</w:t>
-      </w:r>
-    </w:p>
-    <w:p>
-      <w:pPr>
-        <w:pStyle w:val="ListParagraph"/>
-        <w:numPr>
-          <w:ilvl w:val="1"/>
-          <w:numId w:val="21"/>
-        </w:numPr>
-        <w:rPr>
-          <w:sz w:val="18"/>
-          <w:szCs w:val="18"/>
-        </w:rPr>
-      </w:pPr>
-      <w:r>
-        <w:rPr>
-          <w:sz w:val="18"/>
-          <w:szCs w:val="18"/>
-        </w:rPr>
-        <w:t>Set up alerting for errors, crashes, downtimes</w:t>
-      </w:r>
-    </w:p>
-    <w:p>
-      <w:pPr>
-        <w:pStyle w:val="ListParagraph"/>
-        <w:numPr>
-          <w:ilvl w:val="1"/>
-          <w:numId w:val="21"/>
-        </w:numPr>
-        <w:rPr>
-          <w:sz w:val="18"/>
-          <w:szCs w:val="18"/>
-        </w:rPr>
-      </w:pPr>
-      <w:r>
-        <w:rPr>
-          <w:sz w:val="18"/>
-          <w:szCs w:val="18"/>
-        </w:rPr>
-        <w:t>Log important events and user actions</w:t>
-      </w:r>
-    </w:p>
-    <w:p>
-      <w:pPr>
-        <w:pStyle w:val="ListParagraph"/>
-        <w:numPr>
-          <w:ilvl w:val="1"/>
-          <w:numId w:val="21"/>
-        </w:numPr>
-        <w:rPr>
-          <w:sz w:val="18"/>
-          <w:szCs w:val="18"/>
-        </w:rPr>
-      </w:pPr>
-      <w:r>
-        <w:rPr>
-          <w:sz w:val="18"/>
-          <w:szCs w:val="18"/>
-        </w:rPr>
-        <w:t>Watch for performance issues or bug reports</w:t>
-      </w:r>
-    </w:p>
-    <w:p>
-      <w:pPr>
-        <w:rPr>
-          <w:sz w:val="18"/>
-          <w:szCs w:val="18"/>
-        </w:rPr>
-      </w:pPr>
-      <w:r>
-        <w:rPr>
-          <w:b/>
-          <w:bCs/>
-          <w:sz w:val="18"/>
-          <w:szCs w:val="18"/>
-        </w:rPr>
-        <w:t>Documents</w:t>
-      </w:r>
-    </w:p>
-    <w:p>
-      <w:pPr>
-        <w:pStyle w:val="ListParagraph"/>
-        <w:numPr>
-          <w:ilvl w:val="0"/>
-          <w:numId w:val="1"/>
-        </w:numPr>
-        <w:rPr>
-          <w:sz w:val="18"/>
-          <w:szCs w:val="18"/>
-        </w:rPr>
-      </w:pPr>
-      <w:r>
-        <w:rPr>
-          <w:sz w:val="18"/>
-          <w:szCs w:val="18"/>
-        </w:rPr>
-        <w:t>End</w:t>
-      </w:r>
-      <w:r>
-        <w:rPr>
-          <w:sz w:val="18"/>
-          <w:szCs w:val="18"/>
-        </w:rPr>
-        <w:t xml:space="preserve"> </w:t>
-      </w:r>
-      <w:r>
-        <w:rPr>
-          <w:sz w:val="18"/>
-          <w:szCs w:val="18"/>
-        </w:rPr>
-        <w:t xml:space="preserve">User </w:t>
-      </w:r>
-      <w:r>
-        <w:rPr>
-          <w:sz w:val="18"/>
-          <w:szCs w:val="18"/>
-        </w:rPr>
-        <w:t>Guide</w:t>
-      </w:r>
-      <w:r>
-        <w:rPr>
-          <w:sz w:val="18"/>
-          <w:szCs w:val="18"/>
-        </w:rPr>
-        <w:t>.</w:t>
-      </w:r>
-    </w:p>
-    <w:p>
-      <w:pPr>
-        <w:pStyle w:val="ListParagraph"/>
-        <w:numPr>
-          <w:ilvl w:val="0"/>
-          <w:numId w:val="1"/>
-        </w:numPr>
-        <w:rPr>
-          <w:sz w:val="18"/>
-          <w:szCs w:val="18"/>
-        </w:rPr>
-      </w:pPr>
-      <w:r>
-        <w:rPr>
-          <w:sz w:val="18"/>
-          <w:szCs w:val="18"/>
-        </w:rPr>
-        <w:t>System Admin Documentation</w:t>
-      </w:r>
-      <w:r>
-        <w:rPr>
-          <w:sz w:val="18"/>
-          <w:szCs w:val="18"/>
-        </w:rPr>
-        <w:t>.</w:t>
-      </w:r>
-    </w:p>
-    <w:p>
-      <w:pPr>
-        <w:pStyle w:val="ListParagraph"/>
-        <w:numPr>
-          <w:ilvl w:val="0"/>
-          <w:numId w:val="1"/>
-        </w:numPr>
-        <w:rPr>
-          <w:sz w:val="18"/>
-          <w:szCs w:val="18"/>
-        </w:rPr>
-      </w:pPr>
-      <w:r>
-        <w:rPr>
-          <w:sz w:val="18"/>
-          <w:szCs w:val="18"/>
-        </w:rPr>
-        <w:t>Deployment Plan</w:t>
-      </w:r>
-      <w:r>
-        <w:rPr>
-          <w:sz w:val="18"/>
-          <w:szCs w:val="18"/>
-        </w:rPr>
-        <w:t>.</w:t>
-      </w:r>
-    </w:p>
-    <w:p>
-      <w:pPr>
-        <w:rPr>
-          <w:sz w:val="24"/>
-          <w:szCs w:val="24"/>
-        </w:rPr>
-      </w:pPr>
-      <w:r>
-        <w:rPr>
-          <w:b/>
-          <w:bCs/>
+          <w:color w:val="44546A" w:themeColor="text2"/>
           <w:sz w:val="24"/>
           <w:szCs w:val="24"/>
         </w:rPr>
@@ -3356,6 +2673,7 @@
           <w:sz w:val="18"/>
           <w:szCs w:val="18"/>
         </w:rPr>
+        <w:lastRenderedPageBreak/>
         <w:t>Dynamic Application Security Testing (DAST)</w:t>
       </w:r>
       <w:r>
@@ -3491,382 +2809,1042 @@
     <w:p>
       <w:pPr>
         <w:rPr>
+          <w:color w:val="44546A" w:themeColor="text2"/>
+          <w:sz w:val="24"/>
+          <w:szCs w:val="24"/>
+        </w:rPr>
+      </w:pPr>
+      <w:r>
+        <w:rPr>
           <w:b/>
           <w:bCs/>
+          <w:color w:val="44546A" w:themeColor="text2"/>
           <w:sz w:val="24"/>
           <w:szCs w:val="24"/>
         </w:rPr>
-      </w:pPr>
+        <w:t>Deployment</w:t>
+      </w:r>
+    </w:p>
+    <w:p>
+      <w:pPr>
+        <w:rPr>
+          <w:sz w:val="18"/>
+          <w:szCs w:val="18"/>
+        </w:rPr>
+      </w:pPr>
+      <w:r>
+        <w:rPr>
+          <w:sz w:val="18"/>
+          <w:szCs w:val="18"/>
+        </w:rPr>
+        <w:t xml:space="preserve">The </w:t>
+      </w:r>
       <w:r>
         <w:rPr>
           <w:b/>
           <w:bCs/>
-          <w:sz w:val="24"/>
-          <w:szCs w:val="24"/>
-        </w:rPr>
-        <w:lastRenderedPageBreak/>
-        <w:t>Deployment</w:t>
-      </w:r>
-    </w:p>
-    <w:p>
-      <w:pPr>
-        <w:pStyle w:val="NormalWeb"/>
-        <w:rPr>
-          <w:rFonts w:asciiTheme="minorHAnsi" w:hAnsiTheme="minorHAnsi" w:cstheme="minorHAnsi"/>
-          <w:sz w:val="18"/>
-          <w:szCs w:val="18"/>
-        </w:rPr>
-      </w:pPr>
-      <w:r>
-        <w:rPr>
-          <w:rFonts w:asciiTheme="minorHAnsi" w:hAnsiTheme="minorHAnsi" w:cstheme="minorHAnsi"/>
-          <w:sz w:val="18"/>
-          <w:szCs w:val="18"/>
-        </w:rPr>
-        <w:t>The deployment phase of a project involves the process of releasing the developed software or application for use in the production environment. Here's an overview of what typically happens during the deployment phase:</w:t>
-      </w:r>
-    </w:p>
-    <w:p>
-      <w:pPr>
-        <w:pStyle w:val="NormalWeb"/>
-        <w:numPr>
-          <w:ilvl w:val="0"/>
-          <w:numId w:val="20"/>
-        </w:numPr>
-        <w:rPr>
-          <w:rFonts w:asciiTheme="minorHAnsi" w:hAnsiTheme="minorHAnsi" w:cstheme="minorHAnsi"/>
-          <w:sz w:val="18"/>
-          <w:szCs w:val="18"/>
-        </w:rPr>
-      </w:pPr>
-      <w:r>
-        <w:rPr>
-          <w:rStyle w:val="Strong"/>
-          <w:rFonts w:asciiTheme="minorHAnsi" w:hAnsiTheme="minorHAnsi" w:cstheme="minorHAnsi"/>
-          <w:sz w:val="18"/>
-          <w:szCs w:val="18"/>
-        </w:rPr>
-        <w:t>Environment Setup:</w:t>
-      </w:r>
-      <w:r>
-        <w:rPr>
-          <w:rFonts w:asciiTheme="minorHAnsi" w:hAnsiTheme="minorHAnsi" w:cstheme="minorHAnsi"/>
-          <w:sz w:val="18"/>
-          <w:szCs w:val="18"/>
-        </w:rPr>
-        <w:t xml:space="preserve"> Ensure that the production environment is properly configured to support the deployment of the software. This includes setting up servers, databases, networking, security configurations, and any other necessary infrastructure components.</w:t>
-      </w:r>
-    </w:p>
-    <w:p>
-      <w:pPr>
-        <w:pStyle w:val="NormalWeb"/>
-        <w:numPr>
-          <w:ilvl w:val="0"/>
-          <w:numId w:val="20"/>
-        </w:numPr>
-        <w:rPr>
-          <w:rFonts w:asciiTheme="minorHAnsi" w:hAnsiTheme="minorHAnsi" w:cstheme="minorHAnsi"/>
-          <w:sz w:val="18"/>
-          <w:szCs w:val="18"/>
-        </w:rPr>
-      </w:pPr>
-      <w:r>
-        <w:rPr>
-          <w:rStyle w:val="Strong"/>
-          <w:rFonts w:asciiTheme="minorHAnsi" w:hAnsiTheme="minorHAnsi" w:cstheme="minorHAnsi"/>
-          <w:sz w:val="18"/>
-          <w:szCs w:val="18"/>
-        </w:rPr>
-        <w:t>Deployment Planning:</w:t>
-      </w:r>
-      <w:r>
-        <w:rPr>
-          <w:rFonts w:asciiTheme="minorHAnsi" w:hAnsiTheme="minorHAnsi" w:cstheme="minorHAnsi"/>
-          <w:sz w:val="18"/>
-          <w:szCs w:val="18"/>
-        </w:rPr>
-        <w:t xml:space="preserve"> Develop a deployment plan that outlines the steps, timeline, and responsibilities for deploying the software. Consider factors such as downtime, data migration, rollback procedures, and contingency plans for handling unexpected issues.</w:t>
-      </w:r>
-    </w:p>
-    <w:p>
-      <w:pPr>
-        <w:pStyle w:val="NormalWeb"/>
-        <w:numPr>
-          <w:ilvl w:val="0"/>
-          <w:numId w:val="20"/>
-        </w:numPr>
-        <w:rPr>
-          <w:rFonts w:asciiTheme="minorHAnsi" w:hAnsiTheme="minorHAnsi" w:cstheme="minorHAnsi"/>
-          <w:sz w:val="18"/>
-          <w:szCs w:val="18"/>
-        </w:rPr>
-      </w:pPr>
-      <w:r>
-        <w:rPr>
-          <w:rStyle w:val="Strong"/>
-          <w:rFonts w:asciiTheme="minorHAnsi" w:hAnsiTheme="minorHAnsi" w:cstheme="minorHAnsi"/>
-          <w:sz w:val="18"/>
-          <w:szCs w:val="18"/>
-        </w:rPr>
-        <w:t>Release Packaging:</w:t>
-      </w:r>
-      <w:r>
-        <w:rPr>
-          <w:rFonts w:asciiTheme="minorHAnsi" w:hAnsiTheme="minorHAnsi" w:cstheme="minorHAnsi"/>
-          <w:sz w:val="18"/>
-          <w:szCs w:val="18"/>
-        </w:rPr>
-        <w:t xml:space="preserve"> Prepare the software for deployment by packaging all necessary files, configurations, and dependencies into a deployable format. This may involve creating installation packages, container images, or deploying code directly from version control systems.</w:t>
-      </w:r>
-    </w:p>
-    <w:p>
-      <w:pPr>
-        <w:pStyle w:val="NormalWeb"/>
-        <w:numPr>
-          <w:ilvl w:val="0"/>
-          <w:numId w:val="20"/>
-        </w:numPr>
-        <w:rPr>
-          <w:rFonts w:asciiTheme="minorHAnsi" w:hAnsiTheme="minorHAnsi" w:cstheme="minorHAnsi"/>
-          <w:sz w:val="18"/>
-          <w:szCs w:val="18"/>
-        </w:rPr>
-      </w:pPr>
-      <w:r>
-        <w:rPr>
-          <w:rStyle w:val="Strong"/>
-          <w:rFonts w:asciiTheme="minorHAnsi" w:hAnsiTheme="minorHAnsi" w:cstheme="minorHAnsi"/>
-          <w:sz w:val="18"/>
-          <w:szCs w:val="18"/>
-        </w:rPr>
-        <w:t>Deployment Execution:</w:t>
-      </w:r>
-      <w:r>
-        <w:rPr>
-          <w:rFonts w:asciiTheme="minorHAnsi" w:hAnsiTheme="minorHAnsi" w:cstheme="minorHAnsi"/>
-          <w:sz w:val="18"/>
-          <w:szCs w:val="18"/>
-        </w:rPr>
-        <w:t xml:space="preserve"> Execute the deployment plan to install or update the software in the production environment. This may involve deploying to multiple servers or clusters, orchestrating containerized environments, and configuring load balancers or other network infrastructure.</w:t>
-      </w:r>
-    </w:p>
-    <w:p>
-      <w:pPr>
-        <w:pStyle w:val="NormalWeb"/>
-        <w:numPr>
-          <w:ilvl w:val="0"/>
-          <w:numId w:val="20"/>
-        </w:numPr>
-        <w:rPr>
-          <w:rFonts w:asciiTheme="minorHAnsi" w:hAnsiTheme="minorHAnsi" w:cstheme="minorHAnsi"/>
-          <w:sz w:val="18"/>
-          <w:szCs w:val="18"/>
-        </w:rPr>
-      </w:pPr>
-      <w:r>
-        <w:rPr>
-          <w:rStyle w:val="Strong"/>
-          <w:rFonts w:asciiTheme="minorHAnsi" w:hAnsiTheme="minorHAnsi" w:cstheme="minorHAnsi"/>
-          <w:sz w:val="18"/>
-          <w:szCs w:val="18"/>
-        </w:rPr>
-        <w:t>Testing:</w:t>
-      </w:r>
-      <w:r>
-        <w:rPr>
-          <w:rFonts w:asciiTheme="minorHAnsi" w:hAnsiTheme="minorHAnsi" w:cstheme="minorHAnsi"/>
-          <w:sz w:val="18"/>
-          <w:szCs w:val="18"/>
-        </w:rPr>
-        <w:t xml:space="preserve"> Conduct post-deployment testing to ensure that the software behaves as expected in the production environment. This may include smoke testing, functional testing, performance testing, and validation against acceptance criteria.</w:t>
-      </w:r>
-    </w:p>
-    <w:p>
-      <w:pPr>
-        <w:pStyle w:val="NormalWeb"/>
-        <w:numPr>
-          <w:ilvl w:val="0"/>
-          <w:numId w:val="20"/>
-        </w:numPr>
-        <w:rPr>
-          <w:rFonts w:asciiTheme="minorHAnsi" w:hAnsiTheme="minorHAnsi" w:cstheme="minorHAnsi"/>
-          <w:sz w:val="18"/>
-          <w:szCs w:val="18"/>
-        </w:rPr>
-      </w:pPr>
-      <w:r>
-        <w:rPr>
-          <w:rStyle w:val="Strong"/>
-          <w:rFonts w:asciiTheme="minorHAnsi" w:hAnsiTheme="minorHAnsi" w:cstheme="minorHAnsi"/>
-          <w:sz w:val="18"/>
-          <w:szCs w:val="18"/>
-        </w:rPr>
-        <w:t>Monitoring and Logging:</w:t>
-      </w:r>
-      <w:r>
-        <w:rPr>
-          <w:rFonts w:asciiTheme="minorHAnsi" w:hAnsiTheme="minorHAnsi" w:cstheme="minorHAnsi"/>
-          <w:sz w:val="18"/>
-          <w:szCs w:val="18"/>
-        </w:rPr>
-        <w:t xml:space="preserve"> Set up monitoring and logging tools to track the performance, health, and usage of the deployed software. Monitor system metrics, application logs, error rates, and user interactions to identify and address any issues that arise.</w:t>
-      </w:r>
-    </w:p>
-    <w:p>
-      <w:pPr>
-        <w:pStyle w:val="NormalWeb"/>
-        <w:numPr>
-          <w:ilvl w:val="0"/>
-          <w:numId w:val="20"/>
-        </w:numPr>
-        <w:rPr>
-          <w:rFonts w:asciiTheme="minorHAnsi" w:hAnsiTheme="minorHAnsi" w:cstheme="minorHAnsi"/>
-          <w:sz w:val="18"/>
-          <w:szCs w:val="18"/>
-        </w:rPr>
-      </w:pPr>
-      <w:r>
-        <w:rPr>
-          <w:rStyle w:val="Strong"/>
-          <w:rFonts w:asciiTheme="minorHAnsi" w:hAnsiTheme="minorHAnsi" w:cstheme="minorHAnsi"/>
-          <w:sz w:val="18"/>
-          <w:szCs w:val="18"/>
-        </w:rPr>
-        <w:t>User Training and Support:</w:t>
-      </w:r>
-      <w:r>
-        <w:rPr>
-          <w:rFonts w:asciiTheme="minorHAnsi" w:hAnsiTheme="minorHAnsi" w:cstheme="minorHAnsi"/>
-          <w:sz w:val="18"/>
-          <w:szCs w:val="18"/>
-        </w:rPr>
-        <w:t xml:space="preserve"> Provide training and support to end-users, administrators, and other stakeholders who will be using or managing the deployed software. Address any questions, concerns, or issues that arise during the initial rollout.</w:t>
-      </w:r>
-    </w:p>
-    <w:p>
-      <w:pPr>
-        <w:pStyle w:val="NormalWeb"/>
-        <w:numPr>
-          <w:ilvl w:val="0"/>
-          <w:numId w:val="20"/>
-        </w:numPr>
-        <w:rPr>
-          <w:rFonts w:asciiTheme="minorHAnsi" w:hAnsiTheme="minorHAnsi" w:cstheme="minorHAnsi"/>
-          <w:sz w:val="18"/>
-          <w:szCs w:val="18"/>
-        </w:rPr>
-      </w:pPr>
-      <w:r>
-        <w:rPr>
-          <w:rStyle w:val="Strong"/>
-          <w:rFonts w:asciiTheme="minorHAnsi" w:hAnsiTheme="minorHAnsi" w:cstheme="minorHAnsi"/>
-          <w:sz w:val="18"/>
-          <w:szCs w:val="18"/>
-        </w:rPr>
-        <w:t>Documentation and Handover:</w:t>
-      </w:r>
-      <w:r>
-        <w:rPr>
-          <w:rFonts w:asciiTheme="minorHAnsi" w:hAnsiTheme="minorHAnsi" w:cstheme="minorHAnsi"/>
-          <w:sz w:val="18"/>
-          <w:szCs w:val="18"/>
-        </w:rPr>
-        <w:t xml:space="preserve"> Update documentation, user manuals, and support materials to reflect any changes or updates introduced in the deployment. Hand over control and responsibility for maintaining the software to the appropriate stakeholders or support teams.</w:t>
-      </w:r>
-    </w:p>
-    <w:p>
-      <w:pPr>
-        <w:pStyle w:val="NormalWeb"/>
-        <w:numPr>
-          <w:ilvl w:val="0"/>
-          <w:numId w:val="20"/>
-        </w:numPr>
-        <w:rPr>
-          <w:rFonts w:asciiTheme="minorHAnsi" w:hAnsiTheme="minorHAnsi" w:cstheme="minorHAnsi"/>
-          <w:sz w:val="18"/>
-          <w:szCs w:val="18"/>
-        </w:rPr>
-      </w:pPr>
-      <w:r>
-        <w:rPr>
-          <w:rStyle w:val="Strong"/>
-          <w:rFonts w:asciiTheme="minorHAnsi" w:hAnsiTheme="minorHAnsi" w:cstheme="minorHAnsi"/>
-          <w:sz w:val="18"/>
-          <w:szCs w:val="18"/>
-        </w:rPr>
-        <w:t>Post-Deployment Review:</w:t>
-      </w:r>
-      <w:r>
-        <w:rPr>
-          <w:rFonts w:asciiTheme="minorHAnsi" w:hAnsiTheme="minorHAnsi" w:cstheme="minorHAnsi"/>
-          <w:sz w:val="18"/>
-          <w:szCs w:val="18"/>
-        </w:rPr>
-        <w:t xml:space="preserve"> Conduct a post-deployment review to evaluate the success of the deployment process and identify areas for improvement. Gather feedback from stakeholders, analyze deployment metrics, and document lessons learned for future deployments.</w:t>
-      </w:r>
-    </w:p>
-    <w:p>
-      <w:pPr>
-        <w:pStyle w:val="NormalWeb"/>
-        <w:numPr>
-          <w:ilvl w:val="0"/>
-          <w:numId w:val="20"/>
-        </w:numPr>
-        <w:rPr>
-          <w:rFonts w:asciiTheme="minorHAnsi" w:hAnsiTheme="minorHAnsi" w:cstheme="minorHAnsi"/>
-          <w:sz w:val="18"/>
-          <w:szCs w:val="18"/>
-        </w:rPr>
-      </w:pPr>
-      <w:r>
-        <w:rPr>
-          <w:rFonts w:asciiTheme="minorHAnsi" w:hAnsiTheme="minorHAnsi" w:cstheme="minorHAnsi"/>
+          <w:sz w:val="18"/>
+          <w:szCs w:val="18"/>
+        </w:rPr>
+        <w:t>Deployment Phase</w:t>
+      </w:r>
+      <w:r>
+        <w:rPr>
+          <w:sz w:val="18"/>
+          <w:szCs w:val="18"/>
+        </w:rPr>
+        <w:t xml:space="preserve"> is where the fully developed, tested, and approved software is </w:t>
+      </w:r>
+      <w:r>
+        <w:rPr>
           <w:b/>
           <w:bCs/>
           <w:sz w:val="18"/>
           <w:szCs w:val="18"/>
         </w:rPr>
-        <w:t>Security Configuration Testing</w:t>
-      </w:r>
-      <w:r>
-        <w:rPr>
-          <w:rFonts w:asciiTheme="minorHAnsi" w:hAnsiTheme="minorHAnsi" w:cstheme="minorHAnsi"/>
-          <w:sz w:val="18"/>
-          <w:szCs w:val="18"/>
-        </w:rPr>
-        <w:t>: Verify that the deployment environment (e.g., servers, databases, network) is configured securely.</w:t>
-      </w:r>
-    </w:p>
-    <w:p>
-      <w:pPr>
-        <w:pStyle w:val="NormalWeb"/>
+        <w:t>delivered and released</w:t>
+      </w:r>
+      <w:r>
+        <w:rPr>
+          <w:sz w:val="18"/>
+          <w:szCs w:val="18"/>
+        </w:rPr>
+        <w:t xml:space="preserve"> to the production environment for actual use by end users. It is one of the final stages in the SDLC and requires precise coordination to ensure the software is stable, functional, and accessible in the target environment.</w:t>
+      </w:r>
+    </w:p>
+    <w:p>
+      <w:pPr>
+        <w:pStyle w:val="ListParagraph"/>
         <w:numPr>
           <w:ilvl w:val="0"/>
-          <w:numId w:val="20"/>
-        </w:numPr>
-        <w:rPr>
-          <w:rFonts w:asciiTheme="minorHAnsi" w:hAnsiTheme="minorHAnsi" w:cstheme="minorHAnsi"/>
-          <w:sz w:val="18"/>
-          <w:szCs w:val="18"/>
-        </w:rPr>
-      </w:pPr>
-      <w:r>
-        <w:rPr>
-          <w:rFonts w:asciiTheme="minorHAnsi" w:hAnsiTheme="minorHAnsi" w:cstheme="minorHAnsi"/>
+          <w:numId w:val="34"/>
+        </w:numPr>
+        <w:rPr>
           <w:b/>
           <w:bCs/>
           <w:sz w:val="18"/>
           <w:szCs w:val="18"/>
         </w:rPr>
-        <w:t>Vulnerability Scanning</w:t>
-      </w:r>
-      <w:r>
-        <w:rPr>
-          <w:rFonts w:asciiTheme="minorHAnsi" w:hAnsiTheme="minorHAnsi" w:cstheme="minorHAnsi"/>
-          <w:sz w:val="18"/>
-          <w:szCs w:val="18"/>
-        </w:rPr>
-        <w:t>: Conduct vulnerability scanning on the deployed application to identify any security issues in the live environment.</w:t>
+      </w:pPr>
+      <w:r>
+        <w:rPr>
+          <w:b/>
+          <w:bCs/>
+          <w:sz w:val="18"/>
+          <w:szCs w:val="18"/>
+        </w:rPr>
+        <w:t>Prepare for Deployment</w:t>
+      </w:r>
+    </w:p>
+    <w:p>
+      <w:pPr>
+        <w:pStyle w:val="ListParagraph"/>
+        <w:numPr>
+          <w:ilvl w:val="0"/>
+          <w:numId w:val="35"/>
+        </w:numPr>
+        <w:rPr>
+          <w:b/>
+          <w:bCs/>
+          <w:sz w:val="18"/>
+          <w:szCs w:val="18"/>
+        </w:rPr>
+      </w:pPr>
+      <w:r>
+        <w:rPr>
+          <w:sz w:val="18"/>
+          <w:szCs w:val="18"/>
+        </w:rPr>
+        <w:t>Review and finalize the Deployment Plan</w:t>
+      </w:r>
+    </w:p>
+    <w:p>
+      <w:pPr>
+        <w:pStyle w:val="ListParagraph"/>
+        <w:numPr>
+          <w:ilvl w:val="0"/>
+          <w:numId w:val="35"/>
+        </w:numPr>
+        <w:rPr>
+          <w:sz w:val="18"/>
+          <w:szCs w:val="18"/>
+        </w:rPr>
+      </w:pPr>
+      <w:r>
+        <w:rPr>
+          <w:sz w:val="18"/>
+          <w:szCs w:val="18"/>
+        </w:rPr>
+        <w:t>Confirm approval/sign-off from QA, PM, and stakeholders</w:t>
+      </w:r>
+    </w:p>
+    <w:p>
+      <w:pPr>
+        <w:pStyle w:val="ListParagraph"/>
+        <w:numPr>
+          <w:ilvl w:val="0"/>
+          <w:numId w:val="35"/>
+        </w:numPr>
+        <w:rPr>
+          <w:sz w:val="18"/>
+          <w:szCs w:val="18"/>
+        </w:rPr>
+      </w:pPr>
+      <w:r>
+        <w:rPr>
+          <w:sz w:val="18"/>
+          <w:szCs w:val="18"/>
+        </w:rPr>
+        <w:t>Schedule the deployment date/time (preferably during low-traffic hours)</w:t>
+      </w:r>
+    </w:p>
+    <w:p>
+      <w:pPr>
+        <w:pStyle w:val="ListParagraph"/>
+        <w:numPr>
+          <w:ilvl w:val="0"/>
+          <w:numId w:val="35"/>
+        </w:numPr>
+        <w:rPr>
+          <w:sz w:val="18"/>
+          <w:szCs w:val="18"/>
+        </w:rPr>
+      </w:pPr>
+      <w:r>
+        <w:rPr>
+          <w:sz w:val="18"/>
+          <w:szCs w:val="18"/>
+        </w:rPr>
+        <w:t>Notify all stakeholders and users in advance</w:t>
+      </w:r>
+    </w:p>
+    <w:p>
+      <w:pPr>
+        <w:pStyle w:val="ListParagraph"/>
+        <w:numPr>
+          <w:ilvl w:val="0"/>
+          <w:numId w:val="34"/>
+        </w:numPr>
+        <w:rPr>
+          <w:b/>
+          <w:bCs/>
+          <w:sz w:val="18"/>
+          <w:szCs w:val="18"/>
+        </w:rPr>
+      </w:pPr>
+      <w:r>
+        <w:rPr>
+          <w:b/>
+          <w:bCs/>
+          <w:sz w:val="18"/>
+          <w:szCs w:val="18"/>
+        </w:rPr>
+        <w:t>Set Up the Production Environment</w:t>
+      </w:r>
+    </w:p>
+    <w:p>
+      <w:pPr>
+        <w:pStyle w:val="ListParagraph"/>
+        <w:numPr>
+          <w:ilvl w:val="0"/>
+          <w:numId w:val="36"/>
+        </w:numPr>
+        <w:rPr>
+          <w:sz w:val="18"/>
+          <w:szCs w:val="18"/>
+        </w:rPr>
+      </w:pPr>
+      <w:r>
+        <w:rPr>
+          <w:sz w:val="18"/>
+          <w:szCs w:val="18"/>
+        </w:rPr>
+        <w:t>Configure production servers or cloud instances</w:t>
+      </w:r>
+    </w:p>
+    <w:p>
+      <w:pPr>
+        <w:pStyle w:val="ListParagraph"/>
+        <w:numPr>
+          <w:ilvl w:val="0"/>
+          <w:numId w:val="36"/>
+        </w:numPr>
+        <w:rPr>
+          <w:sz w:val="18"/>
+          <w:szCs w:val="18"/>
+        </w:rPr>
+      </w:pPr>
+      <w:r>
+        <w:rPr>
+          <w:sz w:val="18"/>
+          <w:szCs w:val="18"/>
+        </w:rPr>
+        <w:t>Set up databases and apply schema changes/migrations</w:t>
+      </w:r>
+    </w:p>
+    <w:p>
+      <w:pPr>
+        <w:pStyle w:val="ListParagraph"/>
+        <w:numPr>
+          <w:ilvl w:val="0"/>
+          <w:numId w:val="36"/>
+        </w:numPr>
+        <w:rPr>
+          <w:sz w:val="18"/>
+          <w:szCs w:val="18"/>
+        </w:rPr>
+      </w:pPr>
+      <w:r>
+        <w:rPr>
+          <w:sz w:val="18"/>
+          <w:szCs w:val="18"/>
+        </w:rPr>
+        <w:t>Configure environment variables, secrets, and API keys</w:t>
+      </w:r>
+    </w:p>
+    <w:p>
+      <w:pPr>
+        <w:pStyle w:val="ListParagraph"/>
+        <w:numPr>
+          <w:ilvl w:val="0"/>
+          <w:numId w:val="36"/>
+        </w:numPr>
+        <w:rPr>
+          <w:sz w:val="18"/>
+          <w:szCs w:val="18"/>
+        </w:rPr>
+      </w:pPr>
+      <w:r>
+        <w:rPr>
+          <w:sz w:val="18"/>
+          <w:szCs w:val="18"/>
+        </w:rPr>
+        <w:t>Ensure firewalls, SSL/TLS, and other security settings are in place</w:t>
+      </w:r>
+    </w:p>
+    <w:p>
+      <w:pPr>
+        <w:pStyle w:val="ListParagraph"/>
+        <w:numPr>
+          <w:ilvl w:val="0"/>
+          <w:numId w:val="36"/>
+        </w:numPr>
+        <w:rPr>
+          <w:sz w:val="18"/>
+          <w:szCs w:val="18"/>
+        </w:rPr>
+      </w:pPr>
+      <w:r>
+        <w:rPr>
+          <w:sz w:val="18"/>
+          <w:szCs w:val="18"/>
+        </w:rPr>
+        <w:t>Enable logging and monitoring systems</w:t>
+      </w:r>
+    </w:p>
+    <w:p>
+      <w:pPr>
+        <w:pStyle w:val="ListParagraph"/>
+        <w:numPr>
+          <w:ilvl w:val="0"/>
+          <w:numId w:val="34"/>
+        </w:numPr>
+        <w:rPr>
+          <w:b/>
+          <w:bCs/>
+          <w:sz w:val="18"/>
+          <w:szCs w:val="18"/>
+        </w:rPr>
+      </w:pPr>
+      <w:r>
+        <w:rPr>
+          <w:b/>
+          <w:bCs/>
+          <w:sz w:val="18"/>
+          <w:szCs w:val="18"/>
+        </w:rPr>
+        <w:t>Build and Package the Application</w:t>
+      </w:r>
+    </w:p>
+    <w:p>
+      <w:pPr>
+        <w:pStyle w:val="ListParagraph"/>
+        <w:numPr>
+          <w:ilvl w:val="0"/>
+          <w:numId w:val="37"/>
+        </w:numPr>
+        <w:rPr>
+          <w:sz w:val="18"/>
+          <w:szCs w:val="18"/>
+        </w:rPr>
+      </w:pPr>
+      <w:r>
+        <w:rPr>
+          <w:sz w:val="18"/>
+          <w:szCs w:val="18"/>
+        </w:rPr>
+        <w:t>Use CI/CD tools to generate a production build (Jenkins, GitHub Actions, etc.)</w:t>
+      </w:r>
+    </w:p>
+    <w:p>
+      <w:pPr>
+        <w:pStyle w:val="ListParagraph"/>
+        <w:numPr>
+          <w:ilvl w:val="0"/>
+          <w:numId w:val="37"/>
+        </w:numPr>
+        <w:rPr>
+          <w:sz w:val="18"/>
+          <w:szCs w:val="18"/>
+        </w:rPr>
+      </w:pPr>
+      <w:r>
+        <w:rPr>
+          <w:sz w:val="18"/>
+          <w:szCs w:val="18"/>
+        </w:rPr>
+        <w:t>Verify build artifacts (e.g., .jar, .zip, Docker image, etc.</w:t>
+      </w:r>
+    </w:p>
+    <w:p>
+      <w:pPr>
+        <w:pStyle w:val="ListParagraph"/>
+        <w:numPr>
+          <w:ilvl w:val="0"/>
+          <w:numId w:val="37"/>
+        </w:numPr>
+        <w:rPr>
+          <w:sz w:val="18"/>
+          <w:szCs w:val="18"/>
+        </w:rPr>
+      </w:pPr>
+      <w:r>
+        <w:rPr>
+          <w:sz w:val="18"/>
+          <w:szCs w:val="18"/>
+        </w:rPr>
+        <w:t>Tag and version the release</w:t>
+      </w:r>
+    </w:p>
+    <w:p>
+      <w:pPr>
+        <w:pStyle w:val="ListParagraph"/>
+        <w:numPr>
+          <w:ilvl w:val="0"/>
+          <w:numId w:val="34"/>
+        </w:numPr>
+        <w:rPr>
+          <w:b/>
+          <w:bCs/>
+          <w:sz w:val="18"/>
+          <w:szCs w:val="18"/>
+        </w:rPr>
+      </w:pPr>
+      <w:r>
+        <w:rPr>
+          <w:b/>
+          <w:bCs/>
+          <w:sz w:val="18"/>
+          <w:szCs w:val="18"/>
+        </w:rPr>
+        <w:t>Deploy to Production</w:t>
+      </w:r>
+    </w:p>
+    <w:p>
+      <w:pPr>
+        <w:pStyle w:val="ListParagraph"/>
+        <w:numPr>
+          <w:ilvl w:val="0"/>
+          <w:numId w:val="38"/>
+        </w:numPr>
+        <w:rPr>
+          <w:sz w:val="18"/>
+          <w:szCs w:val="18"/>
+        </w:rPr>
+      </w:pPr>
+      <w:r>
+        <w:rPr>
+          <w:sz w:val="18"/>
+          <w:szCs w:val="18"/>
+        </w:rPr>
+        <w:t>Transfer application code to production (via Git, Docker, etc.)</w:t>
+      </w:r>
+    </w:p>
+    <w:p>
+      <w:pPr>
+        <w:pStyle w:val="ListParagraph"/>
+        <w:numPr>
+          <w:ilvl w:val="0"/>
+          <w:numId w:val="38"/>
+        </w:numPr>
+        <w:rPr>
+          <w:sz w:val="18"/>
+          <w:szCs w:val="18"/>
+        </w:rPr>
+      </w:pPr>
+      <w:r>
+        <w:rPr>
+          <w:sz w:val="18"/>
+          <w:szCs w:val="18"/>
+        </w:rPr>
+        <w:t xml:space="preserve">Deploy infrastructure if using </w:t>
+      </w:r>
+      <w:proofErr w:type="spellStart"/>
+      <w:r>
+        <w:rPr>
+          <w:sz w:val="18"/>
+          <w:szCs w:val="18"/>
+        </w:rPr>
+        <w:t>IaC</w:t>
+      </w:r>
+      <w:proofErr w:type="spellEnd"/>
+      <w:r>
+        <w:rPr>
+          <w:sz w:val="18"/>
+          <w:szCs w:val="18"/>
+        </w:rPr>
+        <w:t xml:space="preserve"> (Terraform, Ansible, etc.)</w:t>
+      </w:r>
+    </w:p>
+    <w:p>
+      <w:pPr>
+        <w:pStyle w:val="ListParagraph"/>
+        <w:numPr>
+          <w:ilvl w:val="0"/>
+          <w:numId w:val="38"/>
+        </w:numPr>
+        <w:rPr>
+          <w:sz w:val="18"/>
+          <w:szCs w:val="18"/>
+        </w:rPr>
+      </w:pPr>
+      <w:r>
+        <w:rPr>
+          <w:sz w:val="18"/>
+          <w:szCs w:val="18"/>
+        </w:rPr>
+        <w:t>Run deployment scripts or pipelines</w:t>
+      </w:r>
+    </w:p>
+    <w:p>
+      <w:pPr>
+        <w:pStyle w:val="ListParagraph"/>
+        <w:numPr>
+          <w:ilvl w:val="0"/>
+          <w:numId w:val="38"/>
+        </w:numPr>
+        <w:rPr>
+          <w:sz w:val="18"/>
+          <w:szCs w:val="18"/>
+        </w:rPr>
+      </w:pPr>
+      <w:r>
+        <w:rPr>
+          <w:sz w:val="18"/>
+          <w:szCs w:val="18"/>
+        </w:rPr>
+        <w:t xml:space="preserve">Set up </w:t>
+      </w:r>
+      <w:proofErr w:type="spellStart"/>
+      <w:r>
+        <w:rPr>
+          <w:sz w:val="18"/>
+          <w:szCs w:val="18"/>
+        </w:rPr>
+        <w:t>cron</w:t>
+      </w:r>
+      <w:proofErr w:type="spellEnd"/>
+      <w:r>
+        <w:rPr>
+          <w:sz w:val="18"/>
+          <w:szCs w:val="18"/>
+        </w:rPr>
+        <w:t xml:space="preserve"> jobs, background services, and daemons (if applicable)</w:t>
+      </w:r>
+    </w:p>
+    <w:p>
+      <w:pPr>
+        <w:pStyle w:val="ListParagraph"/>
+        <w:numPr>
+          <w:ilvl w:val="0"/>
+          <w:numId w:val="34"/>
+        </w:numPr>
+        <w:rPr>
+          <w:b/>
+          <w:bCs/>
+          <w:sz w:val="18"/>
+          <w:szCs w:val="18"/>
+        </w:rPr>
+      </w:pPr>
+      <w:r>
+        <w:rPr>
+          <w:b/>
+          <w:bCs/>
+          <w:sz w:val="18"/>
+          <w:szCs w:val="18"/>
+        </w:rPr>
+        <w:t>Post-Deployment Validation</w:t>
+      </w:r>
+    </w:p>
+    <w:p>
+      <w:pPr>
+        <w:pStyle w:val="ListParagraph"/>
+        <w:numPr>
+          <w:ilvl w:val="0"/>
+          <w:numId w:val="39"/>
+        </w:numPr>
+        <w:rPr>
+          <w:sz w:val="18"/>
+          <w:szCs w:val="18"/>
+        </w:rPr>
+      </w:pPr>
+      <w:r>
+        <w:rPr>
+          <w:sz w:val="18"/>
+          <w:szCs w:val="18"/>
+        </w:rPr>
+        <w:t>Perform smoke testing to verify basic functionality</w:t>
+      </w:r>
+    </w:p>
+    <w:p>
+      <w:pPr>
+        <w:pStyle w:val="ListParagraph"/>
+        <w:numPr>
+          <w:ilvl w:val="0"/>
+          <w:numId w:val="39"/>
+        </w:numPr>
+        <w:rPr>
+          <w:sz w:val="18"/>
+          <w:szCs w:val="18"/>
+        </w:rPr>
+      </w:pPr>
+      <w:r>
+        <w:rPr>
+          <w:sz w:val="18"/>
+          <w:szCs w:val="18"/>
+        </w:rPr>
+        <w:t>Confirm service availability and response time</w:t>
+      </w:r>
+    </w:p>
+    <w:p>
+      <w:pPr>
+        <w:pStyle w:val="ListParagraph"/>
+        <w:numPr>
+          <w:ilvl w:val="0"/>
+          <w:numId w:val="39"/>
+        </w:numPr>
+        <w:rPr>
+          <w:sz w:val="18"/>
+          <w:szCs w:val="18"/>
+        </w:rPr>
+      </w:pPr>
+      <w:r>
+        <w:rPr>
+          <w:sz w:val="18"/>
+          <w:szCs w:val="18"/>
+        </w:rPr>
+        <w:t>Validate database connections and data integrity</w:t>
+      </w:r>
+    </w:p>
+    <w:p>
+      <w:pPr>
+        <w:pStyle w:val="ListParagraph"/>
+        <w:numPr>
+          <w:ilvl w:val="0"/>
+          <w:numId w:val="39"/>
+        </w:numPr>
+        <w:rPr>
+          <w:sz w:val="18"/>
+          <w:szCs w:val="18"/>
+        </w:rPr>
+      </w:pPr>
+      <w:r>
+        <w:rPr>
+          <w:sz w:val="18"/>
+          <w:szCs w:val="18"/>
+        </w:rPr>
+        <w:t>Test integrations with third-party services (if any)</w:t>
+      </w:r>
+    </w:p>
+    <w:p>
+      <w:pPr>
+        <w:pStyle w:val="ListParagraph"/>
+        <w:numPr>
+          <w:ilvl w:val="0"/>
+          <w:numId w:val="34"/>
+        </w:numPr>
+        <w:rPr>
+          <w:b/>
+          <w:bCs/>
+          <w:sz w:val="18"/>
+          <w:szCs w:val="18"/>
+        </w:rPr>
+      </w:pPr>
+      <w:r>
+        <w:rPr>
+          <w:b/>
+          <w:bCs/>
+          <w:sz w:val="18"/>
+          <w:szCs w:val="18"/>
+        </w:rPr>
+        <w:t>Enable Rollback Strategy</w:t>
+      </w:r>
+    </w:p>
+    <w:p>
+      <w:pPr>
+        <w:pStyle w:val="ListParagraph"/>
+        <w:numPr>
+          <w:ilvl w:val="0"/>
+          <w:numId w:val="40"/>
+        </w:numPr>
+        <w:rPr>
+          <w:sz w:val="18"/>
+          <w:szCs w:val="18"/>
+        </w:rPr>
+      </w:pPr>
+      <w:r>
+        <w:rPr>
+          <w:sz w:val="18"/>
+          <w:szCs w:val="18"/>
+        </w:rPr>
+        <w:t>Ensure backups are available and recent</w:t>
+      </w:r>
+    </w:p>
+    <w:p>
+      <w:pPr>
+        <w:pStyle w:val="ListParagraph"/>
+        <w:numPr>
+          <w:ilvl w:val="0"/>
+          <w:numId w:val="40"/>
+        </w:numPr>
+        <w:rPr>
+          <w:sz w:val="18"/>
+          <w:szCs w:val="18"/>
+        </w:rPr>
+      </w:pPr>
+      <w:r>
+        <w:rPr>
+          <w:sz w:val="18"/>
+          <w:szCs w:val="18"/>
+        </w:rPr>
+        <w:t>Keep the previous version on standby</w:t>
+      </w:r>
+    </w:p>
+    <w:p>
+      <w:pPr>
+        <w:pStyle w:val="ListParagraph"/>
+        <w:numPr>
+          <w:ilvl w:val="0"/>
+          <w:numId w:val="40"/>
+        </w:numPr>
+        <w:rPr>
+          <w:sz w:val="18"/>
+          <w:szCs w:val="18"/>
+        </w:rPr>
+      </w:pPr>
+      <w:r>
+        <w:rPr>
+          <w:sz w:val="18"/>
+          <w:szCs w:val="18"/>
+        </w:rPr>
+        <w:t>Document and verify the rollback procedure</w:t>
+      </w:r>
+    </w:p>
+    <w:p>
+      <w:pPr>
+        <w:pStyle w:val="ListParagraph"/>
+        <w:numPr>
+          <w:ilvl w:val="0"/>
+          <w:numId w:val="40"/>
+        </w:numPr>
+        <w:rPr>
+          <w:sz w:val="18"/>
+          <w:szCs w:val="18"/>
+        </w:rPr>
+      </w:pPr>
+      <w:r>
+        <w:rPr>
+          <w:sz w:val="18"/>
+          <w:szCs w:val="18"/>
+        </w:rPr>
+        <w:t>Monitor the app for early signs of failure</w:t>
+      </w:r>
+    </w:p>
+    <w:p>
+      <w:pPr>
+        <w:pStyle w:val="ListParagraph"/>
+        <w:numPr>
+          <w:ilvl w:val="0"/>
+          <w:numId w:val="34"/>
+        </w:numPr>
+        <w:rPr>
+          <w:b/>
+          <w:bCs/>
+          <w:sz w:val="18"/>
+          <w:szCs w:val="18"/>
+        </w:rPr>
+      </w:pPr>
+      <w:r>
+        <w:rPr>
+          <w:b/>
+          <w:bCs/>
+          <w:sz w:val="18"/>
+          <w:szCs w:val="18"/>
+        </w:rPr>
+        <w:t>Release Communication</w:t>
+      </w:r>
+    </w:p>
+    <w:p>
+      <w:pPr>
+        <w:pStyle w:val="ListParagraph"/>
+        <w:numPr>
+          <w:ilvl w:val="0"/>
+          <w:numId w:val="41"/>
+        </w:numPr>
+        <w:rPr>
+          <w:sz w:val="18"/>
+          <w:szCs w:val="18"/>
+        </w:rPr>
+      </w:pPr>
+      <w:r>
+        <w:rPr>
+          <w:sz w:val="18"/>
+          <w:szCs w:val="18"/>
+        </w:rPr>
+        <w:t>Publish Release Notes for internal teams and end users</w:t>
+      </w:r>
+    </w:p>
+    <w:p>
+      <w:pPr>
+        <w:pStyle w:val="ListParagraph"/>
+        <w:numPr>
+          <w:ilvl w:val="0"/>
+          <w:numId w:val="41"/>
+        </w:numPr>
+        <w:rPr>
+          <w:sz w:val="18"/>
+          <w:szCs w:val="18"/>
+        </w:rPr>
+      </w:pPr>
+      <w:r>
+        <w:rPr>
+          <w:sz w:val="18"/>
+          <w:szCs w:val="18"/>
+        </w:rPr>
+        <w:lastRenderedPageBreak/>
+        <w:t>Update product documentation or user manuals</w:t>
+      </w:r>
+    </w:p>
+    <w:p>
+      <w:pPr>
+        <w:pStyle w:val="ListParagraph"/>
+        <w:numPr>
+          <w:ilvl w:val="0"/>
+          <w:numId w:val="41"/>
+        </w:numPr>
+        <w:rPr>
+          <w:sz w:val="18"/>
+          <w:szCs w:val="18"/>
+        </w:rPr>
+      </w:pPr>
+      <w:r>
+        <w:rPr>
+          <w:sz w:val="18"/>
+          <w:szCs w:val="18"/>
+        </w:rPr>
+        <w:t>Send release announcement (email, Slack, intranet)</w:t>
+      </w:r>
+    </w:p>
+    <w:p>
+      <w:pPr>
+        <w:pStyle w:val="ListParagraph"/>
+        <w:numPr>
+          <w:ilvl w:val="0"/>
+          <w:numId w:val="34"/>
+        </w:numPr>
+        <w:rPr>
+          <w:b/>
+          <w:bCs/>
+          <w:sz w:val="18"/>
+          <w:szCs w:val="18"/>
+        </w:rPr>
+      </w:pPr>
+      <w:r>
+        <w:rPr>
+          <w:b/>
+          <w:bCs/>
+          <w:sz w:val="18"/>
+          <w:szCs w:val="18"/>
+        </w:rPr>
+        <w:t>User Training and Support (if needed)</w:t>
+      </w:r>
+    </w:p>
+    <w:p>
+      <w:pPr>
+        <w:pStyle w:val="ListParagraph"/>
+        <w:numPr>
+          <w:ilvl w:val="1"/>
+          <w:numId w:val="34"/>
+        </w:numPr>
+        <w:rPr>
+          <w:sz w:val="18"/>
+          <w:szCs w:val="18"/>
+        </w:rPr>
+      </w:pPr>
+      <w:r>
+        <w:rPr>
+          <w:sz w:val="18"/>
+          <w:szCs w:val="18"/>
+        </w:rPr>
+        <w:t>Provide helpdesk or support contacts</w:t>
+      </w:r>
+    </w:p>
+    <w:p>
+      <w:pPr>
+        <w:pStyle w:val="ListParagraph"/>
+        <w:numPr>
+          <w:ilvl w:val="1"/>
+          <w:numId w:val="34"/>
+        </w:numPr>
+        <w:rPr>
+          <w:sz w:val="18"/>
+          <w:szCs w:val="18"/>
+        </w:rPr>
+      </w:pPr>
+      <w:r>
+        <w:rPr>
+          <w:sz w:val="18"/>
+          <w:szCs w:val="18"/>
+        </w:rPr>
+        <w:t>Offer user training or walkthrough sessions</w:t>
+      </w:r>
+    </w:p>
+    <w:p>
+      <w:pPr>
+        <w:pStyle w:val="ListParagraph"/>
+        <w:numPr>
+          <w:ilvl w:val="1"/>
+          <w:numId w:val="34"/>
+        </w:numPr>
+        <w:rPr>
+          <w:sz w:val="18"/>
+          <w:szCs w:val="18"/>
+        </w:rPr>
+      </w:pPr>
+      <w:r>
+        <w:rPr>
+          <w:sz w:val="18"/>
+          <w:szCs w:val="18"/>
+        </w:rPr>
+        <w:t>Collect feedback from users</w:t>
+      </w:r>
+    </w:p>
+    <w:p>
+      <w:pPr>
+        <w:pStyle w:val="ListParagraph"/>
+        <w:numPr>
+          <w:ilvl w:val="0"/>
+          <w:numId w:val="34"/>
+        </w:numPr>
+        <w:rPr>
+          <w:b/>
+          <w:bCs/>
+          <w:sz w:val="18"/>
+          <w:szCs w:val="18"/>
+        </w:rPr>
+      </w:pPr>
+      <w:r>
+        <w:rPr>
+          <w:b/>
+          <w:bCs/>
+          <w:sz w:val="18"/>
+          <w:szCs w:val="18"/>
+        </w:rPr>
+        <w:t>Monitoring &amp; Maintenance</w:t>
+      </w:r>
+    </w:p>
+    <w:p>
+      <w:pPr>
+        <w:pStyle w:val="ListParagraph"/>
+        <w:numPr>
+          <w:ilvl w:val="1"/>
+          <w:numId w:val="34"/>
+        </w:numPr>
+        <w:rPr>
+          <w:sz w:val="18"/>
+          <w:szCs w:val="18"/>
+        </w:rPr>
+      </w:pPr>
+      <w:r>
+        <w:rPr>
+          <w:sz w:val="18"/>
+          <w:szCs w:val="18"/>
+        </w:rPr>
+        <w:t>Enable application monitoring (CPU, memory, response times)</w:t>
+      </w:r>
+    </w:p>
+    <w:p>
+      <w:pPr>
+        <w:pStyle w:val="ListParagraph"/>
+        <w:numPr>
+          <w:ilvl w:val="1"/>
+          <w:numId w:val="34"/>
+        </w:numPr>
+        <w:rPr>
+          <w:sz w:val="18"/>
+          <w:szCs w:val="18"/>
+        </w:rPr>
+      </w:pPr>
+      <w:r>
+        <w:rPr>
+          <w:sz w:val="18"/>
+          <w:szCs w:val="18"/>
+        </w:rPr>
+        <w:t>Set up alerting for errors, crashes, downtimes</w:t>
+      </w:r>
+    </w:p>
+    <w:p>
+      <w:pPr>
+        <w:pStyle w:val="ListParagraph"/>
+        <w:numPr>
+          <w:ilvl w:val="1"/>
+          <w:numId w:val="34"/>
+        </w:numPr>
+        <w:rPr>
+          <w:sz w:val="18"/>
+          <w:szCs w:val="18"/>
+        </w:rPr>
+      </w:pPr>
+      <w:r>
+        <w:rPr>
+          <w:sz w:val="18"/>
+          <w:szCs w:val="18"/>
+        </w:rPr>
+        <w:t>Log important events and user actions</w:t>
+      </w:r>
+    </w:p>
+    <w:p>
+      <w:pPr>
+        <w:pStyle w:val="ListParagraph"/>
+        <w:numPr>
+          <w:ilvl w:val="1"/>
+          <w:numId w:val="34"/>
+        </w:numPr>
+        <w:rPr>
+          <w:sz w:val="18"/>
+          <w:szCs w:val="18"/>
+        </w:rPr>
+      </w:pPr>
+      <w:r>
+        <w:rPr>
+          <w:sz w:val="18"/>
+          <w:szCs w:val="18"/>
+        </w:rPr>
+        <w:t>Watch for performance issues or bug reports</w:t>
+      </w:r>
+    </w:p>
+    <w:p>
+      <w:pPr>
+        <w:rPr>
+          <w:sz w:val="18"/>
+          <w:szCs w:val="18"/>
+        </w:rPr>
+      </w:pPr>
+      <w:r>
+        <w:rPr>
+          <w:b/>
+          <w:bCs/>
+          <w:sz w:val="18"/>
+          <w:szCs w:val="18"/>
+        </w:rPr>
+        <w:t>Documents</w:t>
+      </w:r>
+    </w:p>
+    <w:p>
+      <w:pPr>
+        <w:pStyle w:val="ListParagraph"/>
+        <w:numPr>
+          <w:ilvl w:val="0"/>
+          <w:numId w:val="1"/>
+        </w:numPr>
+        <w:rPr>
+          <w:sz w:val="18"/>
+          <w:szCs w:val="18"/>
+        </w:rPr>
+      </w:pPr>
+      <w:r>
+        <w:rPr>
+          <w:sz w:val="18"/>
+          <w:szCs w:val="18"/>
+        </w:rPr>
+        <w:t>Deployment Plan</w:t>
+      </w:r>
+      <w:r>
+        <w:rPr>
+          <w:sz w:val="18"/>
+          <w:szCs w:val="18"/>
+        </w:rPr>
+        <w:t>.</w:t>
       </w:r>
     </w:p>
     <w:sectPr>
@@ -3972,6 +3950,232 @@
     </w:lvl>
   </w:abstractNum>
   <w:abstractNum w:abstractNumId="1" w15:restartNumberingAfterBreak="0">
+    <w:nsid w:val="091D4378"/>
+    <w:multiLevelType w:val="hybridMultilevel"/>
+    <w:tmpl w:val="0E32017A"/>
+    <w:lvl w:ilvl="0" w:tplc="04090001">
+      <w:start w:val="1"/>
+      <w:numFmt w:val="bullet"/>
+      <w:lvlText w:val=""/>
+      <w:lvlJc w:val="left"/>
+      <w:pPr>
+        <w:ind w:left="720" w:hanging="360"/>
+      </w:pPr>
+      <w:rPr>
+        <w:rFonts w:ascii="Symbol" w:hAnsi="Symbol" w:hint="default"/>
+      </w:rPr>
+    </w:lvl>
+    <w:lvl w:ilvl="1" w:tplc="04090003" w:tentative="1">
+      <w:start w:val="1"/>
+      <w:numFmt w:val="bullet"/>
+      <w:lvlText w:val="o"/>
+      <w:lvlJc w:val="left"/>
+      <w:pPr>
+        <w:ind w:left="1440" w:hanging="360"/>
+      </w:pPr>
+      <w:rPr>
+        <w:rFonts w:ascii="Courier New" w:hAnsi="Courier New" w:cs="Courier New" w:hint="default"/>
+      </w:rPr>
+    </w:lvl>
+    <w:lvl w:ilvl="2" w:tplc="04090005" w:tentative="1">
+      <w:start w:val="1"/>
+      <w:numFmt w:val="bullet"/>
+      <w:lvlText w:val=""/>
+      <w:lvlJc w:val="left"/>
+      <w:pPr>
+        <w:ind w:left="2160" w:hanging="360"/>
+      </w:pPr>
+      <w:rPr>
+        <w:rFonts w:ascii="Wingdings" w:hAnsi="Wingdings" w:hint="default"/>
+      </w:rPr>
+    </w:lvl>
+    <w:lvl w:ilvl="3" w:tplc="04090001" w:tentative="1">
+      <w:start w:val="1"/>
+      <w:numFmt w:val="bullet"/>
+      <w:lvlText w:val=""/>
+      <w:lvlJc w:val="left"/>
+      <w:pPr>
+        <w:ind w:left="2880" w:hanging="360"/>
+      </w:pPr>
+      <w:rPr>
+        <w:rFonts w:ascii="Symbol" w:hAnsi="Symbol" w:hint="default"/>
+      </w:rPr>
+    </w:lvl>
+    <w:lvl w:ilvl="4" w:tplc="04090003" w:tentative="1">
+      <w:start w:val="1"/>
+      <w:numFmt w:val="bullet"/>
+      <w:lvlText w:val="o"/>
+      <w:lvlJc w:val="left"/>
+      <w:pPr>
+        <w:ind w:left="3600" w:hanging="360"/>
+      </w:pPr>
+      <w:rPr>
+        <w:rFonts w:ascii="Courier New" w:hAnsi="Courier New" w:cs="Courier New" w:hint="default"/>
+      </w:rPr>
+    </w:lvl>
+    <w:lvl w:ilvl="5" w:tplc="04090005" w:tentative="1">
+      <w:start w:val="1"/>
+      <w:numFmt w:val="bullet"/>
+      <w:lvlText w:val=""/>
+      <w:lvlJc w:val="left"/>
+      <w:pPr>
+        <w:ind w:left="4320" w:hanging="360"/>
+      </w:pPr>
+      <w:rPr>
+        <w:rFonts w:ascii="Wingdings" w:hAnsi="Wingdings" w:hint="default"/>
+      </w:rPr>
+    </w:lvl>
+    <w:lvl w:ilvl="6" w:tplc="04090001" w:tentative="1">
+      <w:start w:val="1"/>
+      <w:numFmt w:val="bullet"/>
+      <w:lvlText w:val=""/>
+      <w:lvlJc w:val="left"/>
+      <w:pPr>
+        <w:ind w:left="5040" w:hanging="360"/>
+      </w:pPr>
+      <w:rPr>
+        <w:rFonts w:ascii="Symbol" w:hAnsi="Symbol" w:hint="default"/>
+      </w:rPr>
+    </w:lvl>
+    <w:lvl w:ilvl="7" w:tplc="04090003" w:tentative="1">
+      <w:start w:val="1"/>
+      <w:numFmt w:val="bullet"/>
+      <w:lvlText w:val="o"/>
+      <w:lvlJc w:val="left"/>
+      <w:pPr>
+        <w:ind w:left="5760" w:hanging="360"/>
+      </w:pPr>
+      <w:rPr>
+        <w:rFonts w:ascii="Courier New" w:hAnsi="Courier New" w:cs="Courier New" w:hint="default"/>
+      </w:rPr>
+    </w:lvl>
+    <w:lvl w:ilvl="8" w:tplc="04090005" w:tentative="1">
+      <w:start w:val="1"/>
+      <w:numFmt w:val="bullet"/>
+      <w:lvlText w:val=""/>
+      <w:lvlJc w:val="left"/>
+      <w:pPr>
+        <w:ind w:left="6480" w:hanging="360"/>
+      </w:pPr>
+      <w:rPr>
+        <w:rFonts w:ascii="Wingdings" w:hAnsi="Wingdings" w:hint="default"/>
+      </w:rPr>
+    </w:lvl>
+  </w:abstractNum>
+  <w:abstractNum w:abstractNumId="2" w15:restartNumberingAfterBreak="0">
+    <w:nsid w:val="0B8345EC"/>
+    <w:multiLevelType w:val="hybridMultilevel"/>
+    <w:tmpl w:val="561E267C"/>
+    <w:lvl w:ilvl="0" w:tplc="04090001">
+      <w:start w:val="1"/>
+      <w:numFmt w:val="bullet"/>
+      <w:lvlText w:val=""/>
+      <w:lvlJc w:val="left"/>
+      <w:pPr>
+        <w:ind w:left="1080" w:hanging="360"/>
+      </w:pPr>
+      <w:rPr>
+        <w:rFonts w:ascii="Symbol" w:hAnsi="Symbol" w:hint="default"/>
+      </w:rPr>
+    </w:lvl>
+    <w:lvl w:ilvl="1" w:tplc="04090003" w:tentative="1">
+      <w:start w:val="1"/>
+      <w:numFmt w:val="bullet"/>
+      <w:lvlText w:val="o"/>
+      <w:lvlJc w:val="left"/>
+      <w:pPr>
+        <w:ind w:left="1800" w:hanging="360"/>
+      </w:pPr>
+      <w:rPr>
+        <w:rFonts w:ascii="Courier New" w:hAnsi="Courier New" w:cs="Courier New" w:hint="default"/>
+      </w:rPr>
+    </w:lvl>
+    <w:lvl w:ilvl="2" w:tplc="04090005" w:tentative="1">
+      <w:start w:val="1"/>
+      <w:numFmt w:val="bullet"/>
+      <w:lvlText w:val=""/>
+      <w:lvlJc w:val="left"/>
+      <w:pPr>
+        <w:ind w:left="2520" w:hanging="360"/>
+      </w:pPr>
+      <w:rPr>
+        <w:rFonts w:ascii="Wingdings" w:hAnsi="Wingdings" w:hint="default"/>
+      </w:rPr>
+    </w:lvl>
+    <w:lvl w:ilvl="3" w:tplc="04090001" w:tentative="1">
+      <w:start w:val="1"/>
+      <w:numFmt w:val="bullet"/>
+      <w:lvlText w:val=""/>
+      <w:lvlJc w:val="left"/>
+      <w:pPr>
+        <w:ind w:left="3240" w:hanging="360"/>
+      </w:pPr>
+      <w:rPr>
+        <w:rFonts w:ascii="Symbol" w:hAnsi="Symbol" w:hint="default"/>
+      </w:rPr>
+    </w:lvl>
+    <w:lvl w:ilvl="4" w:tplc="04090003" w:tentative="1">
+      <w:start w:val="1"/>
+      <w:numFmt w:val="bullet"/>
+      <w:lvlText w:val="o"/>
+      <w:lvlJc w:val="left"/>
+      <w:pPr>
+        <w:ind w:left="3960" w:hanging="360"/>
+      </w:pPr>
+      <w:rPr>
+        <w:rFonts w:ascii="Courier New" w:hAnsi="Courier New" w:cs="Courier New" w:hint="default"/>
+      </w:rPr>
+    </w:lvl>
+    <w:lvl w:ilvl="5" w:tplc="04090005" w:tentative="1">
+      <w:start w:val="1"/>
+      <w:numFmt w:val="bullet"/>
+      <w:lvlText w:val=""/>
+      <w:lvlJc w:val="left"/>
+      <w:pPr>
+        <w:ind w:left="4680" w:hanging="360"/>
+      </w:pPr>
+      <w:rPr>
+        <w:rFonts w:ascii="Wingdings" w:hAnsi="Wingdings" w:hint="default"/>
+      </w:rPr>
+    </w:lvl>
+    <w:lvl w:ilvl="6" w:tplc="04090001" w:tentative="1">
+      <w:start w:val="1"/>
+      <w:numFmt w:val="bullet"/>
+      <w:lvlText w:val=""/>
+      <w:lvlJc w:val="left"/>
+      <w:pPr>
+        <w:ind w:left="5400" w:hanging="360"/>
+      </w:pPr>
+      <w:rPr>
+        <w:rFonts w:ascii="Symbol" w:hAnsi="Symbol" w:hint="default"/>
+      </w:rPr>
+    </w:lvl>
+    <w:lvl w:ilvl="7" w:tplc="04090003" w:tentative="1">
+      <w:start w:val="1"/>
+      <w:numFmt w:val="bullet"/>
+      <w:lvlText w:val="o"/>
+      <w:lvlJc w:val="left"/>
+      <w:pPr>
+        <w:ind w:left="6120" w:hanging="360"/>
+      </w:pPr>
+      <w:rPr>
+        <w:rFonts w:ascii="Courier New" w:hAnsi="Courier New" w:cs="Courier New" w:hint="default"/>
+      </w:rPr>
+    </w:lvl>
+    <w:lvl w:ilvl="8" w:tplc="04090005" w:tentative="1">
+      <w:start w:val="1"/>
+      <w:numFmt w:val="bullet"/>
+      <w:lvlText w:val=""/>
+      <w:lvlJc w:val="left"/>
+      <w:pPr>
+        <w:ind w:left="6840" w:hanging="360"/>
+      </w:pPr>
+      <w:rPr>
+        <w:rFonts w:ascii="Wingdings" w:hAnsi="Wingdings" w:hint="default"/>
+      </w:rPr>
+    </w:lvl>
+  </w:abstractNum>
+  <w:abstractNum w:abstractNumId="3" w15:restartNumberingAfterBreak="0">
     <w:nsid w:val="0C334320"/>
     <w:multiLevelType w:val="multilevel"/>
     <w:tmpl w:val="C3C29338"/>
@@ -4084,7 +4288,7 @@
       </w:pPr>
     </w:lvl>
   </w:abstractNum>
-  <w:abstractNum w:abstractNumId="2" w15:restartNumberingAfterBreak="0">
+  <w:abstractNum w:abstractNumId="4" w15:restartNumberingAfterBreak="0">
     <w:nsid w:val="0DEB1E84"/>
     <w:multiLevelType w:val="hybridMultilevel"/>
     <w:tmpl w:val="BEA664C8"/>
@@ -4197,7 +4401,7 @@
       </w:rPr>
     </w:lvl>
   </w:abstractNum>
-  <w:abstractNum w:abstractNumId="3" w15:restartNumberingAfterBreak="0">
+  <w:abstractNum w:abstractNumId="5" w15:restartNumberingAfterBreak="0">
     <w:nsid w:val="131F4706"/>
     <w:multiLevelType w:val="hybridMultilevel"/>
     <w:tmpl w:val="D802420C"/>
@@ -4310,7 +4514,120 @@
       </w:rPr>
     </w:lvl>
   </w:abstractNum>
-  <w:abstractNum w:abstractNumId="4" w15:restartNumberingAfterBreak="0">
+  <w:abstractNum w:abstractNumId="6" w15:restartNumberingAfterBreak="0">
+    <w:nsid w:val="1879009B"/>
+    <w:multiLevelType w:val="hybridMultilevel"/>
+    <w:tmpl w:val="E250DD8A"/>
+    <w:lvl w:ilvl="0" w:tplc="04090001">
+      <w:start w:val="1"/>
+      <w:numFmt w:val="bullet"/>
+      <w:lvlText w:val=""/>
+      <w:lvlJc w:val="left"/>
+      <w:pPr>
+        <w:ind w:left="1080" w:hanging="360"/>
+      </w:pPr>
+      <w:rPr>
+        <w:rFonts w:ascii="Symbol" w:hAnsi="Symbol" w:hint="default"/>
+      </w:rPr>
+    </w:lvl>
+    <w:lvl w:ilvl="1" w:tplc="04090003" w:tentative="1">
+      <w:start w:val="1"/>
+      <w:numFmt w:val="bullet"/>
+      <w:lvlText w:val="o"/>
+      <w:lvlJc w:val="left"/>
+      <w:pPr>
+        <w:ind w:left="1800" w:hanging="360"/>
+      </w:pPr>
+      <w:rPr>
+        <w:rFonts w:ascii="Courier New" w:hAnsi="Courier New" w:cs="Courier New" w:hint="default"/>
+      </w:rPr>
+    </w:lvl>
+    <w:lvl w:ilvl="2" w:tplc="04090005" w:tentative="1">
+      <w:start w:val="1"/>
+      <w:numFmt w:val="bullet"/>
+      <w:lvlText w:val=""/>
+      <w:lvlJc w:val="left"/>
+      <w:pPr>
+        <w:ind w:left="2520" w:hanging="360"/>
+      </w:pPr>
+      <w:rPr>
+        <w:rFonts w:ascii="Wingdings" w:hAnsi="Wingdings" w:hint="default"/>
+      </w:rPr>
+    </w:lvl>
+    <w:lvl w:ilvl="3" w:tplc="04090001" w:tentative="1">
+      <w:start w:val="1"/>
+      <w:numFmt w:val="bullet"/>
+      <w:lvlText w:val=""/>
+      <w:lvlJc w:val="left"/>
+      <w:pPr>
+        <w:ind w:left="3240" w:hanging="360"/>
+      </w:pPr>
+      <w:rPr>
+        <w:rFonts w:ascii="Symbol" w:hAnsi="Symbol" w:hint="default"/>
+      </w:rPr>
+    </w:lvl>
+    <w:lvl w:ilvl="4" w:tplc="04090003" w:tentative="1">
+      <w:start w:val="1"/>
+      <w:numFmt w:val="bullet"/>
+      <w:lvlText w:val="o"/>
+      <w:lvlJc w:val="left"/>
+      <w:pPr>
+        <w:ind w:left="3960" w:hanging="360"/>
+      </w:pPr>
+      <w:rPr>
+        <w:rFonts w:ascii="Courier New" w:hAnsi="Courier New" w:cs="Courier New" w:hint="default"/>
+      </w:rPr>
+    </w:lvl>
+    <w:lvl w:ilvl="5" w:tplc="04090005" w:tentative="1">
+      <w:start w:val="1"/>
+      <w:numFmt w:val="bullet"/>
+      <w:lvlText w:val=""/>
+      <w:lvlJc w:val="left"/>
+      <w:pPr>
+        <w:ind w:left="4680" w:hanging="360"/>
+      </w:pPr>
+      <w:rPr>
+        <w:rFonts w:ascii="Wingdings" w:hAnsi="Wingdings" w:hint="default"/>
+      </w:rPr>
+    </w:lvl>
+    <w:lvl w:ilvl="6" w:tplc="04090001" w:tentative="1">
+      <w:start w:val="1"/>
+      <w:numFmt w:val="bullet"/>
+      <w:lvlText w:val=""/>
+      <w:lvlJc w:val="left"/>
+      <w:pPr>
+        <w:ind w:left="5400" w:hanging="360"/>
+      </w:pPr>
+      <w:rPr>
+        <w:rFonts w:ascii="Symbol" w:hAnsi="Symbol" w:hint="default"/>
+      </w:rPr>
+    </w:lvl>
+    <w:lvl w:ilvl="7" w:tplc="04090003" w:tentative="1">
+      <w:start w:val="1"/>
+      <w:numFmt w:val="bullet"/>
+      <w:lvlText w:val="o"/>
+      <w:lvlJc w:val="left"/>
+      <w:pPr>
+        <w:ind w:left="6120" w:hanging="360"/>
+      </w:pPr>
+      <w:rPr>
+        <w:rFonts w:ascii="Courier New" w:hAnsi="Courier New" w:cs="Courier New" w:hint="default"/>
+      </w:rPr>
+    </w:lvl>
+    <w:lvl w:ilvl="8" w:tplc="04090005" w:tentative="1">
+      <w:start w:val="1"/>
+      <w:numFmt w:val="bullet"/>
+      <w:lvlText w:val=""/>
+      <w:lvlJc w:val="left"/>
+      <w:pPr>
+        <w:ind w:left="6840" w:hanging="360"/>
+      </w:pPr>
+      <w:rPr>
+        <w:rFonts w:ascii="Wingdings" w:hAnsi="Wingdings" w:hint="default"/>
+      </w:rPr>
+    </w:lvl>
+  </w:abstractNum>
+  <w:abstractNum w:abstractNumId="7" w15:restartNumberingAfterBreak="0">
     <w:nsid w:val="19ED3FB1"/>
     <w:multiLevelType w:val="hybridMultilevel"/>
     <w:tmpl w:val="26222ED8"/>
@@ -4320,6 +4637,345 @@
       <w:lvlText w:val=""/>
       <w:lvlJc w:val="left"/>
       <w:pPr>
+        <w:ind w:left="360" w:hanging="360"/>
+      </w:pPr>
+      <w:rPr>
+        <w:rFonts w:ascii="Symbol" w:hAnsi="Symbol" w:hint="default"/>
+      </w:rPr>
+    </w:lvl>
+    <w:lvl w:ilvl="1" w:tplc="04090003" w:tentative="1">
+      <w:start w:val="1"/>
+      <w:numFmt w:val="bullet"/>
+      <w:lvlText w:val="o"/>
+      <w:lvlJc w:val="left"/>
+      <w:pPr>
+        <w:ind w:left="1080" w:hanging="360"/>
+      </w:pPr>
+      <w:rPr>
+        <w:rFonts w:ascii="Courier New" w:hAnsi="Courier New" w:cs="Courier New" w:hint="default"/>
+      </w:rPr>
+    </w:lvl>
+    <w:lvl w:ilvl="2" w:tplc="04090005" w:tentative="1">
+      <w:start w:val="1"/>
+      <w:numFmt w:val="bullet"/>
+      <w:lvlText w:val=""/>
+      <w:lvlJc w:val="left"/>
+      <w:pPr>
+        <w:ind w:left="1800" w:hanging="360"/>
+      </w:pPr>
+      <w:rPr>
+        <w:rFonts w:ascii="Wingdings" w:hAnsi="Wingdings" w:hint="default"/>
+      </w:rPr>
+    </w:lvl>
+    <w:lvl w:ilvl="3" w:tplc="04090001" w:tentative="1">
+      <w:start w:val="1"/>
+      <w:numFmt w:val="bullet"/>
+      <w:lvlText w:val=""/>
+      <w:lvlJc w:val="left"/>
+      <w:pPr>
+        <w:ind w:left="2520" w:hanging="360"/>
+      </w:pPr>
+      <w:rPr>
+        <w:rFonts w:ascii="Symbol" w:hAnsi="Symbol" w:hint="default"/>
+      </w:rPr>
+    </w:lvl>
+    <w:lvl w:ilvl="4" w:tplc="04090003" w:tentative="1">
+      <w:start w:val="1"/>
+      <w:numFmt w:val="bullet"/>
+      <w:lvlText w:val="o"/>
+      <w:lvlJc w:val="left"/>
+      <w:pPr>
+        <w:ind w:left="3240" w:hanging="360"/>
+      </w:pPr>
+      <w:rPr>
+        <w:rFonts w:ascii="Courier New" w:hAnsi="Courier New" w:cs="Courier New" w:hint="default"/>
+      </w:rPr>
+    </w:lvl>
+    <w:lvl w:ilvl="5" w:tplc="04090005" w:tentative="1">
+      <w:start w:val="1"/>
+      <w:numFmt w:val="bullet"/>
+      <w:lvlText w:val=""/>
+      <w:lvlJc w:val="left"/>
+      <w:pPr>
+        <w:ind w:left="3960" w:hanging="360"/>
+      </w:pPr>
+      <w:rPr>
+        <w:rFonts w:ascii="Wingdings" w:hAnsi="Wingdings" w:hint="default"/>
+      </w:rPr>
+    </w:lvl>
+    <w:lvl w:ilvl="6" w:tplc="04090001" w:tentative="1">
+      <w:start w:val="1"/>
+      <w:numFmt w:val="bullet"/>
+      <w:lvlText w:val=""/>
+      <w:lvlJc w:val="left"/>
+      <w:pPr>
+        <w:ind w:left="4680" w:hanging="360"/>
+      </w:pPr>
+      <w:rPr>
+        <w:rFonts w:ascii="Symbol" w:hAnsi="Symbol" w:hint="default"/>
+      </w:rPr>
+    </w:lvl>
+    <w:lvl w:ilvl="7" w:tplc="04090003" w:tentative="1">
+      <w:start w:val="1"/>
+      <w:numFmt w:val="bullet"/>
+      <w:lvlText w:val="o"/>
+      <w:lvlJc w:val="left"/>
+      <w:pPr>
+        <w:ind w:left="5400" w:hanging="360"/>
+      </w:pPr>
+      <w:rPr>
+        <w:rFonts w:ascii="Courier New" w:hAnsi="Courier New" w:cs="Courier New" w:hint="default"/>
+      </w:rPr>
+    </w:lvl>
+    <w:lvl w:ilvl="8" w:tplc="04090005" w:tentative="1">
+      <w:start w:val="1"/>
+      <w:numFmt w:val="bullet"/>
+      <w:lvlText w:val=""/>
+      <w:lvlJc w:val="left"/>
+      <w:pPr>
+        <w:ind w:left="6120" w:hanging="360"/>
+      </w:pPr>
+      <w:rPr>
+        <w:rFonts w:ascii="Wingdings" w:hAnsi="Wingdings" w:hint="default"/>
+      </w:rPr>
+    </w:lvl>
+  </w:abstractNum>
+  <w:abstractNum w:abstractNumId="8" w15:restartNumberingAfterBreak="0">
+    <w:nsid w:val="234556A6"/>
+    <w:multiLevelType w:val="hybridMultilevel"/>
+    <w:tmpl w:val="E0687448"/>
+    <w:lvl w:ilvl="0" w:tplc="04090001">
+      <w:start w:val="1"/>
+      <w:numFmt w:val="bullet"/>
+      <w:lvlText w:val=""/>
+      <w:lvlJc w:val="left"/>
+      <w:pPr>
+        <w:ind w:left="1080" w:hanging="360"/>
+      </w:pPr>
+      <w:rPr>
+        <w:rFonts w:ascii="Symbol" w:hAnsi="Symbol" w:hint="default"/>
+      </w:rPr>
+    </w:lvl>
+    <w:lvl w:ilvl="1" w:tplc="04090003" w:tentative="1">
+      <w:start w:val="1"/>
+      <w:numFmt w:val="bullet"/>
+      <w:lvlText w:val="o"/>
+      <w:lvlJc w:val="left"/>
+      <w:pPr>
+        <w:ind w:left="1800" w:hanging="360"/>
+      </w:pPr>
+      <w:rPr>
+        <w:rFonts w:ascii="Courier New" w:hAnsi="Courier New" w:cs="Courier New" w:hint="default"/>
+      </w:rPr>
+    </w:lvl>
+    <w:lvl w:ilvl="2" w:tplc="04090005" w:tentative="1">
+      <w:start w:val="1"/>
+      <w:numFmt w:val="bullet"/>
+      <w:lvlText w:val=""/>
+      <w:lvlJc w:val="left"/>
+      <w:pPr>
+        <w:ind w:left="2520" w:hanging="360"/>
+      </w:pPr>
+      <w:rPr>
+        <w:rFonts w:ascii="Wingdings" w:hAnsi="Wingdings" w:hint="default"/>
+      </w:rPr>
+    </w:lvl>
+    <w:lvl w:ilvl="3" w:tplc="04090001" w:tentative="1">
+      <w:start w:val="1"/>
+      <w:numFmt w:val="bullet"/>
+      <w:lvlText w:val=""/>
+      <w:lvlJc w:val="left"/>
+      <w:pPr>
+        <w:ind w:left="3240" w:hanging="360"/>
+      </w:pPr>
+      <w:rPr>
+        <w:rFonts w:ascii="Symbol" w:hAnsi="Symbol" w:hint="default"/>
+      </w:rPr>
+    </w:lvl>
+    <w:lvl w:ilvl="4" w:tplc="04090003" w:tentative="1">
+      <w:start w:val="1"/>
+      <w:numFmt w:val="bullet"/>
+      <w:lvlText w:val="o"/>
+      <w:lvlJc w:val="left"/>
+      <w:pPr>
+        <w:ind w:left="3960" w:hanging="360"/>
+      </w:pPr>
+      <w:rPr>
+        <w:rFonts w:ascii="Courier New" w:hAnsi="Courier New" w:cs="Courier New" w:hint="default"/>
+      </w:rPr>
+    </w:lvl>
+    <w:lvl w:ilvl="5" w:tplc="04090005" w:tentative="1">
+      <w:start w:val="1"/>
+      <w:numFmt w:val="bullet"/>
+      <w:lvlText w:val=""/>
+      <w:lvlJc w:val="left"/>
+      <w:pPr>
+        <w:ind w:left="4680" w:hanging="360"/>
+      </w:pPr>
+      <w:rPr>
+        <w:rFonts w:ascii="Wingdings" w:hAnsi="Wingdings" w:hint="default"/>
+      </w:rPr>
+    </w:lvl>
+    <w:lvl w:ilvl="6" w:tplc="04090001" w:tentative="1">
+      <w:start w:val="1"/>
+      <w:numFmt w:val="bullet"/>
+      <w:lvlText w:val=""/>
+      <w:lvlJc w:val="left"/>
+      <w:pPr>
+        <w:ind w:left="5400" w:hanging="360"/>
+      </w:pPr>
+      <w:rPr>
+        <w:rFonts w:ascii="Symbol" w:hAnsi="Symbol" w:hint="default"/>
+      </w:rPr>
+    </w:lvl>
+    <w:lvl w:ilvl="7" w:tplc="04090003" w:tentative="1">
+      <w:start w:val="1"/>
+      <w:numFmt w:val="bullet"/>
+      <w:lvlText w:val="o"/>
+      <w:lvlJc w:val="left"/>
+      <w:pPr>
+        <w:ind w:left="6120" w:hanging="360"/>
+      </w:pPr>
+      <w:rPr>
+        <w:rFonts w:ascii="Courier New" w:hAnsi="Courier New" w:cs="Courier New" w:hint="default"/>
+      </w:rPr>
+    </w:lvl>
+    <w:lvl w:ilvl="8" w:tplc="04090005" w:tentative="1">
+      <w:start w:val="1"/>
+      <w:numFmt w:val="bullet"/>
+      <w:lvlText w:val=""/>
+      <w:lvlJc w:val="left"/>
+      <w:pPr>
+        <w:ind w:left="6840" w:hanging="360"/>
+      </w:pPr>
+      <w:rPr>
+        <w:rFonts w:ascii="Wingdings" w:hAnsi="Wingdings" w:hint="default"/>
+      </w:rPr>
+    </w:lvl>
+  </w:abstractNum>
+  <w:abstractNum w:abstractNumId="9" w15:restartNumberingAfterBreak="0">
+    <w:nsid w:val="28E35640"/>
+    <w:multiLevelType w:val="hybridMultilevel"/>
+    <w:tmpl w:val="4E5EE25A"/>
+    <w:lvl w:ilvl="0" w:tplc="04090001">
+      <w:start w:val="1"/>
+      <w:numFmt w:val="bullet"/>
+      <w:lvlText w:val=""/>
+      <w:lvlJc w:val="left"/>
+      <w:pPr>
+        <w:ind w:left="1080" w:hanging="360"/>
+      </w:pPr>
+      <w:rPr>
+        <w:rFonts w:ascii="Symbol" w:hAnsi="Symbol" w:hint="default"/>
+      </w:rPr>
+    </w:lvl>
+    <w:lvl w:ilvl="1" w:tplc="04090003" w:tentative="1">
+      <w:start w:val="1"/>
+      <w:numFmt w:val="bullet"/>
+      <w:lvlText w:val="o"/>
+      <w:lvlJc w:val="left"/>
+      <w:pPr>
+        <w:ind w:left="1800" w:hanging="360"/>
+      </w:pPr>
+      <w:rPr>
+        <w:rFonts w:ascii="Courier New" w:hAnsi="Courier New" w:cs="Courier New" w:hint="default"/>
+      </w:rPr>
+    </w:lvl>
+    <w:lvl w:ilvl="2" w:tplc="04090005" w:tentative="1">
+      <w:start w:val="1"/>
+      <w:numFmt w:val="bullet"/>
+      <w:lvlText w:val=""/>
+      <w:lvlJc w:val="left"/>
+      <w:pPr>
+        <w:ind w:left="2520" w:hanging="360"/>
+      </w:pPr>
+      <w:rPr>
+        <w:rFonts w:ascii="Wingdings" w:hAnsi="Wingdings" w:hint="default"/>
+      </w:rPr>
+    </w:lvl>
+    <w:lvl w:ilvl="3" w:tplc="04090001" w:tentative="1">
+      <w:start w:val="1"/>
+      <w:numFmt w:val="bullet"/>
+      <w:lvlText w:val=""/>
+      <w:lvlJc w:val="left"/>
+      <w:pPr>
+        <w:ind w:left="3240" w:hanging="360"/>
+      </w:pPr>
+      <w:rPr>
+        <w:rFonts w:ascii="Symbol" w:hAnsi="Symbol" w:hint="default"/>
+      </w:rPr>
+    </w:lvl>
+    <w:lvl w:ilvl="4" w:tplc="04090003" w:tentative="1">
+      <w:start w:val="1"/>
+      <w:numFmt w:val="bullet"/>
+      <w:lvlText w:val="o"/>
+      <w:lvlJc w:val="left"/>
+      <w:pPr>
+        <w:ind w:left="3960" w:hanging="360"/>
+      </w:pPr>
+      <w:rPr>
+        <w:rFonts w:ascii="Courier New" w:hAnsi="Courier New" w:cs="Courier New" w:hint="default"/>
+      </w:rPr>
+    </w:lvl>
+    <w:lvl w:ilvl="5" w:tplc="04090005" w:tentative="1">
+      <w:start w:val="1"/>
+      <w:numFmt w:val="bullet"/>
+      <w:lvlText w:val=""/>
+      <w:lvlJc w:val="left"/>
+      <w:pPr>
+        <w:ind w:left="4680" w:hanging="360"/>
+      </w:pPr>
+      <w:rPr>
+        <w:rFonts w:ascii="Wingdings" w:hAnsi="Wingdings" w:hint="default"/>
+      </w:rPr>
+    </w:lvl>
+    <w:lvl w:ilvl="6" w:tplc="04090001" w:tentative="1">
+      <w:start w:val="1"/>
+      <w:numFmt w:val="bullet"/>
+      <w:lvlText w:val=""/>
+      <w:lvlJc w:val="left"/>
+      <w:pPr>
+        <w:ind w:left="5400" w:hanging="360"/>
+      </w:pPr>
+      <w:rPr>
+        <w:rFonts w:ascii="Symbol" w:hAnsi="Symbol" w:hint="default"/>
+      </w:rPr>
+    </w:lvl>
+    <w:lvl w:ilvl="7" w:tplc="04090003" w:tentative="1">
+      <w:start w:val="1"/>
+      <w:numFmt w:val="bullet"/>
+      <w:lvlText w:val="o"/>
+      <w:lvlJc w:val="left"/>
+      <w:pPr>
+        <w:ind w:left="6120" w:hanging="360"/>
+      </w:pPr>
+      <w:rPr>
+        <w:rFonts w:ascii="Courier New" w:hAnsi="Courier New" w:cs="Courier New" w:hint="default"/>
+      </w:rPr>
+    </w:lvl>
+    <w:lvl w:ilvl="8" w:tplc="04090005" w:tentative="1">
+      <w:start w:val="1"/>
+      <w:numFmt w:val="bullet"/>
+      <w:lvlText w:val=""/>
+      <w:lvlJc w:val="left"/>
+      <w:pPr>
+        <w:ind w:left="6840" w:hanging="360"/>
+      </w:pPr>
+      <w:rPr>
+        <w:rFonts w:ascii="Wingdings" w:hAnsi="Wingdings" w:hint="default"/>
+      </w:rPr>
+    </w:lvl>
+  </w:abstractNum>
+  <w:abstractNum w:abstractNumId="10" w15:restartNumberingAfterBreak="0">
+    <w:nsid w:val="2EE43020"/>
+    <w:multiLevelType w:val="hybridMultilevel"/>
+    <w:tmpl w:val="E9421B5A"/>
+    <w:lvl w:ilvl="0" w:tplc="04090001">
+      <w:start w:val="1"/>
+      <w:numFmt w:val="bullet"/>
+      <w:lvlText w:val=""/>
+      <w:lvlJc w:val="left"/>
+      <w:pPr>
         <w:ind w:left="720" w:hanging="360"/>
       </w:pPr>
       <w:rPr>
@@ -4423,7 +5079,7 @@
       </w:rPr>
     </w:lvl>
   </w:abstractNum>
-  <w:abstractNum w:abstractNumId="5" w15:restartNumberingAfterBreak="0">
+  <w:abstractNum w:abstractNumId="11" w15:restartNumberingAfterBreak="0">
     <w:nsid w:val="30EC045A"/>
     <w:multiLevelType w:val="hybridMultilevel"/>
     <w:tmpl w:val="489A9B04"/>
@@ -4536,7 +5192,7 @@
       </w:rPr>
     </w:lvl>
   </w:abstractNum>
-  <w:abstractNum w:abstractNumId="6" w15:restartNumberingAfterBreak="0">
+  <w:abstractNum w:abstractNumId="12" w15:restartNumberingAfterBreak="0">
     <w:nsid w:val="32005A1D"/>
     <w:multiLevelType w:val="multilevel"/>
     <w:tmpl w:val="87624C1E"/>
@@ -4649,7 +5305,96 @@
       </w:pPr>
     </w:lvl>
   </w:abstractNum>
-  <w:abstractNum w:abstractNumId="7" w15:restartNumberingAfterBreak="0">
+  <w:abstractNum w:abstractNumId="13" w15:restartNumberingAfterBreak="0">
+    <w:nsid w:val="33C0083C"/>
+    <w:multiLevelType w:val="hybridMultilevel"/>
+    <w:tmpl w:val="7D906BB6"/>
+    <w:lvl w:ilvl="0" w:tplc="0409000F">
+      <w:start w:val="1"/>
+      <w:numFmt w:val="decimal"/>
+      <w:lvlText w:val="%1."/>
+      <w:lvlJc w:val="left"/>
+      <w:pPr>
+        <w:ind w:left="360" w:hanging="360"/>
+      </w:pPr>
+    </w:lvl>
+    <w:lvl w:ilvl="1" w:tplc="04090001">
+      <w:start w:val="1"/>
+      <w:numFmt w:val="bullet"/>
+      <w:lvlText w:val=""/>
+      <w:lvlJc w:val="left"/>
+      <w:pPr>
+        <w:ind w:left="720" w:hanging="360"/>
+      </w:pPr>
+      <w:rPr>
+        <w:rFonts w:ascii="Symbol" w:hAnsi="Symbol" w:hint="default"/>
+      </w:rPr>
+    </w:lvl>
+    <w:lvl w:ilvl="2" w:tplc="0409001B">
+      <w:start w:val="1"/>
+      <w:numFmt w:val="lowerRoman"/>
+      <w:lvlText w:val="%3."/>
+      <w:lvlJc w:val="right"/>
+      <w:pPr>
+        <w:ind w:left="1800" w:hanging="180"/>
+      </w:pPr>
+    </w:lvl>
+    <w:lvl w:ilvl="3" w:tplc="0409000F" w:tentative="1">
+      <w:start w:val="1"/>
+      <w:numFmt w:val="decimal"/>
+      <w:lvlText w:val="%4."/>
+      <w:lvlJc w:val="left"/>
+      <w:pPr>
+        <w:ind w:left="2520" w:hanging="360"/>
+      </w:pPr>
+    </w:lvl>
+    <w:lvl w:ilvl="4" w:tplc="04090019" w:tentative="1">
+      <w:start w:val="1"/>
+      <w:numFmt w:val="lowerLetter"/>
+      <w:lvlText w:val="%5."/>
+      <w:lvlJc w:val="left"/>
+      <w:pPr>
+        <w:ind w:left="3240" w:hanging="360"/>
+      </w:pPr>
+    </w:lvl>
+    <w:lvl w:ilvl="5" w:tplc="0409001B" w:tentative="1">
+      <w:start w:val="1"/>
+      <w:numFmt w:val="lowerRoman"/>
+      <w:lvlText w:val="%6."/>
+      <w:lvlJc w:val="right"/>
+      <w:pPr>
+        <w:ind w:left="3960" w:hanging="180"/>
+      </w:pPr>
+    </w:lvl>
+    <w:lvl w:ilvl="6" w:tplc="0409000F" w:tentative="1">
+      <w:start w:val="1"/>
+      <w:numFmt w:val="decimal"/>
+      <w:lvlText w:val="%7."/>
+      <w:lvlJc w:val="left"/>
+      <w:pPr>
+        <w:ind w:left="4680" w:hanging="360"/>
+      </w:pPr>
+    </w:lvl>
+    <w:lvl w:ilvl="7" w:tplc="04090019" w:tentative="1">
+      <w:start w:val="1"/>
+      <w:numFmt w:val="lowerLetter"/>
+      <w:lvlText w:val="%8."/>
+      <w:lvlJc w:val="left"/>
+      <w:pPr>
+        <w:ind w:left="5400" w:hanging="360"/>
+      </w:pPr>
+    </w:lvl>
+    <w:lvl w:ilvl="8" w:tplc="0409001B" w:tentative="1">
+      <w:start w:val="1"/>
+      <w:numFmt w:val="lowerRoman"/>
+      <w:lvlText w:val="%9."/>
+      <w:lvlJc w:val="right"/>
+      <w:pPr>
+        <w:ind w:left="6120" w:hanging="180"/>
+      </w:pPr>
+    </w:lvl>
+  </w:abstractNum>
+  <w:abstractNum w:abstractNumId="14" w15:restartNumberingAfterBreak="0">
     <w:nsid w:val="34402A93"/>
     <w:multiLevelType w:val="multilevel"/>
     <w:tmpl w:val="0618289A"/>
@@ -4762,7 +5507,7 @@
       </w:pPr>
     </w:lvl>
   </w:abstractNum>
-  <w:abstractNum w:abstractNumId="8" w15:restartNumberingAfterBreak="0">
+  <w:abstractNum w:abstractNumId="15" w15:restartNumberingAfterBreak="0">
     <w:nsid w:val="38E32A0F"/>
     <w:multiLevelType w:val="hybridMultilevel"/>
     <w:tmpl w:val="90FE07EA"/>
@@ -4875,7 +5620,7 @@
       </w:rPr>
     </w:lvl>
   </w:abstractNum>
-  <w:abstractNum w:abstractNumId="9" w15:restartNumberingAfterBreak="0">
+  <w:abstractNum w:abstractNumId="16" w15:restartNumberingAfterBreak="0">
     <w:nsid w:val="39245473"/>
     <w:multiLevelType w:val="hybridMultilevel"/>
     <w:tmpl w:val="8CB6B4EA"/>
@@ -4885,6 +5630,119 @@
       <w:lvlText w:val=""/>
       <w:lvlJc w:val="left"/>
       <w:pPr>
+        <w:ind w:left="360" w:hanging="360"/>
+      </w:pPr>
+      <w:rPr>
+        <w:rFonts w:ascii="Symbol" w:hAnsi="Symbol" w:hint="default"/>
+      </w:rPr>
+    </w:lvl>
+    <w:lvl w:ilvl="1" w:tplc="04090003" w:tentative="1">
+      <w:start w:val="1"/>
+      <w:numFmt w:val="bullet"/>
+      <w:lvlText w:val="o"/>
+      <w:lvlJc w:val="left"/>
+      <w:pPr>
+        <w:ind w:left="1080" w:hanging="360"/>
+      </w:pPr>
+      <w:rPr>
+        <w:rFonts w:ascii="Courier New" w:hAnsi="Courier New" w:cs="Courier New" w:hint="default"/>
+      </w:rPr>
+    </w:lvl>
+    <w:lvl w:ilvl="2" w:tplc="04090005" w:tentative="1">
+      <w:start w:val="1"/>
+      <w:numFmt w:val="bullet"/>
+      <w:lvlText w:val=""/>
+      <w:lvlJc w:val="left"/>
+      <w:pPr>
+        <w:ind w:left="1800" w:hanging="360"/>
+      </w:pPr>
+      <w:rPr>
+        <w:rFonts w:ascii="Wingdings" w:hAnsi="Wingdings" w:hint="default"/>
+      </w:rPr>
+    </w:lvl>
+    <w:lvl w:ilvl="3" w:tplc="04090001" w:tentative="1">
+      <w:start w:val="1"/>
+      <w:numFmt w:val="bullet"/>
+      <w:lvlText w:val=""/>
+      <w:lvlJc w:val="left"/>
+      <w:pPr>
+        <w:ind w:left="2520" w:hanging="360"/>
+      </w:pPr>
+      <w:rPr>
+        <w:rFonts w:ascii="Symbol" w:hAnsi="Symbol" w:hint="default"/>
+      </w:rPr>
+    </w:lvl>
+    <w:lvl w:ilvl="4" w:tplc="04090003" w:tentative="1">
+      <w:start w:val="1"/>
+      <w:numFmt w:val="bullet"/>
+      <w:lvlText w:val="o"/>
+      <w:lvlJc w:val="left"/>
+      <w:pPr>
+        <w:ind w:left="3240" w:hanging="360"/>
+      </w:pPr>
+      <w:rPr>
+        <w:rFonts w:ascii="Courier New" w:hAnsi="Courier New" w:cs="Courier New" w:hint="default"/>
+      </w:rPr>
+    </w:lvl>
+    <w:lvl w:ilvl="5" w:tplc="04090005" w:tentative="1">
+      <w:start w:val="1"/>
+      <w:numFmt w:val="bullet"/>
+      <w:lvlText w:val=""/>
+      <w:lvlJc w:val="left"/>
+      <w:pPr>
+        <w:ind w:left="3960" w:hanging="360"/>
+      </w:pPr>
+      <w:rPr>
+        <w:rFonts w:ascii="Wingdings" w:hAnsi="Wingdings" w:hint="default"/>
+      </w:rPr>
+    </w:lvl>
+    <w:lvl w:ilvl="6" w:tplc="04090001" w:tentative="1">
+      <w:start w:val="1"/>
+      <w:numFmt w:val="bullet"/>
+      <w:lvlText w:val=""/>
+      <w:lvlJc w:val="left"/>
+      <w:pPr>
+        <w:ind w:left="4680" w:hanging="360"/>
+      </w:pPr>
+      <w:rPr>
+        <w:rFonts w:ascii="Symbol" w:hAnsi="Symbol" w:hint="default"/>
+      </w:rPr>
+    </w:lvl>
+    <w:lvl w:ilvl="7" w:tplc="04090003" w:tentative="1">
+      <w:start w:val="1"/>
+      <w:numFmt w:val="bullet"/>
+      <w:lvlText w:val="o"/>
+      <w:lvlJc w:val="left"/>
+      <w:pPr>
+        <w:ind w:left="5400" w:hanging="360"/>
+      </w:pPr>
+      <w:rPr>
+        <w:rFonts w:ascii="Courier New" w:hAnsi="Courier New" w:cs="Courier New" w:hint="default"/>
+      </w:rPr>
+    </w:lvl>
+    <w:lvl w:ilvl="8" w:tplc="04090005" w:tentative="1">
+      <w:start w:val="1"/>
+      <w:numFmt w:val="bullet"/>
+      <w:lvlText w:val=""/>
+      <w:lvlJc w:val="left"/>
+      <w:pPr>
+        <w:ind w:left="6120" w:hanging="360"/>
+      </w:pPr>
+      <w:rPr>
+        <w:rFonts w:ascii="Wingdings" w:hAnsi="Wingdings" w:hint="default"/>
+      </w:rPr>
+    </w:lvl>
+  </w:abstractNum>
+  <w:abstractNum w:abstractNumId="17" w15:restartNumberingAfterBreak="0">
+    <w:nsid w:val="43ED2A4F"/>
+    <w:multiLevelType w:val="hybridMultilevel"/>
+    <w:tmpl w:val="8AB6DFD4"/>
+    <w:lvl w:ilvl="0" w:tplc="04090001">
+      <w:start w:val="1"/>
+      <w:numFmt w:val="bullet"/>
+      <w:lvlText w:val=""/>
+      <w:lvlJc w:val="left"/>
+      <w:pPr>
         <w:ind w:left="720" w:hanging="360"/>
       </w:pPr>
       <w:rPr>
@@ -4988,7 +5846,7 @@
       </w:rPr>
     </w:lvl>
   </w:abstractNum>
-  <w:abstractNum w:abstractNumId="10" w15:restartNumberingAfterBreak="0">
+  <w:abstractNum w:abstractNumId="18" w15:restartNumberingAfterBreak="0">
     <w:nsid w:val="44407BBD"/>
     <w:multiLevelType w:val="hybridMultilevel"/>
     <w:tmpl w:val="B60C83F6"/>
@@ -5101,10 +5959,10 @@
       </w:rPr>
     </w:lvl>
   </w:abstractNum>
-  <w:abstractNum w:abstractNumId="11" w15:restartNumberingAfterBreak="0">
+  <w:abstractNum w:abstractNumId="19" w15:restartNumberingAfterBreak="0">
     <w:nsid w:val="46671183"/>
     <w:multiLevelType w:val="multilevel"/>
-    <w:tmpl w:val="079ADB2C"/>
+    <w:tmpl w:val="1346C568"/>
     <w:lvl w:ilvl="0">
       <w:start w:val="1"/>
       <w:numFmt w:val="decimal"/>
@@ -5116,11 +5974,133 @@
         </w:tabs>
         <w:ind w:left="360" w:hanging="360"/>
       </w:pPr>
+      <w:rPr>
+        <w:b w:val="0"/>
+        <w:bCs w:val="0"/>
+      </w:rPr>
     </w:lvl>
     <w:lvl w:ilvl="1">
       <w:start w:val="1"/>
       <w:numFmt w:val="bullet"/>
-      <w:lvlText w:val="o"/>
+      <w:lvlText w:val=""/>
+      <w:lvlJc w:val="left"/>
+      <w:pPr>
+        <w:ind w:left="1080" w:hanging="360"/>
+      </w:pPr>
+      <w:rPr>
+        <w:rFonts w:ascii="Symbol" w:hAnsi="Symbol" w:hint="default"/>
+      </w:rPr>
+    </w:lvl>
+    <w:lvl w:ilvl="2" w:tentative="1">
+      <w:start w:val="1"/>
+      <w:numFmt w:val="decimal"/>
+      <w:lvlText w:val="%3."/>
+      <w:lvlJc w:val="left"/>
+      <w:pPr>
+        <w:tabs>
+          <w:tab w:val="num" w:pos="1800"/>
+        </w:tabs>
+        <w:ind w:left="1800" w:hanging="360"/>
+      </w:pPr>
+    </w:lvl>
+    <w:lvl w:ilvl="3" w:tentative="1">
+      <w:start w:val="1"/>
+      <w:numFmt w:val="decimal"/>
+      <w:lvlText w:val="%4."/>
+      <w:lvlJc w:val="left"/>
+      <w:pPr>
+        <w:tabs>
+          <w:tab w:val="num" w:pos="2520"/>
+        </w:tabs>
+        <w:ind w:left="2520" w:hanging="360"/>
+      </w:pPr>
+    </w:lvl>
+    <w:lvl w:ilvl="4" w:tentative="1">
+      <w:start w:val="1"/>
+      <w:numFmt w:val="decimal"/>
+      <w:lvlText w:val="%5."/>
+      <w:lvlJc w:val="left"/>
+      <w:pPr>
+        <w:tabs>
+          <w:tab w:val="num" w:pos="3240"/>
+        </w:tabs>
+        <w:ind w:left="3240" w:hanging="360"/>
+      </w:pPr>
+    </w:lvl>
+    <w:lvl w:ilvl="5" w:tentative="1">
+      <w:start w:val="1"/>
+      <w:numFmt w:val="decimal"/>
+      <w:lvlText w:val="%6."/>
+      <w:lvlJc w:val="left"/>
+      <w:pPr>
+        <w:tabs>
+          <w:tab w:val="num" w:pos="3960"/>
+        </w:tabs>
+        <w:ind w:left="3960" w:hanging="360"/>
+      </w:pPr>
+    </w:lvl>
+    <w:lvl w:ilvl="6" w:tentative="1">
+      <w:start w:val="1"/>
+      <w:numFmt w:val="decimal"/>
+      <w:lvlText w:val="%7."/>
+      <w:lvlJc w:val="left"/>
+      <w:pPr>
+        <w:tabs>
+          <w:tab w:val="num" w:pos="4680"/>
+        </w:tabs>
+        <w:ind w:left="4680" w:hanging="360"/>
+      </w:pPr>
+    </w:lvl>
+    <w:lvl w:ilvl="7" w:tentative="1">
+      <w:start w:val="1"/>
+      <w:numFmt w:val="decimal"/>
+      <w:lvlText w:val="%8."/>
+      <w:lvlJc w:val="left"/>
+      <w:pPr>
+        <w:tabs>
+          <w:tab w:val="num" w:pos="5400"/>
+        </w:tabs>
+        <w:ind w:left="5400" w:hanging="360"/>
+      </w:pPr>
+    </w:lvl>
+    <w:lvl w:ilvl="8" w:tentative="1">
+      <w:start w:val="1"/>
+      <w:numFmt w:val="decimal"/>
+      <w:lvlText w:val="%9."/>
+      <w:lvlJc w:val="left"/>
+      <w:pPr>
+        <w:tabs>
+          <w:tab w:val="num" w:pos="6120"/>
+        </w:tabs>
+        <w:ind w:left="6120" w:hanging="360"/>
+      </w:pPr>
+    </w:lvl>
+  </w:abstractNum>
+  <w:abstractNum w:abstractNumId="20" w15:restartNumberingAfterBreak="0">
+    <w:nsid w:val="468E728B"/>
+    <w:multiLevelType w:val="multilevel"/>
+    <w:tmpl w:val="EF121098"/>
+    <w:lvl w:ilvl="0">
+      <w:start w:val="1"/>
+      <w:numFmt w:val="decimal"/>
+      <w:lvlText w:val="%1."/>
+      <w:lvlJc w:val="left"/>
+      <w:pPr>
+        <w:tabs>
+          <w:tab w:val="num" w:pos="360"/>
+        </w:tabs>
+        <w:ind w:left="360" w:hanging="360"/>
+      </w:pPr>
+      <w:rPr>
+        <w:rFonts w:asciiTheme="minorHAnsi" w:hAnsiTheme="minorHAnsi" w:cstheme="minorHAnsi" w:hint="default"/>
+        <w:sz w:val="18"/>
+        <w:szCs w:val="18"/>
+      </w:rPr>
+    </w:lvl>
+    <w:lvl w:ilvl="1" w:tentative="1">
+      <w:start w:val="1"/>
+      <w:numFmt w:val="decimal"/>
+      <w:lvlText w:val="%2."/>
       <w:lvlJc w:val="left"/>
       <w:pPr>
         <w:tabs>
@@ -5128,10 +6108,6 @@
         </w:tabs>
         <w:ind w:left="1080" w:hanging="360"/>
       </w:pPr>
-      <w:rPr>
-        <w:rFonts w:ascii="Courier New" w:hAnsi="Courier New" w:hint="default"/>
-        <w:sz w:val="20"/>
-      </w:rPr>
     </w:lvl>
     <w:lvl w:ilvl="2" w:tentative="1">
       <w:start w:val="1"/>
@@ -5218,10 +6194,1518 @@
       </w:pPr>
     </w:lvl>
   </w:abstractNum>
-  <w:abstractNum w:abstractNumId="12" w15:restartNumberingAfterBreak="0">
-    <w:nsid w:val="468E728B"/>
+  <w:abstractNum w:abstractNumId="21" w15:restartNumberingAfterBreak="0">
+    <w:nsid w:val="470C65DB"/>
+    <w:multiLevelType w:val="hybridMultilevel"/>
+    <w:tmpl w:val="B14424E2"/>
+    <w:lvl w:ilvl="0" w:tplc="04090001">
+      <w:start w:val="1"/>
+      <w:numFmt w:val="bullet"/>
+      <w:lvlText w:val=""/>
+      <w:lvlJc w:val="left"/>
+      <w:pPr>
+        <w:ind w:left="720" w:hanging="360"/>
+      </w:pPr>
+      <w:rPr>
+        <w:rFonts w:ascii="Symbol" w:hAnsi="Symbol" w:hint="default"/>
+      </w:rPr>
+    </w:lvl>
+    <w:lvl w:ilvl="1" w:tplc="04090003" w:tentative="1">
+      <w:start w:val="1"/>
+      <w:numFmt w:val="bullet"/>
+      <w:lvlText w:val="o"/>
+      <w:lvlJc w:val="left"/>
+      <w:pPr>
+        <w:ind w:left="1440" w:hanging="360"/>
+      </w:pPr>
+      <w:rPr>
+        <w:rFonts w:ascii="Courier New" w:hAnsi="Courier New" w:cs="Courier New" w:hint="default"/>
+      </w:rPr>
+    </w:lvl>
+    <w:lvl w:ilvl="2" w:tplc="04090005" w:tentative="1">
+      <w:start w:val="1"/>
+      <w:numFmt w:val="bullet"/>
+      <w:lvlText w:val=""/>
+      <w:lvlJc w:val="left"/>
+      <w:pPr>
+        <w:ind w:left="2160" w:hanging="360"/>
+      </w:pPr>
+      <w:rPr>
+        <w:rFonts w:ascii="Wingdings" w:hAnsi="Wingdings" w:hint="default"/>
+      </w:rPr>
+    </w:lvl>
+    <w:lvl w:ilvl="3" w:tplc="04090001" w:tentative="1">
+      <w:start w:val="1"/>
+      <w:numFmt w:val="bullet"/>
+      <w:lvlText w:val=""/>
+      <w:lvlJc w:val="left"/>
+      <w:pPr>
+        <w:ind w:left="2880" w:hanging="360"/>
+      </w:pPr>
+      <w:rPr>
+        <w:rFonts w:ascii="Symbol" w:hAnsi="Symbol" w:hint="default"/>
+      </w:rPr>
+    </w:lvl>
+    <w:lvl w:ilvl="4" w:tplc="04090003" w:tentative="1">
+      <w:start w:val="1"/>
+      <w:numFmt w:val="bullet"/>
+      <w:lvlText w:val="o"/>
+      <w:lvlJc w:val="left"/>
+      <w:pPr>
+        <w:ind w:left="3600" w:hanging="360"/>
+      </w:pPr>
+      <w:rPr>
+        <w:rFonts w:ascii="Courier New" w:hAnsi="Courier New" w:cs="Courier New" w:hint="default"/>
+      </w:rPr>
+    </w:lvl>
+    <w:lvl w:ilvl="5" w:tplc="04090005" w:tentative="1">
+      <w:start w:val="1"/>
+      <w:numFmt w:val="bullet"/>
+      <w:lvlText w:val=""/>
+      <w:lvlJc w:val="left"/>
+      <w:pPr>
+        <w:ind w:left="4320" w:hanging="360"/>
+      </w:pPr>
+      <w:rPr>
+        <w:rFonts w:ascii="Wingdings" w:hAnsi="Wingdings" w:hint="default"/>
+      </w:rPr>
+    </w:lvl>
+    <w:lvl w:ilvl="6" w:tplc="04090001" w:tentative="1">
+      <w:start w:val="1"/>
+      <w:numFmt w:val="bullet"/>
+      <w:lvlText w:val=""/>
+      <w:lvlJc w:val="left"/>
+      <w:pPr>
+        <w:ind w:left="5040" w:hanging="360"/>
+      </w:pPr>
+      <w:rPr>
+        <w:rFonts w:ascii="Symbol" w:hAnsi="Symbol" w:hint="default"/>
+      </w:rPr>
+    </w:lvl>
+    <w:lvl w:ilvl="7" w:tplc="04090003" w:tentative="1">
+      <w:start w:val="1"/>
+      <w:numFmt w:val="bullet"/>
+      <w:lvlText w:val="o"/>
+      <w:lvlJc w:val="left"/>
+      <w:pPr>
+        <w:ind w:left="5760" w:hanging="360"/>
+      </w:pPr>
+      <w:rPr>
+        <w:rFonts w:ascii="Courier New" w:hAnsi="Courier New" w:cs="Courier New" w:hint="default"/>
+      </w:rPr>
+    </w:lvl>
+    <w:lvl w:ilvl="8" w:tplc="04090005" w:tentative="1">
+      <w:start w:val="1"/>
+      <w:numFmt w:val="bullet"/>
+      <w:lvlText w:val=""/>
+      <w:lvlJc w:val="left"/>
+      <w:pPr>
+        <w:ind w:left="6480" w:hanging="360"/>
+      </w:pPr>
+      <w:rPr>
+        <w:rFonts w:ascii="Wingdings" w:hAnsi="Wingdings" w:hint="default"/>
+      </w:rPr>
+    </w:lvl>
+  </w:abstractNum>
+  <w:abstractNum w:abstractNumId="22" w15:restartNumberingAfterBreak="0">
+    <w:nsid w:val="4735713C"/>
+    <w:multiLevelType w:val="hybridMultilevel"/>
+    <w:tmpl w:val="97CE4F5A"/>
+    <w:lvl w:ilvl="0" w:tplc="04090001">
+      <w:start w:val="1"/>
+      <w:numFmt w:val="bullet"/>
+      <w:lvlText w:val=""/>
+      <w:lvlJc w:val="left"/>
+      <w:pPr>
+        <w:ind w:left="1080" w:hanging="360"/>
+      </w:pPr>
+      <w:rPr>
+        <w:rFonts w:ascii="Symbol" w:hAnsi="Symbol" w:hint="default"/>
+      </w:rPr>
+    </w:lvl>
+    <w:lvl w:ilvl="1" w:tplc="04090003" w:tentative="1">
+      <w:start w:val="1"/>
+      <w:numFmt w:val="bullet"/>
+      <w:lvlText w:val="o"/>
+      <w:lvlJc w:val="left"/>
+      <w:pPr>
+        <w:ind w:left="1800" w:hanging="360"/>
+      </w:pPr>
+      <w:rPr>
+        <w:rFonts w:ascii="Courier New" w:hAnsi="Courier New" w:cs="Courier New" w:hint="default"/>
+      </w:rPr>
+    </w:lvl>
+    <w:lvl w:ilvl="2" w:tplc="04090005" w:tentative="1">
+      <w:start w:val="1"/>
+      <w:numFmt w:val="bullet"/>
+      <w:lvlText w:val=""/>
+      <w:lvlJc w:val="left"/>
+      <w:pPr>
+        <w:ind w:left="2520" w:hanging="360"/>
+      </w:pPr>
+      <w:rPr>
+        <w:rFonts w:ascii="Wingdings" w:hAnsi="Wingdings" w:hint="default"/>
+      </w:rPr>
+    </w:lvl>
+    <w:lvl w:ilvl="3" w:tplc="04090001" w:tentative="1">
+      <w:start w:val="1"/>
+      <w:numFmt w:val="bullet"/>
+      <w:lvlText w:val=""/>
+      <w:lvlJc w:val="left"/>
+      <w:pPr>
+        <w:ind w:left="3240" w:hanging="360"/>
+      </w:pPr>
+      <w:rPr>
+        <w:rFonts w:ascii="Symbol" w:hAnsi="Symbol" w:hint="default"/>
+      </w:rPr>
+    </w:lvl>
+    <w:lvl w:ilvl="4" w:tplc="04090003" w:tentative="1">
+      <w:start w:val="1"/>
+      <w:numFmt w:val="bullet"/>
+      <w:lvlText w:val="o"/>
+      <w:lvlJc w:val="left"/>
+      <w:pPr>
+        <w:ind w:left="3960" w:hanging="360"/>
+      </w:pPr>
+      <w:rPr>
+        <w:rFonts w:ascii="Courier New" w:hAnsi="Courier New" w:cs="Courier New" w:hint="default"/>
+      </w:rPr>
+    </w:lvl>
+    <w:lvl w:ilvl="5" w:tplc="04090005" w:tentative="1">
+      <w:start w:val="1"/>
+      <w:numFmt w:val="bullet"/>
+      <w:lvlText w:val=""/>
+      <w:lvlJc w:val="left"/>
+      <w:pPr>
+        <w:ind w:left="4680" w:hanging="360"/>
+      </w:pPr>
+      <w:rPr>
+        <w:rFonts w:ascii="Wingdings" w:hAnsi="Wingdings" w:hint="default"/>
+      </w:rPr>
+    </w:lvl>
+    <w:lvl w:ilvl="6" w:tplc="04090001" w:tentative="1">
+      <w:start w:val="1"/>
+      <w:numFmt w:val="bullet"/>
+      <w:lvlText w:val=""/>
+      <w:lvlJc w:val="left"/>
+      <w:pPr>
+        <w:ind w:left="5400" w:hanging="360"/>
+      </w:pPr>
+      <w:rPr>
+        <w:rFonts w:ascii="Symbol" w:hAnsi="Symbol" w:hint="default"/>
+      </w:rPr>
+    </w:lvl>
+    <w:lvl w:ilvl="7" w:tplc="04090003" w:tentative="1">
+      <w:start w:val="1"/>
+      <w:numFmt w:val="bullet"/>
+      <w:lvlText w:val="o"/>
+      <w:lvlJc w:val="left"/>
+      <w:pPr>
+        <w:ind w:left="6120" w:hanging="360"/>
+      </w:pPr>
+      <w:rPr>
+        <w:rFonts w:ascii="Courier New" w:hAnsi="Courier New" w:cs="Courier New" w:hint="default"/>
+      </w:rPr>
+    </w:lvl>
+    <w:lvl w:ilvl="8" w:tplc="04090005" w:tentative="1">
+      <w:start w:val="1"/>
+      <w:numFmt w:val="bullet"/>
+      <w:lvlText w:val=""/>
+      <w:lvlJc w:val="left"/>
+      <w:pPr>
+        <w:ind w:left="6840" w:hanging="360"/>
+      </w:pPr>
+      <w:rPr>
+        <w:rFonts w:ascii="Wingdings" w:hAnsi="Wingdings" w:hint="default"/>
+      </w:rPr>
+    </w:lvl>
+  </w:abstractNum>
+  <w:abstractNum w:abstractNumId="23" w15:restartNumberingAfterBreak="0">
+    <w:nsid w:val="4B9F5628"/>
     <w:multiLevelType w:val="multilevel"/>
-    <w:tmpl w:val="7FDC98B8"/>
+    <w:tmpl w:val="D7F69154"/>
+    <w:lvl w:ilvl="0">
+      <w:start w:val="1"/>
+      <w:numFmt w:val="bullet"/>
+      <w:lvlText w:val=""/>
+      <w:lvlJc w:val="left"/>
+      <w:pPr>
+        <w:tabs>
+          <w:tab w:val="num" w:pos="720"/>
+        </w:tabs>
+        <w:ind w:left="720" w:hanging="360"/>
+      </w:pPr>
+      <w:rPr>
+        <w:rFonts w:ascii="Symbol" w:hAnsi="Symbol" w:hint="default"/>
+      </w:rPr>
+    </w:lvl>
+    <w:lvl w:ilvl="1" w:tentative="1">
+      <w:start w:val="1"/>
+      <w:numFmt w:val="decimal"/>
+      <w:lvlText w:val="%2."/>
+      <w:lvlJc w:val="left"/>
+      <w:pPr>
+        <w:tabs>
+          <w:tab w:val="num" w:pos="1440"/>
+        </w:tabs>
+        <w:ind w:left="1440" w:hanging="360"/>
+      </w:pPr>
+    </w:lvl>
+    <w:lvl w:ilvl="2" w:tentative="1">
+      <w:start w:val="1"/>
+      <w:numFmt w:val="decimal"/>
+      <w:lvlText w:val="%3."/>
+      <w:lvlJc w:val="left"/>
+      <w:pPr>
+        <w:tabs>
+          <w:tab w:val="num" w:pos="2160"/>
+        </w:tabs>
+        <w:ind w:left="2160" w:hanging="360"/>
+      </w:pPr>
+    </w:lvl>
+    <w:lvl w:ilvl="3" w:tentative="1">
+      <w:start w:val="1"/>
+      <w:numFmt w:val="decimal"/>
+      <w:lvlText w:val="%4."/>
+      <w:lvlJc w:val="left"/>
+      <w:pPr>
+        <w:tabs>
+          <w:tab w:val="num" w:pos="2880"/>
+        </w:tabs>
+        <w:ind w:left="2880" w:hanging="360"/>
+      </w:pPr>
+    </w:lvl>
+    <w:lvl w:ilvl="4" w:tentative="1">
+      <w:start w:val="1"/>
+      <w:numFmt w:val="decimal"/>
+      <w:lvlText w:val="%5."/>
+      <w:lvlJc w:val="left"/>
+      <w:pPr>
+        <w:tabs>
+          <w:tab w:val="num" w:pos="3600"/>
+        </w:tabs>
+        <w:ind w:left="3600" w:hanging="360"/>
+      </w:pPr>
+    </w:lvl>
+    <w:lvl w:ilvl="5" w:tentative="1">
+      <w:start w:val="1"/>
+      <w:numFmt w:val="decimal"/>
+      <w:lvlText w:val="%6."/>
+      <w:lvlJc w:val="left"/>
+      <w:pPr>
+        <w:tabs>
+          <w:tab w:val="num" w:pos="4320"/>
+        </w:tabs>
+        <w:ind w:left="4320" w:hanging="360"/>
+      </w:pPr>
+    </w:lvl>
+    <w:lvl w:ilvl="6" w:tentative="1">
+      <w:start w:val="1"/>
+      <w:numFmt w:val="decimal"/>
+      <w:lvlText w:val="%7."/>
+      <w:lvlJc w:val="left"/>
+      <w:pPr>
+        <w:tabs>
+          <w:tab w:val="num" w:pos="5040"/>
+        </w:tabs>
+        <w:ind w:left="5040" w:hanging="360"/>
+      </w:pPr>
+    </w:lvl>
+    <w:lvl w:ilvl="7" w:tentative="1">
+      <w:start w:val="1"/>
+      <w:numFmt w:val="decimal"/>
+      <w:lvlText w:val="%8."/>
+      <w:lvlJc w:val="left"/>
+      <w:pPr>
+        <w:tabs>
+          <w:tab w:val="num" w:pos="5760"/>
+        </w:tabs>
+        <w:ind w:left="5760" w:hanging="360"/>
+      </w:pPr>
+    </w:lvl>
+    <w:lvl w:ilvl="8" w:tentative="1">
+      <w:start w:val="1"/>
+      <w:numFmt w:val="decimal"/>
+      <w:lvlText w:val="%9."/>
+      <w:lvlJc w:val="left"/>
+      <w:pPr>
+        <w:tabs>
+          <w:tab w:val="num" w:pos="6480"/>
+        </w:tabs>
+        <w:ind w:left="6480" w:hanging="360"/>
+      </w:pPr>
+    </w:lvl>
+  </w:abstractNum>
+  <w:abstractNum w:abstractNumId="24" w15:restartNumberingAfterBreak="0">
+    <w:nsid w:val="4C0D4F44"/>
+    <w:multiLevelType w:val="hybridMultilevel"/>
+    <w:tmpl w:val="31420198"/>
+    <w:lvl w:ilvl="0" w:tplc="04090001">
+      <w:start w:val="1"/>
+      <w:numFmt w:val="bullet"/>
+      <w:lvlText w:val=""/>
+      <w:lvlJc w:val="left"/>
+      <w:pPr>
+        <w:ind w:left="720" w:hanging="360"/>
+      </w:pPr>
+      <w:rPr>
+        <w:rFonts w:ascii="Symbol" w:hAnsi="Symbol" w:hint="default"/>
+      </w:rPr>
+    </w:lvl>
+    <w:lvl w:ilvl="1" w:tplc="04090003" w:tentative="1">
+      <w:start w:val="1"/>
+      <w:numFmt w:val="bullet"/>
+      <w:lvlText w:val="o"/>
+      <w:lvlJc w:val="left"/>
+      <w:pPr>
+        <w:ind w:left="1440" w:hanging="360"/>
+      </w:pPr>
+      <w:rPr>
+        <w:rFonts w:ascii="Courier New" w:hAnsi="Courier New" w:cs="Courier New" w:hint="default"/>
+      </w:rPr>
+    </w:lvl>
+    <w:lvl w:ilvl="2" w:tplc="04090005" w:tentative="1">
+      <w:start w:val="1"/>
+      <w:numFmt w:val="bullet"/>
+      <w:lvlText w:val=""/>
+      <w:lvlJc w:val="left"/>
+      <w:pPr>
+        <w:ind w:left="2160" w:hanging="360"/>
+      </w:pPr>
+      <w:rPr>
+        <w:rFonts w:ascii="Wingdings" w:hAnsi="Wingdings" w:hint="default"/>
+      </w:rPr>
+    </w:lvl>
+    <w:lvl w:ilvl="3" w:tplc="04090001" w:tentative="1">
+      <w:start w:val="1"/>
+      <w:numFmt w:val="bullet"/>
+      <w:lvlText w:val=""/>
+      <w:lvlJc w:val="left"/>
+      <w:pPr>
+        <w:ind w:left="2880" w:hanging="360"/>
+      </w:pPr>
+      <w:rPr>
+        <w:rFonts w:ascii="Symbol" w:hAnsi="Symbol" w:hint="default"/>
+      </w:rPr>
+    </w:lvl>
+    <w:lvl w:ilvl="4" w:tplc="04090003" w:tentative="1">
+      <w:start w:val="1"/>
+      <w:numFmt w:val="bullet"/>
+      <w:lvlText w:val="o"/>
+      <w:lvlJc w:val="left"/>
+      <w:pPr>
+        <w:ind w:left="3600" w:hanging="360"/>
+      </w:pPr>
+      <w:rPr>
+        <w:rFonts w:ascii="Courier New" w:hAnsi="Courier New" w:cs="Courier New" w:hint="default"/>
+      </w:rPr>
+    </w:lvl>
+    <w:lvl w:ilvl="5" w:tplc="04090005" w:tentative="1">
+      <w:start w:val="1"/>
+      <w:numFmt w:val="bullet"/>
+      <w:lvlText w:val=""/>
+      <w:lvlJc w:val="left"/>
+      <w:pPr>
+        <w:ind w:left="4320" w:hanging="360"/>
+      </w:pPr>
+      <w:rPr>
+        <w:rFonts w:ascii="Wingdings" w:hAnsi="Wingdings" w:hint="default"/>
+      </w:rPr>
+    </w:lvl>
+    <w:lvl w:ilvl="6" w:tplc="04090001" w:tentative="1">
+      <w:start w:val="1"/>
+      <w:numFmt w:val="bullet"/>
+      <w:lvlText w:val=""/>
+      <w:lvlJc w:val="left"/>
+      <w:pPr>
+        <w:ind w:left="5040" w:hanging="360"/>
+      </w:pPr>
+      <w:rPr>
+        <w:rFonts w:ascii="Symbol" w:hAnsi="Symbol" w:hint="default"/>
+      </w:rPr>
+    </w:lvl>
+    <w:lvl w:ilvl="7" w:tplc="04090003" w:tentative="1">
+      <w:start w:val="1"/>
+      <w:numFmt w:val="bullet"/>
+      <w:lvlText w:val="o"/>
+      <w:lvlJc w:val="left"/>
+      <w:pPr>
+        <w:ind w:left="5760" w:hanging="360"/>
+      </w:pPr>
+      <w:rPr>
+        <w:rFonts w:ascii="Courier New" w:hAnsi="Courier New" w:cs="Courier New" w:hint="default"/>
+      </w:rPr>
+    </w:lvl>
+    <w:lvl w:ilvl="8" w:tplc="04090005" w:tentative="1">
+      <w:start w:val="1"/>
+      <w:numFmt w:val="bullet"/>
+      <w:lvlText w:val=""/>
+      <w:lvlJc w:val="left"/>
+      <w:pPr>
+        <w:ind w:left="6480" w:hanging="360"/>
+      </w:pPr>
+      <w:rPr>
+        <w:rFonts w:ascii="Wingdings" w:hAnsi="Wingdings" w:hint="default"/>
+      </w:rPr>
+    </w:lvl>
+  </w:abstractNum>
+  <w:abstractNum w:abstractNumId="25" w15:restartNumberingAfterBreak="0">
+    <w:nsid w:val="4D142F65"/>
+    <w:multiLevelType w:val="multilevel"/>
+    <w:tmpl w:val="E8B27BD0"/>
+    <w:lvl w:ilvl="0">
+      <w:start w:val="1"/>
+      <w:numFmt w:val="decimal"/>
+      <w:lvlText w:val="%1."/>
+      <w:lvlJc w:val="left"/>
+      <w:pPr>
+        <w:tabs>
+          <w:tab w:val="num" w:pos="720"/>
+        </w:tabs>
+        <w:ind w:left="720" w:hanging="360"/>
+      </w:pPr>
+    </w:lvl>
+    <w:lvl w:ilvl="1" w:tentative="1">
+      <w:start w:val="1"/>
+      <w:numFmt w:val="decimal"/>
+      <w:lvlText w:val="%2."/>
+      <w:lvlJc w:val="left"/>
+      <w:pPr>
+        <w:tabs>
+          <w:tab w:val="num" w:pos="1440"/>
+        </w:tabs>
+        <w:ind w:left="1440" w:hanging="360"/>
+      </w:pPr>
+    </w:lvl>
+    <w:lvl w:ilvl="2" w:tentative="1">
+      <w:start w:val="1"/>
+      <w:numFmt w:val="decimal"/>
+      <w:lvlText w:val="%3."/>
+      <w:lvlJc w:val="left"/>
+      <w:pPr>
+        <w:tabs>
+          <w:tab w:val="num" w:pos="2160"/>
+        </w:tabs>
+        <w:ind w:left="2160" w:hanging="360"/>
+      </w:pPr>
+    </w:lvl>
+    <w:lvl w:ilvl="3" w:tentative="1">
+      <w:start w:val="1"/>
+      <w:numFmt w:val="decimal"/>
+      <w:lvlText w:val="%4."/>
+      <w:lvlJc w:val="left"/>
+      <w:pPr>
+        <w:tabs>
+          <w:tab w:val="num" w:pos="2880"/>
+        </w:tabs>
+        <w:ind w:left="2880" w:hanging="360"/>
+      </w:pPr>
+    </w:lvl>
+    <w:lvl w:ilvl="4" w:tentative="1">
+      <w:start w:val="1"/>
+      <w:numFmt w:val="decimal"/>
+      <w:lvlText w:val="%5."/>
+      <w:lvlJc w:val="left"/>
+      <w:pPr>
+        <w:tabs>
+          <w:tab w:val="num" w:pos="3600"/>
+        </w:tabs>
+        <w:ind w:left="3600" w:hanging="360"/>
+      </w:pPr>
+    </w:lvl>
+    <w:lvl w:ilvl="5" w:tentative="1">
+      <w:start w:val="1"/>
+      <w:numFmt w:val="decimal"/>
+      <w:lvlText w:val="%6."/>
+      <w:lvlJc w:val="left"/>
+      <w:pPr>
+        <w:tabs>
+          <w:tab w:val="num" w:pos="4320"/>
+        </w:tabs>
+        <w:ind w:left="4320" w:hanging="360"/>
+      </w:pPr>
+    </w:lvl>
+    <w:lvl w:ilvl="6" w:tentative="1">
+      <w:start w:val="1"/>
+      <w:numFmt w:val="decimal"/>
+      <w:lvlText w:val="%7."/>
+      <w:lvlJc w:val="left"/>
+      <w:pPr>
+        <w:tabs>
+          <w:tab w:val="num" w:pos="5040"/>
+        </w:tabs>
+        <w:ind w:left="5040" w:hanging="360"/>
+      </w:pPr>
+    </w:lvl>
+    <w:lvl w:ilvl="7" w:tentative="1">
+      <w:start w:val="1"/>
+      <w:numFmt w:val="decimal"/>
+      <w:lvlText w:val="%8."/>
+      <w:lvlJc w:val="left"/>
+      <w:pPr>
+        <w:tabs>
+          <w:tab w:val="num" w:pos="5760"/>
+        </w:tabs>
+        <w:ind w:left="5760" w:hanging="360"/>
+      </w:pPr>
+    </w:lvl>
+    <w:lvl w:ilvl="8" w:tentative="1">
+      <w:start w:val="1"/>
+      <w:numFmt w:val="decimal"/>
+      <w:lvlText w:val="%9."/>
+      <w:lvlJc w:val="left"/>
+      <w:pPr>
+        <w:tabs>
+          <w:tab w:val="num" w:pos="6480"/>
+        </w:tabs>
+        <w:ind w:left="6480" w:hanging="360"/>
+      </w:pPr>
+    </w:lvl>
+  </w:abstractNum>
+  <w:abstractNum w:abstractNumId="26" w15:restartNumberingAfterBreak="0">
+    <w:nsid w:val="4D307717"/>
+    <w:multiLevelType w:val="hybridMultilevel"/>
+    <w:tmpl w:val="46F8284E"/>
+    <w:lvl w:ilvl="0" w:tplc="0409000F">
+      <w:start w:val="1"/>
+      <w:numFmt w:val="decimal"/>
+      <w:lvlText w:val="%1."/>
+      <w:lvlJc w:val="left"/>
+      <w:pPr>
+        <w:ind w:left="360" w:hanging="360"/>
+      </w:pPr>
+      <w:rPr>
+        <w:rFonts w:hint="default"/>
+      </w:rPr>
+    </w:lvl>
+    <w:lvl w:ilvl="1" w:tplc="FFFFFFFF" w:tentative="1">
+      <w:start w:val="1"/>
+      <w:numFmt w:val="bullet"/>
+      <w:lvlText w:val="o"/>
+      <w:lvlJc w:val="left"/>
+      <w:pPr>
+        <w:ind w:left="1080" w:hanging="360"/>
+      </w:pPr>
+      <w:rPr>
+        <w:rFonts w:ascii="Courier New" w:hAnsi="Courier New" w:cs="Courier New" w:hint="default"/>
+      </w:rPr>
+    </w:lvl>
+    <w:lvl w:ilvl="2" w:tplc="FFFFFFFF" w:tentative="1">
+      <w:start w:val="1"/>
+      <w:numFmt w:val="bullet"/>
+      <w:lvlText w:val=""/>
+      <w:lvlJc w:val="left"/>
+      <w:pPr>
+        <w:ind w:left="1800" w:hanging="360"/>
+      </w:pPr>
+      <w:rPr>
+        <w:rFonts w:ascii="Wingdings" w:hAnsi="Wingdings" w:hint="default"/>
+      </w:rPr>
+    </w:lvl>
+    <w:lvl w:ilvl="3" w:tplc="FFFFFFFF" w:tentative="1">
+      <w:start w:val="1"/>
+      <w:numFmt w:val="bullet"/>
+      <w:lvlText w:val=""/>
+      <w:lvlJc w:val="left"/>
+      <w:pPr>
+        <w:ind w:left="2520" w:hanging="360"/>
+      </w:pPr>
+      <w:rPr>
+        <w:rFonts w:ascii="Symbol" w:hAnsi="Symbol" w:hint="default"/>
+      </w:rPr>
+    </w:lvl>
+    <w:lvl w:ilvl="4" w:tplc="FFFFFFFF" w:tentative="1">
+      <w:start w:val="1"/>
+      <w:numFmt w:val="bullet"/>
+      <w:lvlText w:val="o"/>
+      <w:lvlJc w:val="left"/>
+      <w:pPr>
+        <w:ind w:left="3240" w:hanging="360"/>
+      </w:pPr>
+      <w:rPr>
+        <w:rFonts w:ascii="Courier New" w:hAnsi="Courier New" w:cs="Courier New" w:hint="default"/>
+      </w:rPr>
+    </w:lvl>
+    <w:lvl w:ilvl="5" w:tplc="FFFFFFFF" w:tentative="1">
+      <w:start w:val="1"/>
+      <w:numFmt w:val="bullet"/>
+      <w:lvlText w:val=""/>
+      <w:lvlJc w:val="left"/>
+      <w:pPr>
+        <w:ind w:left="3960" w:hanging="360"/>
+      </w:pPr>
+      <w:rPr>
+        <w:rFonts w:ascii="Wingdings" w:hAnsi="Wingdings" w:hint="default"/>
+      </w:rPr>
+    </w:lvl>
+    <w:lvl w:ilvl="6" w:tplc="FFFFFFFF" w:tentative="1">
+      <w:start w:val="1"/>
+      <w:numFmt w:val="bullet"/>
+      <w:lvlText w:val=""/>
+      <w:lvlJc w:val="left"/>
+      <w:pPr>
+        <w:ind w:left="4680" w:hanging="360"/>
+      </w:pPr>
+      <w:rPr>
+        <w:rFonts w:ascii="Symbol" w:hAnsi="Symbol" w:hint="default"/>
+      </w:rPr>
+    </w:lvl>
+    <w:lvl w:ilvl="7" w:tplc="FFFFFFFF" w:tentative="1">
+      <w:start w:val="1"/>
+      <w:numFmt w:val="bullet"/>
+      <w:lvlText w:val="o"/>
+      <w:lvlJc w:val="left"/>
+      <w:pPr>
+        <w:ind w:left="5400" w:hanging="360"/>
+      </w:pPr>
+      <w:rPr>
+        <w:rFonts w:ascii="Courier New" w:hAnsi="Courier New" w:cs="Courier New" w:hint="default"/>
+      </w:rPr>
+    </w:lvl>
+    <w:lvl w:ilvl="8" w:tplc="FFFFFFFF" w:tentative="1">
+      <w:start w:val="1"/>
+      <w:numFmt w:val="bullet"/>
+      <w:lvlText w:val=""/>
+      <w:lvlJc w:val="left"/>
+      <w:pPr>
+        <w:ind w:left="6120" w:hanging="360"/>
+      </w:pPr>
+      <w:rPr>
+        <w:rFonts w:ascii="Wingdings" w:hAnsi="Wingdings" w:hint="default"/>
+      </w:rPr>
+    </w:lvl>
+  </w:abstractNum>
+  <w:abstractNum w:abstractNumId="27" w15:restartNumberingAfterBreak="0">
+    <w:nsid w:val="583C41F2"/>
+    <w:multiLevelType w:val="hybridMultilevel"/>
+    <w:tmpl w:val="5820496A"/>
+    <w:lvl w:ilvl="0" w:tplc="04090001">
+      <w:start w:val="1"/>
+      <w:numFmt w:val="bullet"/>
+      <w:lvlText w:val=""/>
+      <w:lvlJc w:val="left"/>
+      <w:pPr>
+        <w:ind w:left="720" w:hanging="360"/>
+      </w:pPr>
+      <w:rPr>
+        <w:rFonts w:ascii="Symbol" w:hAnsi="Symbol" w:hint="default"/>
+      </w:rPr>
+    </w:lvl>
+    <w:lvl w:ilvl="1" w:tplc="04090003" w:tentative="1">
+      <w:start w:val="1"/>
+      <w:numFmt w:val="bullet"/>
+      <w:lvlText w:val="o"/>
+      <w:lvlJc w:val="left"/>
+      <w:pPr>
+        <w:ind w:left="1440" w:hanging="360"/>
+      </w:pPr>
+      <w:rPr>
+        <w:rFonts w:ascii="Courier New" w:hAnsi="Courier New" w:cs="Courier New" w:hint="default"/>
+      </w:rPr>
+    </w:lvl>
+    <w:lvl w:ilvl="2" w:tplc="04090005" w:tentative="1">
+      <w:start w:val="1"/>
+      <w:numFmt w:val="bullet"/>
+      <w:lvlText w:val=""/>
+      <w:lvlJc w:val="left"/>
+      <w:pPr>
+        <w:ind w:left="2160" w:hanging="360"/>
+      </w:pPr>
+      <w:rPr>
+        <w:rFonts w:ascii="Wingdings" w:hAnsi="Wingdings" w:hint="default"/>
+      </w:rPr>
+    </w:lvl>
+    <w:lvl w:ilvl="3" w:tplc="04090001" w:tentative="1">
+      <w:start w:val="1"/>
+      <w:numFmt w:val="bullet"/>
+      <w:lvlText w:val=""/>
+      <w:lvlJc w:val="left"/>
+      <w:pPr>
+        <w:ind w:left="2880" w:hanging="360"/>
+      </w:pPr>
+      <w:rPr>
+        <w:rFonts w:ascii="Symbol" w:hAnsi="Symbol" w:hint="default"/>
+      </w:rPr>
+    </w:lvl>
+    <w:lvl w:ilvl="4" w:tplc="04090003" w:tentative="1">
+      <w:start w:val="1"/>
+      <w:numFmt w:val="bullet"/>
+      <w:lvlText w:val="o"/>
+      <w:lvlJc w:val="left"/>
+      <w:pPr>
+        <w:ind w:left="3600" w:hanging="360"/>
+      </w:pPr>
+      <w:rPr>
+        <w:rFonts w:ascii="Courier New" w:hAnsi="Courier New" w:cs="Courier New" w:hint="default"/>
+      </w:rPr>
+    </w:lvl>
+    <w:lvl w:ilvl="5" w:tplc="04090005" w:tentative="1">
+      <w:start w:val="1"/>
+      <w:numFmt w:val="bullet"/>
+      <w:lvlText w:val=""/>
+      <w:lvlJc w:val="left"/>
+      <w:pPr>
+        <w:ind w:left="4320" w:hanging="360"/>
+      </w:pPr>
+      <w:rPr>
+        <w:rFonts w:ascii="Wingdings" w:hAnsi="Wingdings" w:hint="default"/>
+      </w:rPr>
+    </w:lvl>
+    <w:lvl w:ilvl="6" w:tplc="04090001" w:tentative="1">
+      <w:start w:val="1"/>
+      <w:numFmt w:val="bullet"/>
+      <w:lvlText w:val=""/>
+      <w:lvlJc w:val="left"/>
+      <w:pPr>
+        <w:ind w:left="5040" w:hanging="360"/>
+      </w:pPr>
+      <w:rPr>
+        <w:rFonts w:ascii="Symbol" w:hAnsi="Symbol" w:hint="default"/>
+      </w:rPr>
+    </w:lvl>
+    <w:lvl w:ilvl="7" w:tplc="04090003" w:tentative="1">
+      <w:start w:val="1"/>
+      <w:numFmt w:val="bullet"/>
+      <w:lvlText w:val="o"/>
+      <w:lvlJc w:val="left"/>
+      <w:pPr>
+        <w:ind w:left="5760" w:hanging="360"/>
+      </w:pPr>
+      <w:rPr>
+        <w:rFonts w:ascii="Courier New" w:hAnsi="Courier New" w:cs="Courier New" w:hint="default"/>
+      </w:rPr>
+    </w:lvl>
+    <w:lvl w:ilvl="8" w:tplc="04090005" w:tentative="1">
+      <w:start w:val="1"/>
+      <w:numFmt w:val="bullet"/>
+      <w:lvlText w:val=""/>
+      <w:lvlJc w:val="left"/>
+      <w:pPr>
+        <w:ind w:left="6480" w:hanging="360"/>
+      </w:pPr>
+      <w:rPr>
+        <w:rFonts w:ascii="Wingdings" w:hAnsi="Wingdings" w:hint="default"/>
+      </w:rPr>
+    </w:lvl>
+  </w:abstractNum>
+  <w:abstractNum w:abstractNumId="28" w15:restartNumberingAfterBreak="0">
+    <w:nsid w:val="59985423"/>
+    <w:multiLevelType w:val="hybridMultilevel"/>
+    <w:tmpl w:val="0FACBB80"/>
+    <w:lvl w:ilvl="0" w:tplc="04090001">
+      <w:start w:val="1"/>
+      <w:numFmt w:val="bullet"/>
+      <w:lvlText w:val=""/>
+      <w:lvlJc w:val="left"/>
+      <w:pPr>
+        <w:ind w:left="720" w:hanging="360"/>
+      </w:pPr>
+      <w:rPr>
+        <w:rFonts w:ascii="Symbol" w:hAnsi="Symbol" w:hint="default"/>
+      </w:rPr>
+    </w:lvl>
+    <w:lvl w:ilvl="1" w:tplc="04090003" w:tentative="1">
+      <w:start w:val="1"/>
+      <w:numFmt w:val="bullet"/>
+      <w:lvlText w:val="o"/>
+      <w:lvlJc w:val="left"/>
+      <w:pPr>
+        <w:ind w:left="1440" w:hanging="360"/>
+      </w:pPr>
+      <w:rPr>
+        <w:rFonts w:ascii="Courier New" w:hAnsi="Courier New" w:cs="Courier New" w:hint="default"/>
+      </w:rPr>
+    </w:lvl>
+    <w:lvl w:ilvl="2" w:tplc="04090005" w:tentative="1">
+      <w:start w:val="1"/>
+      <w:numFmt w:val="bullet"/>
+      <w:lvlText w:val=""/>
+      <w:lvlJc w:val="left"/>
+      <w:pPr>
+        <w:ind w:left="2160" w:hanging="360"/>
+      </w:pPr>
+      <w:rPr>
+        <w:rFonts w:ascii="Wingdings" w:hAnsi="Wingdings" w:hint="default"/>
+      </w:rPr>
+    </w:lvl>
+    <w:lvl w:ilvl="3" w:tplc="04090001" w:tentative="1">
+      <w:start w:val="1"/>
+      <w:numFmt w:val="bullet"/>
+      <w:lvlText w:val=""/>
+      <w:lvlJc w:val="left"/>
+      <w:pPr>
+        <w:ind w:left="2880" w:hanging="360"/>
+      </w:pPr>
+      <w:rPr>
+        <w:rFonts w:ascii="Symbol" w:hAnsi="Symbol" w:hint="default"/>
+      </w:rPr>
+    </w:lvl>
+    <w:lvl w:ilvl="4" w:tplc="04090003" w:tentative="1">
+      <w:start w:val="1"/>
+      <w:numFmt w:val="bullet"/>
+      <w:lvlText w:val="o"/>
+      <w:lvlJc w:val="left"/>
+      <w:pPr>
+        <w:ind w:left="3600" w:hanging="360"/>
+      </w:pPr>
+      <w:rPr>
+        <w:rFonts w:ascii="Courier New" w:hAnsi="Courier New" w:cs="Courier New" w:hint="default"/>
+      </w:rPr>
+    </w:lvl>
+    <w:lvl w:ilvl="5" w:tplc="04090005" w:tentative="1">
+      <w:start w:val="1"/>
+      <w:numFmt w:val="bullet"/>
+      <w:lvlText w:val=""/>
+      <w:lvlJc w:val="left"/>
+      <w:pPr>
+        <w:ind w:left="4320" w:hanging="360"/>
+      </w:pPr>
+      <w:rPr>
+        <w:rFonts w:ascii="Wingdings" w:hAnsi="Wingdings" w:hint="default"/>
+      </w:rPr>
+    </w:lvl>
+    <w:lvl w:ilvl="6" w:tplc="04090001" w:tentative="1">
+      <w:start w:val="1"/>
+      <w:numFmt w:val="bullet"/>
+      <w:lvlText w:val=""/>
+      <w:lvlJc w:val="left"/>
+      <w:pPr>
+        <w:ind w:left="5040" w:hanging="360"/>
+      </w:pPr>
+      <w:rPr>
+        <w:rFonts w:ascii="Symbol" w:hAnsi="Symbol" w:hint="default"/>
+      </w:rPr>
+    </w:lvl>
+    <w:lvl w:ilvl="7" w:tplc="04090003" w:tentative="1">
+      <w:start w:val="1"/>
+      <w:numFmt w:val="bullet"/>
+      <w:lvlText w:val="o"/>
+      <w:lvlJc w:val="left"/>
+      <w:pPr>
+        <w:ind w:left="5760" w:hanging="360"/>
+      </w:pPr>
+      <w:rPr>
+        <w:rFonts w:ascii="Courier New" w:hAnsi="Courier New" w:cs="Courier New" w:hint="default"/>
+      </w:rPr>
+    </w:lvl>
+    <w:lvl w:ilvl="8" w:tplc="04090005" w:tentative="1">
+      <w:start w:val="1"/>
+      <w:numFmt w:val="bullet"/>
+      <w:lvlText w:val=""/>
+      <w:lvlJc w:val="left"/>
+      <w:pPr>
+        <w:ind w:left="6480" w:hanging="360"/>
+      </w:pPr>
+      <w:rPr>
+        <w:rFonts w:ascii="Wingdings" w:hAnsi="Wingdings" w:hint="default"/>
+      </w:rPr>
+    </w:lvl>
+  </w:abstractNum>
+  <w:abstractNum w:abstractNumId="29" w15:restartNumberingAfterBreak="0">
+    <w:nsid w:val="5BE52733"/>
+    <w:multiLevelType w:val="hybridMultilevel"/>
+    <w:tmpl w:val="2A322258"/>
+    <w:lvl w:ilvl="0" w:tplc="04090001">
+      <w:start w:val="1"/>
+      <w:numFmt w:val="bullet"/>
+      <w:lvlText w:val=""/>
+      <w:lvlJc w:val="left"/>
+      <w:pPr>
+        <w:ind w:left="720" w:hanging="360"/>
+      </w:pPr>
+      <w:rPr>
+        <w:rFonts w:ascii="Symbol" w:hAnsi="Symbol" w:hint="default"/>
+      </w:rPr>
+    </w:lvl>
+    <w:lvl w:ilvl="1" w:tplc="04090003" w:tentative="1">
+      <w:start w:val="1"/>
+      <w:numFmt w:val="bullet"/>
+      <w:lvlText w:val="o"/>
+      <w:lvlJc w:val="left"/>
+      <w:pPr>
+        <w:ind w:left="1440" w:hanging="360"/>
+      </w:pPr>
+      <w:rPr>
+        <w:rFonts w:ascii="Courier New" w:hAnsi="Courier New" w:cs="Courier New" w:hint="default"/>
+      </w:rPr>
+    </w:lvl>
+    <w:lvl w:ilvl="2" w:tplc="04090005" w:tentative="1">
+      <w:start w:val="1"/>
+      <w:numFmt w:val="bullet"/>
+      <w:lvlText w:val=""/>
+      <w:lvlJc w:val="left"/>
+      <w:pPr>
+        <w:ind w:left="2160" w:hanging="360"/>
+      </w:pPr>
+      <w:rPr>
+        <w:rFonts w:ascii="Wingdings" w:hAnsi="Wingdings" w:hint="default"/>
+      </w:rPr>
+    </w:lvl>
+    <w:lvl w:ilvl="3" w:tplc="04090001" w:tentative="1">
+      <w:start w:val="1"/>
+      <w:numFmt w:val="bullet"/>
+      <w:lvlText w:val=""/>
+      <w:lvlJc w:val="left"/>
+      <w:pPr>
+        <w:ind w:left="2880" w:hanging="360"/>
+      </w:pPr>
+      <w:rPr>
+        <w:rFonts w:ascii="Symbol" w:hAnsi="Symbol" w:hint="default"/>
+      </w:rPr>
+    </w:lvl>
+    <w:lvl w:ilvl="4" w:tplc="04090003" w:tentative="1">
+      <w:start w:val="1"/>
+      <w:numFmt w:val="bullet"/>
+      <w:lvlText w:val="o"/>
+      <w:lvlJc w:val="left"/>
+      <w:pPr>
+        <w:ind w:left="3600" w:hanging="360"/>
+      </w:pPr>
+      <w:rPr>
+        <w:rFonts w:ascii="Courier New" w:hAnsi="Courier New" w:cs="Courier New" w:hint="default"/>
+      </w:rPr>
+    </w:lvl>
+    <w:lvl w:ilvl="5" w:tplc="04090005" w:tentative="1">
+      <w:start w:val="1"/>
+      <w:numFmt w:val="bullet"/>
+      <w:lvlText w:val=""/>
+      <w:lvlJc w:val="left"/>
+      <w:pPr>
+        <w:ind w:left="4320" w:hanging="360"/>
+      </w:pPr>
+      <w:rPr>
+        <w:rFonts w:ascii="Wingdings" w:hAnsi="Wingdings" w:hint="default"/>
+      </w:rPr>
+    </w:lvl>
+    <w:lvl w:ilvl="6" w:tplc="04090001" w:tentative="1">
+      <w:start w:val="1"/>
+      <w:numFmt w:val="bullet"/>
+      <w:lvlText w:val=""/>
+      <w:lvlJc w:val="left"/>
+      <w:pPr>
+        <w:ind w:left="5040" w:hanging="360"/>
+      </w:pPr>
+      <w:rPr>
+        <w:rFonts w:ascii="Symbol" w:hAnsi="Symbol" w:hint="default"/>
+      </w:rPr>
+    </w:lvl>
+    <w:lvl w:ilvl="7" w:tplc="04090003" w:tentative="1">
+      <w:start w:val="1"/>
+      <w:numFmt w:val="bullet"/>
+      <w:lvlText w:val="o"/>
+      <w:lvlJc w:val="left"/>
+      <w:pPr>
+        <w:ind w:left="5760" w:hanging="360"/>
+      </w:pPr>
+      <w:rPr>
+        <w:rFonts w:ascii="Courier New" w:hAnsi="Courier New" w:cs="Courier New" w:hint="default"/>
+      </w:rPr>
+    </w:lvl>
+    <w:lvl w:ilvl="8" w:tplc="04090005" w:tentative="1">
+      <w:start w:val="1"/>
+      <w:numFmt w:val="bullet"/>
+      <w:lvlText w:val=""/>
+      <w:lvlJc w:val="left"/>
+      <w:pPr>
+        <w:ind w:left="6480" w:hanging="360"/>
+      </w:pPr>
+      <w:rPr>
+        <w:rFonts w:ascii="Wingdings" w:hAnsi="Wingdings" w:hint="default"/>
+      </w:rPr>
+    </w:lvl>
+  </w:abstractNum>
+  <w:abstractNum w:abstractNumId="30" w15:restartNumberingAfterBreak="0">
+    <w:nsid w:val="5E064521"/>
+    <w:multiLevelType w:val="hybridMultilevel"/>
+    <w:tmpl w:val="68FAB4F2"/>
+    <w:lvl w:ilvl="0" w:tplc="04090001">
+      <w:start w:val="1"/>
+      <w:numFmt w:val="bullet"/>
+      <w:lvlText w:val=""/>
+      <w:lvlJc w:val="left"/>
+      <w:pPr>
+        <w:ind w:left="1080" w:hanging="360"/>
+      </w:pPr>
+      <w:rPr>
+        <w:rFonts w:ascii="Symbol" w:hAnsi="Symbol" w:hint="default"/>
+      </w:rPr>
+    </w:lvl>
+    <w:lvl w:ilvl="1" w:tplc="04090003" w:tentative="1">
+      <w:start w:val="1"/>
+      <w:numFmt w:val="bullet"/>
+      <w:lvlText w:val="o"/>
+      <w:lvlJc w:val="left"/>
+      <w:pPr>
+        <w:ind w:left="1800" w:hanging="360"/>
+      </w:pPr>
+      <w:rPr>
+        <w:rFonts w:ascii="Courier New" w:hAnsi="Courier New" w:cs="Courier New" w:hint="default"/>
+      </w:rPr>
+    </w:lvl>
+    <w:lvl w:ilvl="2" w:tplc="04090005" w:tentative="1">
+      <w:start w:val="1"/>
+      <w:numFmt w:val="bullet"/>
+      <w:lvlText w:val=""/>
+      <w:lvlJc w:val="left"/>
+      <w:pPr>
+        <w:ind w:left="2520" w:hanging="360"/>
+      </w:pPr>
+      <w:rPr>
+        <w:rFonts w:ascii="Wingdings" w:hAnsi="Wingdings" w:hint="default"/>
+      </w:rPr>
+    </w:lvl>
+    <w:lvl w:ilvl="3" w:tplc="04090001" w:tentative="1">
+      <w:start w:val="1"/>
+      <w:numFmt w:val="bullet"/>
+      <w:lvlText w:val=""/>
+      <w:lvlJc w:val="left"/>
+      <w:pPr>
+        <w:ind w:left="3240" w:hanging="360"/>
+      </w:pPr>
+      <w:rPr>
+        <w:rFonts w:ascii="Symbol" w:hAnsi="Symbol" w:hint="default"/>
+      </w:rPr>
+    </w:lvl>
+    <w:lvl w:ilvl="4" w:tplc="04090003" w:tentative="1">
+      <w:start w:val="1"/>
+      <w:numFmt w:val="bullet"/>
+      <w:lvlText w:val="o"/>
+      <w:lvlJc w:val="left"/>
+      <w:pPr>
+        <w:ind w:left="3960" w:hanging="360"/>
+      </w:pPr>
+      <w:rPr>
+        <w:rFonts w:ascii="Courier New" w:hAnsi="Courier New" w:cs="Courier New" w:hint="default"/>
+      </w:rPr>
+    </w:lvl>
+    <w:lvl w:ilvl="5" w:tplc="04090005" w:tentative="1">
+      <w:start w:val="1"/>
+      <w:numFmt w:val="bullet"/>
+      <w:lvlText w:val=""/>
+      <w:lvlJc w:val="left"/>
+      <w:pPr>
+        <w:ind w:left="4680" w:hanging="360"/>
+      </w:pPr>
+      <w:rPr>
+        <w:rFonts w:ascii="Wingdings" w:hAnsi="Wingdings" w:hint="default"/>
+      </w:rPr>
+    </w:lvl>
+    <w:lvl w:ilvl="6" w:tplc="04090001" w:tentative="1">
+      <w:start w:val="1"/>
+      <w:numFmt w:val="bullet"/>
+      <w:lvlText w:val=""/>
+      <w:lvlJc w:val="left"/>
+      <w:pPr>
+        <w:ind w:left="5400" w:hanging="360"/>
+      </w:pPr>
+      <w:rPr>
+        <w:rFonts w:ascii="Symbol" w:hAnsi="Symbol" w:hint="default"/>
+      </w:rPr>
+    </w:lvl>
+    <w:lvl w:ilvl="7" w:tplc="04090003" w:tentative="1">
+      <w:start w:val="1"/>
+      <w:numFmt w:val="bullet"/>
+      <w:lvlText w:val="o"/>
+      <w:lvlJc w:val="left"/>
+      <w:pPr>
+        <w:ind w:left="6120" w:hanging="360"/>
+      </w:pPr>
+      <w:rPr>
+        <w:rFonts w:ascii="Courier New" w:hAnsi="Courier New" w:cs="Courier New" w:hint="default"/>
+      </w:rPr>
+    </w:lvl>
+    <w:lvl w:ilvl="8" w:tplc="04090005" w:tentative="1">
+      <w:start w:val="1"/>
+      <w:numFmt w:val="bullet"/>
+      <w:lvlText w:val=""/>
+      <w:lvlJc w:val="left"/>
+      <w:pPr>
+        <w:ind w:left="6840" w:hanging="360"/>
+      </w:pPr>
+      <w:rPr>
+        <w:rFonts w:ascii="Wingdings" w:hAnsi="Wingdings" w:hint="default"/>
+      </w:rPr>
+    </w:lvl>
+  </w:abstractNum>
+  <w:abstractNum w:abstractNumId="31" w15:restartNumberingAfterBreak="0">
+    <w:nsid w:val="62EA6693"/>
+    <w:multiLevelType w:val="multilevel"/>
+    <w:tmpl w:val="E9AAE030"/>
+    <w:lvl w:ilvl="0">
+      <w:start w:val="1"/>
+      <w:numFmt w:val="bullet"/>
+      <w:lvlText w:val=""/>
+      <w:lvlJc w:val="left"/>
+      <w:pPr>
+        <w:tabs>
+          <w:tab w:val="num" w:pos="720"/>
+        </w:tabs>
+        <w:ind w:left="720" w:hanging="360"/>
+      </w:pPr>
+      <w:rPr>
+        <w:rFonts w:ascii="Symbol" w:hAnsi="Symbol" w:hint="default"/>
+        <w:sz w:val="20"/>
+      </w:rPr>
+    </w:lvl>
+    <w:lvl w:ilvl="1" w:tentative="1">
+      <w:start w:val="1"/>
+      <w:numFmt w:val="bullet"/>
+      <w:lvlText w:val="o"/>
+      <w:lvlJc w:val="left"/>
+      <w:pPr>
+        <w:tabs>
+          <w:tab w:val="num" w:pos="1440"/>
+        </w:tabs>
+        <w:ind w:left="1440" w:hanging="360"/>
+      </w:pPr>
+      <w:rPr>
+        <w:rFonts w:ascii="Courier New" w:hAnsi="Courier New" w:hint="default"/>
+        <w:sz w:val="20"/>
+      </w:rPr>
+    </w:lvl>
+    <w:lvl w:ilvl="2" w:tentative="1">
+      <w:start w:val="1"/>
+      <w:numFmt w:val="bullet"/>
+      <w:lvlText w:val=""/>
+      <w:lvlJc w:val="left"/>
+      <w:pPr>
+        <w:tabs>
+          <w:tab w:val="num" w:pos="2160"/>
+        </w:tabs>
+        <w:ind w:left="2160" w:hanging="360"/>
+      </w:pPr>
+      <w:rPr>
+        <w:rFonts w:ascii="Wingdings" w:hAnsi="Wingdings" w:hint="default"/>
+        <w:sz w:val="20"/>
+      </w:rPr>
+    </w:lvl>
+    <w:lvl w:ilvl="3" w:tentative="1">
+      <w:start w:val="1"/>
+      <w:numFmt w:val="bullet"/>
+      <w:lvlText w:val=""/>
+      <w:lvlJc w:val="left"/>
+      <w:pPr>
+        <w:tabs>
+          <w:tab w:val="num" w:pos="2880"/>
+        </w:tabs>
+        <w:ind w:left="2880" w:hanging="360"/>
+      </w:pPr>
+      <w:rPr>
+        <w:rFonts w:ascii="Wingdings" w:hAnsi="Wingdings" w:hint="default"/>
+        <w:sz w:val="20"/>
+      </w:rPr>
+    </w:lvl>
+    <w:lvl w:ilvl="4" w:tentative="1">
+      <w:start w:val="1"/>
+      <w:numFmt w:val="bullet"/>
+      <w:lvlText w:val=""/>
+      <w:lvlJc w:val="left"/>
+      <w:pPr>
+        <w:tabs>
+          <w:tab w:val="num" w:pos="3600"/>
+        </w:tabs>
+        <w:ind w:left="3600" w:hanging="360"/>
+      </w:pPr>
+      <w:rPr>
+        <w:rFonts w:ascii="Wingdings" w:hAnsi="Wingdings" w:hint="default"/>
+        <w:sz w:val="20"/>
+      </w:rPr>
+    </w:lvl>
+    <w:lvl w:ilvl="5" w:tentative="1">
+      <w:start w:val="1"/>
+      <w:numFmt w:val="bullet"/>
+      <w:lvlText w:val=""/>
+      <w:lvlJc w:val="left"/>
+      <w:pPr>
+        <w:tabs>
+          <w:tab w:val="num" w:pos="4320"/>
+        </w:tabs>
+        <w:ind w:left="4320" w:hanging="360"/>
+      </w:pPr>
+      <w:rPr>
+        <w:rFonts w:ascii="Wingdings" w:hAnsi="Wingdings" w:hint="default"/>
+        <w:sz w:val="20"/>
+      </w:rPr>
+    </w:lvl>
+    <w:lvl w:ilvl="6" w:tentative="1">
+      <w:start w:val="1"/>
+      <w:numFmt w:val="bullet"/>
+      <w:lvlText w:val=""/>
+      <w:lvlJc w:val="left"/>
+      <w:pPr>
+        <w:tabs>
+          <w:tab w:val="num" w:pos="5040"/>
+        </w:tabs>
+        <w:ind w:left="5040" w:hanging="360"/>
+      </w:pPr>
+      <w:rPr>
+        <w:rFonts w:ascii="Wingdings" w:hAnsi="Wingdings" w:hint="default"/>
+        <w:sz w:val="20"/>
+      </w:rPr>
+    </w:lvl>
+    <w:lvl w:ilvl="7" w:tentative="1">
+      <w:start w:val="1"/>
+      <w:numFmt w:val="bullet"/>
+      <w:lvlText w:val=""/>
+      <w:lvlJc w:val="left"/>
+      <w:pPr>
+        <w:tabs>
+          <w:tab w:val="num" w:pos="5760"/>
+        </w:tabs>
+        <w:ind w:left="5760" w:hanging="360"/>
+      </w:pPr>
+      <w:rPr>
+        <w:rFonts w:ascii="Wingdings" w:hAnsi="Wingdings" w:hint="default"/>
+        <w:sz w:val="20"/>
+      </w:rPr>
+    </w:lvl>
+    <w:lvl w:ilvl="8" w:tentative="1">
+      <w:start w:val="1"/>
+      <w:numFmt w:val="bullet"/>
+      <w:lvlText w:val=""/>
+      <w:lvlJc w:val="left"/>
+      <w:pPr>
+        <w:tabs>
+          <w:tab w:val="num" w:pos="6480"/>
+        </w:tabs>
+        <w:ind w:left="6480" w:hanging="360"/>
+      </w:pPr>
+      <w:rPr>
+        <w:rFonts w:ascii="Wingdings" w:hAnsi="Wingdings" w:hint="default"/>
+        <w:sz w:val="20"/>
+      </w:rPr>
+    </w:lvl>
+  </w:abstractNum>
+  <w:abstractNum w:abstractNumId="32" w15:restartNumberingAfterBreak="0">
+    <w:nsid w:val="655C4FFD"/>
+    <w:multiLevelType w:val="hybridMultilevel"/>
+    <w:tmpl w:val="E47E7850"/>
+    <w:lvl w:ilvl="0" w:tplc="04090001">
+      <w:start w:val="1"/>
+      <w:numFmt w:val="bullet"/>
+      <w:lvlText w:val=""/>
+      <w:lvlJc w:val="left"/>
+      <w:pPr>
+        <w:ind w:left="1080" w:hanging="360"/>
+      </w:pPr>
+      <w:rPr>
+        <w:rFonts w:ascii="Symbol" w:hAnsi="Symbol" w:hint="default"/>
+      </w:rPr>
+    </w:lvl>
+    <w:lvl w:ilvl="1" w:tplc="04090003" w:tentative="1">
+      <w:start w:val="1"/>
+      <w:numFmt w:val="bullet"/>
+      <w:lvlText w:val="o"/>
+      <w:lvlJc w:val="left"/>
+      <w:pPr>
+        <w:ind w:left="1800" w:hanging="360"/>
+      </w:pPr>
+      <w:rPr>
+        <w:rFonts w:ascii="Courier New" w:hAnsi="Courier New" w:cs="Courier New" w:hint="default"/>
+      </w:rPr>
+    </w:lvl>
+    <w:lvl w:ilvl="2" w:tplc="04090005" w:tentative="1">
+      <w:start w:val="1"/>
+      <w:numFmt w:val="bullet"/>
+      <w:lvlText w:val=""/>
+      <w:lvlJc w:val="left"/>
+      <w:pPr>
+        <w:ind w:left="2520" w:hanging="360"/>
+      </w:pPr>
+      <w:rPr>
+        <w:rFonts w:ascii="Wingdings" w:hAnsi="Wingdings" w:hint="default"/>
+      </w:rPr>
+    </w:lvl>
+    <w:lvl w:ilvl="3" w:tplc="04090001" w:tentative="1">
+      <w:start w:val="1"/>
+      <w:numFmt w:val="bullet"/>
+      <w:lvlText w:val=""/>
+      <w:lvlJc w:val="left"/>
+      <w:pPr>
+        <w:ind w:left="3240" w:hanging="360"/>
+      </w:pPr>
+      <w:rPr>
+        <w:rFonts w:ascii="Symbol" w:hAnsi="Symbol" w:hint="default"/>
+      </w:rPr>
+    </w:lvl>
+    <w:lvl w:ilvl="4" w:tplc="04090003" w:tentative="1">
+      <w:start w:val="1"/>
+      <w:numFmt w:val="bullet"/>
+      <w:lvlText w:val="o"/>
+      <w:lvlJc w:val="left"/>
+      <w:pPr>
+        <w:ind w:left="3960" w:hanging="360"/>
+      </w:pPr>
+      <w:rPr>
+        <w:rFonts w:ascii="Courier New" w:hAnsi="Courier New" w:cs="Courier New" w:hint="default"/>
+      </w:rPr>
+    </w:lvl>
+    <w:lvl w:ilvl="5" w:tplc="04090005" w:tentative="1">
+      <w:start w:val="1"/>
+      <w:numFmt w:val="bullet"/>
+      <w:lvlText w:val=""/>
+      <w:lvlJc w:val="left"/>
+      <w:pPr>
+        <w:ind w:left="4680" w:hanging="360"/>
+      </w:pPr>
+      <w:rPr>
+        <w:rFonts w:ascii="Wingdings" w:hAnsi="Wingdings" w:hint="default"/>
+      </w:rPr>
+    </w:lvl>
+    <w:lvl w:ilvl="6" w:tplc="04090001" w:tentative="1">
+      <w:start w:val="1"/>
+      <w:numFmt w:val="bullet"/>
+      <w:lvlText w:val=""/>
+      <w:lvlJc w:val="left"/>
+      <w:pPr>
+        <w:ind w:left="5400" w:hanging="360"/>
+      </w:pPr>
+      <w:rPr>
+        <w:rFonts w:ascii="Symbol" w:hAnsi="Symbol" w:hint="default"/>
+      </w:rPr>
+    </w:lvl>
+    <w:lvl w:ilvl="7" w:tplc="04090003" w:tentative="1">
+      <w:start w:val="1"/>
+      <w:numFmt w:val="bullet"/>
+      <w:lvlText w:val="o"/>
+      <w:lvlJc w:val="left"/>
+      <w:pPr>
+        <w:ind w:left="6120" w:hanging="360"/>
+      </w:pPr>
+      <w:rPr>
+        <w:rFonts w:ascii="Courier New" w:hAnsi="Courier New" w:cs="Courier New" w:hint="default"/>
+      </w:rPr>
+    </w:lvl>
+    <w:lvl w:ilvl="8" w:tplc="04090005" w:tentative="1">
+      <w:start w:val="1"/>
+      <w:numFmt w:val="bullet"/>
+      <w:lvlText w:val=""/>
+      <w:lvlJc w:val="left"/>
+      <w:pPr>
+        <w:ind w:left="6840" w:hanging="360"/>
+      </w:pPr>
+      <w:rPr>
+        <w:rFonts w:ascii="Wingdings" w:hAnsi="Wingdings" w:hint="default"/>
+      </w:rPr>
+    </w:lvl>
+  </w:abstractNum>
+  <w:abstractNum w:abstractNumId="33" w15:restartNumberingAfterBreak="0">
+    <w:nsid w:val="67D94172"/>
+    <w:multiLevelType w:val="hybridMultilevel"/>
+    <w:tmpl w:val="DDBAE4B8"/>
+    <w:lvl w:ilvl="0" w:tplc="04090001">
+      <w:start w:val="1"/>
+      <w:numFmt w:val="bullet"/>
+      <w:lvlText w:val=""/>
+      <w:lvlJc w:val="left"/>
+      <w:pPr>
+        <w:ind w:left="720" w:hanging="360"/>
+      </w:pPr>
+      <w:rPr>
+        <w:rFonts w:ascii="Symbol" w:hAnsi="Symbol" w:hint="default"/>
+      </w:rPr>
+    </w:lvl>
+    <w:lvl w:ilvl="1" w:tplc="04090003" w:tentative="1">
+      <w:start w:val="1"/>
+      <w:numFmt w:val="bullet"/>
+      <w:lvlText w:val="o"/>
+      <w:lvlJc w:val="left"/>
+      <w:pPr>
+        <w:ind w:left="1440" w:hanging="360"/>
+      </w:pPr>
+      <w:rPr>
+        <w:rFonts w:ascii="Courier New" w:hAnsi="Courier New" w:cs="Courier New" w:hint="default"/>
+      </w:rPr>
+    </w:lvl>
+    <w:lvl w:ilvl="2" w:tplc="04090005" w:tentative="1">
+      <w:start w:val="1"/>
+      <w:numFmt w:val="bullet"/>
+      <w:lvlText w:val=""/>
+      <w:lvlJc w:val="left"/>
+      <w:pPr>
+        <w:ind w:left="2160" w:hanging="360"/>
+      </w:pPr>
+      <w:rPr>
+        <w:rFonts w:ascii="Wingdings" w:hAnsi="Wingdings" w:hint="default"/>
+      </w:rPr>
+    </w:lvl>
+    <w:lvl w:ilvl="3" w:tplc="04090001" w:tentative="1">
+      <w:start w:val="1"/>
+      <w:numFmt w:val="bullet"/>
+      <w:lvlText w:val=""/>
+      <w:lvlJc w:val="left"/>
+      <w:pPr>
+        <w:ind w:left="2880" w:hanging="360"/>
+      </w:pPr>
+      <w:rPr>
+        <w:rFonts w:ascii="Symbol" w:hAnsi="Symbol" w:hint="default"/>
+      </w:rPr>
+    </w:lvl>
+    <w:lvl w:ilvl="4" w:tplc="04090003" w:tentative="1">
+      <w:start w:val="1"/>
+      <w:numFmt w:val="bullet"/>
+      <w:lvlText w:val="o"/>
+      <w:lvlJc w:val="left"/>
+      <w:pPr>
+        <w:ind w:left="3600" w:hanging="360"/>
+      </w:pPr>
+      <w:rPr>
+        <w:rFonts w:ascii="Courier New" w:hAnsi="Courier New" w:cs="Courier New" w:hint="default"/>
+      </w:rPr>
+    </w:lvl>
+    <w:lvl w:ilvl="5" w:tplc="04090005" w:tentative="1">
+      <w:start w:val="1"/>
+      <w:numFmt w:val="bullet"/>
+      <w:lvlText w:val=""/>
+      <w:lvlJc w:val="left"/>
+      <w:pPr>
+        <w:ind w:left="4320" w:hanging="360"/>
+      </w:pPr>
+      <w:rPr>
+        <w:rFonts w:ascii="Wingdings" w:hAnsi="Wingdings" w:hint="default"/>
+      </w:rPr>
+    </w:lvl>
+    <w:lvl w:ilvl="6" w:tplc="04090001" w:tentative="1">
+      <w:start w:val="1"/>
+      <w:numFmt w:val="bullet"/>
+      <w:lvlText w:val=""/>
+      <w:lvlJc w:val="left"/>
+      <w:pPr>
+        <w:ind w:left="5040" w:hanging="360"/>
+      </w:pPr>
+      <w:rPr>
+        <w:rFonts w:ascii="Symbol" w:hAnsi="Symbol" w:hint="default"/>
+      </w:rPr>
+    </w:lvl>
+    <w:lvl w:ilvl="7" w:tplc="04090003" w:tentative="1">
+      <w:start w:val="1"/>
+      <w:numFmt w:val="bullet"/>
+      <w:lvlText w:val="o"/>
+      <w:lvlJc w:val="left"/>
+      <w:pPr>
+        <w:ind w:left="5760" w:hanging="360"/>
+      </w:pPr>
+      <w:rPr>
+        <w:rFonts w:ascii="Courier New" w:hAnsi="Courier New" w:cs="Courier New" w:hint="default"/>
+      </w:rPr>
+    </w:lvl>
+    <w:lvl w:ilvl="8" w:tplc="04090005" w:tentative="1">
+      <w:start w:val="1"/>
+      <w:numFmt w:val="bullet"/>
+      <w:lvlText w:val=""/>
+      <w:lvlJc w:val="left"/>
+      <w:pPr>
+        <w:ind w:left="6480" w:hanging="360"/>
+      </w:pPr>
+      <w:rPr>
+        <w:rFonts w:ascii="Wingdings" w:hAnsi="Wingdings" w:hint="default"/>
+      </w:rPr>
+    </w:lvl>
+  </w:abstractNum>
+  <w:abstractNum w:abstractNumId="34" w15:restartNumberingAfterBreak="0">
+    <w:nsid w:val="6A271D87"/>
+    <w:multiLevelType w:val="multilevel"/>
+    <w:tmpl w:val="D1484E1E"/>
     <w:lvl w:ilvl="0">
       <w:start w:val="1"/>
       <w:numFmt w:val="decimal"/>
@@ -5233,11 +7717,6 @@
         </w:tabs>
         <w:ind w:left="360" w:hanging="360"/>
       </w:pPr>
-      <w:rPr>
-        <w:rFonts w:asciiTheme="minorHAnsi" w:hAnsiTheme="minorHAnsi" w:cstheme="minorHAnsi" w:hint="default"/>
-        <w:sz w:val="20"/>
-        <w:szCs w:val="20"/>
-      </w:rPr>
     </w:lvl>
     <w:lvl w:ilvl="1" w:tentative="1">
       <w:start w:val="1"/>
@@ -5336,10 +7815,10 @@
       </w:pPr>
     </w:lvl>
   </w:abstractNum>
-  <w:abstractNum w:abstractNumId="13" w15:restartNumberingAfterBreak="0">
-    <w:nsid w:val="4C0D4F44"/>
+  <w:abstractNum w:abstractNumId="35" w15:restartNumberingAfterBreak="0">
+    <w:nsid w:val="6ADA73B1"/>
     <w:multiLevelType w:val="hybridMultilevel"/>
-    <w:tmpl w:val="31420198"/>
+    <w:tmpl w:val="608C52BC"/>
     <w:lvl w:ilvl="0" w:tplc="04090001">
       <w:start w:val="1"/>
       <w:numFmt w:val="bullet"/>
@@ -5449,473 +7928,110 @@
       </w:rPr>
     </w:lvl>
   </w:abstractNum>
-  <w:abstractNum w:abstractNumId="14" w15:restartNumberingAfterBreak="0">
-    <w:nsid w:val="583C41F2"/>
+  <w:abstractNum w:abstractNumId="36" w15:restartNumberingAfterBreak="0">
+    <w:nsid w:val="70413A40"/>
     <w:multiLevelType w:val="hybridMultilevel"/>
-    <w:tmpl w:val="5820496A"/>
-    <w:lvl w:ilvl="0" w:tplc="04090001">
-      <w:start w:val="1"/>
-      <w:numFmt w:val="bullet"/>
-      <w:lvlText w:val=""/>
-      <w:lvlJc w:val="left"/>
-      <w:pPr>
-        <w:ind w:left="720" w:hanging="360"/>
-      </w:pPr>
-      <w:rPr>
-        <w:rFonts w:ascii="Symbol" w:hAnsi="Symbol" w:hint="default"/>
-      </w:rPr>
-    </w:lvl>
-    <w:lvl w:ilvl="1" w:tplc="04090003" w:tentative="1">
-      <w:start w:val="1"/>
-      <w:numFmt w:val="bullet"/>
-      <w:lvlText w:val="o"/>
-      <w:lvlJc w:val="left"/>
-      <w:pPr>
-        <w:ind w:left="1440" w:hanging="360"/>
-      </w:pPr>
-      <w:rPr>
-        <w:rFonts w:ascii="Courier New" w:hAnsi="Courier New" w:cs="Courier New" w:hint="default"/>
-      </w:rPr>
-    </w:lvl>
-    <w:lvl w:ilvl="2" w:tplc="04090005" w:tentative="1">
-      <w:start w:val="1"/>
-      <w:numFmt w:val="bullet"/>
-      <w:lvlText w:val=""/>
-      <w:lvlJc w:val="left"/>
-      <w:pPr>
-        <w:ind w:left="2160" w:hanging="360"/>
-      </w:pPr>
-      <w:rPr>
-        <w:rFonts w:ascii="Wingdings" w:hAnsi="Wingdings" w:hint="default"/>
-      </w:rPr>
-    </w:lvl>
-    <w:lvl w:ilvl="3" w:tplc="04090001" w:tentative="1">
-      <w:start w:val="1"/>
-      <w:numFmt w:val="bullet"/>
-      <w:lvlText w:val=""/>
-      <w:lvlJc w:val="left"/>
-      <w:pPr>
-        <w:ind w:left="2880" w:hanging="360"/>
-      </w:pPr>
-      <w:rPr>
-        <w:rFonts w:ascii="Symbol" w:hAnsi="Symbol" w:hint="default"/>
-      </w:rPr>
-    </w:lvl>
-    <w:lvl w:ilvl="4" w:tplc="04090003" w:tentative="1">
-      <w:start w:val="1"/>
-      <w:numFmt w:val="bullet"/>
-      <w:lvlText w:val="o"/>
-      <w:lvlJc w:val="left"/>
-      <w:pPr>
-        <w:ind w:left="3600" w:hanging="360"/>
-      </w:pPr>
-      <w:rPr>
-        <w:rFonts w:ascii="Courier New" w:hAnsi="Courier New" w:cs="Courier New" w:hint="default"/>
-      </w:rPr>
-    </w:lvl>
-    <w:lvl w:ilvl="5" w:tplc="04090005" w:tentative="1">
-      <w:start w:val="1"/>
-      <w:numFmt w:val="bullet"/>
-      <w:lvlText w:val=""/>
-      <w:lvlJc w:val="left"/>
-      <w:pPr>
-        <w:ind w:left="4320" w:hanging="360"/>
-      </w:pPr>
-      <w:rPr>
-        <w:rFonts w:ascii="Wingdings" w:hAnsi="Wingdings" w:hint="default"/>
-      </w:rPr>
-    </w:lvl>
-    <w:lvl w:ilvl="6" w:tplc="04090001" w:tentative="1">
-      <w:start w:val="1"/>
-      <w:numFmt w:val="bullet"/>
-      <w:lvlText w:val=""/>
-      <w:lvlJc w:val="left"/>
-      <w:pPr>
-        <w:ind w:left="5040" w:hanging="360"/>
-      </w:pPr>
-      <w:rPr>
-        <w:rFonts w:ascii="Symbol" w:hAnsi="Symbol" w:hint="default"/>
-      </w:rPr>
-    </w:lvl>
-    <w:lvl w:ilvl="7" w:tplc="04090003" w:tentative="1">
-      <w:start w:val="1"/>
-      <w:numFmt w:val="bullet"/>
-      <w:lvlText w:val="o"/>
-      <w:lvlJc w:val="left"/>
-      <w:pPr>
-        <w:ind w:left="5760" w:hanging="360"/>
-      </w:pPr>
-      <w:rPr>
-        <w:rFonts w:ascii="Courier New" w:hAnsi="Courier New" w:cs="Courier New" w:hint="default"/>
-      </w:rPr>
-    </w:lvl>
-    <w:lvl w:ilvl="8" w:tplc="04090005" w:tentative="1">
-      <w:start w:val="1"/>
-      <w:numFmt w:val="bullet"/>
-      <w:lvlText w:val=""/>
-      <w:lvlJc w:val="left"/>
-      <w:pPr>
-        <w:ind w:left="6480" w:hanging="360"/>
-      </w:pPr>
-      <w:rPr>
-        <w:rFonts w:ascii="Wingdings" w:hAnsi="Wingdings" w:hint="default"/>
-      </w:rPr>
-    </w:lvl>
-  </w:abstractNum>
-  <w:abstractNum w:abstractNumId="15" w15:restartNumberingAfterBreak="0">
-    <w:nsid w:val="59985423"/>
-    <w:multiLevelType w:val="hybridMultilevel"/>
-    <w:tmpl w:val="0FACBB80"/>
-    <w:lvl w:ilvl="0" w:tplc="04090001">
-      <w:start w:val="1"/>
-      <w:numFmt w:val="bullet"/>
-      <w:lvlText w:val=""/>
-      <w:lvlJc w:val="left"/>
-      <w:pPr>
-        <w:ind w:left="720" w:hanging="360"/>
-      </w:pPr>
-      <w:rPr>
-        <w:rFonts w:ascii="Symbol" w:hAnsi="Symbol" w:hint="default"/>
-      </w:rPr>
-    </w:lvl>
-    <w:lvl w:ilvl="1" w:tplc="04090003" w:tentative="1">
-      <w:start w:val="1"/>
-      <w:numFmt w:val="bullet"/>
-      <w:lvlText w:val="o"/>
-      <w:lvlJc w:val="left"/>
-      <w:pPr>
-        <w:ind w:left="1440" w:hanging="360"/>
-      </w:pPr>
-      <w:rPr>
-        <w:rFonts w:ascii="Courier New" w:hAnsi="Courier New" w:cs="Courier New" w:hint="default"/>
-      </w:rPr>
-    </w:lvl>
-    <w:lvl w:ilvl="2" w:tplc="04090005" w:tentative="1">
-      <w:start w:val="1"/>
-      <w:numFmt w:val="bullet"/>
-      <w:lvlText w:val=""/>
-      <w:lvlJc w:val="left"/>
-      <w:pPr>
-        <w:ind w:left="2160" w:hanging="360"/>
-      </w:pPr>
-      <w:rPr>
-        <w:rFonts w:ascii="Wingdings" w:hAnsi="Wingdings" w:hint="default"/>
-      </w:rPr>
-    </w:lvl>
-    <w:lvl w:ilvl="3" w:tplc="04090001" w:tentative="1">
-      <w:start w:val="1"/>
-      <w:numFmt w:val="bullet"/>
-      <w:lvlText w:val=""/>
-      <w:lvlJc w:val="left"/>
-      <w:pPr>
-        <w:ind w:left="2880" w:hanging="360"/>
-      </w:pPr>
-      <w:rPr>
-        <w:rFonts w:ascii="Symbol" w:hAnsi="Symbol" w:hint="default"/>
-      </w:rPr>
-    </w:lvl>
-    <w:lvl w:ilvl="4" w:tplc="04090003" w:tentative="1">
-      <w:start w:val="1"/>
-      <w:numFmt w:val="bullet"/>
-      <w:lvlText w:val="o"/>
-      <w:lvlJc w:val="left"/>
-      <w:pPr>
-        <w:ind w:left="3600" w:hanging="360"/>
-      </w:pPr>
-      <w:rPr>
-        <w:rFonts w:ascii="Courier New" w:hAnsi="Courier New" w:cs="Courier New" w:hint="default"/>
-      </w:rPr>
-    </w:lvl>
-    <w:lvl w:ilvl="5" w:tplc="04090005" w:tentative="1">
-      <w:start w:val="1"/>
-      <w:numFmt w:val="bullet"/>
-      <w:lvlText w:val=""/>
-      <w:lvlJc w:val="left"/>
-      <w:pPr>
-        <w:ind w:left="4320" w:hanging="360"/>
-      </w:pPr>
-      <w:rPr>
-        <w:rFonts w:ascii="Wingdings" w:hAnsi="Wingdings" w:hint="default"/>
-      </w:rPr>
-    </w:lvl>
-    <w:lvl w:ilvl="6" w:tplc="04090001" w:tentative="1">
-      <w:start w:val="1"/>
-      <w:numFmt w:val="bullet"/>
-      <w:lvlText w:val=""/>
-      <w:lvlJc w:val="left"/>
-      <w:pPr>
-        <w:ind w:left="5040" w:hanging="360"/>
-      </w:pPr>
-      <w:rPr>
-        <w:rFonts w:ascii="Symbol" w:hAnsi="Symbol" w:hint="default"/>
-      </w:rPr>
-    </w:lvl>
-    <w:lvl w:ilvl="7" w:tplc="04090003" w:tentative="1">
-      <w:start w:val="1"/>
-      <w:numFmt w:val="bullet"/>
-      <w:lvlText w:val="o"/>
-      <w:lvlJc w:val="left"/>
-      <w:pPr>
-        <w:ind w:left="5760" w:hanging="360"/>
-      </w:pPr>
-      <w:rPr>
-        <w:rFonts w:ascii="Courier New" w:hAnsi="Courier New" w:cs="Courier New" w:hint="default"/>
-      </w:rPr>
-    </w:lvl>
-    <w:lvl w:ilvl="8" w:tplc="04090005" w:tentative="1">
-      <w:start w:val="1"/>
-      <w:numFmt w:val="bullet"/>
-      <w:lvlText w:val=""/>
-      <w:lvlJc w:val="left"/>
-      <w:pPr>
-        <w:ind w:left="6480" w:hanging="360"/>
-      </w:pPr>
-      <w:rPr>
-        <w:rFonts w:ascii="Wingdings" w:hAnsi="Wingdings" w:hint="default"/>
-      </w:rPr>
-    </w:lvl>
-  </w:abstractNum>
-  <w:abstractNum w:abstractNumId="16" w15:restartNumberingAfterBreak="0">
-    <w:nsid w:val="5BE52733"/>
-    <w:multiLevelType w:val="hybridMultilevel"/>
-    <w:tmpl w:val="2A322258"/>
-    <w:lvl w:ilvl="0" w:tplc="04090001">
-      <w:start w:val="1"/>
-      <w:numFmt w:val="bullet"/>
-      <w:lvlText w:val=""/>
-      <w:lvlJc w:val="left"/>
-      <w:pPr>
-        <w:ind w:left="720" w:hanging="360"/>
-      </w:pPr>
-      <w:rPr>
-        <w:rFonts w:ascii="Symbol" w:hAnsi="Symbol" w:hint="default"/>
-      </w:rPr>
-    </w:lvl>
-    <w:lvl w:ilvl="1" w:tplc="04090003" w:tentative="1">
-      <w:start w:val="1"/>
-      <w:numFmt w:val="bullet"/>
-      <w:lvlText w:val="o"/>
-      <w:lvlJc w:val="left"/>
-      <w:pPr>
-        <w:ind w:left="1440" w:hanging="360"/>
-      </w:pPr>
-      <w:rPr>
-        <w:rFonts w:ascii="Courier New" w:hAnsi="Courier New" w:cs="Courier New" w:hint="default"/>
-      </w:rPr>
-    </w:lvl>
-    <w:lvl w:ilvl="2" w:tplc="04090005" w:tentative="1">
-      <w:start w:val="1"/>
-      <w:numFmt w:val="bullet"/>
-      <w:lvlText w:val=""/>
-      <w:lvlJc w:val="left"/>
-      <w:pPr>
-        <w:ind w:left="2160" w:hanging="360"/>
-      </w:pPr>
-      <w:rPr>
-        <w:rFonts w:ascii="Wingdings" w:hAnsi="Wingdings" w:hint="default"/>
-      </w:rPr>
-    </w:lvl>
-    <w:lvl w:ilvl="3" w:tplc="04090001" w:tentative="1">
-      <w:start w:val="1"/>
-      <w:numFmt w:val="bullet"/>
-      <w:lvlText w:val=""/>
-      <w:lvlJc w:val="left"/>
-      <w:pPr>
-        <w:ind w:left="2880" w:hanging="360"/>
-      </w:pPr>
-      <w:rPr>
-        <w:rFonts w:ascii="Symbol" w:hAnsi="Symbol" w:hint="default"/>
-      </w:rPr>
-    </w:lvl>
-    <w:lvl w:ilvl="4" w:tplc="04090003" w:tentative="1">
-      <w:start w:val="1"/>
-      <w:numFmt w:val="bullet"/>
-      <w:lvlText w:val="o"/>
-      <w:lvlJc w:val="left"/>
-      <w:pPr>
-        <w:ind w:left="3600" w:hanging="360"/>
-      </w:pPr>
-      <w:rPr>
-        <w:rFonts w:ascii="Courier New" w:hAnsi="Courier New" w:cs="Courier New" w:hint="default"/>
-      </w:rPr>
-    </w:lvl>
-    <w:lvl w:ilvl="5" w:tplc="04090005" w:tentative="1">
-      <w:start w:val="1"/>
-      <w:numFmt w:val="bullet"/>
-      <w:lvlText w:val=""/>
-      <w:lvlJc w:val="left"/>
-      <w:pPr>
-        <w:ind w:left="4320" w:hanging="360"/>
-      </w:pPr>
-      <w:rPr>
-        <w:rFonts w:ascii="Wingdings" w:hAnsi="Wingdings" w:hint="default"/>
-      </w:rPr>
-    </w:lvl>
-    <w:lvl w:ilvl="6" w:tplc="04090001" w:tentative="1">
-      <w:start w:val="1"/>
-      <w:numFmt w:val="bullet"/>
-      <w:lvlText w:val=""/>
-      <w:lvlJc w:val="left"/>
-      <w:pPr>
-        <w:ind w:left="5040" w:hanging="360"/>
-      </w:pPr>
-      <w:rPr>
-        <w:rFonts w:ascii="Symbol" w:hAnsi="Symbol" w:hint="default"/>
-      </w:rPr>
-    </w:lvl>
-    <w:lvl w:ilvl="7" w:tplc="04090003" w:tentative="1">
-      <w:start w:val="1"/>
-      <w:numFmt w:val="bullet"/>
-      <w:lvlText w:val="o"/>
-      <w:lvlJc w:val="left"/>
-      <w:pPr>
-        <w:ind w:left="5760" w:hanging="360"/>
-      </w:pPr>
-      <w:rPr>
-        <w:rFonts w:ascii="Courier New" w:hAnsi="Courier New" w:cs="Courier New" w:hint="default"/>
-      </w:rPr>
-    </w:lvl>
-    <w:lvl w:ilvl="8" w:tplc="04090005" w:tentative="1">
-      <w:start w:val="1"/>
-      <w:numFmt w:val="bullet"/>
-      <w:lvlText w:val=""/>
-      <w:lvlJc w:val="left"/>
-      <w:pPr>
-        <w:ind w:left="6480" w:hanging="360"/>
-      </w:pPr>
-      <w:rPr>
-        <w:rFonts w:ascii="Wingdings" w:hAnsi="Wingdings" w:hint="default"/>
-      </w:rPr>
-    </w:lvl>
-  </w:abstractNum>
-  <w:abstractNum w:abstractNumId="17" w15:restartNumberingAfterBreak="0">
-    <w:nsid w:val="67D94172"/>
-    <w:multiLevelType w:val="hybridMultilevel"/>
-    <w:tmpl w:val="DDBAE4B8"/>
-    <w:lvl w:ilvl="0" w:tplc="04090001">
-      <w:start w:val="1"/>
-      <w:numFmt w:val="bullet"/>
-      <w:lvlText w:val=""/>
-      <w:lvlJc w:val="left"/>
-      <w:pPr>
-        <w:ind w:left="720" w:hanging="360"/>
-      </w:pPr>
-      <w:rPr>
-        <w:rFonts w:ascii="Symbol" w:hAnsi="Symbol" w:hint="default"/>
-      </w:rPr>
-    </w:lvl>
-    <w:lvl w:ilvl="1" w:tplc="04090003" w:tentative="1">
-      <w:start w:val="1"/>
-      <w:numFmt w:val="bullet"/>
-      <w:lvlText w:val="o"/>
-      <w:lvlJc w:val="left"/>
-      <w:pPr>
-        <w:ind w:left="1440" w:hanging="360"/>
-      </w:pPr>
-      <w:rPr>
-        <w:rFonts w:ascii="Courier New" w:hAnsi="Courier New" w:cs="Courier New" w:hint="default"/>
-      </w:rPr>
-    </w:lvl>
-    <w:lvl w:ilvl="2" w:tplc="04090005" w:tentative="1">
-      <w:start w:val="1"/>
-      <w:numFmt w:val="bullet"/>
-      <w:lvlText w:val=""/>
-      <w:lvlJc w:val="left"/>
-      <w:pPr>
-        <w:ind w:left="2160" w:hanging="360"/>
-      </w:pPr>
-      <w:rPr>
-        <w:rFonts w:ascii="Wingdings" w:hAnsi="Wingdings" w:hint="default"/>
-      </w:rPr>
-    </w:lvl>
-    <w:lvl w:ilvl="3" w:tplc="04090001" w:tentative="1">
-      <w:start w:val="1"/>
-      <w:numFmt w:val="bullet"/>
-      <w:lvlText w:val=""/>
-      <w:lvlJc w:val="left"/>
-      <w:pPr>
-        <w:ind w:left="2880" w:hanging="360"/>
-      </w:pPr>
-      <w:rPr>
-        <w:rFonts w:ascii="Symbol" w:hAnsi="Symbol" w:hint="default"/>
-      </w:rPr>
-    </w:lvl>
-    <w:lvl w:ilvl="4" w:tplc="04090003" w:tentative="1">
-      <w:start w:val="1"/>
-      <w:numFmt w:val="bullet"/>
-      <w:lvlText w:val="o"/>
-      <w:lvlJc w:val="left"/>
-      <w:pPr>
-        <w:ind w:left="3600" w:hanging="360"/>
-      </w:pPr>
-      <w:rPr>
-        <w:rFonts w:ascii="Courier New" w:hAnsi="Courier New" w:cs="Courier New" w:hint="default"/>
-      </w:rPr>
-    </w:lvl>
-    <w:lvl w:ilvl="5" w:tplc="04090005" w:tentative="1">
-      <w:start w:val="1"/>
-      <w:numFmt w:val="bullet"/>
-      <w:lvlText w:val=""/>
-      <w:lvlJc w:val="left"/>
-      <w:pPr>
-        <w:ind w:left="4320" w:hanging="360"/>
-      </w:pPr>
-      <w:rPr>
-        <w:rFonts w:ascii="Wingdings" w:hAnsi="Wingdings" w:hint="default"/>
-      </w:rPr>
-    </w:lvl>
-    <w:lvl w:ilvl="6" w:tplc="04090001" w:tentative="1">
-      <w:start w:val="1"/>
-      <w:numFmt w:val="bullet"/>
-      <w:lvlText w:val=""/>
-      <w:lvlJc w:val="left"/>
-      <w:pPr>
-        <w:ind w:left="5040" w:hanging="360"/>
-      </w:pPr>
-      <w:rPr>
-        <w:rFonts w:ascii="Symbol" w:hAnsi="Symbol" w:hint="default"/>
-      </w:rPr>
-    </w:lvl>
-    <w:lvl w:ilvl="7" w:tplc="04090003" w:tentative="1">
-      <w:start w:val="1"/>
-      <w:numFmt w:val="bullet"/>
-      <w:lvlText w:val="o"/>
-      <w:lvlJc w:val="left"/>
-      <w:pPr>
-        <w:ind w:left="5760" w:hanging="360"/>
-      </w:pPr>
-      <w:rPr>
-        <w:rFonts w:ascii="Courier New" w:hAnsi="Courier New" w:cs="Courier New" w:hint="default"/>
-      </w:rPr>
-    </w:lvl>
-    <w:lvl w:ilvl="8" w:tplc="04090005" w:tentative="1">
-      <w:start w:val="1"/>
-      <w:numFmt w:val="bullet"/>
-      <w:lvlText w:val=""/>
-      <w:lvlJc w:val="left"/>
-      <w:pPr>
-        <w:ind w:left="6480" w:hanging="360"/>
-      </w:pPr>
-      <w:rPr>
-        <w:rFonts w:ascii="Wingdings" w:hAnsi="Wingdings" w:hint="default"/>
-      </w:rPr>
-    </w:lvl>
-  </w:abstractNum>
-  <w:abstractNum w:abstractNumId="18" w15:restartNumberingAfterBreak="0">
-    <w:nsid w:val="6A271D87"/>
-    <w:multiLevelType w:val="multilevel"/>
-    <w:tmpl w:val="D1484E1E"/>
-    <w:lvl w:ilvl="0">
+    <w:tmpl w:val="C910010E"/>
+    <w:lvl w:ilvl="0" w:tplc="0409000F">
       <w:start w:val="1"/>
       <w:numFmt w:val="decimal"/>
       <w:lvlText w:val="%1."/>
       <w:lvlJc w:val="left"/>
       <w:pPr>
+        <w:ind w:left="1080" w:hanging="360"/>
+      </w:pPr>
+    </w:lvl>
+    <w:lvl w:ilvl="1" w:tplc="04090019" w:tentative="1">
+      <w:start w:val="1"/>
+      <w:numFmt w:val="lowerLetter"/>
+      <w:lvlText w:val="%2."/>
+      <w:lvlJc w:val="left"/>
+      <w:pPr>
+        <w:ind w:left="1800" w:hanging="360"/>
+      </w:pPr>
+    </w:lvl>
+    <w:lvl w:ilvl="2" w:tplc="0409001B" w:tentative="1">
+      <w:start w:val="1"/>
+      <w:numFmt w:val="lowerRoman"/>
+      <w:lvlText w:val="%3."/>
+      <w:lvlJc w:val="right"/>
+      <w:pPr>
+        <w:ind w:left="2520" w:hanging="180"/>
+      </w:pPr>
+    </w:lvl>
+    <w:lvl w:ilvl="3" w:tplc="0409000F" w:tentative="1">
+      <w:start w:val="1"/>
+      <w:numFmt w:val="decimal"/>
+      <w:lvlText w:val="%4."/>
+      <w:lvlJc w:val="left"/>
+      <w:pPr>
+        <w:ind w:left="3240" w:hanging="360"/>
+      </w:pPr>
+    </w:lvl>
+    <w:lvl w:ilvl="4" w:tplc="04090019" w:tentative="1">
+      <w:start w:val="1"/>
+      <w:numFmt w:val="lowerLetter"/>
+      <w:lvlText w:val="%5."/>
+      <w:lvlJc w:val="left"/>
+      <w:pPr>
+        <w:ind w:left="3960" w:hanging="360"/>
+      </w:pPr>
+    </w:lvl>
+    <w:lvl w:ilvl="5" w:tplc="0409001B" w:tentative="1">
+      <w:start w:val="1"/>
+      <w:numFmt w:val="lowerRoman"/>
+      <w:lvlText w:val="%6."/>
+      <w:lvlJc w:val="right"/>
+      <w:pPr>
+        <w:ind w:left="4680" w:hanging="180"/>
+      </w:pPr>
+    </w:lvl>
+    <w:lvl w:ilvl="6" w:tplc="0409000F" w:tentative="1">
+      <w:start w:val="1"/>
+      <w:numFmt w:val="decimal"/>
+      <w:lvlText w:val="%7."/>
+      <w:lvlJc w:val="left"/>
+      <w:pPr>
+        <w:ind w:left="5400" w:hanging="360"/>
+      </w:pPr>
+    </w:lvl>
+    <w:lvl w:ilvl="7" w:tplc="04090019" w:tentative="1">
+      <w:start w:val="1"/>
+      <w:numFmt w:val="lowerLetter"/>
+      <w:lvlText w:val="%8."/>
+      <w:lvlJc w:val="left"/>
+      <w:pPr>
+        <w:ind w:left="6120" w:hanging="360"/>
+      </w:pPr>
+    </w:lvl>
+    <w:lvl w:ilvl="8" w:tplc="0409001B" w:tentative="1">
+      <w:start w:val="1"/>
+      <w:numFmt w:val="lowerRoman"/>
+      <w:lvlText w:val="%9."/>
+      <w:lvlJc w:val="right"/>
+      <w:pPr>
+        <w:ind w:left="6840" w:hanging="180"/>
+      </w:pPr>
+    </w:lvl>
+  </w:abstractNum>
+  <w:abstractNum w:abstractNumId="37" w15:restartNumberingAfterBreak="0">
+    <w:nsid w:val="71076628"/>
+    <w:multiLevelType w:val="multilevel"/>
+    <w:tmpl w:val="D7F69154"/>
+    <w:lvl w:ilvl="0">
+      <w:start w:val="1"/>
+      <w:numFmt w:val="bullet"/>
+      <w:lvlText w:val=""/>
+      <w:lvlJc w:val="left"/>
+      <w:pPr>
         <w:tabs>
-          <w:tab w:val="num" w:pos="360"/>
+          <w:tab w:val="num" w:pos="720"/>
         </w:tabs>
-        <w:ind w:left="360" w:hanging="360"/>
-      </w:pPr>
+        <w:ind w:left="720" w:hanging="360"/>
+      </w:pPr>
+      <w:rPr>
+        <w:rFonts w:ascii="Symbol" w:hAnsi="Symbol" w:hint="default"/>
+      </w:rPr>
     </w:lvl>
     <w:lvl w:ilvl="1" w:tentative="1">
       <w:start w:val="1"/>
@@ -5924,9 +8040,9 @@
       <w:lvlJc w:val="left"/>
       <w:pPr>
         <w:tabs>
-          <w:tab w:val="num" w:pos="1080"/>
+          <w:tab w:val="num" w:pos="1440"/>
         </w:tabs>
-        <w:ind w:left="1080" w:hanging="360"/>
+        <w:ind w:left="1440" w:hanging="360"/>
       </w:pPr>
     </w:lvl>
     <w:lvl w:ilvl="2" w:tentative="1">
@@ -5936,9 +8052,9 @@
       <w:lvlJc w:val="left"/>
       <w:pPr>
         <w:tabs>
-          <w:tab w:val="num" w:pos="1800"/>
+          <w:tab w:val="num" w:pos="2160"/>
         </w:tabs>
-        <w:ind w:left="1800" w:hanging="360"/>
+        <w:ind w:left="2160" w:hanging="360"/>
       </w:pPr>
     </w:lvl>
     <w:lvl w:ilvl="3" w:tentative="1">
@@ -5948,9 +8064,9 @@
       <w:lvlJc w:val="left"/>
       <w:pPr>
         <w:tabs>
-          <w:tab w:val="num" w:pos="2520"/>
+          <w:tab w:val="num" w:pos="2880"/>
         </w:tabs>
-        <w:ind w:left="2520" w:hanging="360"/>
+        <w:ind w:left="2880" w:hanging="360"/>
       </w:pPr>
     </w:lvl>
     <w:lvl w:ilvl="4" w:tentative="1">
@@ -5960,9 +8076,9 @@
       <w:lvlJc w:val="left"/>
       <w:pPr>
         <w:tabs>
-          <w:tab w:val="num" w:pos="3240"/>
+          <w:tab w:val="num" w:pos="3600"/>
         </w:tabs>
-        <w:ind w:left="3240" w:hanging="360"/>
+        <w:ind w:left="3600" w:hanging="360"/>
       </w:pPr>
     </w:lvl>
     <w:lvl w:ilvl="5" w:tentative="1">
@@ -5972,9 +8088,9 @@
       <w:lvlJc w:val="left"/>
       <w:pPr>
         <w:tabs>
-          <w:tab w:val="num" w:pos="3960"/>
+          <w:tab w:val="num" w:pos="4320"/>
         </w:tabs>
-        <w:ind w:left="3960" w:hanging="360"/>
+        <w:ind w:left="4320" w:hanging="360"/>
       </w:pPr>
     </w:lvl>
     <w:lvl w:ilvl="6" w:tentative="1">
@@ -5984,9 +8100,9 @@
       <w:lvlJc w:val="left"/>
       <w:pPr>
         <w:tabs>
-          <w:tab w:val="num" w:pos="4680"/>
+          <w:tab w:val="num" w:pos="5040"/>
         </w:tabs>
-        <w:ind w:left="4680" w:hanging="360"/>
+        <w:ind w:left="5040" w:hanging="360"/>
       </w:pPr>
     </w:lvl>
     <w:lvl w:ilvl="7" w:tentative="1">
@@ -5996,9 +8112,9 @@
       <w:lvlJc w:val="left"/>
       <w:pPr>
         <w:tabs>
-          <w:tab w:val="num" w:pos="5400"/>
+          <w:tab w:val="num" w:pos="5760"/>
         </w:tabs>
-        <w:ind w:left="5400" w:hanging="360"/>
+        <w:ind w:left="5760" w:hanging="360"/>
       </w:pPr>
     </w:lvl>
     <w:lvl w:ilvl="8" w:tentative="1">
@@ -6008,13 +8124,13 @@
       <w:lvlJc w:val="left"/>
       <w:pPr>
         <w:tabs>
-          <w:tab w:val="num" w:pos="6120"/>
+          <w:tab w:val="num" w:pos="6480"/>
         </w:tabs>
-        <w:ind w:left="6120" w:hanging="360"/>
+        <w:ind w:left="6480" w:hanging="360"/>
       </w:pPr>
     </w:lvl>
   </w:abstractNum>
-  <w:abstractNum w:abstractNumId="19" w15:restartNumberingAfterBreak="0">
+  <w:abstractNum w:abstractNumId="38" w15:restartNumberingAfterBreak="0">
     <w:nsid w:val="76B55007"/>
     <w:multiLevelType w:val="hybridMultilevel"/>
     <w:tmpl w:val="C8BA19F8"/>
@@ -6127,7 +8243,7 @@
       </w:rPr>
     </w:lvl>
   </w:abstractNum>
-  <w:abstractNum w:abstractNumId="20" w15:restartNumberingAfterBreak="0">
+  <w:abstractNum w:abstractNumId="39" w15:restartNumberingAfterBreak="0">
     <w:nsid w:val="7A4F7545"/>
     <w:multiLevelType w:val="hybridMultilevel"/>
     <w:tmpl w:val="7012D786"/>
@@ -6213,68 +8329,241 @@
       </w:pPr>
     </w:lvl>
   </w:abstractNum>
+  <w:abstractNum w:abstractNumId="40" w15:restartNumberingAfterBreak="0">
+    <w:nsid w:val="7E334E4A"/>
+    <w:multiLevelType w:val="multilevel"/>
+    <w:tmpl w:val="6E10DA38"/>
+    <w:lvl w:ilvl="0">
+      <w:start w:val="1"/>
+      <w:numFmt w:val="decimal"/>
+      <w:lvlText w:val="%1."/>
+      <w:lvlJc w:val="left"/>
+      <w:pPr>
+        <w:tabs>
+          <w:tab w:val="num" w:pos="720"/>
+        </w:tabs>
+        <w:ind w:left="720" w:hanging="360"/>
+      </w:pPr>
+    </w:lvl>
+    <w:lvl w:ilvl="1" w:tentative="1">
+      <w:start w:val="1"/>
+      <w:numFmt w:val="decimal"/>
+      <w:lvlText w:val="%2."/>
+      <w:lvlJc w:val="left"/>
+      <w:pPr>
+        <w:tabs>
+          <w:tab w:val="num" w:pos="1440"/>
+        </w:tabs>
+        <w:ind w:left="1440" w:hanging="360"/>
+      </w:pPr>
+    </w:lvl>
+    <w:lvl w:ilvl="2" w:tentative="1">
+      <w:start w:val="1"/>
+      <w:numFmt w:val="decimal"/>
+      <w:lvlText w:val="%3."/>
+      <w:lvlJc w:val="left"/>
+      <w:pPr>
+        <w:tabs>
+          <w:tab w:val="num" w:pos="2160"/>
+        </w:tabs>
+        <w:ind w:left="2160" w:hanging="360"/>
+      </w:pPr>
+    </w:lvl>
+    <w:lvl w:ilvl="3" w:tentative="1">
+      <w:start w:val="1"/>
+      <w:numFmt w:val="decimal"/>
+      <w:lvlText w:val="%4."/>
+      <w:lvlJc w:val="left"/>
+      <w:pPr>
+        <w:tabs>
+          <w:tab w:val="num" w:pos="2880"/>
+        </w:tabs>
+        <w:ind w:left="2880" w:hanging="360"/>
+      </w:pPr>
+    </w:lvl>
+    <w:lvl w:ilvl="4" w:tentative="1">
+      <w:start w:val="1"/>
+      <w:numFmt w:val="decimal"/>
+      <w:lvlText w:val="%5."/>
+      <w:lvlJc w:val="left"/>
+      <w:pPr>
+        <w:tabs>
+          <w:tab w:val="num" w:pos="3600"/>
+        </w:tabs>
+        <w:ind w:left="3600" w:hanging="360"/>
+      </w:pPr>
+    </w:lvl>
+    <w:lvl w:ilvl="5" w:tentative="1">
+      <w:start w:val="1"/>
+      <w:numFmt w:val="decimal"/>
+      <w:lvlText w:val="%6."/>
+      <w:lvlJc w:val="left"/>
+      <w:pPr>
+        <w:tabs>
+          <w:tab w:val="num" w:pos="4320"/>
+        </w:tabs>
+        <w:ind w:left="4320" w:hanging="360"/>
+      </w:pPr>
+    </w:lvl>
+    <w:lvl w:ilvl="6" w:tentative="1">
+      <w:start w:val="1"/>
+      <w:numFmt w:val="decimal"/>
+      <w:lvlText w:val="%7."/>
+      <w:lvlJc w:val="left"/>
+      <w:pPr>
+        <w:tabs>
+          <w:tab w:val="num" w:pos="5040"/>
+        </w:tabs>
+        <w:ind w:left="5040" w:hanging="360"/>
+      </w:pPr>
+    </w:lvl>
+    <w:lvl w:ilvl="7" w:tentative="1">
+      <w:start w:val="1"/>
+      <w:numFmt w:val="decimal"/>
+      <w:lvlText w:val="%8."/>
+      <w:lvlJc w:val="left"/>
+      <w:pPr>
+        <w:tabs>
+          <w:tab w:val="num" w:pos="5760"/>
+        </w:tabs>
+        <w:ind w:left="5760" w:hanging="360"/>
+      </w:pPr>
+    </w:lvl>
+    <w:lvl w:ilvl="8" w:tentative="1">
+      <w:start w:val="1"/>
+      <w:numFmt w:val="decimal"/>
+      <w:lvlText w:val="%9."/>
+      <w:lvlJc w:val="left"/>
+      <w:pPr>
+        <w:tabs>
+          <w:tab w:val="num" w:pos="6480"/>
+        </w:tabs>
+        <w:ind w:left="6480" w:hanging="360"/>
+      </w:pPr>
+    </w:lvl>
+  </w:abstractNum>
   <w:num w:numId="1" w16cid:durableId="1931574070">
+    <w:abstractNumId w:val="7"/>
+  </w:num>
+  <w:num w:numId="2" w16cid:durableId="1475562267">
+    <w:abstractNumId w:val="5"/>
+  </w:num>
+  <w:num w:numId="3" w16cid:durableId="735320179">
+    <w:abstractNumId w:val="16"/>
+  </w:num>
+  <w:num w:numId="4" w16cid:durableId="230582461">
+    <w:abstractNumId w:val="38"/>
+  </w:num>
+  <w:num w:numId="5" w16cid:durableId="1646396024">
+    <w:abstractNumId w:val="33"/>
+  </w:num>
+  <w:num w:numId="6" w16cid:durableId="445927587">
+    <w:abstractNumId w:val="11"/>
+  </w:num>
+  <w:num w:numId="7" w16cid:durableId="1192844739">
+    <w:abstractNumId w:val="28"/>
+  </w:num>
+  <w:num w:numId="8" w16cid:durableId="347756177">
+    <w:abstractNumId w:val="24"/>
+  </w:num>
+  <w:num w:numId="9" w16cid:durableId="754668201">
+    <w:abstractNumId w:val="27"/>
+  </w:num>
+  <w:num w:numId="10" w16cid:durableId="638994524">
+    <w:abstractNumId w:val="15"/>
+  </w:num>
+  <w:num w:numId="11" w16cid:durableId="18314958">
     <w:abstractNumId w:val="4"/>
   </w:num>
-  <w:num w:numId="2" w16cid:durableId="1475562267">
+  <w:num w:numId="12" w16cid:durableId="1738164583">
+    <w:abstractNumId w:val="18"/>
+  </w:num>
+  <w:num w:numId="13" w16cid:durableId="1118067273">
+    <w:abstractNumId w:val="29"/>
+  </w:num>
+  <w:num w:numId="14" w16cid:durableId="405881548">
     <w:abstractNumId w:val="3"/>
   </w:num>
-  <w:num w:numId="3" w16cid:durableId="735320179">
-    <w:abstractNumId w:val="9"/>
-  </w:num>
-  <w:num w:numId="4" w16cid:durableId="230582461">
-    <w:abstractNumId w:val="19"/>
-  </w:num>
-  <w:num w:numId="5" w16cid:durableId="1646396024">
-    <w:abstractNumId w:val="17"/>
-  </w:num>
-  <w:num w:numId="6" w16cid:durableId="445927587">
-    <w:abstractNumId w:val="5"/>
-  </w:num>
-  <w:num w:numId="7" w16cid:durableId="1192844739">
-    <w:abstractNumId w:val="15"/>
-  </w:num>
-  <w:num w:numId="8" w16cid:durableId="347756177">
-    <w:abstractNumId w:val="13"/>
-  </w:num>
-  <w:num w:numId="9" w16cid:durableId="754668201">
-    <w:abstractNumId w:val="14"/>
-  </w:num>
-  <w:num w:numId="10" w16cid:durableId="638994524">
-    <w:abstractNumId w:val="8"/>
-  </w:num>
-  <w:num w:numId="11" w16cid:durableId="18314958">
-    <w:abstractNumId w:val="2"/>
-  </w:num>
-  <w:num w:numId="12" w16cid:durableId="1738164583">
-    <w:abstractNumId w:val="10"/>
-  </w:num>
-  <w:num w:numId="13" w16cid:durableId="1118067273">
-    <w:abstractNumId w:val="16"/>
-  </w:num>
-  <w:num w:numId="14" w16cid:durableId="405881548">
-    <w:abstractNumId w:val="1"/>
-  </w:num>
   <w:num w:numId="15" w16cid:durableId="1645814798">
-    <w:abstractNumId w:val="12"/>
+    <w:abstractNumId w:val="20"/>
   </w:num>
   <w:num w:numId="16" w16cid:durableId="959728258">
-    <w:abstractNumId w:val="6"/>
+    <w:abstractNumId w:val="12"/>
   </w:num>
   <w:num w:numId="17" w16cid:durableId="864442043">
     <w:abstractNumId w:val="0"/>
   </w:num>
   <w:num w:numId="18" w16cid:durableId="2088646943">
-    <w:abstractNumId w:val="7"/>
+    <w:abstractNumId w:val="14"/>
   </w:num>
   <w:num w:numId="19" w16cid:durableId="1494759785">
-    <w:abstractNumId w:val="11"/>
+    <w:abstractNumId w:val="19"/>
   </w:num>
   <w:num w:numId="20" w16cid:durableId="640188337">
-    <w:abstractNumId w:val="18"/>
+    <w:abstractNumId w:val="34"/>
   </w:num>
   <w:num w:numId="21" w16cid:durableId="166750124">
-    <w:abstractNumId w:val="20"/>
+    <w:abstractNumId w:val="39"/>
+  </w:num>
+  <w:num w:numId="22" w16cid:durableId="636230422">
+    <w:abstractNumId w:val="40"/>
+  </w:num>
+  <w:num w:numId="23" w16cid:durableId="228656067">
+    <w:abstractNumId w:val="36"/>
+  </w:num>
+  <w:num w:numId="24" w16cid:durableId="469516430">
+    <w:abstractNumId w:val="17"/>
+  </w:num>
+  <w:num w:numId="25" w16cid:durableId="1805349451">
+    <w:abstractNumId w:val="35"/>
+  </w:num>
+  <w:num w:numId="26" w16cid:durableId="1197036347">
+    <w:abstractNumId w:val="21"/>
+  </w:num>
+  <w:num w:numId="27" w16cid:durableId="1833567139">
+    <w:abstractNumId w:val="10"/>
+  </w:num>
+  <w:num w:numId="28" w16cid:durableId="1084031719">
+    <w:abstractNumId w:val="25"/>
+  </w:num>
+  <w:num w:numId="29" w16cid:durableId="1984388151">
+    <w:abstractNumId w:val="23"/>
+  </w:num>
+  <w:num w:numId="30" w16cid:durableId="102267738">
+    <w:abstractNumId w:val="37"/>
+  </w:num>
+  <w:num w:numId="31" w16cid:durableId="205681565">
+    <w:abstractNumId w:val="31"/>
+  </w:num>
+  <w:num w:numId="32" w16cid:durableId="1401247522">
+    <w:abstractNumId w:val="1"/>
+  </w:num>
+  <w:num w:numId="33" w16cid:durableId="78409952">
+    <w:abstractNumId w:val="26"/>
+  </w:num>
+  <w:num w:numId="34" w16cid:durableId="738477074">
+    <w:abstractNumId w:val="13"/>
+  </w:num>
+  <w:num w:numId="35" w16cid:durableId="1786342961">
+    <w:abstractNumId w:val="8"/>
+  </w:num>
+  <w:num w:numId="36" w16cid:durableId="1585606071">
+    <w:abstractNumId w:val="22"/>
+  </w:num>
+  <w:num w:numId="37" w16cid:durableId="923495585">
+    <w:abstractNumId w:val="6"/>
+  </w:num>
+  <w:num w:numId="38" w16cid:durableId="524446605">
+    <w:abstractNumId w:val="30"/>
+  </w:num>
+  <w:num w:numId="39" w16cid:durableId="1609661459">
+    <w:abstractNumId w:val="9"/>
+  </w:num>
+  <w:num w:numId="40" w16cid:durableId="1558781569">
+    <w:abstractNumId w:val="32"/>
+  </w:num>
+  <w:num w:numId="41" w16cid:durableId="361901382">
+    <w:abstractNumId w:val="2"/>
   </w:num>
 </w:numbering>
 </file>
@@ -6284,15 +8573,15 @@
   <w:docDefaults>
     <w:rPrDefault>
       <w:rPr>
-        <w:rFonts w:asciiTheme="minorHAnsi" w:eastAsiaTheme="minorHAnsi" w:hAnsiTheme="minorHAnsi" w:cstheme="minorBidi"/>
-        <w:sz w:val="22"/>
-        <w:szCs w:val="22"/>
+        <w:rFonts w:asciiTheme="minorHAnsi" w:eastAsiaTheme="minorEastAsia" w:hAnsiTheme="minorHAnsi" w:cstheme="minorBidi"/>
+        <w:sz w:val="21"/>
+        <w:szCs w:val="21"/>
         <w:lang w:val="en-US" w:eastAsia="en-US" w:bidi="ar-SA"/>
       </w:rPr>
     </w:rPrDefault>
     <w:pPrDefault>
       <w:pPr>
-        <w:spacing w:after="160" w:line="259" w:lineRule="auto"/>
+        <w:spacing w:after="160" w:line="300" w:lineRule="auto"/>
       </w:pPr>
     </w:pPrDefault>
   </w:docDefaults>
@@ -6363,7 +8652,7 @@
     <w:lsdException w:name="Closing" w:semiHidden="1" w:unhideWhenUsed="1"/>
     <w:lsdException w:name="Signature" w:semiHidden="1" w:unhideWhenUsed="1"/>
     <w:lsdException w:name="Default Paragraph Font" w:semiHidden="1" w:uiPriority="1" w:unhideWhenUsed="1"/>
-    <w:lsdException w:name="Body Text" w:semiHidden="1" w:unhideWhenUsed="1"/>
+    <w:lsdException w:name="Body Text" w:semiHidden="1" w:uiPriority="1" w:unhideWhenUsed="1"/>
     <w:lsdException w:name="Body Text Indent" w:semiHidden="1" w:unhideWhenUsed="1"/>
     <w:lsdException w:name="List Continue" w:semiHidden="1" w:unhideWhenUsed="1"/>
     <w:lsdException w:name="List Continue 2" w:semiHidden="1" w:unhideWhenUsed="1"/>
@@ -6677,6 +8966,213 @@
   <w:style w:type="paragraph" w:default="1" w:styleId="Normal">
     <w:name w:val="Normal"/>
     <w:qFormat/>
+    <w:rsid w:val="0033214F"/>
+  </w:style>
+  <w:style w:type="paragraph" w:styleId="Heading1">
+    <w:name w:val="heading 1"/>
+    <w:basedOn w:val="Normal"/>
+    <w:next w:val="Normal"/>
+    <w:link w:val="Heading1Char"/>
+    <w:uiPriority w:val="9"/>
+    <w:qFormat/>
+    <w:rsid w:val="0033214F"/>
+    <w:pPr>
+      <w:keepNext/>
+      <w:keepLines/>
+      <w:spacing w:before="320" w:after="80" w:line="240" w:lineRule="auto"/>
+      <w:jc w:val="center"/>
+      <w:outlineLvl w:val="0"/>
+    </w:pPr>
+    <w:rPr>
+      <w:rFonts w:asciiTheme="majorHAnsi" w:eastAsiaTheme="majorEastAsia" w:hAnsiTheme="majorHAnsi" w:cstheme="majorBidi"/>
+      <w:color w:val="2F5496" w:themeColor="accent1" w:themeShade="BF"/>
+      <w:sz w:val="40"/>
+      <w:szCs w:val="40"/>
+    </w:rPr>
+  </w:style>
+  <w:style w:type="paragraph" w:styleId="Heading2">
+    <w:name w:val="heading 2"/>
+    <w:basedOn w:val="Normal"/>
+    <w:next w:val="Normal"/>
+    <w:link w:val="Heading2Char"/>
+    <w:uiPriority w:val="9"/>
+    <w:semiHidden/>
+    <w:unhideWhenUsed/>
+    <w:qFormat/>
+    <w:rsid w:val="0033214F"/>
+    <w:pPr>
+      <w:keepNext/>
+      <w:keepLines/>
+      <w:spacing w:before="160" w:after="40" w:line="240" w:lineRule="auto"/>
+      <w:jc w:val="center"/>
+      <w:outlineLvl w:val="1"/>
+    </w:pPr>
+    <w:rPr>
+      <w:rFonts w:asciiTheme="majorHAnsi" w:eastAsiaTheme="majorEastAsia" w:hAnsiTheme="majorHAnsi" w:cstheme="majorBidi"/>
+      <w:sz w:val="32"/>
+      <w:szCs w:val="32"/>
+    </w:rPr>
+  </w:style>
+  <w:style w:type="paragraph" w:styleId="Heading3">
+    <w:name w:val="heading 3"/>
+    <w:basedOn w:val="Normal"/>
+    <w:next w:val="Normal"/>
+    <w:link w:val="Heading3Char"/>
+    <w:uiPriority w:val="9"/>
+    <w:semiHidden/>
+    <w:unhideWhenUsed/>
+    <w:qFormat/>
+    <w:rsid w:val="0033214F"/>
+    <w:pPr>
+      <w:keepNext/>
+      <w:keepLines/>
+      <w:spacing w:before="160" w:after="0" w:line="240" w:lineRule="auto"/>
+      <w:outlineLvl w:val="2"/>
+    </w:pPr>
+    <w:rPr>
+      <w:rFonts w:asciiTheme="majorHAnsi" w:eastAsiaTheme="majorEastAsia" w:hAnsiTheme="majorHAnsi" w:cstheme="majorBidi"/>
+      <w:sz w:val="32"/>
+      <w:szCs w:val="32"/>
+    </w:rPr>
+  </w:style>
+  <w:style w:type="paragraph" w:styleId="Heading4">
+    <w:name w:val="heading 4"/>
+    <w:basedOn w:val="Normal"/>
+    <w:next w:val="Normal"/>
+    <w:link w:val="Heading4Char"/>
+    <w:uiPriority w:val="9"/>
+    <w:semiHidden/>
+    <w:unhideWhenUsed/>
+    <w:qFormat/>
+    <w:rsid w:val="0033214F"/>
+    <w:pPr>
+      <w:keepNext/>
+      <w:keepLines/>
+      <w:spacing w:before="80" w:after="0"/>
+      <w:outlineLvl w:val="3"/>
+    </w:pPr>
+    <w:rPr>
+      <w:rFonts w:asciiTheme="majorHAnsi" w:eastAsiaTheme="majorEastAsia" w:hAnsiTheme="majorHAnsi" w:cstheme="majorBidi"/>
+      <w:i/>
+      <w:iCs/>
+      <w:sz w:val="30"/>
+      <w:szCs w:val="30"/>
+    </w:rPr>
+  </w:style>
+  <w:style w:type="paragraph" w:styleId="Heading5">
+    <w:name w:val="heading 5"/>
+    <w:basedOn w:val="Normal"/>
+    <w:next w:val="Normal"/>
+    <w:link w:val="Heading5Char"/>
+    <w:uiPriority w:val="9"/>
+    <w:semiHidden/>
+    <w:unhideWhenUsed/>
+    <w:qFormat/>
+    <w:rsid w:val="0033214F"/>
+    <w:pPr>
+      <w:keepNext/>
+      <w:keepLines/>
+      <w:spacing w:before="40" w:after="0"/>
+      <w:outlineLvl w:val="4"/>
+    </w:pPr>
+    <w:rPr>
+      <w:rFonts w:asciiTheme="majorHAnsi" w:eastAsiaTheme="majorEastAsia" w:hAnsiTheme="majorHAnsi" w:cstheme="majorBidi"/>
+      <w:sz w:val="28"/>
+      <w:szCs w:val="28"/>
+    </w:rPr>
+  </w:style>
+  <w:style w:type="paragraph" w:styleId="Heading6">
+    <w:name w:val="heading 6"/>
+    <w:basedOn w:val="Normal"/>
+    <w:next w:val="Normal"/>
+    <w:link w:val="Heading6Char"/>
+    <w:uiPriority w:val="9"/>
+    <w:semiHidden/>
+    <w:unhideWhenUsed/>
+    <w:qFormat/>
+    <w:rsid w:val="0033214F"/>
+    <w:pPr>
+      <w:keepNext/>
+      <w:keepLines/>
+      <w:spacing w:before="40" w:after="0"/>
+      <w:outlineLvl w:val="5"/>
+    </w:pPr>
+    <w:rPr>
+      <w:rFonts w:asciiTheme="majorHAnsi" w:eastAsiaTheme="majorEastAsia" w:hAnsiTheme="majorHAnsi" w:cstheme="majorBidi"/>
+      <w:i/>
+      <w:iCs/>
+      <w:sz w:val="26"/>
+      <w:szCs w:val="26"/>
+    </w:rPr>
+  </w:style>
+  <w:style w:type="paragraph" w:styleId="Heading7">
+    <w:name w:val="heading 7"/>
+    <w:basedOn w:val="Normal"/>
+    <w:next w:val="Normal"/>
+    <w:link w:val="Heading7Char"/>
+    <w:uiPriority w:val="9"/>
+    <w:semiHidden/>
+    <w:unhideWhenUsed/>
+    <w:qFormat/>
+    <w:rsid w:val="0033214F"/>
+    <w:pPr>
+      <w:keepNext/>
+      <w:keepLines/>
+      <w:spacing w:before="40" w:after="0"/>
+      <w:outlineLvl w:val="6"/>
+    </w:pPr>
+    <w:rPr>
+      <w:rFonts w:asciiTheme="majorHAnsi" w:eastAsiaTheme="majorEastAsia" w:hAnsiTheme="majorHAnsi" w:cstheme="majorBidi"/>
+      <w:sz w:val="24"/>
+      <w:szCs w:val="24"/>
+    </w:rPr>
+  </w:style>
+  <w:style w:type="paragraph" w:styleId="Heading8">
+    <w:name w:val="heading 8"/>
+    <w:basedOn w:val="Normal"/>
+    <w:next w:val="Normal"/>
+    <w:link w:val="Heading8Char"/>
+    <w:uiPriority w:val="9"/>
+    <w:semiHidden/>
+    <w:unhideWhenUsed/>
+    <w:qFormat/>
+    <w:rsid w:val="0033214F"/>
+    <w:pPr>
+      <w:keepNext/>
+      <w:keepLines/>
+      <w:spacing w:before="40" w:after="0"/>
+      <w:outlineLvl w:val="7"/>
+    </w:pPr>
+    <w:rPr>
+      <w:rFonts w:asciiTheme="majorHAnsi" w:eastAsiaTheme="majorEastAsia" w:hAnsiTheme="majorHAnsi" w:cstheme="majorBidi"/>
+      <w:i/>
+      <w:iCs/>
+      <w:sz w:val="22"/>
+      <w:szCs w:val="22"/>
+    </w:rPr>
+  </w:style>
+  <w:style w:type="paragraph" w:styleId="Heading9">
+    <w:name w:val="heading 9"/>
+    <w:basedOn w:val="Normal"/>
+    <w:next w:val="Normal"/>
+    <w:link w:val="Heading9Char"/>
+    <w:uiPriority w:val="9"/>
+    <w:semiHidden/>
+    <w:unhideWhenUsed/>
+    <w:qFormat/>
+    <w:rsid w:val="0033214F"/>
+    <w:pPr>
+      <w:keepNext/>
+      <w:keepLines/>
+      <w:spacing w:before="40" w:after="0"/>
+      <w:outlineLvl w:val="8"/>
+    </w:pPr>
+    <w:rPr>
+      <w:b/>
+      <w:bCs/>
+      <w:i/>
+      <w:iCs/>
+    </w:rPr>
   </w:style>
   <w:style w:type="character" w:default="1" w:styleId="DefaultParagraphFont">
     <w:name w:val="Default Paragraph Font"/>
@@ -6736,7 +9232,7 @@
     <w:basedOn w:val="DefaultParagraphFont"/>
     <w:uiPriority w:val="22"/>
     <w:qFormat/>
-    <w:rsid w:val="0072417F"/>
+    <w:rsid w:val="0033214F"/>
     <w:rPr>
       <w:b/>
       <w:bCs/>
@@ -6747,10 +9243,420 @@
     <w:basedOn w:val="DefaultParagraphFont"/>
     <w:uiPriority w:val="20"/>
     <w:qFormat/>
-    <w:rsid w:val="00AC3478"/>
+    <w:rsid w:val="0033214F"/>
     <w:rPr>
       <w:i/>
       <w:iCs/>
+      <w:color w:val="000000" w:themeColor="text1"/>
+    </w:rPr>
+  </w:style>
+  <w:style w:type="character" w:customStyle="1" w:styleId="Heading1Char">
+    <w:name w:val="Heading 1 Char"/>
+    <w:basedOn w:val="DefaultParagraphFont"/>
+    <w:link w:val="Heading1"/>
+    <w:uiPriority w:val="9"/>
+    <w:rsid w:val="0033214F"/>
+    <w:rPr>
+      <w:rFonts w:asciiTheme="majorHAnsi" w:eastAsiaTheme="majorEastAsia" w:hAnsiTheme="majorHAnsi" w:cstheme="majorBidi"/>
+      <w:color w:val="2F5496" w:themeColor="accent1" w:themeShade="BF"/>
+      <w:sz w:val="40"/>
+      <w:szCs w:val="40"/>
+    </w:rPr>
+  </w:style>
+  <w:style w:type="character" w:customStyle="1" w:styleId="Heading2Char">
+    <w:name w:val="Heading 2 Char"/>
+    <w:basedOn w:val="DefaultParagraphFont"/>
+    <w:link w:val="Heading2"/>
+    <w:uiPriority w:val="9"/>
+    <w:semiHidden/>
+    <w:rsid w:val="0033214F"/>
+    <w:rPr>
+      <w:rFonts w:asciiTheme="majorHAnsi" w:eastAsiaTheme="majorEastAsia" w:hAnsiTheme="majorHAnsi" w:cstheme="majorBidi"/>
+      <w:sz w:val="32"/>
+      <w:szCs w:val="32"/>
+    </w:rPr>
+  </w:style>
+  <w:style w:type="character" w:customStyle="1" w:styleId="Heading3Char">
+    <w:name w:val="Heading 3 Char"/>
+    <w:basedOn w:val="DefaultParagraphFont"/>
+    <w:link w:val="Heading3"/>
+    <w:uiPriority w:val="9"/>
+    <w:semiHidden/>
+    <w:rsid w:val="0033214F"/>
+    <w:rPr>
+      <w:rFonts w:asciiTheme="majorHAnsi" w:eastAsiaTheme="majorEastAsia" w:hAnsiTheme="majorHAnsi" w:cstheme="majorBidi"/>
+      <w:sz w:val="32"/>
+      <w:szCs w:val="32"/>
+    </w:rPr>
+  </w:style>
+  <w:style w:type="character" w:customStyle="1" w:styleId="Heading4Char">
+    <w:name w:val="Heading 4 Char"/>
+    <w:basedOn w:val="DefaultParagraphFont"/>
+    <w:link w:val="Heading4"/>
+    <w:uiPriority w:val="9"/>
+    <w:semiHidden/>
+    <w:rsid w:val="0033214F"/>
+    <w:rPr>
+      <w:rFonts w:asciiTheme="majorHAnsi" w:eastAsiaTheme="majorEastAsia" w:hAnsiTheme="majorHAnsi" w:cstheme="majorBidi"/>
+      <w:i/>
+      <w:iCs/>
+      <w:sz w:val="30"/>
+      <w:szCs w:val="30"/>
+    </w:rPr>
+  </w:style>
+  <w:style w:type="character" w:customStyle="1" w:styleId="Heading5Char">
+    <w:name w:val="Heading 5 Char"/>
+    <w:basedOn w:val="DefaultParagraphFont"/>
+    <w:link w:val="Heading5"/>
+    <w:uiPriority w:val="9"/>
+    <w:semiHidden/>
+    <w:rsid w:val="0033214F"/>
+    <w:rPr>
+      <w:rFonts w:asciiTheme="majorHAnsi" w:eastAsiaTheme="majorEastAsia" w:hAnsiTheme="majorHAnsi" w:cstheme="majorBidi"/>
+      <w:sz w:val="28"/>
+      <w:szCs w:val="28"/>
+    </w:rPr>
+  </w:style>
+  <w:style w:type="character" w:customStyle="1" w:styleId="Heading6Char">
+    <w:name w:val="Heading 6 Char"/>
+    <w:basedOn w:val="DefaultParagraphFont"/>
+    <w:link w:val="Heading6"/>
+    <w:uiPriority w:val="9"/>
+    <w:semiHidden/>
+    <w:rsid w:val="0033214F"/>
+    <w:rPr>
+      <w:rFonts w:asciiTheme="majorHAnsi" w:eastAsiaTheme="majorEastAsia" w:hAnsiTheme="majorHAnsi" w:cstheme="majorBidi"/>
+      <w:i/>
+      <w:iCs/>
+      <w:sz w:val="26"/>
+      <w:szCs w:val="26"/>
+    </w:rPr>
+  </w:style>
+  <w:style w:type="character" w:customStyle="1" w:styleId="Heading7Char">
+    <w:name w:val="Heading 7 Char"/>
+    <w:basedOn w:val="DefaultParagraphFont"/>
+    <w:link w:val="Heading7"/>
+    <w:uiPriority w:val="9"/>
+    <w:semiHidden/>
+    <w:rsid w:val="0033214F"/>
+    <w:rPr>
+      <w:rFonts w:asciiTheme="majorHAnsi" w:eastAsiaTheme="majorEastAsia" w:hAnsiTheme="majorHAnsi" w:cstheme="majorBidi"/>
+      <w:sz w:val="24"/>
+      <w:szCs w:val="24"/>
+    </w:rPr>
+  </w:style>
+  <w:style w:type="character" w:customStyle="1" w:styleId="Heading8Char">
+    <w:name w:val="Heading 8 Char"/>
+    <w:basedOn w:val="DefaultParagraphFont"/>
+    <w:link w:val="Heading8"/>
+    <w:uiPriority w:val="9"/>
+    <w:semiHidden/>
+    <w:rsid w:val="0033214F"/>
+    <w:rPr>
+      <w:rFonts w:asciiTheme="majorHAnsi" w:eastAsiaTheme="majorEastAsia" w:hAnsiTheme="majorHAnsi" w:cstheme="majorBidi"/>
+      <w:i/>
+      <w:iCs/>
+      <w:sz w:val="22"/>
+      <w:szCs w:val="22"/>
+    </w:rPr>
+  </w:style>
+  <w:style w:type="character" w:customStyle="1" w:styleId="Heading9Char">
+    <w:name w:val="Heading 9 Char"/>
+    <w:basedOn w:val="DefaultParagraphFont"/>
+    <w:link w:val="Heading9"/>
+    <w:uiPriority w:val="9"/>
+    <w:semiHidden/>
+    <w:rsid w:val="0033214F"/>
+    <w:rPr>
+      <w:b/>
+      <w:bCs/>
+      <w:i/>
+      <w:iCs/>
+    </w:rPr>
+  </w:style>
+  <w:style w:type="paragraph" w:styleId="Caption">
+    <w:name w:val="caption"/>
+    <w:basedOn w:val="Normal"/>
+    <w:next w:val="Normal"/>
+    <w:uiPriority w:val="35"/>
+    <w:semiHidden/>
+    <w:unhideWhenUsed/>
+    <w:qFormat/>
+    <w:rsid w:val="0033214F"/>
+    <w:pPr>
+      <w:spacing w:line="240" w:lineRule="auto"/>
+    </w:pPr>
+    <w:rPr>
+      <w:b/>
+      <w:bCs/>
+      <w:color w:val="404040" w:themeColor="text1" w:themeTint="BF"/>
+      <w:sz w:val="16"/>
+      <w:szCs w:val="16"/>
+    </w:rPr>
+  </w:style>
+  <w:style w:type="paragraph" w:styleId="Title">
+    <w:name w:val="Title"/>
+    <w:basedOn w:val="Normal"/>
+    <w:next w:val="Normal"/>
+    <w:link w:val="TitleChar"/>
+    <w:uiPriority w:val="10"/>
+    <w:qFormat/>
+    <w:rsid w:val="0033214F"/>
+    <w:pPr>
+      <w:pBdr>
+        <w:top w:val="single" w:sz="6" w:space="8" w:color="A5A5A5" w:themeColor="accent3"/>
+        <w:bottom w:val="single" w:sz="6" w:space="8" w:color="A5A5A5" w:themeColor="accent3"/>
+      </w:pBdr>
+      <w:spacing w:after="400" w:line="240" w:lineRule="auto"/>
+      <w:contextualSpacing/>
+      <w:jc w:val="center"/>
+    </w:pPr>
+    <w:rPr>
+      <w:rFonts w:asciiTheme="majorHAnsi" w:eastAsiaTheme="majorEastAsia" w:hAnsiTheme="majorHAnsi" w:cstheme="majorBidi"/>
+      <w:caps/>
+      <w:color w:val="44546A" w:themeColor="text2"/>
+      <w:spacing w:val="30"/>
+      <w:sz w:val="72"/>
+      <w:szCs w:val="72"/>
+    </w:rPr>
+  </w:style>
+  <w:style w:type="character" w:customStyle="1" w:styleId="TitleChar">
+    <w:name w:val="Title Char"/>
+    <w:basedOn w:val="DefaultParagraphFont"/>
+    <w:link w:val="Title"/>
+    <w:uiPriority w:val="10"/>
+    <w:rsid w:val="0033214F"/>
+    <w:rPr>
+      <w:rFonts w:asciiTheme="majorHAnsi" w:eastAsiaTheme="majorEastAsia" w:hAnsiTheme="majorHAnsi" w:cstheme="majorBidi"/>
+      <w:caps/>
+      <w:color w:val="44546A" w:themeColor="text2"/>
+      <w:spacing w:val="30"/>
+      <w:sz w:val="72"/>
+      <w:szCs w:val="72"/>
+    </w:rPr>
+  </w:style>
+  <w:style w:type="paragraph" w:styleId="Subtitle">
+    <w:name w:val="Subtitle"/>
+    <w:basedOn w:val="Normal"/>
+    <w:next w:val="Normal"/>
+    <w:link w:val="SubtitleChar"/>
+    <w:uiPriority w:val="11"/>
+    <w:qFormat/>
+    <w:rsid w:val="0033214F"/>
+    <w:pPr>
+      <w:numPr>
+        <w:ilvl w:val="1"/>
+      </w:numPr>
+      <w:jc w:val="center"/>
+    </w:pPr>
+    <w:rPr>
+      <w:color w:val="44546A" w:themeColor="text2"/>
+      <w:sz w:val="28"/>
+      <w:szCs w:val="28"/>
+    </w:rPr>
+  </w:style>
+  <w:style w:type="character" w:customStyle="1" w:styleId="SubtitleChar">
+    <w:name w:val="Subtitle Char"/>
+    <w:basedOn w:val="DefaultParagraphFont"/>
+    <w:link w:val="Subtitle"/>
+    <w:uiPriority w:val="11"/>
+    <w:rsid w:val="0033214F"/>
+    <w:rPr>
+      <w:color w:val="44546A" w:themeColor="text2"/>
+      <w:sz w:val="28"/>
+      <w:szCs w:val="28"/>
+    </w:rPr>
+  </w:style>
+  <w:style w:type="paragraph" w:styleId="NoSpacing">
+    <w:name w:val="No Spacing"/>
+    <w:uiPriority w:val="1"/>
+    <w:qFormat/>
+    <w:rsid w:val="0033214F"/>
+    <w:pPr>
+      <w:spacing w:after="0" w:line="240" w:lineRule="auto"/>
+    </w:pPr>
+  </w:style>
+  <w:style w:type="paragraph" w:styleId="Quote">
+    <w:name w:val="Quote"/>
+    <w:basedOn w:val="Normal"/>
+    <w:next w:val="Normal"/>
+    <w:link w:val="QuoteChar"/>
+    <w:uiPriority w:val="29"/>
+    <w:qFormat/>
+    <w:rsid w:val="0033214F"/>
+    <w:pPr>
+      <w:spacing w:before="160"/>
+      <w:ind w:left="720" w:right="720"/>
+      <w:jc w:val="center"/>
+    </w:pPr>
+    <w:rPr>
+      <w:i/>
+      <w:iCs/>
+      <w:color w:val="7B7B7B" w:themeColor="accent3" w:themeShade="BF"/>
+      <w:sz w:val="24"/>
+      <w:szCs w:val="24"/>
+    </w:rPr>
+  </w:style>
+  <w:style w:type="character" w:customStyle="1" w:styleId="QuoteChar">
+    <w:name w:val="Quote Char"/>
+    <w:basedOn w:val="DefaultParagraphFont"/>
+    <w:link w:val="Quote"/>
+    <w:uiPriority w:val="29"/>
+    <w:rsid w:val="0033214F"/>
+    <w:rPr>
+      <w:i/>
+      <w:iCs/>
+      <w:color w:val="7B7B7B" w:themeColor="accent3" w:themeShade="BF"/>
+      <w:sz w:val="24"/>
+      <w:szCs w:val="24"/>
+    </w:rPr>
+  </w:style>
+  <w:style w:type="paragraph" w:styleId="IntenseQuote">
+    <w:name w:val="Intense Quote"/>
+    <w:basedOn w:val="Normal"/>
+    <w:next w:val="Normal"/>
+    <w:link w:val="IntenseQuoteChar"/>
+    <w:uiPriority w:val="30"/>
+    <w:qFormat/>
+    <w:rsid w:val="0033214F"/>
+    <w:pPr>
+      <w:spacing w:before="160" w:line="276" w:lineRule="auto"/>
+      <w:ind w:left="936" w:right="936"/>
+      <w:jc w:val="center"/>
+    </w:pPr>
+    <w:rPr>
+      <w:rFonts w:asciiTheme="majorHAnsi" w:eastAsiaTheme="majorEastAsia" w:hAnsiTheme="majorHAnsi" w:cstheme="majorBidi"/>
+      <w:caps/>
+      <w:color w:val="2F5496" w:themeColor="accent1" w:themeShade="BF"/>
+      <w:sz w:val="28"/>
+      <w:szCs w:val="28"/>
+    </w:rPr>
+  </w:style>
+  <w:style w:type="character" w:customStyle="1" w:styleId="IntenseQuoteChar">
+    <w:name w:val="Intense Quote Char"/>
+    <w:basedOn w:val="DefaultParagraphFont"/>
+    <w:link w:val="IntenseQuote"/>
+    <w:uiPriority w:val="30"/>
+    <w:rsid w:val="0033214F"/>
+    <w:rPr>
+      <w:rFonts w:asciiTheme="majorHAnsi" w:eastAsiaTheme="majorEastAsia" w:hAnsiTheme="majorHAnsi" w:cstheme="majorBidi"/>
+      <w:caps/>
+      <w:color w:val="2F5496" w:themeColor="accent1" w:themeShade="BF"/>
+      <w:sz w:val="28"/>
+      <w:szCs w:val="28"/>
+    </w:rPr>
+  </w:style>
+  <w:style w:type="character" w:styleId="SubtleEmphasis">
+    <w:name w:val="Subtle Emphasis"/>
+    <w:basedOn w:val="DefaultParagraphFont"/>
+    <w:uiPriority w:val="19"/>
+    <w:qFormat/>
+    <w:rsid w:val="0033214F"/>
+    <w:rPr>
+      <w:i/>
+      <w:iCs/>
+      <w:color w:val="595959" w:themeColor="text1" w:themeTint="A6"/>
+    </w:rPr>
+  </w:style>
+  <w:style w:type="character" w:styleId="IntenseEmphasis">
+    <w:name w:val="Intense Emphasis"/>
+    <w:basedOn w:val="DefaultParagraphFont"/>
+    <w:uiPriority w:val="21"/>
+    <w:qFormat/>
+    <w:rsid w:val="0033214F"/>
+    <w:rPr>
+      <w:b/>
+      <w:bCs/>
+      <w:i/>
+      <w:iCs/>
+      <w:color w:val="auto"/>
+    </w:rPr>
+  </w:style>
+  <w:style w:type="character" w:styleId="SubtleReference">
+    <w:name w:val="Subtle Reference"/>
+    <w:basedOn w:val="DefaultParagraphFont"/>
+    <w:uiPriority w:val="31"/>
+    <w:qFormat/>
+    <w:rsid w:val="0033214F"/>
+    <w:rPr>
+      <w:caps w:val="0"/>
+      <w:smallCaps/>
+      <w:color w:val="404040" w:themeColor="text1" w:themeTint="BF"/>
+      <w:spacing w:val="0"/>
+      <w:u w:val="single" w:color="7F7F7F" w:themeColor="text1" w:themeTint="80"/>
+    </w:rPr>
+  </w:style>
+  <w:style w:type="character" w:styleId="IntenseReference">
+    <w:name w:val="Intense Reference"/>
+    <w:basedOn w:val="DefaultParagraphFont"/>
+    <w:uiPriority w:val="32"/>
+    <w:qFormat/>
+    <w:rsid w:val="0033214F"/>
+    <w:rPr>
+      <w:b/>
+      <w:bCs/>
+      <w:caps w:val="0"/>
+      <w:smallCaps/>
+      <w:color w:val="auto"/>
+      <w:spacing w:val="0"/>
+      <w:u w:val="single"/>
+    </w:rPr>
+  </w:style>
+  <w:style w:type="character" w:styleId="BookTitle">
+    <w:name w:val="Book Title"/>
+    <w:basedOn w:val="DefaultParagraphFont"/>
+    <w:uiPriority w:val="33"/>
+    <w:qFormat/>
+    <w:rsid w:val="0033214F"/>
+    <w:rPr>
+      <w:b/>
+      <w:bCs/>
+      <w:caps w:val="0"/>
+      <w:smallCaps/>
+      <w:spacing w:val="0"/>
+    </w:rPr>
+  </w:style>
+  <w:style w:type="paragraph" w:styleId="TOCHeading">
+    <w:name w:val="TOC Heading"/>
+    <w:basedOn w:val="Heading1"/>
+    <w:next w:val="Normal"/>
+    <w:uiPriority w:val="39"/>
+    <w:semiHidden/>
+    <w:unhideWhenUsed/>
+    <w:qFormat/>
+    <w:rsid w:val="0033214F"/>
+    <w:pPr>
+      <w:outlineLvl w:val="9"/>
+    </w:pPr>
+  </w:style>
+  <w:style w:type="paragraph" w:styleId="BodyText">
+    <w:name w:val="Body Text"/>
+    <w:basedOn w:val="Normal"/>
+    <w:link w:val="BodyTextChar"/>
+    <w:uiPriority w:val="1"/>
+    <w:rsid w:val="0033214F"/>
+    <w:pPr>
+      <w:widowControl w:val="0"/>
+      <w:autoSpaceDE w:val="0"/>
+      <w:autoSpaceDN w:val="0"/>
+      <w:spacing w:after="0" w:line="240" w:lineRule="auto"/>
+    </w:pPr>
+    <w:rPr>
+      <w:rFonts w:ascii="Calibri" w:eastAsia="Calibri" w:hAnsi="Calibri" w:cs="Calibri"/>
+      <w:sz w:val="28"/>
+      <w:szCs w:val="28"/>
+    </w:rPr>
+  </w:style>
+  <w:style w:type="character" w:customStyle="1" w:styleId="BodyTextChar">
+    <w:name w:val="Body Text Char"/>
+    <w:basedOn w:val="DefaultParagraphFont"/>
+    <w:link w:val="BodyText"/>
+    <w:uiPriority w:val="1"/>
+    <w:rsid w:val="0033214F"/>
+    <w:rPr>
+      <w:rFonts w:ascii="Calibri" w:eastAsia="Calibri" w:hAnsi="Calibri" w:cs="Calibri"/>
+      <w:sz w:val="28"/>
+      <w:szCs w:val="28"/>
     </w:rPr>
   </w:style>
 </w:styles>

--- a/SDLC.docx
+++ b/SDLC.docx
@@ -113,28 +113,6 @@
     <w:p>
       <w:pPr>
         <w:pStyle w:val="BodyText"/>
-        <w:spacing w:line="360" w:lineRule="auto"/>
-        <w:rPr>
-          <w:rFonts w:cstheme="minorHAnsi"/>
-          <w:sz w:val="18"/>
-          <w:szCs w:val="18"/>
-        </w:rPr>
-      </w:pPr>
-    </w:p>
-    <w:p>
-      <w:pPr>
-        <w:pStyle w:val="BodyText"/>
-        <w:spacing w:before="3" w:line="360" w:lineRule="auto"/>
-        <w:rPr>
-          <w:rFonts w:cstheme="minorHAnsi"/>
-          <w:sz w:val="18"/>
-          <w:szCs w:val="18"/>
-        </w:rPr>
-      </w:pPr>
-    </w:p>
-    <w:p>
-      <w:pPr>
-        <w:pStyle w:val="BodyText"/>
         <w:spacing w:before="3" w:line="360" w:lineRule="auto"/>
         <w:rPr>
           <w:rFonts w:cstheme="minorHAnsi"/>
@@ -216,6 +194,15 @@
       </w:pPr>
     </w:p>
     <w:bookmarkEnd w:id="0"/>
+    <w:p>
+      <w:pPr>
+        <w:rPr>
+          <w:rFonts w:cstheme="minorHAnsi"/>
+          <w:sz w:val="18"/>
+          <w:szCs w:val="18"/>
+        </w:rPr>
+      </w:pPr>
+    </w:p>
     <w:p>
       <w:pPr>
         <w:rPr>
@@ -768,7 +755,7 @@
         <w:pStyle w:val="NormalWeb"/>
         <w:numPr>
           <w:ilvl w:val="0"/>
-          <w:numId w:val="15"/>
+          <w:numId w:val="43"/>
         </w:numPr>
         <w:rPr>
           <w:rFonts w:asciiTheme="minorHAnsi" w:hAnsiTheme="minorHAnsi" w:cstheme="minorHAnsi"/>
@@ -799,7 +786,7 @@
         <w:pStyle w:val="NormalWeb"/>
         <w:numPr>
           <w:ilvl w:val="0"/>
-          <w:numId w:val="15"/>
+          <w:numId w:val="43"/>
         </w:numPr>
         <w:rPr>
           <w:rFonts w:asciiTheme="minorHAnsi" w:hAnsiTheme="minorHAnsi" w:cstheme="minorHAnsi"/>
@@ -830,7 +817,7 @@
         <w:pStyle w:val="NormalWeb"/>
         <w:numPr>
           <w:ilvl w:val="0"/>
-          <w:numId w:val="15"/>
+          <w:numId w:val="43"/>
         </w:numPr>
         <w:rPr>
           <w:rFonts w:asciiTheme="minorHAnsi" w:hAnsiTheme="minorHAnsi" w:cstheme="minorHAnsi"/>
@@ -861,7 +848,7 @@
         <w:pStyle w:val="NormalWeb"/>
         <w:numPr>
           <w:ilvl w:val="0"/>
-          <w:numId w:val="15"/>
+          <w:numId w:val="43"/>
         </w:numPr>
         <w:rPr>
           <w:rFonts w:asciiTheme="minorHAnsi" w:hAnsiTheme="minorHAnsi" w:cstheme="minorHAnsi"/>
@@ -892,7 +879,7 @@
         <w:pStyle w:val="NormalWeb"/>
         <w:numPr>
           <w:ilvl w:val="0"/>
-          <w:numId w:val="15"/>
+          <w:numId w:val="43"/>
         </w:numPr>
         <w:rPr>
           <w:rFonts w:asciiTheme="minorHAnsi" w:hAnsiTheme="minorHAnsi" w:cstheme="minorHAnsi"/>
@@ -923,7 +910,7 @@
         <w:pStyle w:val="NormalWeb"/>
         <w:numPr>
           <w:ilvl w:val="0"/>
-          <w:numId w:val="15"/>
+          <w:numId w:val="43"/>
         </w:numPr>
         <w:rPr>
           <w:rFonts w:asciiTheme="minorHAnsi" w:hAnsiTheme="minorHAnsi" w:cstheme="minorHAnsi"/>
@@ -955,7 +942,7 @@
         <w:pStyle w:val="NormalWeb"/>
         <w:numPr>
           <w:ilvl w:val="0"/>
-          <w:numId w:val="15"/>
+          <w:numId w:val="43"/>
         </w:numPr>
         <w:rPr>
           <w:rFonts w:asciiTheme="minorHAnsi" w:hAnsiTheme="minorHAnsi" w:cstheme="minorHAnsi"/>
@@ -2751,6 +2738,86 @@
     </w:p>
     <w:p>
       <w:pPr>
+        <w:spacing w:before="100" w:beforeAutospacing="1" w:after="100" w:afterAutospacing="1" w:line="240" w:lineRule="auto"/>
+        <w:rPr>
+          <w:rFonts w:eastAsia="Times New Roman" w:cstheme="minorHAnsi"/>
+          <w:sz w:val="18"/>
+          <w:szCs w:val="18"/>
+        </w:rPr>
+      </w:pPr>
+      <w:r>
+        <w:rPr>
+          <w:rFonts w:eastAsia="Times New Roman" w:cstheme="minorHAnsi"/>
+          <w:b/>
+          <w:bCs/>
+          <w:sz w:val="18"/>
+          <w:szCs w:val="18"/>
+        </w:rPr>
+        <w:t>Note</w:t>
+      </w:r>
+      <w:r>
+        <w:rPr>
+          <w:rFonts w:eastAsia="Times New Roman" w:cstheme="minorHAnsi"/>
+          <w:sz w:val="18"/>
+          <w:szCs w:val="18"/>
+        </w:rPr>
+        <w:t xml:space="preserve">: </w:t>
+      </w:r>
+      <w:r>
+        <w:rPr>
+          <w:rFonts w:eastAsia="Times New Roman" w:cstheme="minorHAnsi"/>
+          <w:sz w:val="18"/>
+          <w:szCs w:val="18"/>
+        </w:rPr>
+        <w:t>There is a file called “</w:t>
+      </w:r>
+      <w:r>
+        <w:rPr>
+          <w:rFonts w:eastAsia="Times New Roman" w:cstheme="minorHAnsi"/>
+          <w:i/>
+          <w:iCs/>
+          <w:sz w:val="18"/>
+          <w:szCs w:val="18"/>
+          <w:u w:val="single"/>
+        </w:rPr>
+        <w:t>API Test Plan</w:t>
+      </w:r>
+      <w:r>
+        <w:rPr>
+          <w:rFonts w:eastAsia="Times New Roman" w:cstheme="minorHAnsi"/>
+          <w:sz w:val="18"/>
+          <w:szCs w:val="18"/>
+        </w:rPr>
+        <w:t xml:space="preserve">” in the </w:t>
+      </w:r>
+      <w:r>
+        <w:rPr>
+          <w:rFonts w:eastAsia="Times New Roman" w:cstheme="minorHAnsi"/>
+          <w:sz w:val="18"/>
+          <w:szCs w:val="18"/>
+          <w:u w:val="single"/>
+        </w:rPr>
+        <w:t>Testing</w:t>
+      </w:r>
+      <w:r>
+        <w:rPr>
+          <w:rFonts w:eastAsia="Times New Roman" w:cstheme="minorHAnsi"/>
+          <w:sz w:val="18"/>
+          <w:szCs w:val="18"/>
+        </w:rPr>
+        <w:t xml:space="preserve"> folder, </w:t>
+      </w:r>
+      <w:r>
+        <w:rPr>
+          <w:rFonts w:eastAsia="Times New Roman" w:cstheme="minorHAnsi"/>
+          <w:sz w:val="18"/>
+          <w:szCs w:val="18"/>
+        </w:rPr>
+        <w:t>I recommend reviewing it for more detailed testing guidance.</w:t>
+      </w:r>
+    </w:p>
+    <w:p>
+      <w:pPr>
         <w:rPr>
           <w:sz w:val="18"/>
           <w:szCs w:val="18"/>
@@ -3551,6 +3618,7 @@
           <w:sz w:val="18"/>
           <w:szCs w:val="18"/>
         </w:rPr>
+        <w:lastRenderedPageBreak/>
         <w:t>Release Communication</w:t>
       </w:r>
     </w:p>
@@ -3591,7 +3659,6 @@
           <w:sz w:val="18"/>
           <w:szCs w:val="18"/>
         </w:rPr>
-        <w:lastRenderedPageBreak/>
         <w:t>Update product documentation or user manuals</w:t>
       </w:r>
     </w:p>
@@ -4072,7 +4139,7 @@
       <w:lvlText w:val=""/>
       <w:lvlJc w:val="left"/>
       <w:pPr>
-        <w:ind w:left="1080" w:hanging="360"/>
+        <w:ind w:left="720" w:hanging="360"/>
       </w:pPr>
       <w:rPr>
         <w:rFonts w:ascii="Symbol" w:hAnsi="Symbol" w:hint="default"/>
@@ -4084,7 +4151,7 @@
       <w:lvlText w:val="o"/>
       <w:lvlJc w:val="left"/>
       <w:pPr>
-        <w:ind w:left="1800" w:hanging="360"/>
+        <w:ind w:left="1440" w:hanging="360"/>
       </w:pPr>
       <w:rPr>
         <w:rFonts w:ascii="Courier New" w:hAnsi="Courier New" w:cs="Courier New" w:hint="default"/>
@@ -4096,7 +4163,7 @@
       <w:lvlText w:val=""/>
       <w:lvlJc w:val="left"/>
       <w:pPr>
-        <w:ind w:left="2520" w:hanging="360"/>
+        <w:ind w:left="2160" w:hanging="360"/>
       </w:pPr>
       <w:rPr>
         <w:rFonts w:ascii="Wingdings" w:hAnsi="Wingdings" w:hint="default"/>
@@ -4108,7 +4175,7 @@
       <w:lvlText w:val=""/>
       <w:lvlJc w:val="left"/>
       <w:pPr>
-        <w:ind w:left="3240" w:hanging="360"/>
+        <w:ind w:left="2880" w:hanging="360"/>
       </w:pPr>
       <w:rPr>
         <w:rFonts w:ascii="Symbol" w:hAnsi="Symbol" w:hint="default"/>
@@ -4120,7 +4187,7 @@
       <w:lvlText w:val="o"/>
       <w:lvlJc w:val="left"/>
       <w:pPr>
-        <w:ind w:left="3960" w:hanging="360"/>
+        <w:ind w:left="3600" w:hanging="360"/>
       </w:pPr>
       <w:rPr>
         <w:rFonts w:ascii="Courier New" w:hAnsi="Courier New" w:cs="Courier New" w:hint="default"/>
@@ -4132,7 +4199,7 @@
       <w:lvlText w:val=""/>
       <w:lvlJc w:val="left"/>
       <w:pPr>
-        <w:ind w:left="4680" w:hanging="360"/>
+        <w:ind w:left="4320" w:hanging="360"/>
       </w:pPr>
       <w:rPr>
         <w:rFonts w:ascii="Wingdings" w:hAnsi="Wingdings" w:hint="default"/>
@@ -4144,7 +4211,7 @@
       <w:lvlText w:val=""/>
       <w:lvlJc w:val="left"/>
       <w:pPr>
-        <w:ind w:left="5400" w:hanging="360"/>
+        <w:ind w:left="5040" w:hanging="360"/>
       </w:pPr>
       <w:rPr>
         <w:rFonts w:ascii="Symbol" w:hAnsi="Symbol" w:hint="default"/>
@@ -4156,7 +4223,7 @@
       <w:lvlText w:val="o"/>
       <w:lvlJc w:val="left"/>
       <w:pPr>
-        <w:ind w:left="6120" w:hanging="360"/>
+        <w:ind w:left="5760" w:hanging="360"/>
       </w:pPr>
       <w:rPr>
         <w:rFonts w:ascii="Courier New" w:hAnsi="Courier New" w:cs="Courier New" w:hint="default"/>
@@ -4168,7 +4235,7 @@
       <w:lvlText w:val=""/>
       <w:lvlJc w:val="left"/>
       <w:pPr>
-        <w:ind w:left="6840" w:hanging="360"/>
+        <w:ind w:left="6480" w:hanging="360"/>
       </w:pPr>
       <w:rPr>
         <w:rFonts w:ascii="Wingdings" w:hAnsi="Wingdings" w:hint="default"/>
@@ -4524,7 +4591,7 @@
       <w:lvlText w:val=""/>
       <w:lvlJc w:val="left"/>
       <w:pPr>
-        <w:ind w:left="1080" w:hanging="360"/>
+        <w:ind w:left="720" w:hanging="360"/>
       </w:pPr>
       <w:rPr>
         <w:rFonts w:ascii="Symbol" w:hAnsi="Symbol" w:hint="default"/>
@@ -4536,7 +4603,7 @@
       <w:lvlText w:val="o"/>
       <w:lvlJc w:val="left"/>
       <w:pPr>
-        <w:ind w:left="1800" w:hanging="360"/>
+        <w:ind w:left="1440" w:hanging="360"/>
       </w:pPr>
       <w:rPr>
         <w:rFonts w:ascii="Courier New" w:hAnsi="Courier New" w:cs="Courier New" w:hint="default"/>
@@ -4548,7 +4615,7 @@
       <w:lvlText w:val=""/>
       <w:lvlJc w:val="left"/>
       <w:pPr>
-        <w:ind w:left="2520" w:hanging="360"/>
+        <w:ind w:left="2160" w:hanging="360"/>
       </w:pPr>
       <w:rPr>
         <w:rFonts w:ascii="Wingdings" w:hAnsi="Wingdings" w:hint="default"/>
@@ -4560,7 +4627,7 @@
       <w:lvlText w:val=""/>
       <w:lvlJc w:val="left"/>
       <w:pPr>
-        <w:ind w:left="3240" w:hanging="360"/>
+        <w:ind w:left="2880" w:hanging="360"/>
       </w:pPr>
       <w:rPr>
         <w:rFonts w:ascii="Symbol" w:hAnsi="Symbol" w:hint="default"/>
@@ -4572,7 +4639,7 @@
       <w:lvlText w:val="o"/>
       <w:lvlJc w:val="left"/>
       <w:pPr>
-        <w:ind w:left="3960" w:hanging="360"/>
+        <w:ind w:left="3600" w:hanging="360"/>
       </w:pPr>
       <w:rPr>
         <w:rFonts w:ascii="Courier New" w:hAnsi="Courier New" w:cs="Courier New" w:hint="default"/>
@@ -4584,7 +4651,7 @@
       <w:lvlText w:val=""/>
       <w:lvlJc w:val="left"/>
       <w:pPr>
-        <w:ind w:left="4680" w:hanging="360"/>
+        <w:ind w:left="4320" w:hanging="360"/>
       </w:pPr>
       <w:rPr>
         <w:rFonts w:ascii="Wingdings" w:hAnsi="Wingdings" w:hint="default"/>
@@ -4596,7 +4663,7 @@
       <w:lvlText w:val=""/>
       <w:lvlJc w:val="left"/>
       <w:pPr>
-        <w:ind w:left="5400" w:hanging="360"/>
+        <w:ind w:left="5040" w:hanging="360"/>
       </w:pPr>
       <w:rPr>
         <w:rFonts w:ascii="Symbol" w:hAnsi="Symbol" w:hint="default"/>
@@ -4608,7 +4675,7 @@
       <w:lvlText w:val="o"/>
       <w:lvlJc w:val="left"/>
       <w:pPr>
-        <w:ind w:left="6120" w:hanging="360"/>
+        <w:ind w:left="5760" w:hanging="360"/>
       </w:pPr>
       <w:rPr>
         <w:rFonts w:ascii="Courier New" w:hAnsi="Courier New" w:cs="Courier New" w:hint="default"/>
@@ -4620,7 +4687,7 @@
       <w:lvlText w:val=""/>
       <w:lvlJc w:val="left"/>
       <w:pPr>
-        <w:ind w:left="6840" w:hanging="360"/>
+        <w:ind w:left="6480" w:hanging="360"/>
       </w:pPr>
       <w:rPr>
         <w:rFonts w:ascii="Wingdings" w:hAnsi="Wingdings" w:hint="default"/>
@@ -4630,7 +4697,7 @@
   <w:abstractNum w:abstractNumId="7" w15:restartNumberingAfterBreak="0">
     <w:nsid w:val="19ED3FB1"/>
     <w:multiLevelType w:val="hybridMultilevel"/>
-    <w:tmpl w:val="26222ED8"/>
+    <w:tmpl w:val="5C800312"/>
     <w:lvl w:ilvl="0" w:tplc="04090001">
       <w:start w:val="1"/>
       <w:numFmt w:val="bullet"/>
@@ -4643,7 +4710,7 @@
         <w:rFonts w:ascii="Symbol" w:hAnsi="Symbol" w:hint="default"/>
       </w:rPr>
     </w:lvl>
-    <w:lvl w:ilvl="1" w:tplc="04090003" w:tentative="1">
+    <w:lvl w:ilvl="1" w:tplc="04090003">
       <w:start w:val="1"/>
       <w:numFmt w:val="bullet"/>
       <w:lvlText w:val="o"/>
@@ -4741,6 +4808,124 @@
     </w:lvl>
   </w:abstractNum>
   <w:abstractNum w:abstractNumId="8" w15:restartNumberingAfterBreak="0">
+    <w:nsid w:val="1DAC0C9A"/>
+    <w:multiLevelType w:val="multilevel"/>
+    <w:tmpl w:val="EF121098"/>
+    <w:lvl w:ilvl="0">
+      <w:start w:val="1"/>
+      <w:numFmt w:val="decimal"/>
+      <w:lvlText w:val="%1."/>
+      <w:lvlJc w:val="left"/>
+      <w:pPr>
+        <w:tabs>
+          <w:tab w:val="num" w:pos="360"/>
+        </w:tabs>
+        <w:ind w:left="360" w:hanging="360"/>
+      </w:pPr>
+      <w:rPr>
+        <w:rFonts w:asciiTheme="minorHAnsi" w:hAnsiTheme="minorHAnsi" w:cstheme="minorHAnsi" w:hint="default"/>
+        <w:sz w:val="18"/>
+        <w:szCs w:val="18"/>
+      </w:rPr>
+    </w:lvl>
+    <w:lvl w:ilvl="1" w:tentative="1">
+      <w:start w:val="1"/>
+      <w:numFmt w:val="decimal"/>
+      <w:lvlText w:val="%2."/>
+      <w:lvlJc w:val="left"/>
+      <w:pPr>
+        <w:tabs>
+          <w:tab w:val="num" w:pos="1080"/>
+        </w:tabs>
+        <w:ind w:left="1080" w:hanging="360"/>
+      </w:pPr>
+    </w:lvl>
+    <w:lvl w:ilvl="2" w:tentative="1">
+      <w:start w:val="1"/>
+      <w:numFmt w:val="decimal"/>
+      <w:lvlText w:val="%3."/>
+      <w:lvlJc w:val="left"/>
+      <w:pPr>
+        <w:tabs>
+          <w:tab w:val="num" w:pos="1800"/>
+        </w:tabs>
+        <w:ind w:left="1800" w:hanging="360"/>
+      </w:pPr>
+    </w:lvl>
+    <w:lvl w:ilvl="3" w:tentative="1">
+      <w:start w:val="1"/>
+      <w:numFmt w:val="decimal"/>
+      <w:lvlText w:val="%4."/>
+      <w:lvlJc w:val="left"/>
+      <w:pPr>
+        <w:tabs>
+          <w:tab w:val="num" w:pos="2520"/>
+        </w:tabs>
+        <w:ind w:left="2520" w:hanging="360"/>
+      </w:pPr>
+    </w:lvl>
+    <w:lvl w:ilvl="4" w:tentative="1">
+      <w:start w:val="1"/>
+      <w:numFmt w:val="decimal"/>
+      <w:lvlText w:val="%5."/>
+      <w:lvlJc w:val="left"/>
+      <w:pPr>
+        <w:tabs>
+          <w:tab w:val="num" w:pos="3240"/>
+        </w:tabs>
+        <w:ind w:left="3240" w:hanging="360"/>
+      </w:pPr>
+    </w:lvl>
+    <w:lvl w:ilvl="5" w:tentative="1">
+      <w:start w:val="1"/>
+      <w:numFmt w:val="decimal"/>
+      <w:lvlText w:val="%6."/>
+      <w:lvlJc w:val="left"/>
+      <w:pPr>
+        <w:tabs>
+          <w:tab w:val="num" w:pos="3960"/>
+        </w:tabs>
+        <w:ind w:left="3960" w:hanging="360"/>
+      </w:pPr>
+    </w:lvl>
+    <w:lvl w:ilvl="6" w:tentative="1">
+      <w:start w:val="1"/>
+      <w:numFmt w:val="decimal"/>
+      <w:lvlText w:val="%7."/>
+      <w:lvlJc w:val="left"/>
+      <w:pPr>
+        <w:tabs>
+          <w:tab w:val="num" w:pos="4680"/>
+        </w:tabs>
+        <w:ind w:left="4680" w:hanging="360"/>
+      </w:pPr>
+    </w:lvl>
+    <w:lvl w:ilvl="7" w:tentative="1">
+      <w:start w:val="1"/>
+      <w:numFmt w:val="decimal"/>
+      <w:lvlText w:val="%8."/>
+      <w:lvlJc w:val="left"/>
+      <w:pPr>
+        <w:tabs>
+          <w:tab w:val="num" w:pos="5400"/>
+        </w:tabs>
+        <w:ind w:left="5400" w:hanging="360"/>
+      </w:pPr>
+    </w:lvl>
+    <w:lvl w:ilvl="8" w:tentative="1">
+      <w:start w:val="1"/>
+      <w:numFmt w:val="decimal"/>
+      <w:lvlText w:val="%9."/>
+      <w:lvlJc w:val="left"/>
+      <w:pPr>
+        <w:tabs>
+          <w:tab w:val="num" w:pos="6120"/>
+        </w:tabs>
+        <w:ind w:left="6120" w:hanging="360"/>
+      </w:pPr>
+    </w:lvl>
+  </w:abstractNum>
+  <w:abstractNum w:abstractNumId="9" w15:restartNumberingAfterBreak="0">
     <w:nsid w:val="234556A6"/>
     <w:multiLevelType w:val="hybridMultilevel"/>
     <w:tmpl w:val="E0687448"/>
@@ -4750,7 +4935,7 @@
       <w:lvlText w:val=""/>
       <w:lvlJc w:val="left"/>
       <w:pPr>
-        <w:ind w:left="1080" w:hanging="360"/>
+        <w:ind w:left="720" w:hanging="360"/>
       </w:pPr>
       <w:rPr>
         <w:rFonts w:ascii="Symbol" w:hAnsi="Symbol" w:hint="default"/>
@@ -4762,7 +4947,7 @@
       <w:lvlText w:val="o"/>
       <w:lvlJc w:val="left"/>
       <w:pPr>
-        <w:ind w:left="1800" w:hanging="360"/>
+        <w:ind w:left="1440" w:hanging="360"/>
       </w:pPr>
       <w:rPr>
         <w:rFonts w:ascii="Courier New" w:hAnsi="Courier New" w:cs="Courier New" w:hint="default"/>
@@ -4774,7 +4959,7 @@
       <w:lvlText w:val=""/>
       <w:lvlJc w:val="left"/>
       <w:pPr>
-        <w:ind w:left="2520" w:hanging="360"/>
+        <w:ind w:left="2160" w:hanging="360"/>
       </w:pPr>
       <w:rPr>
         <w:rFonts w:ascii="Wingdings" w:hAnsi="Wingdings" w:hint="default"/>
@@ -4786,7 +4971,7 @@
       <w:lvlText w:val=""/>
       <w:lvlJc w:val="left"/>
       <w:pPr>
-        <w:ind w:left="3240" w:hanging="360"/>
+        <w:ind w:left="2880" w:hanging="360"/>
       </w:pPr>
       <w:rPr>
         <w:rFonts w:ascii="Symbol" w:hAnsi="Symbol" w:hint="default"/>
@@ -4798,7 +4983,7 @@
       <w:lvlText w:val="o"/>
       <w:lvlJc w:val="left"/>
       <w:pPr>
-        <w:ind w:left="3960" w:hanging="360"/>
+        <w:ind w:left="3600" w:hanging="360"/>
       </w:pPr>
       <w:rPr>
         <w:rFonts w:ascii="Courier New" w:hAnsi="Courier New" w:cs="Courier New" w:hint="default"/>
@@ -4810,7 +4995,7 @@
       <w:lvlText w:val=""/>
       <w:lvlJc w:val="left"/>
       <w:pPr>
-        <w:ind w:left="4680" w:hanging="360"/>
+        <w:ind w:left="4320" w:hanging="360"/>
       </w:pPr>
       <w:rPr>
         <w:rFonts w:ascii="Wingdings" w:hAnsi="Wingdings" w:hint="default"/>
@@ -4822,7 +5007,7 @@
       <w:lvlText w:val=""/>
       <w:lvlJc w:val="left"/>
       <w:pPr>
-        <w:ind w:left="5400" w:hanging="360"/>
+        <w:ind w:left="5040" w:hanging="360"/>
       </w:pPr>
       <w:rPr>
         <w:rFonts w:ascii="Symbol" w:hAnsi="Symbol" w:hint="default"/>
@@ -4834,7 +5019,7 @@
       <w:lvlText w:val="o"/>
       <w:lvlJc w:val="left"/>
       <w:pPr>
-        <w:ind w:left="6120" w:hanging="360"/>
+        <w:ind w:left="5760" w:hanging="360"/>
       </w:pPr>
       <w:rPr>
         <w:rFonts w:ascii="Courier New" w:hAnsi="Courier New" w:cs="Courier New" w:hint="default"/>
@@ -4846,14 +5031,14 @@
       <w:lvlText w:val=""/>
       <w:lvlJc w:val="left"/>
       <w:pPr>
-        <w:ind w:left="6840" w:hanging="360"/>
+        <w:ind w:left="6480" w:hanging="360"/>
       </w:pPr>
       <w:rPr>
         <w:rFonts w:ascii="Wingdings" w:hAnsi="Wingdings" w:hint="default"/>
       </w:rPr>
     </w:lvl>
   </w:abstractNum>
-  <w:abstractNum w:abstractNumId="9" w15:restartNumberingAfterBreak="0">
+  <w:abstractNum w:abstractNumId="10" w15:restartNumberingAfterBreak="0">
     <w:nsid w:val="28E35640"/>
     <w:multiLevelType w:val="hybridMultilevel"/>
     <w:tmpl w:val="4E5EE25A"/>
@@ -4863,7 +5048,7 @@
       <w:lvlText w:val=""/>
       <w:lvlJc w:val="left"/>
       <w:pPr>
-        <w:ind w:left="1080" w:hanging="360"/>
+        <w:ind w:left="720" w:hanging="360"/>
       </w:pPr>
       <w:rPr>
         <w:rFonts w:ascii="Symbol" w:hAnsi="Symbol" w:hint="default"/>
@@ -4875,7 +5060,7 @@
       <w:lvlText w:val="o"/>
       <w:lvlJc w:val="left"/>
       <w:pPr>
-        <w:ind w:left="1800" w:hanging="360"/>
+        <w:ind w:left="1440" w:hanging="360"/>
       </w:pPr>
       <w:rPr>
         <w:rFonts w:ascii="Courier New" w:hAnsi="Courier New" w:cs="Courier New" w:hint="default"/>
@@ -4887,7 +5072,7 @@
       <w:lvlText w:val=""/>
       <w:lvlJc w:val="left"/>
       <w:pPr>
-        <w:ind w:left="2520" w:hanging="360"/>
+        <w:ind w:left="2160" w:hanging="360"/>
       </w:pPr>
       <w:rPr>
         <w:rFonts w:ascii="Wingdings" w:hAnsi="Wingdings" w:hint="default"/>
@@ -4899,7 +5084,7 @@
       <w:lvlText w:val=""/>
       <w:lvlJc w:val="left"/>
       <w:pPr>
-        <w:ind w:left="3240" w:hanging="360"/>
+        <w:ind w:left="2880" w:hanging="360"/>
       </w:pPr>
       <w:rPr>
         <w:rFonts w:ascii="Symbol" w:hAnsi="Symbol" w:hint="default"/>
@@ -4911,7 +5096,7 @@
       <w:lvlText w:val="o"/>
       <w:lvlJc w:val="left"/>
       <w:pPr>
-        <w:ind w:left="3960" w:hanging="360"/>
+        <w:ind w:left="3600" w:hanging="360"/>
       </w:pPr>
       <w:rPr>
         <w:rFonts w:ascii="Courier New" w:hAnsi="Courier New" w:cs="Courier New" w:hint="default"/>
@@ -4923,7 +5108,7 @@
       <w:lvlText w:val=""/>
       <w:lvlJc w:val="left"/>
       <w:pPr>
-        <w:ind w:left="4680" w:hanging="360"/>
+        <w:ind w:left="4320" w:hanging="360"/>
       </w:pPr>
       <w:rPr>
         <w:rFonts w:ascii="Wingdings" w:hAnsi="Wingdings" w:hint="default"/>
@@ -4935,7 +5120,7 @@
       <w:lvlText w:val=""/>
       <w:lvlJc w:val="left"/>
       <w:pPr>
-        <w:ind w:left="5400" w:hanging="360"/>
+        <w:ind w:left="5040" w:hanging="360"/>
       </w:pPr>
       <w:rPr>
         <w:rFonts w:ascii="Symbol" w:hAnsi="Symbol" w:hint="default"/>
@@ -4947,7 +5132,7 @@
       <w:lvlText w:val="o"/>
       <w:lvlJc w:val="left"/>
       <w:pPr>
-        <w:ind w:left="6120" w:hanging="360"/>
+        <w:ind w:left="5760" w:hanging="360"/>
       </w:pPr>
       <w:rPr>
         <w:rFonts w:ascii="Courier New" w:hAnsi="Courier New" w:cs="Courier New" w:hint="default"/>
@@ -4959,14 +5144,14 @@
       <w:lvlText w:val=""/>
       <w:lvlJc w:val="left"/>
       <w:pPr>
-        <w:ind w:left="6840" w:hanging="360"/>
+        <w:ind w:left="6480" w:hanging="360"/>
       </w:pPr>
       <w:rPr>
         <w:rFonts w:ascii="Wingdings" w:hAnsi="Wingdings" w:hint="default"/>
       </w:rPr>
     </w:lvl>
   </w:abstractNum>
-  <w:abstractNum w:abstractNumId="10" w15:restartNumberingAfterBreak="0">
+  <w:abstractNum w:abstractNumId="11" w15:restartNumberingAfterBreak="0">
     <w:nsid w:val="2EE43020"/>
     <w:multiLevelType w:val="hybridMultilevel"/>
     <w:tmpl w:val="E9421B5A"/>
@@ -5079,7 +5264,7 @@
       </w:rPr>
     </w:lvl>
   </w:abstractNum>
-  <w:abstractNum w:abstractNumId="11" w15:restartNumberingAfterBreak="0">
+  <w:abstractNum w:abstractNumId="12" w15:restartNumberingAfterBreak="0">
     <w:nsid w:val="30EC045A"/>
     <w:multiLevelType w:val="hybridMultilevel"/>
     <w:tmpl w:val="489A9B04"/>
@@ -5192,7 +5377,7 @@
       </w:rPr>
     </w:lvl>
   </w:abstractNum>
-  <w:abstractNum w:abstractNumId="12" w15:restartNumberingAfterBreak="0">
+  <w:abstractNum w:abstractNumId="13" w15:restartNumberingAfterBreak="0">
     <w:nsid w:val="32005A1D"/>
     <w:multiLevelType w:val="multilevel"/>
     <w:tmpl w:val="87624C1E"/>
@@ -5305,7 +5490,7 @@
       </w:pPr>
     </w:lvl>
   </w:abstractNum>
-  <w:abstractNum w:abstractNumId="13" w15:restartNumberingAfterBreak="0">
+  <w:abstractNum w:abstractNumId="14" w15:restartNumberingAfterBreak="0">
     <w:nsid w:val="33C0083C"/>
     <w:multiLevelType w:val="hybridMultilevel"/>
     <w:tmpl w:val="7D906BB6"/>
@@ -5394,7 +5579,7 @@
       </w:pPr>
     </w:lvl>
   </w:abstractNum>
-  <w:abstractNum w:abstractNumId="14" w15:restartNumberingAfterBreak="0">
+  <w:abstractNum w:abstractNumId="15" w15:restartNumberingAfterBreak="0">
     <w:nsid w:val="34402A93"/>
     <w:multiLevelType w:val="multilevel"/>
     <w:tmpl w:val="0618289A"/>
@@ -5507,7 +5692,7 @@
       </w:pPr>
     </w:lvl>
   </w:abstractNum>
-  <w:abstractNum w:abstractNumId="15" w15:restartNumberingAfterBreak="0">
+  <w:abstractNum w:abstractNumId="16" w15:restartNumberingAfterBreak="0">
     <w:nsid w:val="38E32A0F"/>
     <w:multiLevelType w:val="hybridMultilevel"/>
     <w:tmpl w:val="90FE07EA"/>
@@ -5620,7 +5805,7 @@
       </w:rPr>
     </w:lvl>
   </w:abstractNum>
-  <w:abstractNum w:abstractNumId="16" w15:restartNumberingAfterBreak="0">
+  <w:abstractNum w:abstractNumId="17" w15:restartNumberingAfterBreak="0">
     <w:nsid w:val="39245473"/>
     <w:multiLevelType w:val="hybridMultilevel"/>
     <w:tmpl w:val="8CB6B4EA"/>
@@ -5733,7 +5918,7 @@
       </w:rPr>
     </w:lvl>
   </w:abstractNum>
-  <w:abstractNum w:abstractNumId="17" w15:restartNumberingAfterBreak="0">
+  <w:abstractNum w:abstractNumId="18" w15:restartNumberingAfterBreak="0">
     <w:nsid w:val="43ED2A4F"/>
     <w:multiLevelType w:val="hybridMultilevel"/>
     <w:tmpl w:val="8AB6DFD4"/>
@@ -5846,7 +6031,7 @@
       </w:rPr>
     </w:lvl>
   </w:abstractNum>
-  <w:abstractNum w:abstractNumId="18" w15:restartNumberingAfterBreak="0">
+  <w:abstractNum w:abstractNumId="19" w15:restartNumberingAfterBreak="0">
     <w:nsid w:val="44407BBD"/>
     <w:multiLevelType w:val="hybridMultilevel"/>
     <w:tmpl w:val="B60C83F6"/>
@@ -5959,7 +6144,7 @@
       </w:rPr>
     </w:lvl>
   </w:abstractNum>
-  <w:abstractNum w:abstractNumId="19" w15:restartNumberingAfterBreak="0">
+  <w:abstractNum w:abstractNumId="20" w15:restartNumberingAfterBreak="0">
     <w:nsid w:val="46671183"/>
     <w:multiLevelType w:val="multilevel"/>
     <w:tmpl w:val="1346C568"/>
@@ -6076,7 +6261,7 @@
       </w:pPr>
     </w:lvl>
   </w:abstractNum>
-  <w:abstractNum w:abstractNumId="20" w15:restartNumberingAfterBreak="0">
+  <w:abstractNum w:abstractNumId="21" w15:restartNumberingAfterBreak="0">
     <w:nsid w:val="468E728B"/>
     <w:multiLevelType w:val="multilevel"/>
     <w:tmpl w:val="EF121098"/>
@@ -6194,7 +6379,7 @@
       </w:pPr>
     </w:lvl>
   </w:abstractNum>
-  <w:abstractNum w:abstractNumId="21" w15:restartNumberingAfterBreak="0">
+  <w:abstractNum w:abstractNumId="22" w15:restartNumberingAfterBreak="0">
     <w:nsid w:val="470C65DB"/>
     <w:multiLevelType w:val="hybridMultilevel"/>
     <w:tmpl w:val="B14424E2"/>
@@ -6307,7 +6492,7 @@
       </w:rPr>
     </w:lvl>
   </w:abstractNum>
-  <w:abstractNum w:abstractNumId="22" w15:restartNumberingAfterBreak="0">
+  <w:abstractNum w:abstractNumId="23" w15:restartNumberingAfterBreak="0">
     <w:nsid w:val="4735713C"/>
     <w:multiLevelType w:val="hybridMultilevel"/>
     <w:tmpl w:val="97CE4F5A"/>
@@ -6317,7 +6502,7 @@
       <w:lvlText w:val=""/>
       <w:lvlJc w:val="left"/>
       <w:pPr>
-        <w:ind w:left="1080" w:hanging="360"/>
+        <w:ind w:left="720" w:hanging="360"/>
       </w:pPr>
       <w:rPr>
         <w:rFonts w:ascii="Symbol" w:hAnsi="Symbol" w:hint="default"/>
@@ -6329,7 +6514,7 @@
       <w:lvlText w:val="o"/>
       <w:lvlJc w:val="left"/>
       <w:pPr>
-        <w:ind w:left="1800" w:hanging="360"/>
+        <w:ind w:left="1440" w:hanging="360"/>
       </w:pPr>
       <w:rPr>
         <w:rFonts w:ascii="Courier New" w:hAnsi="Courier New" w:cs="Courier New" w:hint="default"/>
@@ -6341,7 +6526,7 @@
       <w:lvlText w:val=""/>
       <w:lvlJc w:val="left"/>
       <w:pPr>
-        <w:ind w:left="2520" w:hanging="360"/>
+        <w:ind w:left="2160" w:hanging="360"/>
       </w:pPr>
       <w:rPr>
         <w:rFonts w:ascii="Wingdings" w:hAnsi="Wingdings" w:hint="default"/>
@@ -6353,7 +6538,7 @@
       <w:lvlText w:val=""/>
       <w:lvlJc w:val="left"/>
       <w:pPr>
-        <w:ind w:left="3240" w:hanging="360"/>
+        <w:ind w:left="2880" w:hanging="360"/>
       </w:pPr>
       <w:rPr>
         <w:rFonts w:ascii="Symbol" w:hAnsi="Symbol" w:hint="default"/>
@@ -6365,7 +6550,7 @@
       <w:lvlText w:val="o"/>
       <w:lvlJc w:val="left"/>
       <w:pPr>
-        <w:ind w:left="3960" w:hanging="360"/>
+        <w:ind w:left="3600" w:hanging="360"/>
       </w:pPr>
       <w:rPr>
         <w:rFonts w:ascii="Courier New" w:hAnsi="Courier New" w:cs="Courier New" w:hint="default"/>
@@ -6377,7 +6562,7 @@
       <w:lvlText w:val=""/>
       <w:lvlJc w:val="left"/>
       <w:pPr>
-        <w:ind w:left="4680" w:hanging="360"/>
+        <w:ind w:left="4320" w:hanging="360"/>
       </w:pPr>
       <w:rPr>
         <w:rFonts w:ascii="Wingdings" w:hAnsi="Wingdings" w:hint="default"/>
@@ -6389,7 +6574,7 @@
       <w:lvlText w:val=""/>
       <w:lvlJc w:val="left"/>
       <w:pPr>
-        <w:ind w:left="5400" w:hanging="360"/>
+        <w:ind w:left="5040" w:hanging="360"/>
       </w:pPr>
       <w:rPr>
         <w:rFonts w:ascii="Symbol" w:hAnsi="Symbol" w:hint="default"/>
@@ -6401,7 +6586,7 @@
       <w:lvlText w:val="o"/>
       <w:lvlJc w:val="left"/>
       <w:pPr>
-        <w:ind w:left="6120" w:hanging="360"/>
+        <w:ind w:left="5760" w:hanging="360"/>
       </w:pPr>
       <w:rPr>
         <w:rFonts w:ascii="Courier New" w:hAnsi="Courier New" w:cs="Courier New" w:hint="default"/>
@@ -6413,14 +6598,14 @@
       <w:lvlText w:val=""/>
       <w:lvlJc w:val="left"/>
       <w:pPr>
-        <w:ind w:left="6840" w:hanging="360"/>
+        <w:ind w:left="6480" w:hanging="360"/>
       </w:pPr>
       <w:rPr>
         <w:rFonts w:ascii="Wingdings" w:hAnsi="Wingdings" w:hint="default"/>
       </w:rPr>
     </w:lvl>
   </w:abstractNum>
-  <w:abstractNum w:abstractNumId="23" w15:restartNumberingAfterBreak="0">
+  <w:abstractNum w:abstractNumId="24" w15:restartNumberingAfterBreak="0">
     <w:nsid w:val="4B9F5628"/>
     <w:multiLevelType w:val="multilevel"/>
     <w:tmpl w:val="D7F69154"/>
@@ -6536,7 +6721,7 @@
       </w:pPr>
     </w:lvl>
   </w:abstractNum>
-  <w:abstractNum w:abstractNumId="24" w15:restartNumberingAfterBreak="0">
+  <w:abstractNum w:abstractNumId="25" w15:restartNumberingAfterBreak="0">
     <w:nsid w:val="4C0D4F44"/>
     <w:multiLevelType w:val="hybridMultilevel"/>
     <w:tmpl w:val="31420198"/>
@@ -6649,7 +6834,7 @@
       </w:rPr>
     </w:lvl>
   </w:abstractNum>
-  <w:abstractNum w:abstractNumId="25" w15:restartNumberingAfterBreak="0">
+  <w:abstractNum w:abstractNumId="26" w15:restartNumberingAfterBreak="0">
     <w:nsid w:val="4D142F65"/>
     <w:multiLevelType w:val="multilevel"/>
     <w:tmpl w:val="E8B27BD0"/>
@@ -6762,7 +6947,7 @@
       </w:pPr>
     </w:lvl>
   </w:abstractNum>
-  <w:abstractNum w:abstractNumId="26" w15:restartNumberingAfterBreak="0">
+  <w:abstractNum w:abstractNumId="27" w15:restartNumberingAfterBreak="0">
     <w:nsid w:val="4D307717"/>
     <w:multiLevelType w:val="hybridMultilevel"/>
     <w:tmpl w:val="46F8284E"/>
@@ -6875,7 +7060,125 @@
       </w:rPr>
     </w:lvl>
   </w:abstractNum>
-  <w:abstractNum w:abstractNumId="27" w15:restartNumberingAfterBreak="0">
+  <w:abstractNum w:abstractNumId="28" w15:restartNumberingAfterBreak="0">
+    <w:nsid w:val="4F164B6E"/>
+    <w:multiLevelType w:val="multilevel"/>
+    <w:tmpl w:val="EF121098"/>
+    <w:lvl w:ilvl="0">
+      <w:start w:val="1"/>
+      <w:numFmt w:val="decimal"/>
+      <w:lvlText w:val="%1."/>
+      <w:lvlJc w:val="left"/>
+      <w:pPr>
+        <w:tabs>
+          <w:tab w:val="num" w:pos="360"/>
+        </w:tabs>
+        <w:ind w:left="360" w:hanging="360"/>
+      </w:pPr>
+      <w:rPr>
+        <w:rFonts w:asciiTheme="minorHAnsi" w:hAnsiTheme="minorHAnsi" w:cstheme="minorHAnsi" w:hint="default"/>
+        <w:sz w:val="18"/>
+        <w:szCs w:val="18"/>
+      </w:rPr>
+    </w:lvl>
+    <w:lvl w:ilvl="1" w:tentative="1">
+      <w:start w:val="1"/>
+      <w:numFmt w:val="decimal"/>
+      <w:lvlText w:val="%2."/>
+      <w:lvlJc w:val="left"/>
+      <w:pPr>
+        <w:tabs>
+          <w:tab w:val="num" w:pos="1080"/>
+        </w:tabs>
+        <w:ind w:left="1080" w:hanging="360"/>
+      </w:pPr>
+    </w:lvl>
+    <w:lvl w:ilvl="2" w:tentative="1">
+      <w:start w:val="1"/>
+      <w:numFmt w:val="decimal"/>
+      <w:lvlText w:val="%3."/>
+      <w:lvlJc w:val="left"/>
+      <w:pPr>
+        <w:tabs>
+          <w:tab w:val="num" w:pos="1800"/>
+        </w:tabs>
+        <w:ind w:left="1800" w:hanging="360"/>
+      </w:pPr>
+    </w:lvl>
+    <w:lvl w:ilvl="3" w:tentative="1">
+      <w:start w:val="1"/>
+      <w:numFmt w:val="decimal"/>
+      <w:lvlText w:val="%4."/>
+      <w:lvlJc w:val="left"/>
+      <w:pPr>
+        <w:tabs>
+          <w:tab w:val="num" w:pos="2520"/>
+        </w:tabs>
+        <w:ind w:left="2520" w:hanging="360"/>
+      </w:pPr>
+    </w:lvl>
+    <w:lvl w:ilvl="4" w:tentative="1">
+      <w:start w:val="1"/>
+      <w:numFmt w:val="decimal"/>
+      <w:lvlText w:val="%5."/>
+      <w:lvlJc w:val="left"/>
+      <w:pPr>
+        <w:tabs>
+          <w:tab w:val="num" w:pos="3240"/>
+        </w:tabs>
+        <w:ind w:left="3240" w:hanging="360"/>
+      </w:pPr>
+    </w:lvl>
+    <w:lvl w:ilvl="5" w:tentative="1">
+      <w:start w:val="1"/>
+      <w:numFmt w:val="decimal"/>
+      <w:lvlText w:val="%6."/>
+      <w:lvlJc w:val="left"/>
+      <w:pPr>
+        <w:tabs>
+          <w:tab w:val="num" w:pos="3960"/>
+        </w:tabs>
+        <w:ind w:left="3960" w:hanging="360"/>
+      </w:pPr>
+    </w:lvl>
+    <w:lvl w:ilvl="6" w:tentative="1">
+      <w:start w:val="1"/>
+      <w:numFmt w:val="decimal"/>
+      <w:lvlText w:val="%7."/>
+      <w:lvlJc w:val="left"/>
+      <w:pPr>
+        <w:tabs>
+          <w:tab w:val="num" w:pos="4680"/>
+        </w:tabs>
+        <w:ind w:left="4680" w:hanging="360"/>
+      </w:pPr>
+    </w:lvl>
+    <w:lvl w:ilvl="7" w:tentative="1">
+      <w:start w:val="1"/>
+      <w:numFmt w:val="decimal"/>
+      <w:lvlText w:val="%8."/>
+      <w:lvlJc w:val="left"/>
+      <w:pPr>
+        <w:tabs>
+          <w:tab w:val="num" w:pos="5400"/>
+        </w:tabs>
+        <w:ind w:left="5400" w:hanging="360"/>
+      </w:pPr>
+    </w:lvl>
+    <w:lvl w:ilvl="8" w:tentative="1">
+      <w:start w:val="1"/>
+      <w:numFmt w:val="decimal"/>
+      <w:lvlText w:val="%9."/>
+      <w:lvlJc w:val="left"/>
+      <w:pPr>
+        <w:tabs>
+          <w:tab w:val="num" w:pos="6120"/>
+        </w:tabs>
+        <w:ind w:left="6120" w:hanging="360"/>
+      </w:pPr>
+    </w:lvl>
+  </w:abstractNum>
+  <w:abstractNum w:abstractNumId="29" w15:restartNumberingAfterBreak="0">
     <w:nsid w:val="583C41F2"/>
     <w:multiLevelType w:val="hybridMultilevel"/>
     <w:tmpl w:val="5820496A"/>
@@ -6988,7 +7291,7 @@
       </w:rPr>
     </w:lvl>
   </w:abstractNum>
-  <w:abstractNum w:abstractNumId="28" w15:restartNumberingAfterBreak="0">
+  <w:abstractNum w:abstractNumId="30" w15:restartNumberingAfterBreak="0">
     <w:nsid w:val="59985423"/>
     <w:multiLevelType w:val="hybridMultilevel"/>
     <w:tmpl w:val="0FACBB80"/>
@@ -7101,7 +7404,7 @@
       </w:rPr>
     </w:lvl>
   </w:abstractNum>
-  <w:abstractNum w:abstractNumId="29" w15:restartNumberingAfterBreak="0">
+  <w:abstractNum w:abstractNumId="31" w15:restartNumberingAfterBreak="0">
     <w:nsid w:val="5BE52733"/>
     <w:multiLevelType w:val="hybridMultilevel"/>
     <w:tmpl w:val="2A322258"/>
@@ -7214,7 +7517,7 @@
       </w:rPr>
     </w:lvl>
   </w:abstractNum>
-  <w:abstractNum w:abstractNumId="30" w15:restartNumberingAfterBreak="0">
+  <w:abstractNum w:abstractNumId="32" w15:restartNumberingAfterBreak="0">
     <w:nsid w:val="5E064521"/>
     <w:multiLevelType w:val="hybridMultilevel"/>
     <w:tmpl w:val="68FAB4F2"/>
@@ -7224,7 +7527,7 @@
       <w:lvlText w:val=""/>
       <w:lvlJc w:val="left"/>
       <w:pPr>
-        <w:ind w:left="1080" w:hanging="360"/>
+        <w:ind w:left="720" w:hanging="360"/>
       </w:pPr>
       <w:rPr>
         <w:rFonts w:ascii="Symbol" w:hAnsi="Symbol" w:hint="default"/>
@@ -7236,7 +7539,7 @@
       <w:lvlText w:val="o"/>
       <w:lvlJc w:val="left"/>
       <w:pPr>
-        <w:ind w:left="1800" w:hanging="360"/>
+        <w:ind w:left="1440" w:hanging="360"/>
       </w:pPr>
       <w:rPr>
         <w:rFonts w:ascii="Courier New" w:hAnsi="Courier New" w:cs="Courier New" w:hint="default"/>
@@ -7248,7 +7551,7 @@
       <w:lvlText w:val=""/>
       <w:lvlJc w:val="left"/>
       <w:pPr>
-        <w:ind w:left="2520" w:hanging="360"/>
+        <w:ind w:left="2160" w:hanging="360"/>
       </w:pPr>
       <w:rPr>
         <w:rFonts w:ascii="Wingdings" w:hAnsi="Wingdings" w:hint="default"/>
@@ -7260,7 +7563,7 @@
       <w:lvlText w:val=""/>
       <w:lvlJc w:val="left"/>
       <w:pPr>
-        <w:ind w:left="3240" w:hanging="360"/>
+        <w:ind w:left="2880" w:hanging="360"/>
       </w:pPr>
       <w:rPr>
         <w:rFonts w:ascii="Symbol" w:hAnsi="Symbol" w:hint="default"/>
@@ -7272,7 +7575,7 @@
       <w:lvlText w:val="o"/>
       <w:lvlJc w:val="left"/>
       <w:pPr>
-        <w:ind w:left="3960" w:hanging="360"/>
+        <w:ind w:left="3600" w:hanging="360"/>
       </w:pPr>
       <w:rPr>
         <w:rFonts w:ascii="Courier New" w:hAnsi="Courier New" w:cs="Courier New" w:hint="default"/>
@@ -7284,7 +7587,7 @@
       <w:lvlText w:val=""/>
       <w:lvlJc w:val="left"/>
       <w:pPr>
-        <w:ind w:left="4680" w:hanging="360"/>
+        <w:ind w:left="4320" w:hanging="360"/>
       </w:pPr>
       <w:rPr>
         <w:rFonts w:ascii="Wingdings" w:hAnsi="Wingdings" w:hint="default"/>
@@ -7296,7 +7599,7 @@
       <w:lvlText w:val=""/>
       <w:lvlJc w:val="left"/>
       <w:pPr>
-        <w:ind w:left="5400" w:hanging="360"/>
+        <w:ind w:left="5040" w:hanging="360"/>
       </w:pPr>
       <w:rPr>
         <w:rFonts w:ascii="Symbol" w:hAnsi="Symbol" w:hint="default"/>
@@ -7308,7 +7611,7 @@
       <w:lvlText w:val="o"/>
       <w:lvlJc w:val="left"/>
       <w:pPr>
-        <w:ind w:left="6120" w:hanging="360"/>
+        <w:ind w:left="5760" w:hanging="360"/>
       </w:pPr>
       <w:rPr>
         <w:rFonts w:ascii="Courier New" w:hAnsi="Courier New" w:cs="Courier New" w:hint="default"/>
@@ -7320,14 +7623,14 @@
       <w:lvlText w:val=""/>
       <w:lvlJc w:val="left"/>
       <w:pPr>
-        <w:ind w:left="6840" w:hanging="360"/>
+        <w:ind w:left="6480" w:hanging="360"/>
       </w:pPr>
       <w:rPr>
         <w:rFonts w:ascii="Wingdings" w:hAnsi="Wingdings" w:hint="default"/>
       </w:rPr>
     </w:lvl>
   </w:abstractNum>
-  <w:abstractNum w:abstractNumId="31" w15:restartNumberingAfterBreak="0">
+  <w:abstractNum w:abstractNumId="33" w15:restartNumberingAfterBreak="0">
     <w:nsid w:val="62EA6693"/>
     <w:multiLevelType w:val="multilevel"/>
     <w:tmpl w:val="E9AAE030"/>
@@ -7476,7 +7779,7 @@
       </w:rPr>
     </w:lvl>
   </w:abstractNum>
-  <w:abstractNum w:abstractNumId="32" w15:restartNumberingAfterBreak="0">
+  <w:abstractNum w:abstractNumId="34" w15:restartNumberingAfterBreak="0">
     <w:nsid w:val="655C4FFD"/>
     <w:multiLevelType w:val="hybridMultilevel"/>
     <w:tmpl w:val="E47E7850"/>
@@ -7486,7 +7789,7 @@
       <w:lvlText w:val=""/>
       <w:lvlJc w:val="left"/>
       <w:pPr>
-        <w:ind w:left="1080" w:hanging="360"/>
+        <w:ind w:left="720" w:hanging="360"/>
       </w:pPr>
       <w:rPr>
         <w:rFonts w:ascii="Symbol" w:hAnsi="Symbol" w:hint="default"/>
@@ -7498,7 +7801,7 @@
       <w:lvlText w:val="o"/>
       <w:lvlJc w:val="left"/>
       <w:pPr>
-        <w:ind w:left="1800" w:hanging="360"/>
+        <w:ind w:left="1440" w:hanging="360"/>
       </w:pPr>
       <w:rPr>
         <w:rFonts w:ascii="Courier New" w:hAnsi="Courier New" w:cs="Courier New" w:hint="default"/>
@@ -7510,7 +7813,7 @@
       <w:lvlText w:val=""/>
       <w:lvlJc w:val="left"/>
       <w:pPr>
-        <w:ind w:left="2520" w:hanging="360"/>
+        <w:ind w:left="2160" w:hanging="360"/>
       </w:pPr>
       <w:rPr>
         <w:rFonts w:ascii="Wingdings" w:hAnsi="Wingdings" w:hint="default"/>
@@ -7522,7 +7825,7 @@
       <w:lvlText w:val=""/>
       <w:lvlJc w:val="left"/>
       <w:pPr>
-        <w:ind w:left="3240" w:hanging="360"/>
+        <w:ind w:left="2880" w:hanging="360"/>
       </w:pPr>
       <w:rPr>
         <w:rFonts w:ascii="Symbol" w:hAnsi="Symbol" w:hint="default"/>
@@ -7534,7 +7837,7 @@
       <w:lvlText w:val="o"/>
       <w:lvlJc w:val="left"/>
       <w:pPr>
-        <w:ind w:left="3960" w:hanging="360"/>
+        <w:ind w:left="3600" w:hanging="360"/>
       </w:pPr>
       <w:rPr>
         <w:rFonts w:ascii="Courier New" w:hAnsi="Courier New" w:cs="Courier New" w:hint="default"/>
@@ -7546,7 +7849,7 @@
       <w:lvlText w:val=""/>
       <w:lvlJc w:val="left"/>
       <w:pPr>
-        <w:ind w:left="4680" w:hanging="360"/>
+        <w:ind w:left="4320" w:hanging="360"/>
       </w:pPr>
       <w:rPr>
         <w:rFonts w:ascii="Wingdings" w:hAnsi="Wingdings" w:hint="default"/>
@@ -7558,7 +7861,7 @@
       <w:lvlText w:val=""/>
       <w:lvlJc w:val="left"/>
       <w:pPr>
-        <w:ind w:left="5400" w:hanging="360"/>
+        <w:ind w:left="5040" w:hanging="360"/>
       </w:pPr>
       <w:rPr>
         <w:rFonts w:ascii="Symbol" w:hAnsi="Symbol" w:hint="default"/>
@@ -7570,7 +7873,7 @@
       <w:lvlText w:val="o"/>
       <w:lvlJc w:val="left"/>
       <w:pPr>
-        <w:ind w:left="6120" w:hanging="360"/>
+        <w:ind w:left="5760" w:hanging="360"/>
       </w:pPr>
       <w:rPr>
         <w:rFonts w:ascii="Courier New" w:hAnsi="Courier New" w:cs="Courier New" w:hint="default"/>
@@ -7582,14 +7885,14 @@
       <w:lvlText w:val=""/>
       <w:lvlJc w:val="left"/>
       <w:pPr>
-        <w:ind w:left="6840" w:hanging="360"/>
+        <w:ind w:left="6480" w:hanging="360"/>
       </w:pPr>
       <w:rPr>
         <w:rFonts w:ascii="Wingdings" w:hAnsi="Wingdings" w:hint="default"/>
       </w:rPr>
     </w:lvl>
   </w:abstractNum>
-  <w:abstractNum w:abstractNumId="33" w15:restartNumberingAfterBreak="0">
+  <w:abstractNum w:abstractNumId="35" w15:restartNumberingAfterBreak="0">
     <w:nsid w:val="67D94172"/>
     <w:multiLevelType w:val="hybridMultilevel"/>
     <w:tmpl w:val="DDBAE4B8"/>
@@ -7702,7 +8005,7 @@
       </w:rPr>
     </w:lvl>
   </w:abstractNum>
-  <w:abstractNum w:abstractNumId="34" w15:restartNumberingAfterBreak="0">
+  <w:abstractNum w:abstractNumId="36" w15:restartNumberingAfterBreak="0">
     <w:nsid w:val="6A271D87"/>
     <w:multiLevelType w:val="multilevel"/>
     <w:tmpl w:val="D1484E1E"/>
@@ -7815,7 +8118,7 @@
       </w:pPr>
     </w:lvl>
   </w:abstractNum>
-  <w:abstractNum w:abstractNumId="35" w15:restartNumberingAfterBreak="0">
+  <w:abstractNum w:abstractNumId="37" w15:restartNumberingAfterBreak="0">
     <w:nsid w:val="6ADA73B1"/>
     <w:multiLevelType w:val="hybridMultilevel"/>
     <w:tmpl w:val="608C52BC"/>
@@ -7928,7 +8231,7 @@
       </w:rPr>
     </w:lvl>
   </w:abstractNum>
-  <w:abstractNum w:abstractNumId="36" w15:restartNumberingAfterBreak="0">
+  <w:abstractNum w:abstractNumId="38" w15:restartNumberingAfterBreak="0">
     <w:nsid w:val="70413A40"/>
     <w:multiLevelType w:val="hybridMultilevel"/>
     <w:tmpl w:val="C910010E"/>
@@ -8014,7 +8317,7 @@
       </w:pPr>
     </w:lvl>
   </w:abstractNum>
-  <w:abstractNum w:abstractNumId="37" w15:restartNumberingAfterBreak="0">
+  <w:abstractNum w:abstractNumId="39" w15:restartNumberingAfterBreak="0">
     <w:nsid w:val="71076628"/>
     <w:multiLevelType w:val="multilevel"/>
     <w:tmpl w:val="D7F69154"/>
@@ -8130,7 +8433,7 @@
       </w:pPr>
     </w:lvl>
   </w:abstractNum>
-  <w:abstractNum w:abstractNumId="38" w15:restartNumberingAfterBreak="0">
+  <w:abstractNum w:abstractNumId="40" w15:restartNumberingAfterBreak="0">
     <w:nsid w:val="76B55007"/>
     <w:multiLevelType w:val="hybridMultilevel"/>
     <w:tmpl w:val="C8BA19F8"/>
@@ -8243,7 +8546,7 @@
       </w:rPr>
     </w:lvl>
   </w:abstractNum>
-  <w:abstractNum w:abstractNumId="39" w15:restartNumberingAfterBreak="0">
+  <w:abstractNum w:abstractNumId="41" w15:restartNumberingAfterBreak="0">
     <w:nsid w:val="7A4F7545"/>
     <w:multiLevelType w:val="hybridMultilevel"/>
     <w:tmpl w:val="7012D786"/>
@@ -8329,7 +8632,7 @@
       </w:pPr>
     </w:lvl>
   </w:abstractNum>
-  <w:abstractNum w:abstractNumId="40" w15:restartNumberingAfterBreak="0">
+  <w:abstractNum w:abstractNumId="42" w15:restartNumberingAfterBreak="0">
     <w:nsid w:val="7E334E4A"/>
     <w:multiLevelType w:val="multilevel"/>
     <w:tmpl w:val="6E10DA38"/>
@@ -8449,121 +8752,127 @@
     <w:abstractNumId w:val="5"/>
   </w:num>
   <w:num w:numId="3" w16cid:durableId="735320179">
-    <w:abstractNumId w:val="16"/>
+    <w:abstractNumId w:val="17"/>
   </w:num>
   <w:num w:numId="4" w16cid:durableId="230582461">
-    <w:abstractNumId w:val="38"/>
+    <w:abstractNumId w:val="40"/>
   </w:num>
   <w:num w:numId="5" w16cid:durableId="1646396024">
-    <w:abstractNumId w:val="33"/>
+    <w:abstractNumId w:val="35"/>
   </w:num>
   <w:num w:numId="6" w16cid:durableId="445927587">
-    <w:abstractNumId w:val="11"/>
+    <w:abstractNumId w:val="12"/>
   </w:num>
   <w:num w:numId="7" w16cid:durableId="1192844739">
-    <w:abstractNumId w:val="28"/>
+    <w:abstractNumId w:val="30"/>
   </w:num>
   <w:num w:numId="8" w16cid:durableId="347756177">
-    <w:abstractNumId w:val="24"/>
+    <w:abstractNumId w:val="25"/>
   </w:num>
   <w:num w:numId="9" w16cid:durableId="754668201">
-    <w:abstractNumId w:val="27"/>
+    <w:abstractNumId w:val="29"/>
   </w:num>
   <w:num w:numId="10" w16cid:durableId="638994524">
-    <w:abstractNumId w:val="15"/>
+    <w:abstractNumId w:val="16"/>
   </w:num>
   <w:num w:numId="11" w16cid:durableId="18314958">
     <w:abstractNumId w:val="4"/>
   </w:num>
   <w:num w:numId="12" w16cid:durableId="1738164583">
-    <w:abstractNumId w:val="18"/>
+    <w:abstractNumId w:val="19"/>
   </w:num>
   <w:num w:numId="13" w16cid:durableId="1118067273">
-    <w:abstractNumId w:val="29"/>
+    <w:abstractNumId w:val="31"/>
   </w:num>
   <w:num w:numId="14" w16cid:durableId="405881548">
     <w:abstractNumId w:val="3"/>
   </w:num>
   <w:num w:numId="15" w16cid:durableId="1645814798">
-    <w:abstractNumId w:val="20"/>
+    <w:abstractNumId w:val="21"/>
   </w:num>
   <w:num w:numId="16" w16cid:durableId="959728258">
-    <w:abstractNumId w:val="12"/>
+    <w:abstractNumId w:val="13"/>
   </w:num>
   <w:num w:numId="17" w16cid:durableId="864442043">
     <w:abstractNumId w:val="0"/>
   </w:num>
   <w:num w:numId="18" w16cid:durableId="2088646943">
-    <w:abstractNumId w:val="14"/>
+    <w:abstractNumId w:val="15"/>
   </w:num>
   <w:num w:numId="19" w16cid:durableId="1494759785">
-    <w:abstractNumId w:val="19"/>
+    <w:abstractNumId w:val="20"/>
   </w:num>
   <w:num w:numId="20" w16cid:durableId="640188337">
-    <w:abstractNumId w:val="34"/>
+    <w:abstractNumId w:val="36"/>
   </w:num>
   <w:num w:numId="21" w16cid:durableId="166750124">
+    <w:abstractNumId w:val="41"/>
+  </w:num>
+  <w:num w:numId="22" w16cid:durableId="636230422">
+    <w:abstractNumId w:val="42"/>
+  </w:num>
+  <w:num w:numId="23" w16cid:durableId="228656067">
+    <w:abstractNumId w:val="38"/>
+  </w:num>
+  <w:num w:numId="24" w16cid:durableId="469516430">
+    <w:abstractNumId w:val="18"/>
+  </w:num>
+  <w:num w:numId="25" w16cid:durableId="1805349451">
+    <w:abstractNumId w:val="37"/>
+  </w:num>
+  <w:num w:numId="26" w16cid:durableId="1197036347">
+    <w:abstractNumId w:val="22"/>
+  </w:num>
+  <w:num w:numId="27" w16cid:durableId="1833567139">
+    <w:abstractNumId w:val="11"/>
+  </w:num>
+  <w:num w:numId="28" w16cid:durableId="1084031719">
+    <w:abstractNumId w:val="26"/>
+  </w:num>
+  <w:num w:numId="29" w16cid:durableId="1984388151">
+    <w:abstractNumId w:val="24"/>
+  </w:num>
+  <w:num w:numId="30" w16cid:durableId="102267738">
     <w:abstractNumId w:val="39"/>
   </w:num>
-  <w:num w:numId="22" w16cid:durableId="636230422">
-    <w:abstractNumId w:val="40"/>
-  </w:num>
-  <w:num w:numId="23" w16cid:durableId="228656067">
-    <w:abstractNumId w:val="36"/>
-  </w:num>
-  <w:num w:numId="24" w16cid:durableId="469516430">
-    <w:abstractNumId w:val="17"/>
-  </w:num>
-  <w:num w:numId="25" w16cid:durableId="1805349451">
-    <w:abstractNumId w:val="35"/>
-  </w:num>
-  <w:num w:numId="26" w16cid:durableId="1197036347">
-    <w:abstractNumId w:val="21"/>
-  </w:num>
-  <w:num w:numId="27" w16cid:durableId="1833567139">
-    <w:abstractNumId w:val="10"/>
-  </w:num>
-  <w:num w:numId="28" w16cid:durableId="1084031719">
-    <w:abstractNumId w:val="25"/>
-  </w:num>
-  <w:num w:numId="29" w16cid:durableId="1984388151">
-    <w:abstractNumId w:val="23"/>
-  </w:num>
-  <w:num w:numId="30" w16cid:durableId="102267738">
-    <w:abstractNumId w:val="37"/>
-  </w:num>
   <w:num w:numId="31" w16cid:durableId="205681565">
-    <w:abstractNumId w:val="31"/>
+    <w:abstractNumId w:val="33"/>
   </w:num>
   <w:num w:numId="32" w16cid:durableId="1401247522">
     <w:abstractNumId w:val="1"/>
   </w:num>
   <w:num w:numId="33" w16cid:durableId="78409952">
-    <w:abstractNumId w:val="26"/>
+    <w:abstractNumId w:val="27"/>
   </w:num>
   <w:num w:numId="34" w16cid:durableId="738477074">
-    <w:abstractNumId w:val="13"/>
+    <w:abstractNumId w:val="14"/>
   </w:num>
   <w:num w:numId="35" w16cid:durableId="1786342961">
-    <w:abstractNumId w:val="8"/>
+    <w:abstractNumId w:val="9"/>
   </w:num>
   <w:num w:numId="36" w16cid:durableId="1585606071">
-    <w:abstractNumId w:val="22"/>
+    <w:abstractNumId w:val="23"/>
   </w:num>
   <w:num w:numId="37" w16cid:durableId="923495585">
     <w:abstractNumId w:val="6"/>
   </w:num>
   <w:num w:numId="38" w16cid:durableId="524446605">
-    <w:abstractNumId w:val="30"/>
+    <w:abstractNumId w:val="32"/>
   </w:num>
   <w:num w:numId="39" w16cid:durableId="1609661459">
-    <w:abstractNumId w:val="9"/>
+    <w:abstractNumId w:val="10"/>
   </w:num>
   <w:num w:numId="40" w16cid:durableId="1558781569">
-    <w:abstractNumId w:val="32"/>
+    <w:abstractNumId w:val="34"/>
   </w:num>
   <w:num w:numId="41" w16cid:durableId="361901382">
     <w:abstractNumId w:val="2"/>
+  </w:num>
+  <w:num w:numId="42" w16cid:durableId="1017123267">
+    <w:abstractNumId w:val="8"/>
+  </w:num>
+  <w:num w:numId="43" w16cid:durableId="1883512615">
+    <w:abstractNumId w:val="28"/>
   </w:num>
 </w:numbering>
 </file>
